--- a/1-转型规划/0-全景路线图/卓品智能AI转型实施计划（最新版）.docx
+++ b/1-转型规划/0-全景路线图/卓品智能AI转型实施计划（最新版）.docx
@@ -12,7 +12,7 @@
           <w:b/>
           <w:sz w:val="24"/>
         </w:rPr>
-        <w:t>卓品智能科技股份</w:t>
+        <w:t>卓品智能科技</w:t>
       </w:r>
     </w:p>
     <w:p>
@@ -63,7 +63,71 @@
           <w:b w:val="0"/>
           <w:sz w:val="20"/>
         </w:rPr>
-        <w:t>版本：2026-06-13（含 Phase 1 修正 + supplychain 收割重排 + 收割收尾进度 + 七.2 执行治理；阶段命名采用 Phase+Stage 两级制，见《全景规划》§0.1：Phase 1 = S1 筑基期/S2 扩面期/S3 深化期，Phase 2 = 产品工程跃升期）</w:t>
+        <w:t xml:space="preserve">版本：2026-07-04（含 Phase 1 修正 + supplychain 收割重排 + 收割收尾进度 + 七.2 执行治理 + 2026-07-01 Q6 提前至 10 月 + 2026-07-03 财务域场景重编号【财务 8→10、全景 40→42】+ </w:t>
+      </w:r>
+      <w:r>
+        <w:rPr>
+          <w:rFonts w:ascii="Microsoft YaHei" w:hAnsi="Microsoft YaHei" w:eastAsia="Microsoft YaHei" w:cs="Microsoft YaHei"/>
+          <w:b/>
+          <w:sz w:val="20"/>
+        </w:rPr>
+        <w:t>2026-07-04 批次制/复盘闸/知识先行 8 周/退出机制</w:t>
+      </w:r>
+      <w:r>
+        <w:rPr>
+          <w:rFonts w:ascii="Microsoft YaHei" w:hAnsi="Microsoft YaHei" w:eastAsia="Microsoft YaHei" w:cs="Microsoft YaHei"/>
+          <w:b w:val="0"/>
+          <w:sz w:val="20"/>
+        </w:rPr>
+        <w:t xml:space="preserve">【默会知识纠正方案，月份排期不变】+ </w:t>
+      </w:r>
+      <w:r>
+        <w:rPr>
+          <w:rFonts w:ascii="Microsoft YaHei" w:hAnsi="Microsoft YaHei" w:eastAsia="Microsoft YaHei" w:cs="Microsoft YaHei"/>
+          <w:b/>
+          <w:sz w:val="20"/>
+        </w:rPr>
+        <w:t>2026-07-05 四链联动蓝图 D-A~D-D</w:t>
+      </w:r>
+      <w:r>
+        <w:rPr>
+          <w:rFonts w:ascii="Microsoft YaHei" w:hAnsi="Microsoft YaHei" w:eastAsia="Microsoft YaHei" w:cs="Microsoft YaHei"/>
+          <w:b w:val="0"/>
+          <w:sz w:val="20"/>
+        </w:rPr>
+        <w:t xml:space="preserve">【链 D 主干/销售接口人 7/31/分位备料知识线/先手联动点，月份排期不变】+ </w:t>
+      </w:r>
+      <w:r>
+        <w:rPr>
+          <w:rFonts w:ascii="Microsoft YaHei" w:hAnsi="Microsoft YaHei" w:eastAsia="Microsoft YaHei" w:cs="Microsoft YaHei"/>
+          <w:b/>
+          <w:sz w:val="20"/>
+        </w:rPr>
+        <w:t>2026-07-06 采购域 v2.3 重排</w:t>
+      </w:r>
+      <w:r>
+        <w:rPr>
+          <w:rFonts w:ascii="Microsoft YaHei" w:hAnsi="Microsoft YaHei" w:eastAsia="Microsoft YaHei" w:cs="Microsoft YaHei"/>
+          <w:b w:val="0"/>
+          <w:sz w:val="20"/>
+        </w:rPr>
+        <w:t xml:space="preserve">【采购 9→7、全景 42→40：SC3/SC5 并入、SC6 注销并入 O2、SC9 并入 S6、新增 SC10/SC11、SC7 两期制】+ </w:t>
+      </w:r>
+      <w:r>
+        <w:rPr>
+          <w:rFonts w:ascii="Microsoft YaHei" w:hAnsi="Microsoft YaHei" w:eastAsia="Microsoft YaHei" w:cs="Microsoft YaHei"/>
+          <w:b/>
+          <w:sz w:val="20"/>
+        </w:rPr>
+        <w:t>2026-07-06 财务域 v2</w:t>
+      </w:r>
+      <w:r>
+        <w:rPr>
+          <w:rFonts w:ascii="Microsoft YaHei" w:hAnsi="Microsoft YaHei" w:eastAsia="Microsoft YaHei" w:cs="Microsoft YaHei"/>
+          <w:b w:val="0"/>
+          <w:sz w:val="20"/>
+        </w:rPr>
+        <w:t>【FI1 条件复启暂缓（封存不废弃），编号/总数不变，7/15 门焦点转 FI2/FI3】；阶段命名采用 Phase+Stage 两级制，见《全景规划》§0.1：Phase 1 = S1 筑基期/S2 扩面期/S3 深化期，Phase 2 = 产品工程跃升期）</w:t>
       </w:r>
       <w:r>
         <w:br/>
@@ -129,7 +193,23 @@
           <w:b w:val="0"/>
           <w:sz w:val="20"/>
         </w:rPr>
-        <w:t>计数 2026-06-11 由 38 更新为 40：质量域新增 Q7 IQC、Q8 SPC。本清单启动月份与 §二月度时间线、《全景规划》§加速启动总览权威排期表一致。</w:t>
+        <w:t>计数 2026-06-11 由 38 更新为 40：质量域新增 Q7/Q8；2026-07-03 由 40 更新为 42：财务域重编号（财务 8→10）；</w:t>
+      </w:r>
+      <w:r>
+        <w:rPr>
+          <w:rFonts w:ascii="Microsoft YaHei" w:hAnsi="Microsoft YaHei" w:eastAsia="Microsoft YaHei" w:cs="Microsoft YaHei"/>
+          <w:b/>
+          <w:sz w:val="20"/>
+        </w:rPr>
+        <w:t>2026-07-06 由 42 更新为 40</w:t>
+      </w:r>
+      <w:r>
+        <w:rPr>
+          <w:rFonts w:ascii="Microsoft YaHei" w:hAnsi="Microsoft YaHei" w:eastAsia="Microsoft YaHei" w:cs="Microsoft YaHei"/>
+          <w:b w:val="0"/>
+          <w:sz w:val="20"/>
+        </w:rPr>
+        <w:t>：采购域 v2.3 重排（采购 9→7：SC3/SC5 并入 SC8/SC7、SC6 注销并入 O2 子功能、SC9 并入 S6 子功能、新增 SC10/SC11）。本清单启动月份与 §二月度时间线、《全景规划》§加速启动总览权威排期表一致。</w:t>
       </w:r>
     </w:p>
     <w:p>
@@ -144,7 +224,7 @@
           <w:color w:val="2E5B8A"/>
           <w:sz w:val="25"/>
         </w:rPr>
-        <w:t>采购/供应链（9个）</w:t>
+        <w:t>采购/供应链（7个，2026-07-06 v2.3 重排）</w:t>
       </w:r>
     </w:p>
     <w:tbl>
@@ -343,7 +423,7 @@
                 <w:b w:val="0"/>
                 <w:sz w:val="18"/>
               </w:rPr>
-              <w:t>供应商风险初筛</w:t>
+              <w:t>供应商风险初筛（v2.3 并入原 SC3 绩效反哺）</w:t>
             </w:r>
           </w:p>
         </w:tc>
@@ -415,7 +495,7 @@
                 <w:b w:val="0"/>
                 <w:sz w:val="18"/>
               </w:rPr>
-              <w:t>✅ 代码完成；先 mock 跑通，6/12 真实数据到位后切真实</w:t>
+              <w:t>✅ 已上线·档2；U9C 通道打通后一线全员使用闸门已开</w:t>
             </w:r>
           </w:p>
         </w:tc>
@@ -542,7 +622,7 @@
                 <w:b w:val="0"/>
                 <w:sz w:val="18"/>
               </w:rPr>
-              <w:t>待开发（8月开发/9月试点/10月稳定，依赖 U9C MCP）</w:t>
+              <w:t>待开发（U9C 已通读实时源，CSV 备份）</w:t>
             </w:r>
           </w:p>
         </w:tc>
@@ -568,7 +648,7 @@
                 <w:b w:val="0"/>
                 <w:sz w:val="18"/>
               </w:rPr>
-              <w:t>SC3</w:t>
+              <w:t>SC4</w:t>
             </w:r>
           </w:p>
         </w:tc>
@@ -592,7 +672,7 @@
                 <w:b w:val="0"/>
                 <w:sz w:val="18"/>
               </w:rPr>
-              <w:t>供应商绩效看板</w:t>
+              <w:t>合同条款自动提取与审核</w:t>
             </w:r>
           </w:p>
         </w:tc>
@@ -616,7 +696,7 @@
                 <w:b w:val="0"/>
                 <w:sz w:val="18"/>
               </w:rPr>
-              <w:t>2026-09</w:t>
+              <w:t>2026-10</w:t>
             </w:r>
           </w:p>
         </w:tc>
@@ -664,23 +744,7 @@
                 <w:b w:val="0"/>
                 <w:sz w:val="18"/>
               </w:rPr>
-              <w:t xml:space="preserve">supplychain </w:t>
-            </w:r>
-            <w:r>
-              <w:rPr>
-                <w:rFonts w:ascii="Consolas" w:hAnsi="Consolas" w:eastAsia="Consolas" w:cs="Consolas"/>
-                <w:b w:val="0"/>
-                <w:sz w:val="18"/>
-              </w:rPr>
-              <w:t>supplier_tracking</w:t>
-            </w:r>
-            <w:r>
-              <w:rPr>
-                <w:rFonts w:ascii="Microsoft YaHei" w:hAnsi="Microsoft YaHei" w:eastAsia="Microsoft YaHei" w:cs="Microsoft YaHei"/>
-                <w:b w:val="0"/>
-                <w:sz w:val="18"/>
-              </w:rPr>
-              <w:t>（在途三色风险）已实现，收割落位</w:t>
+              <w:t>待开发（前置=标准条款库 9 月底）</w:t>
             </w:r>
           </w:p>
         </w:tc>
@@ -707,7 +771,7 @@
                 <w:b w:val="0"/>
                 <w:sz w:val="18"/>
               </w:rPr>
-              <w:t>SC4</w:t>
+              <w:t>SC7</w:t>
             </w:r>
           </w:p>
         </w:tc>
@@ -732,7 +796,23 @@
                 <w:b w:val="0"/>
                 <w:sz w:val="18"/>
               </w:rPr>
-              <w:t>合同条款自动提取与审核</w:t>
+              <w:t>库存优化建议（v2.3 大幅扩写，并入原 SC5 采购建议/遴选；</w:t>
+            </w:r>
+            <w:r>
+              <w:rPr>
+                <w:rFonts w:ascii="Microsoft YaHei" w:hAnsi="Microsoft YaHei" w:eastAsia="Microsoft YaHei" w:cs="Microsoft YaHei"/>
+                <w:b/>
+                <w:sz w:val="18"/>
+              </w:rPr>
+              <w:t>两期制</w:t>
+            </w:r>
+            <w:r>
+              <w:rPr>
+                <w:rFonts w:ascii="Microsoft YaHei" w:hAnsi="Microsoft YaHei" w:eastAsia="Microsoft YaHei" w:cs="Microsoft YaHei"/>
+                <w:b w:val="0"/>
+                <w:sz w:val="18"/>
+              </w:rPr>
+              <w:t>）</w:t>
             </w:r>
           </w:p>
         </w:tc>
@@ -754,10 +834,35 @@
             <w:r>
               <w:rPr>
                 <w:rFonts w:ascii="Microsoft YaHei" w:hAnsi="Microsoft YaHei" w:eastAsia="Microsoft YaHei" w:cs="Microsoft YaHei"/>
+                <w:b/>
+                <w:sz w:val="18"/>
+              </w:rPr>
+              <w:t>①2026-09 / ②2027-01</w:t>
+            </w:r>
+          </w:p>
+        </w:tc>
+        <w:tc>
+          <w:tcPr>
+            <w:tcW w:type="dxa" w:w="1872"/>
+            <w:tcBorders>
+              <w:top w:val="single" w:sz="4" w:space="0" w:color="BBBBBB"/>
+              <w:left w:val="single" w:sz="4" w:space="0" w:color="BBBBBB"/>
+              <w:bottom w:val="single" w:sz="4" w:space="0" w:color="BBBBBB"/>
+              <w:right w:val="single" w:sz="4" w:space="0" w:color="BBBBBB"/>
+            </w:tcBorders>
+            <w:shd w:val="clear" w:color="auto" w:fill="F2F6FB"/>
+          </w:tcPr>
+          <w:p>
+            <w:pPr>
+              <w:spacing w:before="0" w:after="0" w:line="240" w:lineRule="auto"/>
+            </w:pPr>
+            <w:r>
+              <w:rPr>
+                <w:rFonts w:ascii="Microsoft YaHei" w:hAnsi="Microsoft YaHei" w:eastAsia="Microsoft YaHei" w:cs="Microsoft YaHei"/>
                 <w:b w:val="0"/>
                 <w:sz w:val="18"/>
               </w:rPr>
-              <w:t>2026-10</w:t>
+              <w:t>L2（含 &gt;50万/新供应商 L2 门禁）</w:t>
             </w:r>
           </w:p>
         </w:tc>
@@ -782,32 +887,7 @@
                 <w:b w:val="0"/>
                 <w:sz w:val="18"/>
               </w:rPr>
-              <w:t>L2</w:t>
-            </w:r>
-          </w:p>
-        </w:tc>
-        <w:tc>
-          <w:tcPr>
-            <w:tcW w:type="dxa" w:w="1872"/>
-            <w:tcBorders>
-              <w:top w:val="single" w:sz="4" w:space="0" w:color="BBBBBB"/>
-              <w:left w:val="single" w:sz="4" w:space="0" w:color="BBBBBB"/>
-              <w:bottom w:val="single" w:sz="4" w:space="0" w:color="BBBBBB"/>
-              <w:right w:val="single" w:sz="4" w:space="0" w:color="BBBBBB"/>
-            </w:tcBorders>
-            <w:shd w:val="clear" w:color="auto" w:fill="F2F6FB"/>
-          </w:tcPr>
-          <w:p>
-            <w:pPr>
-              <w:spacing w:before="0" w:after="0" w:line="240" w:lineRule="auto"/>
-            </w:pPr>
-            <w:r>
-              <w:rPr>
-                <w:rFonts w:ascii="Microsoft YaHei" w:hAnsi="Microsoft YaHei" w:eastAsia="Microsoft YaHei" w:cs="Microsoft YaHei"/>
-                <w:b w:val="0"/>
-                <w:sz w:val="18"/>
-              </w:rPr>
-              <w:t>待开发</w:t>
+              <w:t>①承接原 SC5 已建引擎（41 tests）部署位；②动态安全库存/呆滞/what-if 深化</w:t>
             </w:r>
           </w:p>
         </w:tc>
@@ -833,7 +913,7 @@
                 <w:b w:val="0"/>
                 <w:sz w:val="18"/>
               </w:rPr>
-              <w:t>SC5</w:t>
+              <w:t>SC8</w:t>
             </w:r>
           </w:p>
         </w:tc>
@@ -857,7 +937,7 @@
                 <w:b w:val="0"/>
                 <w:sz w:val="18"/>
               </w:rPr>
-              <w:t>供应商自动评分与分级</w:t>
+              <w:t>客户订单交期智能承诺（v2.3 大幅扩写，并入原 SC3 答交可信度=L4；锁料/插单重排/BOM分解/缺料筛选四子功能，姚祖怡定序）</w:t>
             </w:r>
           </w:p>
         </w:tc>
@@ -878,10 +958,18 @@
             <w:r>
               <w:rPr>
                 <w:rFonts w:ascii="Microsoft YaHei" w:hAnsi="Microsoft YaHei" w:eastAsia="Microsoft YaHei" w:cs="Microsoft YaHei"/>
+                <w:b/>
+                <w:sz w:val="18"/>
+              </w:rPr>
+              <w:t>2026-07/08 MVP ✅档3</w:t>
+            </w:r>
+            <w:r>
+              <w:rPr>
+                <w:rFonts w:ascii="Microsoft YaHei" w:hAnsi="Microsoft YaHei" w:eastAsia="Microsoft YaHei" w:cs="Microsoft YaHei"/>
                 <w:b w:val="0"/>
                 <w:sz w:val="18"/>
               </w:rPr>
-              <w:t>2026-09</w:t>
+              <w:t>；2027-02 深化</w:t>
             </w:r>
           </w:p>
         </w:tc>
@@ -929,23 +1017,7 @@
                 <w:b w:val="0"/>
                 <w:sz w:val="18"/>
               </w:rPr>
-              <w:t xml:space="preserve">supplychain </w:t>
-            </w:r>
-            <w:r>
-              <w:rPr>
-                <w:rFonts w:ascii="Consolas" w:hAnsi="Consolas" w:eastAsia="Consolas" w:cs="Consolas"/>
-                <w:b w:val="0"/>
-                <w:sz w:val="18"/>
-              </w:rPr>
-              <w:t>purchase_recommendation</w:t>
-            </w:r>
-            <w:r>
-              <w:rPr>
-                <w:rFonts w:ascii="Microsoft YaHei" w:hAnsi="Microsoft YaHei" w:eastAsia="Microsoft YaHei" w:cs="Microsoft YaHei"/>
-                <w:b w:val="0"/>
-                <w:sz w:val="18"/>
-              </w:rPr>
-              <w:t>（MRP+遴选）算法完整，已合 master（收割）</w:t>
+              <w:t>⭐ 已上线（保供看板 LAN）；对客闸全程关</w:t>
             </w:r>
           </w:p>
         </w:tc>
@@ -972,7 +1044,7 @@
                 <w:b w:val="0"/>
                 <w:sz w:val="18"/>
               </w:rPr>
-              <w:t>SC6</w:t>
+              <w:t>SC10</w:t>
             </w:r>
           </w:p>
         </w:tc>
@@ -997,7 +1069,7 @@
                 <w:b w:val="0"/>
                 <w:sz w:val="18"/>
               </w:rPr>
-              <w:t>半导体/芯片短缺预警</w:t>
+              <w:t>BOM 评审及公司物料库数据管控（v2.3 新增）</w:t>
             </w:r>
           </w:p>
         </w:tc>
@@ -1022,7 +1094,7 @@
                 <w:b w:val="0"/>
                 <w:sz w:val="18"/>
               </w:rPr>
-              <w:t>2026-12</w:t>
+              <w:t>2027-03</w:t>
             </w:r>
           </w:p>
         </w:tc>
@@ -1098,7 +1170,7 @@
                 <w:b w:val="0"/>
                 <w:sz w:val="18"/>
               </w:rPr>
-              <w:t>SC7</w:t>
+              <w:t>SC11</w:t>
             </w:r>
           </w:p>
         </w:tc>
@@ -1122,7 +1194,23 @@
                 <w:b w:val="0"/>
                 <w:sz w:val="18"/>
               </w:rPr>
-              <w:t>库存优化建议</w:t>
+              <w:t>库存智能调拨（v2.3 新增；</w:t>
+            </w:r>
+            <w:r>
+              <w:rPr>
+                <w:rFonts w:ascii="Microsoft YaHei" w:hAnsi="Microsoft YaHei" w:eastAsia="Microsoft YaHei" w:cs="Microsoft YaHei"/>
+                <w:b/>
+                <w:sz w:val="18"/>
+              </w:rPr>
+              <w:t>PMC 确认门禁</w:t>
+            </w:r>
+            <w:r>
+              <w:rPr>
+                <w:rFonts w:ascii="Microsoft YaHei" w:hAnsi="Microsoft YaHei" w:eastAsia="Microsoft YaHei" w:cs="Microsoft YaHei"/>
+                <w:b w:val="0"/>
+                <w:sz w:val="18"/>
+              </w:rPr>
+              <w:t>：AI 不自动落 ERP/不自动外发邮件）</w:t>
             </w:r>
           </w:p>
         </w:tc>
@@ -1146,7 +1234,7 @@
                 <w:b w:val="0"/>
                 <w:sz w:val="18"/>
               </w:rPr>
-              <w:t>2027-01</w:t>
+              <w:t>2027-04</w:t>
             </w:r>
           </w:p>
         </w:tc>
@@ -1194,304 +1282,7 @@
                 <w:b w:val="0"/>
                 <w:sz w:val="18"/>
               </w:rPr>
-              <w:t>待开发</w:t>
-            </w:r>
-          </w:p>
-        </w:tc>
-      </w:tr>
-      <w:tr>
-        <w:tc>
-          <w:tcPr>
-            <w:tcW w:type="dxa" w:w="1872"/>
-            <w:tcBorders>
-              <w:top w:val="single" w:sz="4" w:space="0" w:color="BBBBBB"/>
-              <w:left w:val="single" w:sz="4" w:space="0" w:color="BBBBBB"/>
-              <w:bottom w:val="single" w:sz="4" w:space="0" w:color="BBBBBB"/>
-              <w:right w:val="single" w:sz="4" w:space="0" w:color="BBBBBB"/>
-            </w:tcBorders>
-            <w:shd w:val="clear" w:color="auto" w:fill="F2F6FB"/>
-          </w:tcPr>
-          <w:p>
-            <w:pPr>
-              <w:spacing w:before="0" w:after="0" w:line="240" w:lineRule="auto"/>
-            </w:pPr>
-            <w:r>
-              <w:rPr>
-                <w:rFonts w:ascii="Microsoft YaHei" w:hAnsi="Microsoft YaHei" w:eastAsia="Microsoft YaHei" w:cs="Microsoft YaHei"/>
-                <w:b w:val="0"/>
-                <w:sz w:val="18"/>
-              </w:rPr>
-              <w:t>SC8</w:t>
-            </w:r>
-          </w:p>
-        </w:tc>
-        <w:tc>
-          <w:tcPr>
-            <w:tcW w:type="dxa" w:w="1872"/>
-            <w:tcBorders>
-              <w:top w:val="single" w:sz="4" w:space="0" w:color="BBBBBB"/>
-              <w:left w:val="single" w:sz="4" w:space="0" w:color="BBBBBB"/>
-              <w:bottom w:val="single" w:sz="4" w:space="0" w:color="BBBBBB"/>
-              <w:right w:val="single" w:sz="4" w:space="0" w:color="BBBBBB"/>
-            </w:tcBorders>
-            <w:shd w:val="clear" w:color="auto" w:fill="F2F6FB"/>
-          </w:tcPr>
-          <w:p>
-            <w:pPr>
-              <w:spacing w:before="0" w:after="0" w:line="240" w:lineRule="auto"/>
-            </w:pPr>
-            <w:r>
-              <w:rPr>
-                <w:rFonts w:ascii="Microsoft YaHei" w:hAnsi="Microsoft YaHei" w:eastAsia="Microsoft YaHei" w:cs="Microsoft YaHei"/>
-                <w:b w:val="0"/>
-                <w:sz w:val="18"/>
-              </w:rPr>
-              <w:t>客户订单交期智能承诺</w:t>
-            </w:r>
-          </w:p>
-        </w:tc>
-        <w:tc>
-          <w:tcPr>
-            <w:tcW w:type="dxa" w:w="1872"/>
-            <w:tcBorders>
-              <w:top w:val="single" w:sz="4" w:space="0" w:color="BBBBBB"/>
-              <w:left w:val="single" w:sz="4" w:space="0" w:color="BBBBBB"/>
-              <w:bottom w:val="single" w:sz="4" w:space="0" w:color="BBBBBB"/>
-              <w:right w:val="single" w:sz="4" w:space="0" w:color="BBBBBB"/>
-            </w:tcBorders>
-            <w:shd w:val="clear" w:color="auto" w:fill="F2F6FB"/>
-          </w:tcPr>
-          <w:p>
-            <w:pPr>
-              <w:spacing w:before="0" w:after="0" w:line="240" w:lineRule="auto"/>
-            </w:pPr>
-            <w:r>
-              <w:rPr>
-                <w:rFonts w:ascii="Microsoft YaHei" w:hAnsi="Microsoft YaHei" w:eastAsia="Microsoft YaHei" w:cs="Microsoft YaHei"/>
-                <w:b/>
-                <w:sz w:val="18"/>
-              </w:rPr>
-              <w:t>2026-07/08 MVP</w:t>
-            </w:r>
-          </w:p>
-        </w:tc>
-        <w:tc>
-          <w:tcPr>
-            <w:tcW w:type="dxa" w:w="1872"/>
-            <w:tcBorders>
-              <w:top w:val="single" w:sz="4" w:space="0" w:color="BBBBBB"/>
-              <w:left w:val="single" w:sz="4" w:space="0" w:color="BBBBBB"/>
-              <w:bottom w:val="single" w:sz="4" w:space="0" w:color="BBBBBB"/>
-              <w:right w:val="single" w:sz="4" w:space="0" w:color="BBBBBB"/>
-            </w:tcBorders>
-            <w:shd w:val="clear" w:color="auto" w:fill="F2F6FB"/>
-          </w:tcPr>
-          <w:p>
-            <w:pPr>
-              <w:spacing w:before="0" w:after="0" w:line="240" w:lineRule="auto"/>
-            </w:pPr>
-            <w:r>
-              <w:rPr>
-                <w:rFonts w:ascii="Microsoft YaHei" w:hAnsi="Microsoft YaHei" w:eastAsia="Microsoft YaHei" w:cs="Microsoft YaHei"/>
-                <w:b w:val="0"/>
-                <w:sz w:val="18"/>
-              </w:rPr>
-              <w:t>L2</w:t>
-            </w:r>
-          </w:p>
-        </w:tc>
-        <w:tc>
-          <w:tcPr>
-            <w:tcW w:type="dxa" w:w="1872"/>
-            <w:tcBorders>
-              <w:top w:val="single" w:sz="4" w:space="0" w:color="BBBBBB"/>
-              <w:left w:val="single" w:sz="4" w:space="0" w:color="BBBBBB"/>
-              <w:bottom w:val="single" w:sz="4" w:space="0" w:color="BBBBBB"/>
-              <w:right w:val="single" w:sz="4" w:space="0" w:color="BBBBBB"/>
-            </w:tcBorders>
-            <w:shd w:val="clear" w:color="auto" w:fill="F2F6FB"/>
-          </w:tcPr>
-          <w:p>
-            <w:pPr>
-              <w:spacing w:before="0" w:after="0" w:line="240" w:lineRule="auto"/>
-            </w:pPr>
-            <w:r>
-              <w:rPr>
-                <w:rFonts w:ascii="Microsoft YaHei" w:hAnsi="Microsoft YaHei" w:eastAsia="Microsoft YaHei" w:cs="Microsoft YaHei"/>
-                <w:b w:val="0"/>
-                <w:sz w:val="18"/>
-              </w:rPr>
-              <w:t xml:space="preserve">⭐ 从 supplychain </w:t>
-            </w:r>
-            <w:r>
-              <w:rPr>
-                <w:rFonts w:ascii="Consolas" w:hAnsi="Consolas" w:eastAsia="Consolas" w:cs="Consolas"/>
-                <w:b w:val="0"/>
-                <w:sz w:val="18"/>
-              </w:rPr>
-              <w:t>delivery_forecast</w:t>
-            </w:r>
-            <w:r>
-              <w:rPr>
-                <w:rFonts w:ascii="Microsoft YaHei" w:hAnsi="Microsoft YaHei" w:eastAsia="Microsoft YaHei" w:cs="Microsoft YaHei"/>
-                <w:b w:val="0"/>
-                <w:sz w:val="18"/>
-              </w:rPr>
-              <w:t>+</w:t>
-            </w:r>
-            <w:r>
-              <w:rPr>
-                <w:rFonts w:ascii="Consolas" w:hAnsi="Consolas" w:eastAsia="Consolas" w:cs="Consolas"/>
-                <w:b w:val="0"/>
-                <w:sz w:val="18"/>
-              </w:rPr>
-              <w:t>crm_notifier</w:t>
-            </w:r>
-            <w:r>
-              <w:rPr>
-                <w:rFonts w:ascii="Microsoft YaHei" w:hAnsi="Microsoft YaHei" w:eastAsia="Microsoft YaHei" w:cs="Microsoft YaHei"/>
-                <w:b w:val="0"/>
-                <w:sz w:val="18"/>
-              </w:rPr>
-              <w:t xml:space="preserve"> 收割，大幅提前；用真实供应商承诺交期+BOM齐套直接算，不依赖 SC6/SC7</w:t>
-            </w:r>
-          </w:p>
-        </w:tc>
-      </w:tr>
-      <w:tr>
-        <w:tc>
-          <w:tcPr>
-            <w:tcW w:type="dxa" w:w="1872"/>
-            <w:tcBorders>
-              <w:top w:val="single" w:sz="4" w:space="0" w:color="BBBBBB"/>
-              <w:left w:val="single" w:sz="4" w:space="0" w:color="BBBBBB"/>
-              <w:bottom w:val="single" w:sz="4" w:space="0" w:color="BBBBBB"/>
-              <w:right w:val="single" w:sz="4" w:space="0" w:color="BBBBBB"/>
-            </w:tcBorders>
-          </w:tcPr>
-          <w:p>
-            <w:pPr>
-              <w:spacing w:before="0" w:after="0" w:line="240" w:lineRule="auto"/>
-            </w:pPr>
-            <w:r>
-              <w:rPr>
-                <w:rFonts w:ascii="Microsoft YaHei" w:hAnsi="Microsoft YaHei" w:eastAsia="Microsoft YaHei" w:cs="Microsoft YaHei"/>
-                <w:b w:val="0"/>
-                <w:sz w:val="18"/>
-              </w:rPr>
-              <w:t>SC9</w:t>
-            </w:r>
-          </w:p>
-        </w:tc>
-        <w:tc>
-          <w:tcPr>
-            <w:tcW w:type="dxa" w:w="1872"/>
-            <w:tcBorders>
-              <w:top w:val="single" w:sz="4" w:space="0" w:color="BBBBBB"/>
-              <w:left w:val="single" w:sz="4" w:space="0" w:color="BBBBBB"/>
-              <w:bottom w:val="single" w:sz="4" w:space="0" w:color="BBBBBB"/>
-              <w:right w:val="single" w:sz="4" w:space="0" w:color="BBBBBB"/>
-            </w:tcBorders>
-          </w:tcPr>
-          <w:p>
-            <w:pPr>
-              <w:spacing w:before="0" w:after="0" w:line="240" w:lineRule="auto"/>
-            </w:pPr>
-            <w:r>
-              <w:rPr>
-                <w:rFonts w:ascii="Microsoft YaHei" w:hAnsi="Microsoft YaHei" w:eastAsia="Microsoft YaHei" w:cs="Microsoft YaHei"/>
-                <w:b w:val="0"/>
-                <w:sz w:val="18"/>
-              </w:rPr>
-              <w:t>OEM 订单波动预测</w:t>
-            </w:r>
-          </w:p>
-        </w:tc>
-        <w:tc>
-          <w:tcPr>
-            <w:tcW w:type="dxa" w:w="1872"/>
-            <w:tcBorders>
-              <w:top w:val="single" w:sz="4" w:space="0" w:color="BBBBBB"/>
-              <w:left w:val="single" w:sz="4" w:space="0" w:color="BBBBBB"/>
-              <w:bottom w:val="single" w:sz="4" w:space="0" w:color="BBBBBB"/>
-              <w:right w:val="single" w:sz="4" w:space="0" w:color="BBBBBB"/>
-            </w:tcBorders>
-          </w:tcPr>
-          <w:p>
-            <w:pPr>
-              <w:spacing w:before="0" w:after="0" w:line="240" w:lineRule="auto"/>
-            </w:pPr>
-            <w:r>
-              <w:rPr>
-                <w:rFonts w:ascii="Microsoft YaHei" w:hAnsi="Microsoft YaHei" w:eastAsia="Microsoft YaHei" w:cs="Microsoft YaHei"/>
-                <w:b w:val="0"/>
-                <w:sz w:val="18"/>
-              </w:rPr>
-              <w:t>2027-03</w:t>
-            </w:r>
-          </w:p>
-        </w:tc>
-        <w:tc>
-          <w:tcPr>
-            <w:tcW w:type="dxa" w:w="1872"/>
-            <w:tcBorders>
-              <w:top w:val="single" w:sz="4" w:space="0" w:color="BBBBBB"/>
-              <w:left w:val="single" w:sz="4" w:space="0" w:color="BBBBBB"/>
-              <w:bottom w:val="single" w:sz="4" w:space="0" w:color="BBBBBB"/>
-              <w:right w:val="single" w:sz="4" w:space="0" w:color="BBBBBB"/>
-            </w:tcBorders>
-          </w:tcPr>
-          <w:p>
-            <w:pPr>
-              <w:spacing w:before="0" w:after="0" w:line="240" w:lineRule="auto"/>
-            </w:pPr>
-            <w:r>
-              <w:rPr>
-                <w:rFonts w:ascii="Microsoft YaHei" w:hAnsi="Microsoft YaHei" w:eastAsia="Microsoft YaHei" w:cs="Microsoft YaHei"/>
-                <w:b w:val="0"/>
-                <w:sz w:val="18"/>
-              </w:rPr>
-              <w:t>L1</w:t>
-            </w:r>
-          </w:p>
-        </w:tc>
-        <w:tc>
-          <w:tcPr>
-            <w:tcW w:type="dxa" w:w="1872"/>
-            <w:tcBorders>
-              <w:top w:val="single" w:sz="4" w:space="0" w:color="BBBBBB"/>
-              <w:left w:val="single" w:sz="4" w:space="0" w:color="BBBBBB"/>
-              <w:bottom w:val="single" w:sz="4" w:space="0" w:color="BBBBBB"/>
-              <w:right w:val="single" w:sz="4" w:space="0" w:color="BBBBBB"/>
-            </w:tcBorders>
-          </w:tcPr>
-          <w:p>
-            <w:pPr>
-              <w:spacing w:before="0" w:after="0" w:line="240" w:lineRule="auto"/>
-            </w:pPr>
-            <w:r>
-              <w:rPr>
-                <w:rFonts w:ascii="Microsoft YaHei" w:hAnsi="Microsoft YaHei" w:eastAsia="Microsoft YaHei" w:cs="Microsoft YaHei"/>
-                <w:b w:val="0"/>
-                <w:sz w:val="18"/>
-              </w:rPr>
-              <w:t>待开发；</w:t>
-            </w:r>
-            <w:r>
-              <w:rPr>
-                <w:rFonts w:ascii="Microsoft YaHei" w:hAnsi="Microsoft YaHei" w:eastAsia="Microsoft YaHei" w:cs="Microsoft YaHei"/>
-                <w:b/>
-                <w:sz w:val="18"/>
-              </w:rPr>
-              <w:t>降范围 MVP</w:t>
-            </w:r>
-            <w:r>
-              <w:rPr>
-                <w:rFonts w:ascii="Microsoft YaHei" w:hAnsi="Microsoft YaHei" w:eastAsia="Microsoft YaHei" w:cs="Microsoft YaHei"/>
-                <w:b w:val="0"/>
-                <w:sz w:val="18"/>
-              </w:rPr>
-              <w:t>（2026-06-13 决策 D-3=A：首版仅 OEM 历史订单+公开车市数据，SC7/SC8 特征后续迭代）</w:t>
+              <w:t>待开发；采购收官场景</w:t>
             </w:r>
           </w:p>
         </w:tc>
@@ -1501,21 +1292,6 @@
       <w:pPr>
         <w:spacing w:after="40"/>
       </w:pPr>
-    </w:p>
-    <w:p>
-      <w:pPr>
-        <w:pStyle w:val="Heading3"/>
-        <w:spacing w:before="180" w:after="120"/>
-      </w:pPr>
-      <w:r>
-        <w:rPr>
-          <w:rFonts w:ascii="Microsoft YaHei" w:hAnsi="Microsoft YaHei" w:eastAsia="Microsoft YaHei" w:cs="Microsoft YaHei"/>
-          <w:b/>
-          <w:color w:val="2E5B8A"/>
-          <w:sz w:val="25"/>
-        </w:rPr>
-        <w:t>财务部（8个）</w:t>
-      </w:r>
     </w:p>
     <w:p>
       <w:pPr>
@@ -1532,7 +1308,91 @@
           <w:b w:val="0"/>
           <w:sz w:val="20"/>
         </w:rPr>
+        <w:t>删除场景去向（详见全景 §2.1.2 功能去向表）：SC3→并入 SC8/SC1；SC5→并入 SC7①；SC6→</w:t>
+      </w:r>
+      <w:r>
+        <w:rPr>
+          <w:rFonts w:ascii="Microsoft YaHei" w:hAnsi="Microsoft YaHei" w:eastAsia="Microsoft YaHei" w:cs="Microsoft YaHei"/>
+          <w:b/>
+          <w:sz w:val="20"/>
+        </w:rPr>
+        <w:t>注销</w:t>
+      </w:r>
+      <w:r>
+        <w:rPr>
+          <w:rFonts w:ascii="Microsoft YaHei" w:hAnsi="Microsoft YaHei" w:eastAsia="Microsoft YaHei" w:cs="Microsoft YaHei"/>
+          <w:b w:val="0"/>
+          <w:sz w:val="20"/>
+        </w:rPr>
+        <w:t>，芯片预警功能并入 O2 作链 A 首节点（运营）；SC9→</w:t>
+      </w:r>
+      <w:r>
+        <w:rPr>
+          <w:rFonts w:ascii="Microsoft YaHei" w:hAnsi="Microsoft YaHei" w:eastAsia="Microsoft YaHei" w:cs="Microsoft YaHei"/>
+          <w:b/>
+          <w:sz w:val="20"/>
+        </w:rPr>
+        <w:t>并入 S6</w:t>
+      </w:r>
+      <w:r>
+        <w:rPr>
+          <w:rFonts w:ascii="Microsoft YaHei" w:hAnsi="Microsoft YaHei" w:eastAsia="Microsoft YaHei" w:cs="Microsoft YaHei"/>
+          <w:b w:val="0"/>
+          <w:sz w:val="20"/>
+        </w:rPr>
+        <w:t xml:space="preserve"> 波动预测子功能（销售，D-3 口径沿用）。已建引擎迁移交 CC 小 openspec（SC3 29 tests / SC5 41 tests+黄金基准）。</w:t>
+      </w:r>
+    </w:p>
+    <w:p>
+      <w:pPr>
+        <w:pStyle w:val="Heading3"/>
+        <w:spacing w:before="180" w:after="120"/>
+      </w:pPr>
+      <w:r>
+        <w:rPr>
+          <w:rFonts w:ascii="Microsoft YaHei" w:hAnsi="Microsoft YaHei" w:eastAsia="Microsoft YaHei" w:cs="Microsoft YaHei"/>
+          <w:b/>
+          <w:color w:val="2E5B8A"/>
+          <w:sz w:val="25"/>
+        </w:rPr>
+        <w:t>财务部（10个）</w:t>
+      </w:r>
+    </w:p>
+    <w:p>
+      <w:pPr>
+        <w:pBdr>
+          <w:left w:val="single" w:sz="18" w:space="8" w:color="1F4E79"/>
+        </w:pBdr>
+        <w:shd w:val="clear" w:color="auto" w:fill="EAF1FB"/>
+        <w:spacing w:before="80" w:after="160"/>
+        <w:ind w:left="160"/>
+      </w:pPr>
+      <w:r>
+        <w:rPr>
+          <w:rFonts w:ascii="Microsoft YaHei" w:hAnsi="Microsoft YaHei" w:eastAsia="Microsoft YaHei" w:cs="Microsoft YaHei"/>
+          <w:b w:val="0"/>
+          <w:sz w:val="20"/>
+        </w:rPr>
         <w:t>U9C 已覆盖的标准功能（应收应付账龄、财务月报、产品成本差异）直接使用，不在此列。</w:t>
+      </w:r>
+      <w:r>
+        <w:br/>
+      </w:r>
+      <w:r>
+        <w:rPr>
+          <w:rFonts w:ascii="Microsoft YaHei" w:hAnsi="Microsoft YaHei" w:eastAsia="Microsoft YaHei" w:cs="Microsoft YaHei"/>
+          <w:b/>
+          <w:sz w:val="20"/>
+        </w:rPr>
+        <w:t>2026-07-03 场景重编号（Paul 批准，财务专线定稿）</w:t>
+      </w:r>
+      <w:r>
+        <w:rPr>
+          <w:rFonts w:ascii="Microsoft YaHei" w:hAnsi="Microsoft YaHei" w:eastAsia="Microsoft YaHei" w:cs="Microsoft YaHei"/>
+          <w:b w:val="0"/>
+          <w:sz w:val="20"/>
+        </w:rPr>
+        <w:t>：原 FI2 智能月结拆分为 FI2 三单匹配自动对账（采购/付款切片，提前）+ FI4 智能月结加速（其余）；原 FI4 异常交易拆分为 FI3 付款申请自动校验（提前）+ FI6 异常交易检测（其余）；原 FI3/FI5/FI6/FI7/FI8 顺延为 FI5/FI7/FI8/FI9/FI10。子场景见《财务域AI场景描述（标准编排）》。</w:t>
       </w:r>
     </w:p>
     <w:tbl>
@@ -1752,10 +1612,18 @@
             <w:r>
               <w:rPr>
                 <w:rFonts w:ascii="Microsoft YaHei" w:hAnsi="Microsoft YaHei" w:eastAsia="Microsoft YaHei" w:cs="Microsoft YaHei"/>
+                <w:b/>
+                <w:sz w:val="18"/>
+              </w:rPr>
+              <w:t>【条件复启暂缓】</w:t>
+            </w:r>
+            <w:r>
+              <w:rPr>
+                <w:rFonts w:ascii="Microsoft YaHei" w:hAnsi="Microsoft YaHei" w:eastAsia="Microsoft YaHei" w:cs="Microsoft YaHei"/>
                 <w:b w:val="0"/>
                 <w:sz w:val="18"/>
               </w:rPr>
-              <w:t>2026-09</w:t>
+              <w:t>（2026-07-06 财务域 v2；原 08 启动/09 试点撤档）</w:t>
             </w:r>
           </w:p>
         </w:tc>
@@ -1800,10 +1668,18 @@
             <w:r>
               <w:rPr>
                 <w:rFonts w:ascii="Microsoft YaHei" w:hAnsi="Microsoft YaHei" w:eastAsia="Microsoft YaHei" w:cs="Microsoft YaHei"/>
+                <w:b/>
+                <w:sz w:val="18"/>
+              </w:rPr>
+              <w:t>封存不废弃</w:t>
+            </w:r>
+            <w:r>
+              <w:rPr>
+                <w:rFonts w:ascii="Microsoft YaHei" w:hAnsi="Microsoft YaHei" w:eastAsia="Microsoft YaHei" w:cs="Microsoft YaHei"/>
                 <w:b w:val="0"/>
                 <w:sz w:val="18"/>
               </w:rPr>
-              <w:t>SMT 投料差异 + 委外库存对账，U9C 无此能力</w:t>
+              <w:t>：MVP 已建（mock 30 tests+confirm.py 判例采集），档1 冻结代码留库；复启三条件见全景 §2.1.4 FI1 块；confirm.py/audit 作平台复用件不受影响</w:t>
             </w:r>
           </w:p>
         </w:tc>
@@ -1855,7 +1731,7 @@
                 <w:b w:val="0"/>
                 <w:sz w:val="18"/>
               </w:rPr>
-              <w:t>智能月结加速</w:t>
+              <w:t>三单匹配自动对账</w:t>
             </w:r>
           </w:p>
         </w:tc>
@@ -1877,10 +1753,35 @@
             <w:r>
               <w:rPr>
                 <w:rFonts w:ascii="Microsoft YaHei" w:hAnsi="Microsoft YaHei" w:eastAsia="Microsoft YaHei" w:cs="Microsoft YaHei"/>
+                <w:b/>
+                <w:sz w:val="18"/>
+              </w:rPr>
+              <w:t>2026-09</w:t>
+            </w:r>
+          </w:p>
+        </w:tc>
+        <w:tc>
+          <w:tcPr>
+            <w:tcW w:type="dxa" w:w="1872"/>
+            <w:tcBorders>
+              <w:top w:val="single" w:sz="4" w:space="0" w:color="BBBBBB"/>
+              <w:left w:val="single" w:sz="4" w:space="0" w:color="BBBBBB"/>
+              <w:bottom w:val="single" w:sz="4" w:space="0" w:color="BBBBBB"/>
+              <w:right w:val="single" w:sz="4" w:space="0" w:color="BBBBBB"/>
+            </w:tcBorders>
+            <w:shd w:val="clear" w:color="auto" w:fill="F2F6FB"/>
+          </w:tcPr>
+          <w:p>
+            <w:pPr>
+              <w:spacing w:before="0" w:after="0" w:line="240" w:lineRule="auto"/>
+            </w:pPr>
+            <w:r>
+              <w:rPr>
+                <w:rFonts w:ascii="Microsoft YaHei" w:hAnsi="Microsoft YaHei" w:eastAsia="Microsoft YaHei" w:cs="Microsoft YaHei"/>
                 <w:b w:val="0"/>
                 <w:sz w:val="18"/>
               </w:rPr>
-              <w:t>2026-11</w:t>
+              <w:t>L3→L4 分期</w:t>
             </w:r>
           </w:p>
         </w:tc>
@@ -1905,32 +1806,7 @@
                 <w:b w:val="0"/>
                 <w:sz w:val="18"/>
               </w:rPr>
-              <w:t>L2</w:t>
-            </w:r>
-          </w:p>
-        </w:tc>
-        <w:tc>
-          <w:tcPr>
-            <w:tcW w:type="dxa" w:w="1872"/>
-            <w:tcBorders>
-              <w:top w:val="single" w:sz="4" w:space="0" w:color="BBBBBB"/>
-              <w:left w:val="single" w:sz="4" w:space="0" w:color="BBBBBB"/>
-              <w:bottom w:val="single" w:sz="4" w:space="0" w:color="BBBBBB"/>
-              <w:right w:val="single" w:sz="4" w:space="0" w:color="BBBBBB"/>
-            </w:tcBorders>
-            <w:shd w:val="clear" w:color="auto" w:fill="F2F6FB"/>
-          </w:tcPr>
-          <w:p>
-            <w:pPr>
-              <w:spacing w:before="0" w:after="0" w:line="240" w:lineRule="auto"/>
-            </w:pPr>
-            <w:r>
-              <w:rPr>
-                <w:rFonts w:ascii="Microsoft YaHei" w:hAnsi="Microsoft YaHei" w:eastAsia="Microsoft YaHei" w:cs="Microsoft YaHei"/>
-                <w:b w:val="0"/>
-                <w:sz w:val="18"/>
-              </w:rPr>
-              <w:t>AI 三单差异匹配，叠加 U9C 月结流程</w:t>
+              <w:t>PO/GR/INV 明细行级匹配 + 税率合规 + 重复发票检测，子场景 FI2-1…FI2-8；采购/付款提前重点，卡口 U9C CommonEntity/Query+SRM 900401+OCR 选型（7/15 双反馈门）</w:t>
             </w:r>
           </w:p>
         </w:tc>
@@ -1980,7 +1856,7 @@
                 <w:b w:val="0"/>
                 <w:sz w:val="18"/>
               </w:rPr>
-              <w:t>费用报销智能审核</w:t>
+              <w:t>付款申请自动校验</w:t>
             </w:r>
           </w:p>
         </w:tc>
@@ -2001,10 +1877,18 @@
             <w:r>
               <w:rPr>
                 <w:rFonts w:ascii="Microsoft YaHei" w:hAnsi="Microsoft YaHei" w:eastAsia="Microsoft YaHei" w:cs="Microsoft YaHei"/>
+                <w:b/>
+                <w:sz w:val="18"/>
+              </w:rPr>
+              <w:t>2026-11</w:t>
+            </w:r>
+            <w:r>
+              <w:rPr>
+                <w:rFonts w:ascii="Microsoft YaHei" w:hAnsi="Microsoft YaHei" w:eastAsia="Microsoft YaHei" w:cs="Microsoft YaHei"/>
                 <w:b w:val="0"/>
                 <w:sz w:val="18"/>
               </w:rPr>
-              <w:t>2027-01</w:t>
+              <w:t>（两段起，部分子场景 10 月并行）</w:t>
             </w:r>
           </w:p>
         </w:tc>
@@ -2028,7 +1912,7 @@
                 <w:b w:val="0"/>
                 <w:sz w:val="18"/>
               </w:rPr>
-              <w:t>L2</w:t>
+              <w:t>L3→L4 分期</w:t>
             </w:r>
           </w:p>
         </w:tc>
@@ -2052,7 +1936,7 @@
                 <w:b w:val="0"/>
                 <w:sz w:val="18"/>
               </w:rPr>
-              <w:t>OCR 真伪 + 政策合规，叠加 U9C 报销流程</w:t>
+              <w:t>三单匹配前置校验/收款账户比对/重复付款检测/超额拦截等，子场景 FI3-1…FI3-7；涉资金安全，L4 晋级 Paul+CFO 会签</w:t>
             </w:r>
           </w:p>
         </w:tc>
@@ -2104,7 +1988,7 @@
                 <w:b w:val="0"/>
                 <w:sz w:val="18"/>
               </w:rPr>
-              <w:t>异常交易实时检测</w:t>
+              <w:t>智能月结加速（其余）</w:t>
             </w:r>
           </w:p>
         </w:tc>
@@ -2129,7 +2013,7 @@
                 <w:b w:val="0"/>
                 <w:sz w:val="18"/>
               </w:rPr>
-              <w:t>2027-02</w:t>
+              <w:t>2027-Q1</w:t>
             </w:r>
           </w:p>
         </w:tc>
@@ -2179,7 +2063,7 @@
                 <w:b w:val="0"/>
                 <w:sz w:val="18"/>
               </w:rPr>
-              <w:t>监控 U9C 交易流水，重复付款/金额异常检测</w:t>
+              <w:t>银行流水/科目余额/月结仪表板；三单匹配核心已独立为 FI2 提前落地</w:t>
             </w:r>
           </w:p>
         </w:tc>
@@ -2229,7 +2113,7 @@
                 <w:b w:val="0"/>
                 <w:sz w:val="18"/>
               </w:rPr>
-              <w:t>预算执行监控</w:t>
+              <w:t>费用报销智能审核</w:t>
             </w:r>
           </w:p>
         </w:tc>
@@ -2253,7 +2137,7 @@
                 <w:b w:val="0"/>
                 <w:sz w:val="18"/>
               </w:rPr>
-              <w:t>2027-03</w:t>
+              <w:t>2027-Q1</w:t>
             </w:r>
           </w:p>
         </w:tc>
@@ -2301,7 +2185,7 @@
                 <w:b w:val="0"/>
                 <w:sz w:val="18"/>
               </w:rPr>
-              <w:t>读取 U9C 预算数据，实时预警超支趋势</w:t>
+              <w:t>OCR 真伪 + 政策合规，叠加 U9C 报销流程（原 FI3）</w:t>
             </w:r>
           </w:p>
         </w:tc>
@@ -2353,7 +2237,7 @@
                 <w:b w:val="0"/>
                 <w:sz w:val="18"/>
               </w:rPr>
-              <w:t>现金流预测与智能预警</w:t>
+              <w:t>异常交易检测（其余）</w:t>
             </w:r>
           </w:p>
         </w:tc>
@@ -2378,7 +2262,7 @@
                 <w:b w:val="0"/>
                 <w:sz w:val="18"/>
               </w:rPr>
-              <w:t>2027-04</w:t>
+              <w:t>2027-Q2</w:t>
             </w:r>
           </w:p>
         </w:tc>
@@ -2428,7 +2312,7 @@
                 <w:b w:val="0"/>
                 <w:sz w:val="18"/>
               </w:rPr>
-              <w:t>整合 U9C 应收应付，建预测模型</w:t>
+              <w:t>应收异常/关联方/频率/内控；付款环节重复/超额/账户风险已独立为 FI3 提前落地</w:t>
             </w:r>
           </w:p>
         </w:tc>
@@ -2478,7 +2362,7 @@
                 <w:b w:val="0"/>
                 <w:sz w:val="18"/>
               </w:rPr>
-              <w:t>研发费用归集与高新认定助手</w:t>
+              <w:t>预算执行监控</w:t>
             </w:r>
           </w:p>
         </w:tc>
@@ -2502,7 +2386,7 @@
                 <w:b w:val="0"/>
                 <w:sz w:val="18"/>
               </w:rPr>
-              <w:t>2027-05</w:t>
+              <w:t>2027-Q2</w:t>
             </w:r>
           </w:p>
         </w:tc>
@@ -2550,7 +2434,7 @@
                 <w:b w:val="0"/>
                 <w:sz w:val="18"/>
               </w:rPr>
-              <w:t>ECU 特有：多项目研发费用归集 + 高新认定</w:t>
+              <w:t>读取 U9C 预算数据，实时预警超支趋势（原 FI5）</w:t>
             </w:r>
           </w:p>
         </w:tc>
@@ -2602,6 +2486,255 @@
                 <w:b w:val="0"/>
                 <w:sz w:val="18"/>
               </w:rPr>
+              <w:t>现金流预测与智能预警</w:t>
+            </w:r>
+          </w:p>
+        </w:tc>
+        <w:tc>
+          <w:tcPr>
+            <w:tcW w:type="dxa" w:w="1872"/>
+            <w:tcBorders>
+              <w:top w:val="single" w:sz="4" w:space="0" w:color="BBBBBB"/>
+              <w:left w:val="single" w:sz="4" w:space="0" w:color="BBBBBB"/>
+              <w:bottom w:val="single" w:sz="4" w:space="0" w:color="BBBBBB"/>
+              <w:right w:val="single" w:sz="4" w:space="0" w:color="BBBBBB"/>
+            </w:tcBorders>
+            <w:shd w:val="clear" w:color="auto" w:fill="F2F6FB"/>
+          </w:tcPr>
+          <w:p>
+            <w:pPr>
+              <w:spacing w:before="0" w:after="0" w:line="240" w:lineRule="auto"/>
+            </w:pPr>
+            <w:r>
+              <w:rPr>
+                <w:rFonts w:ascii="Microsoft YaHei" w:hAnsi="Microsoft YaHei" w:eastAsia="Microsoft YaHei" w:cs="Microsoft YaHei"/>
+                <w:b w:val="0"/>
+                <w:sz w:val="18"/>
+              </w:rPr>
+              <w:t>2027-Q2</w:t>
+            </w:r>
+          </w:p>
+        </w:tc>
+        <w:tc>
+          <w:tcPr>
+            <w:tcW w:type="dxa" w:w="1872"/>
+            <w:tcBorders>
+              <w:top w:val="single" w:sz="4" w:space="0" w:color="BBBBBB"/>
+              <w:left w:val="single" w:sz="4" w:space="0" w:color="BBBBBB"/>
+              <w:bottom w:val="single" w:sz="4" w:space="0" w:color="BBBBBB"/>
+              <w:right w:val="single" w:sz="4" w:space="0" w:color="BBBBBB"/>
+            </w:tcBorders>
+            <w:shd w:val="clear" w:color="auto" w:fill="F2F6FB"/>
+          </w:tcPr>
+          <w:p>
+            <w:pPr>
+              <w:spacing w:before="0" w:after="0" w:line="240" w:lineRule="auto"/>
+            </w:pPr>
+            <w:r>
+              <w:rPr>
+                <w:rFonts w:ascii="Microsoft YaHei" w:hAnsi="Microsoft YaHei" w:eastAsia="Microsoft YaHei" w:cs="Microsoft YaHei"/>
+                <w:b w:val="0"/>
+                <w:sz w:val="18"/>
+              </w:rPr>
+              <w:t>L2</w:t>
+            </w:r>
+          </w:p>
+        </w:tc>
+        <w:tc>
+          <w:tcPr>
+            <w:tcW w:type="dxa" w:w="1872"/>
+            <w:tcBorders>
+              <w:top w:val="single" w:sz="4" w:space="0" w:color="BBBBBB"/>
+              <w:left w:val="single" w:sz="4" w:space="0" w:color="BBBBBB"/>
+              <w:bottom w:val="single" w:sz="4" w:space="0" w:color="BBBBBB"/>
+              <w:right w:val="single" w:sz="4" w:space="0" w:color="BBBBBB"/>
+            </w:tcBorders>
+            <w:shd w:val="clear" w:color="auto" w:fill="F2F6FB"/>
+          </w:tcPr>
+          <w:p>
+            <w:pPr>
+              <w:spacing w:before="0" w:after="0" w:line="240" w:lineRule="auto"/>
+            </w:pPr>
+            <w:r>
+              <w:rPr>
+                <w:rFonts w:ascii="Microsoft YaHei" w:hAnsi="Microsoft YaHei" w:eastAsia="Microsoft YaHei" w:cs="Microsoft YaHei"/>
+                <w:b w:val="0"/>
+                <w:sz w:val="18"/>
+              </w:rPr>
+              <w:t>整合 U9C 应收应付，建预测模型（原 FI6）</w:t>
+            </w:r>
+          </w:p>
+        </w:tc>
+      </w:tr>
+      <w:tr>
+        <w:tc>
+          <w:tcPr>
+            <w:tcW w:type="dxa" w:w="1872"/>
+            <w:tcBorders>
+              <w:top w:val="single" w:sz="4" w:space="0" w:color="BBBBBB"/>
+              <w:left w:val="single" w:sz="4" w:space="0" w:color="BBBBBB"/>
+              <w:bottom w:val="single" w:sz="4" w:space="0" w:color="BBBBBB"/>
+              <w:right w:val="single" w:sz="4" w:space="0" w:color="BBBBBB"/>
+            </w:tcBorders>
+          </w:tcPr>
+          <w:p>
+            <w:pPr>
+              <w:spacing w:before="0" w:after="0" w:line="240" w:lineRule="auto"/>
+            </w:pPr>
+            <w:r>
+              <w:rPr>
+                <w:rFonts w:ascii="Microsoft YaHei" w:hAnsi="Microsoft YaHei" w:eastAsia="Microsoft YaHei" w:cs="Microsoft YaHei"/>
+                <w:b w:val="0"/>
+                <w:sz w:val="18"/>
+              </w:rPr>
+              <w:t>FI9</w:t>
+            </w:r>
+          </w:p>
+        </w:tc>
+        <w:tc>
+          <w:tcPr>
+            <w:tcW w:type="dxa" w:w="1872"/>
+            <w:tcBorders>
+              <w:top w:val="single" w:sz="4" w:space="0" w:color="BBBBBB"/>
+              <w:left w:val="single" w:sz="4" w:space="0" w:color="BBBBBB"/>
+              <w:bottom w:val="single" w:sz="4" w:space="0" w:color="BBBBBB"/>
+              <w:right w:val="single" w:sz="4" w:space="0" w:color="BBBBBB"/>
+            </w:tcBorders>
+          </w:tcPr>
+          <w:p>
+            <w:pPr>
+              <w:spacing w:before="0" w:after="0" w:line="240" w:lineRule="auto"/>
+            </w:pPr>
+            <w:r>
+              <w:rPr>
+                <w:rFonts w:ascii="Microsoft YaHei" w:hAnsi="Microsoft YaHei" w:eastAsia="Microsoft YaHei" w:cs="Microsoft YaHei"/>
+                <w:b w:val="0"/>
+                <w:sz w:val="18"/>
+              </w:rPr>
+              <w:t>研发费用归集与高新认定助手</w:t>
+            </w:r>
+          </w:p>
+        </w:tc>
+        <w:tc>
+          <w:tcPr>
+            <w:tcW w:type="dxa" w:w="1872"/>
+            <w:tcBorders>
+              <w:top w:val="single" w:sz="4" w:space="0" w:color="BBBBBB"/>
+              <w:left w:val="single" w:sz="4" w:space="0" w:color="BBBBBB"/>
+              <w:bottom w:val="single" w:sz="4" w:space="0" w:color="BBBBBB"/>
+              <w:right w:val="single" w:sz="4" w:space="0" w:color="BBBBBB"/>
+            </w:tcBorders>
+          </w:tcPr>
+          <w:p>
+            <w:pPr>
+              <w:spacing w:before="0" w:after="0" w:line="240" w:lineRule="auto"/>
+            </w:pPr>
+            <w:r>
+              <w:rPr>
+                <w:rFonts w:ascii="Microsoft YaHei" w:hAnsi="Microsoft YaHei" w:eastAsia="Microsoft YaHei" w:cs="Microsoft YaHei"/>
+                <w:b w:val="0"/>
+                <w:sz w:val="18"/>
+              </w:rPr>
+              <w:t>2027-Q2</w:t>
+            </w:r>
+          </w:p>
+        </w:tc>
+        <w:tc>
+          <w:tcPr>
+            <w:tcW w:type="dxa" w:w="1872"/>
+            <w:tcBorders>
+              <w:top w:val="single" w:sz="4" w:space="0" w:color="BBBBBB"/>
+              <w:left w:val="single" w:sz="4" w:space="0" w:color="BBBBBB"/>
+              <w:bottom w:val="single" w:sz="4" w:space="0" w:color="BBBBBB"/>
+              <w:right w:val="single" w:sz="4" w:space="0" w:color="BBBBBB"/>
+            </w:tcBorders>
+          </w:tcPr>
+          <w:p>
+            <w:pPr>
+              <w:spacing w:before="0" w:after="0" w:line="240" w:lineRule="auto"/>
+            </w:pPr>
+            <w:r>
+              <w:rPr>
+                <w:rFonts w:ascii="Microsoft YaHei" w:hAnsi="Microsoft YaHei" w:eastAsia="Microsoft YaHei" w:cs="Microsoft YaHei"/>
+                <w:b w:val="0"/>
+                <w:sz w:val="18"/>
+              </w:rPr>
+              <w:t>L2</w:t>
+            </w:r>
+          </w:p>
+        </w:tc>
+        <w:tc>
+          <w:tcPr>
+            <w:tcW w:type="dxa" w:w="1872"/>
+            <w:tcBorders>
+              <w:top w:val="single" w:sz="4" w:space="0" w:color="BBBBBB"/>
+              <w:left w:val="single" w:sz="4" w:space="0" w:color="BBBBBB"/>
+              <w:bottom w:val="single" w:sz="4" w:space="0" w:color="BBBBBB"/>
+              <w:right w:val="single" w:sz="4" w:space="0" w:color="BBBBBB"/>
+            </w:tcBorders>
+          </w:tcPr>
+          <w:p>
+            <w:pPr>
+              <w:spacing w:before="0" w:after="0" w:line="240" w:lineRule="auto"/>
+            </w:pPr>
+            <w:r>
+              <w:rPr>
+                <w:rFonts w:ascii="Microsoft YaHei" w:hAnsi="Microsoft YaHei" w:eastAsia="Microsoft YaHei" w:cs="Microsoft YaHei"/>
+                <w:b w:val="0"/>
+                <w:sz w:val="18"/>
+              </w:rPr>
+              <w:t>ECU 特有：多项目研发费用归集 + 高新认定（原 FI7）</w:t>
+            </w:r>
+          </w:p>
+        </w:tc>
+      </w:tr>
+      <w:tr>
+        <w:tc>
+          <w:tcPr>
+            <w:tcW w:type="dxa" w:w="1872"/>
+            <w:tcBorders>
+              <w:top w:val="single" w:sz="4" w:space="0" w:color="BBBBBB"/>
+              <w:left w:val="single" w:sz="4" w:space="0" w:color="BBBBBB"/>
+              <w:bottom w:val="single" w:sz="4" w:space="0" w:color="BBBBBB"/>
+              <w:right w:val="single" w:sz="4" w:space="0" w:color="BBBBBB"/>
+            </w:tcBorders>
+            <w:shd w:val="clear" w:color="auto" w:fill="F2F6FB"/>
+          </w:tcPr>
+          <w:p>
+            <w:pPr>
+              <w:spacing w:before="0" w:after="0" w:line="240" w:lineRule="auto"/>
+            </w:pPr>
+            <w:r>
+              <w:rPr>
+                <w:rFonts w:ascii="Microsoft YaHei" w:hAnsi="Microsoft YaHei" w:eastAsia="Microsoft YaHei" w:cs="Microsoft YaHei"/>
+                <w:b w:val="0"/>
+                <w:sz w:val="18"/>
+              </w:rPr>
+              <w:t>FI10</w:t>
+            </w:r>
+          </w:p>
+        </w:tc>
+        <w:tc>
+          <w:tcPr>
+            <w:tcW w:type="dxa" w:w="1872"/>
+            <w:tcBorders>
+              <w:top w:val="single" w:sz="4" w:space="0" w:color="BBBBBB"/>
+              <w:left w:val="single" w:sz="4" w:space="0" w:color="BBBBBB"/>
+              <w:bottom w:val="single" w:sz="4" w:space="0" w:color="BBBBBB"/>
+              <w:right w:val="single" w:sz="4" w:space="0" w:color="BBBBBB"/>
+            </w:tcBorders>
+            <w:shd w:val="clear" w:color="auto" w:fill="F2F6FB"/>
+          </w:tcPr>
+          <w:p>
+            <w:pPr>
+              <w:spacing w:before="0" w:after="0" w:line="240" w:lineRule="auto"/>
+            </w:pPr>
+            <w:r>
+              <w:rPr>
+                <w:rFonts w:ascii="Microsoft YaHei" w:hAnsi="Microsoft YaHei" w:eastAsia="Microsoft YaHei" w:cs="Microsoft YaHei"/>
+                <w:b w:val="0"/>
+                <w:sz w:val="18"/>
+              </w:rPr>
               <w:t>存货跌价智能分析</w:t>
             </w:r>
           </w:p>
@@ -2627,7 +2760,7 @@
                 <w:b w:val="0"/>
                 <w:sz w:val="18"/>
               </w:rPr>
-              <w:t>2027-05</w:t>
+              <w:t>2027-Q2</w:t>
             </w:r>
           </w:p>
         </w:tc>
@@ -2677,7 +2810,7 @@
                 <w:b w:val="0"/>
                 <w:sz w:val="18"/>
               </w:rPr>
-              <w:t>ECU 特有：芯片价格波动 + 呆滞库存月度预警</w:t>
+              <w:t>ECU 特有：芯片价格波动 + 呆滞库存月度预警（原 FI8）</w:t>
             </w:r>
           </w:p>
         </w:tc>
@@ -4361,10 +4494,35 @@
             <w:r>
               <w:rPr>
                 <w:rFonts w:ascii="Microsoft YaHei" w:hAnsi="Microsoft YaHei" w:eastAsia="Microsoft YaHei" w:cs="Microsoft YaHei"/>
+                <w:b/>
+                <w:sz w:val="18"/>
+              </w:rPr>
+              <w:t>2026-10</w:t>
+            </w:r>
+          </w:p>
+        </w:tc>
+        <w:tc>
+          <w:tcPr>
+            <w:tcW w:type="dxa" w:w="1872"/>
+            <w:tcBorders>
+              <w:top w:val="single" w:sz="4" w:space="0" w:color="BBBBBB"/>
+              <w:left w:val="single" w:sz="4" w:space="0" w:color="BBBBBB"/>
+              <w:bottom w:val="single" w:sz="4" w:space="0" w:color="BBBBBB"/>
+              <w:right w:val="single" w:sz="4" w:space="0" w:color="BBBBBB"/>
+            </w:tcBorders>
+            <w:shd w:val="clear" w:color="auto" w:fill="F2F6FB"/>
+          </w:tcPr>
+          <w:p>
+            <w:pPr>
+              <w:spacing w:before="0" w:after="0" w:line="240" w:lineRule="auto"/>
+            </w:pPr>
+            <w:r>
+              <w:rPr>
+                <w:rFonts w:ascii="Microsoft YaHei" w:hAnsi="Microsoft YaHei" w:eastAsia="Microsoft YaHei" w:cs="Microsoft YaHei"/>
                 <w:b w:val="0"/>
                 <w:sz w:val="18"/>
               </w:rPr>
-              <w:t>2026-11</w:t>
+              <w:t>L2</w:t>
             </w:r>
           </w:p>
         </w:tc>
@@ -4386,43 +4544,18 @@
             <w:r>
               <w:rPr>
                 <w:rFonts w:ascii="Microsoft YaHei" w:hAnsi="Microsoft YaHei" w:eastAsia="Microsoft YaHei" w:cs="Microsoft YaHei"/>
+                <w:b/>
+                <w:sz w:val="18"/>
+              </w:rPr>
+              <w:t>旗舰②</w:t>
+            </w:r>
+            <w:r>
+              <w:rPr>
+                <w:rFonts w:ascii="Microsoft YaHei" w:hAnsi="Microsoft YaHei" w:eastAsia="Microsoft YaHei" w:cs="Microsoft YaHei"/>
                 <w:b w:val="0"/>
                 <w:sz w:val="18"/>
               </w:rPr>
-              <w:t>L2</w:t>
-            </w:r>
-          </w:p>
-        </w:tc>
-        <w:tc>
-          <w:tcPr>
-            <w:tcW w:type="dxa" w:w="1872"/>
-            <w:tcBorders>
-              <w:top w:val="single" w:sz="4" w:space="0" w:color="BBBBBB"/>
-              <w:left w:val="single" w:sz="4" w:space="0" w:color="BBBBBB"/>
-              <w:bottom w:val="single" w:sz="4" w:space="0" w:color="BBBBBB"/>
-              <w:right w:val="single" w:sz="4" w:space="0" w:color="BBBBBB"/>
-            </w:tcBorders>
-            <w:shd w:val="clear" w:color="auto" w:fill="F2F6FB"/>
-          </w:tcPr>
-          <w:p>
-            <w:pPr>
-              <w:spacing w:before="0" w:after="0" w:line="240" w:lineRule="auto"/>
-            </w:pPr>
-            <w:r>
-              <w:rPr>
-                <w:rFonts w:ascii="Microsoft YaHei" w:hAnsi="Microsoft YaHei" w:eastAsia="Microsoft YaHei" w:cs="Microsoft YaHei"/>
-                <w:b/>
-                <w:sz w:val="18"/>
-              </w:rPr>
-              <w:t>旗舰②</w:t>
-            </w:r>
-            <w:r>
-              <w:rPr>
-                <w:rFonts w:ascii="Microsoft YaHei" w:hAnsi="Microsoft YaHei" w:eastAsia="Microsoft YaHei" w:cs="Microsoft YaHei"/>
-                <w:b w:val="0"/>
-                <w:sz w:val="18"/>
-              </w:rPr>
-              <w:t>（试点至 12 月）</w:t>
+              <w:t>（2026-07-01 提前自 11 月；试点至 11 月）</w:t>
             </w:r>
           </w:p>
         </w:tc>
@@ -6166,7 +6299,7 @@
           <w:b/>
           <w:sz w:val="20"/>
         </w:rPr>
-        <w:t>质量域排期（2026-06-11 修订 + 2026-06-19 稳妥版优化，Paul 批准）</w:t>
+        <w:t>质量域排期（2026-06-11 修订 + 2026-06-19 稳妥版优化 + 2026-07-01 Q6 再提前，Paul 批准）</w:t>
       </w:r>
       <w:r>
         <w:rPr>
@@ -6174,7 +6307,7 @@
           <w:b w:val="0"/>
           <w:sz w:val="20"/>
         </w:rPr>
-        <w:t>：8D①（10月入轨）、立项门禁②（11月）前置；</w:t>
+        <w:t>：8D①（10月入轨）、立项门禁②（10月，2026-07-01 从 11 月提前）前置；</w:t>
       </w:r>
       <w:r>
         <w:rPr>
@@ -6207,6 +6340,124 @@
           <w:sz w:val="20"/>
         </w:rPr>
         <w:t>。与《全景规划》§加速启动总览权威排期表一致。</w:t>
+      </w:r>
+      <w:r>
+        <w:br/>
+      </w:r>
+      <w:r>
+        <w:rPr>
+          <w:rFonts w:ascii="Microsoft YaHei" w:hAnsi="Microsoft YaHei" w:eastAsia="Microsoft YaHei" w:cs="Microsoft YaHei"/>
+          <w:b/>
+          <w:sz w:val="20"/>
+        </w:rPr>
+        <w:t>财务域排期（2026-07-03 场景重编号，Paul 批准）</w:t>
+      </w:r>
+      <w:r>
+        <w:rPr>
+          <w:rFonts w:ascii="Microsoft YaHei" w:hAnsi="Microsoft YaHei" w:eastAsia="Microsoft YaHei" w:cs="Microsoft YaHei"/>
+          <w:b w:val="0"/>
+          <w:sz w:val="20"/>
+        </w:rPr>
+        <w:t xml:space="preserve">：FI2 三单匹配自动对账提前至 </w:t>
+      </w:r>
+      <w:r>
+        <w:rPr>
+          <w:rFonts w:ascii="Microsoft YaHei" w:hAnsi="Microsoft YaHei" w:eastAsia="Microsoft YaHei" w:cs="Microsoft YaHei"/>
+          <w:b/>
+          <w:sz w:val="20"/>
+        </w:rPr>
+        <w:t>09 月</w:t>
+      </w:r>
+      <w:r>
+        <w:rPr>
+          <w:rFonts w:ascii="Microsoft YaHei" w:hAnsi="Microsoft YaHei" w:eastAsia="Microsoft YaHei" w:cs="Microsoft YaHei"/>
+          <w:b w:val="0"/>
+          <w:sz w:val="20"/>
+        </w:rPr>
+        <w:t xml:space="preserve">、FI3 付款申请自动校验提前至 </w:t>
+      </w:r>
+      <w:r>
+        <w:rPr>
+          <w:rFonts w:ascii="Microsoft YaHei" w:hAnsi="Microsoft YaHei" w:eastAsia="Microsoft YaHei" w:cs="Microsoft YaHei"/>
+          <w:b/>
+          <w:sz w:val="20"/>
+        </w:rPr>
+        <w:t>11 月</w:t>
+      </w:r>
+      <w:r>
+        <w:rPr>
+          <w:rFonts w:ascii="Microsoft YaHei" w:hAnsi="Microsoft YaHei" w:eastAsia="Microsoft YaHei" w:cs="Microsoft YaHei"/>
+          <w:b w:val="0"/>
+          <w:sz w:val="20"/>
+        </w:rPr>
+        <w:t>（采购/付款切片，专员细化拆出）；FI4 月结其余/FI5 费用报销 → 2027 Q1；FI6 异常交易其余/FI7 预算监控/FI8 现金流预测/FI9 研发费用归集/FI10 存货跌价 → 2027 Q2。与《全景规划》§加速启动总览权威排期表一致。</w:t>
+      </w:r>
+      <w:r>
+        <w:br/>
+      </w:r>
+      <w:r>
+        <w:rPr>
+          <w:rFonts w:ascii="Microsoft YaHei" w:hAnsi="Microsoft YaHei" w:eastAsia="Microsoft YaHei" w:cs="Microsoft YaHei"/>
+          <w:b/>
+          <w:sz w:val="20"/>
+        </w:rPr>
+        <w:t>分批上线批次视图（2026-07-04 新增，Paul 批准；月份排期不变，批次为价值兑现的组织视图）</w:t>
+      </w:r>
+      <w:r>
+        <w:rPr>
+          <w:rFonts w:ascii="Microsoft YaHei" w:hAnsi="Microsoft YaHei" w:eastAsia="Microsoft YaHei" w:cs="Microsoft YaHei"/>
+          <w:b w:val="0"/>
+          <w:sz w:val="20"/>
+        </w:rPr>
+        <w:t>：</w:t>
+      </w:r>
+      <w:r>
+        <w:rPr>
+          <w:rFonts w:ascii="Microsoft YaHei" w:hAnsi="Microsoft YaHei" w:eastAsia="Microsoft YaHei" w:cs="Microsoft YaHei"/>
+          <w:b/>
+          <w:sz w:val="20"/>
+        </w:rPr>
+        <w:t>批次1（07/08 价值兑现批）</w:t>
+      </w:r>
+      <w:r>
+        <w:rPr>
+          <w:rFonts w:ascii="Microsoft YaHei" w:hAnsi="Microsoft YaHei" w:eastAsia="Microsoft YaHei" w:cs="Microsoft YaHei"/>
+          <w:b w:val="0"/>
+          <w:sz w:val="20"/>
+        </w:rPr>
+        <w:t>=SC1、SC8 保供看板、QD-B 内部试用（补 audit 后）、SC7①/O2 引擎内部试用（原 SC3/SC5 引擎并入载体，v2.3；U9C 已通打真实源）、SC2；</w:t>
+      </w:r>
+      <w:r>
+        <w:rPr>
+          <w:rFonts w:ascii="Microsoft YaHei" w:hAnsi="Microsoft YaHei" w:eastAsia="Microsoft YaHei" w:cs="Microsoft YaHei"/>
+          <w:b/>
+          <w:sz w:val="20"/>
+        </w:rPr>
+        <w:t>批次2（09/10 扩面批）</w:t>
+      </w:r>
+      <w:r>
+        <w:rPr>
+          <w:rFonts w:ascii="Microsoft YaHei" w:hAnsi="Microsoft YaHei" w:eastAsia="Microsoft YaHei" w:cs="Microsoft YaHei"/>
+          <w:b w:val="0"/>
+          <w:sz w:val="20"/>
+        </w:rPr>
+        <w:t>=FI2（视 7/15 门，财务 2026 主打）、O1、S1、Q2/Q6 旗舰〔FI1 试点已摘除——2026-07-06 暂缓〕，进入条件=批次1 价值报告 + 9-10 月砍单评估完成；</w:t>
+      </w:r>
+      <w:r>
+        <w:rPr>
+          <w:rFonts w:ascii="Microsoft YaHei" w:hAnsi="Microsoft YaHei" w:eastAsia="Microsoft YaHei" w:cs="Microsoft YaHei"/>
+          <w:b/>
+          <w:sz w:val="20"/>
+        </w:rPr>
+        <w:t>批次3（11/12 收官批）</w:t>
+      </w:r>
+      <w:r>
+        <w:rPr>
+          <w:rFonts w:ascii="Microsoft YaHei" w:hAnsi="Microsoft YaHei" w:eastAsia="Microsoft YaHei" w:cs="Microsoft YaHei"/>
+          <w:b w:val="0"/>
+          <w:sz w:val="20"/>
+        </w:rPr>
+        <w:t>按砍单结果定。批次间设复盘闸（上批价值未兑现下批自动缩容），出口标准与四档口径见《全景规划》§加速启动总览 2026-07-04 备注、§1.4 成熟度纪律。</w:t>
       </w:r>
     </w:p>
     <w:p>
@@ -6223,7 +6474,7 @@
           <w:rFonts w:ascii="NSimSun" w:hAnsi="NSimSun" w:eastAsia="NSimSun" w:cs="NSimSun"/>
           <w:sz w:val="17"/>
         </w:rPr>
-        <w:t>2026年（采购部 SC1-SC6，一月一个，稳步推进）</w:t>
+        <w:t>2026年（采购部 7 场景·v2.3 重排后：SC1/SC2/SC7①/SC4 在 2026，稳步推进）</w:t>
       </w:r>
     </w:p>
     <w:p>
@@ -6376,7 +6627,7 @@
           <w:rFonts w:ascii="NSimSun" w:hAnsi="NSimSun" w:eastAsia="NSimSun" w:cs="NSimSun"/>
           <w:sz w:val="17"/>
         </w:rPr>
-        <w:t xml:space="preserve">       [前置] 标准条款库（SC4前置）、芯片API调研（SC6前置）、知识库派任务(8D/立项门禁，质量旗舰)</w:t>
+        <w:t xml:space="preserve">       [财务] ~~FI1 仓库对账开发启动~~【2026-07-06 条件复启暂缓，封存不废弃】——财务重心转 FI2/FI3 就绪</w:t>
       </w:r>
     </w:p>
     <w:p>
@@ -6393,7 +6644,7 @@
           <w:rFonts w:ascii="NSimSun" w:hAnsi="NSimSun" w:eastAsia="NSimSun" w:cs="NSimSun"/>
           <w:sz w:val="17"/>
         </w:rPr>
-        <w:t>9月    [采购] SC3 绩效看板 + SC5 采购建议（均收割 supplychain，提前）</w:t>
+        <w:t xml:space="preserve">       [前置] 标准条款库（SC4前置）、芯片API调研（O2 芯片预警子功能前置，原 SC6）、知识库派任务(8D/立项门禁，质量旗舰)</w:t>
       </w:r>
     </w:p>
     <w:p>
@@ -6410,7 +6661,7 @@
           <w:rFonts w:ascii="NSimSun" w:hAnsi="NSimSun" w:eastAsia="NSimSun" w:cs="NSimSun"/>
           <w:sz w:val="17"/>
         </w:rPr>
-        <w:t xml:space="preserve">       [运营] O2 物料齐套 + O1 排程优化（收割 supplychain kit_analysis/smt_scheduling）</w:t>
+        <w:t>9月    [采购] SC7① 采购建议/遴选（原 SC5 引擎承接部署位，v2.3 两期制；原 SC3 引擎并入 SC8 随深化）</w:t>
       </w:r>
     </w:p>
     <w:p>
@@ -6427,7 +6678,7 @@
           <w:rFonts w:ascii="NSimSun" w:hAnsi="NSimSun" w:eastAsia="NSimSun" w:cs="NSimSun"/>
           <w:sz w:val="17"/>
         </w:rPr>
-        <w:t xml:space="preserve">       [财务] FI1 供应链仓库对账　[销售] S1 日报自动化</w:t>
+        <w:t xml:space="preserve">       [运营] O2 物料齐套 + O1 排程优化（收割 supplychain kit_analysis/smt_scheduling）</w:t>
       </w:r>
     </w:p>
     <w:p>
@@ -6444,7 +6695,7 @@
           <w:rFonts w:ascii="NSimSun" w:hAnsi="NSimSun" w:eastAsia="NSimSun" w:cs="NSimSun"/>
           <w:sz w:val="17"/>
         </w:rPr>
-        <w:t xml:space="preserve">       → 四部门并行 + 采购/运营核心收割落位</w:t>
+        <w:t xml:space="preserve">       [财务] **FI2 三单匹配自动对账 启动**（2026-07-03 提前，采购/付款重点；~~FI1 试点~~已暂缓）　[销售] S1 日报自动化</w:t>
       </w:r>
     </w:p>
     <w:p>
@@ -6461,7 +6712,7 @@
           <w:rFonts w:ascii="NSimSun" w:hAnsi="NSimSun" w:eastAsia="NSimSun" w:cs="NSimSun"/>
           <w:sz w:val="17"/>
         </w:rPr>
-        <w:t>10月   [采购] SC4 合同条款自动提取</w:t>
+        <w:t xml:space="preserve">       → 四部门并行 + 采购/运营核心收割落位</w:t>
       </w:r>
     </w:p>
     <w:p>
@@ -6478,7 +6729,7 @@
           <w:rFonts w:ascii="NSimSun" w:hAnsi="NSimSun" w:eastAsia="NSimSun" w:cs="NSimSun"/>
           <w:sz w:val="17"/>
         </w:rPr>
-        <w:t xml:space="preserve">       [工程研发] R1 需求分析助手（ISO26262合规门禁已通过）</w:t>
+        <w:t>10月   [采购] SC4 合同条款自动提取</w:t>
       </w:r>
     </w:p>
     <w:p>
@@ -6495,7 +6746,7 @@
           <w:rFonts w:ascii="NSimSun" w:hAnsi="NSimSun" w:eastAsia="NSimSun" w:cs="NSimSun"/>
           <w:sz w:val="17"/>
         </w:rPr>
-        <w:t xml:space="preserve">       [质量]    Q2 8D① 不良分析启动（质量域入轨；2026-06-11 修订旗舰前置）</w:t>
+        <w:t xml:space="preserve">       [工程研发] R1 需求分析助手（ISO26262合规门禁已通过）</w:t>
       </w:r>
     </w:p>
     <w:p>
@@ -6512,7 +6763,7 @@
           <w:rFonts w:ascii="NSimSun" w:hAnsi="NSimSun" w:eastAsia="NSimSun" w:cs="NSimSun"/>
           <w:sz w:val="17"/>
         </w:rPr>
-        <w:t xml:space="preserve">       [销售]    S2 拜访助手</w:t>
+        <w:t xml:space="preserve">       [质量]    Q2 8D① 不良分析启动 + Q6 立项门禁② 启动（2026-07-01 提前自 11 月，与 8D① 同月并行）</w:t>
       </w:r>
     </w:p>
     <w:p>
@@ -6529,7 +6780,7 @@
           <w:rFonts w:ascii="NSimSun" w:hAnsi="NSimSun" w:eastAsia="NSimSun" w:cs="NSimSun"/>
           <w:sz w:val="17"/>
         </w:rPr>
-        <w:t xml:space="preserve">       → 六部门全面入轨</w:t>
+        <w:t xml:space="preserve">       [财务]    FI3 付款校验部分子场景并行起步（FI3-2/4/5/6，不依赖三单）</w:t>
       </w:r>
     </w:p>
     <w:p>
@@ -6546,7 +6797,7 @@
           <w:rFonts w:ascii="NSimSun" w:hAnsi="NSimSun" w:eastAsia="NSimSun" w:cs="NSimSun"/>
           <w:sz w:val="17"/>
         </w:rPr>
-        <w:t>11月   ⚠ 原排9场景过密，按「高价值+数据就绪」砍到4-5个，余者顺延12月/2027-01</w:t>
+        <w:t xml:space="preserve">       [销售]    S2 拜访助手</w:t>
       </w:r>
     </w:p>
     <w:p>
@@ -6563,7 +6814,7 @@
           <w:rFonts w:ascii="NSimSun" w:hAnsi="NSimSun" w:eastAsia="NSimSun" w:cs="NSimSun"/>
           <w:sz w:val="17"/>
         </w:rPr>
-        <w:t xml:space="preserve">       [财务] FI2 月结加速</w:t>
+        <w:t xml:space="preserve">       → 六部门全面入轨</w:t>
       </w:r>
     </w:p>
     <w:p>
@@ -6580,7 +6831,7 @@
           <w:rFonts w:ascii="NSimSun" w:hAnsi="NSimSun" w:eastAsia="NSimSun" w:cs="NSimSun"/>
           <w:sz w:val="17"/>
         </w:rPr>
-        <w:t xml:space="preserve">       [工程研发] R2 AUTOSAR</w:t>
+        <w:t>11月   ⚠ 原排9场景过密，按「高价值+数据就绪」砍到4-5个，余者顺延12月/2027-01</w:t>
       </w:r>
     </w:p>
     <w:p>
@@ -6597,7 +6848,7 @@
           <w:rFonts w:ascii="NSimSun" w:hAnsi="NSimSun" w:eastAsia="NSimSun" w:cs="NSimSun"/>
           <w:sz w:val="17"/>
         </w:rPr>
-        <w:t xml:space="preserve">       [质量]    8D 开发 + Q6 立项门禁② 启动（旗舰前置）</w:t>
+        <w:t xml:space="preserve">       [财务] **FI3 付款申请自动校验 启动**（两段起，2026-07-03 提前）；FI2 深化运行</w:t>
       </w:r>
     </w:p>
     <w:p>
@@ -6614,7 +6865,7 @@
           <w:rFonts w:ascii="NSimSun" w:hAnsi="NSimSun" w:eastAsia="NSimSun" w:cs="NSimSun"/>
           <w:sz w:val="17"/>
         </w:rPr>
-        <w:t xml:space="preserve">       [销售]    S3 RFQ 响应（含 NRE 智能报价子场景）</w:t>
+        <w:t xml:space="preserve">       [工程研发] R2 AUTOSAR</w:t>
       </w:r>
     </w:p>
     <w:p>
@@ -6631,7 +6882,7 @@
           <w:rFonts w:ascii="NSimSun" w:hAnsi="NSimSun" w:eastAsia="NSimSun" w:cs="NSimSun"/>
           <w:sz w:val="17"/>
         </w:rPr>
-        <w:t>12月   [采购] SC6 芯片短缺预警</w:t>
+        <w:t xml:space="preserve">       [质量]    8D 开发 + 立项门禁② 试点</w:t>
       </w:r>
     </w:p>
     <w:p>
@@ -6648,7 +6899,7 @@
           <w:rFonts w:ascii="NSimSun" w:hAnsi="NSimSun" w:eastAsia="NSimSun" w:cs="NSimSun"/>
           <w:sz w:val="17"/>
         </w:rPr>
-        <w:t xml:space="preserve">       [工程研发] R3 代码审查</w:t>
+        <w:t xml:space="preserve">       [销售]    S3 RFQ 响应（含 NRE 智能报价子场景）</w:t>
       </w:r>
     </w:p>
     <w:p>
@@ -6665,7 +6916,7 @@
           <w:rFonts w:ascii="NSimSun" w:hAnsi="NSimSun" w:eastAsia="NSimSun" w:cs="NSimSun"/>
           <w:sz w:val="17"/>
         </w:rPr>
-        <w:t xml:space="preserve">       [质量]    立项门禁 试点 + 客诉分流启动（提前至 12 月；FMEA 后置 2027-05）</w:t>
+        <w:t>12月   [运营] O2 深化·芯片预警子功能（原 SC6 注销并入，v2.3；非独立场景）</w:t>
       </w:r>
     </w:p>
     <w:p>
@@ -6682,7 +6933,7 @@
           <w:rFonts w:ascii="NSimSun" w:hAnsi="NSimSun" w:eastAsia="NSimSun" w:cs="NSimSun"/>
           <w:sz w:val="17"/>
         </w:rPr>
-        <w:t xml:space="preserve">       [销售]    S4 技术文档</w:t>
+        <w:t xml:space="preserve">       [财务] FI2/FI3 深化运行</w:t>
       </w:r>
     </w:p>
     <w:p>
@@ -6699,7 +6950,7 @@
           <w:rFonts w:ascii="NSimSun" w:hAnsi="NSimSun" w:eastAsia="NSimSun" w:cs="NSimSun"/>
           <w:sz w:val="17"/>
         </w:rPr>
-        <w:t xml:space="preserve">       [运营]    O3 物流追踪</w:t>
+        <w:t xml:space="preserve">       [工程研发] R3 代码审查</w:t>
       </w:r>
     </w:p>
     <w:p>
@@ -6716,7 +6967,7 @@
           <w:rFonts w:ascii="NSimSun" w:hAnsi="NSimSun" w:eastAsia="NSimSun" w:cs="NSimSun"/>
           <w:sz w:val="17"/>
         </w:rPr>
-        <w:t xml:space="preserve">       → 半年度总结：约14-16个场景上线</w:t>
+        <w:t xml:space="preserve">       [质量]    立项门禁② 趋稳定 + 客诉分流启动（提前至 12 月；FMEA 后置 2027-05）</w:t>
       </w:r>
     </w:p>
     <w:p>
@@ -6733,7 +6984,7 @@
           <w:rFonts w:ascii="NSimSun" w:hAnsi="NSimSun" w:eastAsia="NSimSun" w:cs="NSimSun"/>
           <w:sz w:val="17"/>
         </w:rPr>
-        <w:t xml:space="preserve"> </w:t>
+        <w:t xml:space="preserve">       [销售]    S4 技术文档</w:t>
       </w:r>
     </w:p>
     <w:p>
@@ -6750,7 +7001,7 @@
           <w:rFonts w:ascii="NSimSun" w:hAnsi="NSimSun" w:eastAsia="NSimSun" w:cs="NSimSun"/>
           <w:sz w:val="17"/>
         </w:rPr>
-        <w:t>───────────────────────────────────</w:t>
+        <w:t xml:space="preserve">       [运营]    O3 物流追踪</w:t>
       </w:r>
     </w:p>
     <w:p>
@@ -6767,7 +7018,7 @@
           <w:rFonts w:ascii="NSimSun" w:hAnsi="NSimSun" w:eastAsia="NSimSun" w:cs="NSimSun"/>
           <w:sz w:val="17"/>
         </w:rPr>
-        <w:t>2027年（采购部 SC7-SC9，一月一个，同步跨部门联动）</w:t>
+        <w:t xml:space="preserve">       → 半年度总结：约14-16个场景上线</w:t>
       </w:r>
     </w:p>
     <w:p>
@@ -6801,7 +7052,7 @@
           <w:rFonts w:ascii="NSimSun" w:hAnsi="NSimSun" w:eastAsia="NSimSun" w:cs="NSimSun"/>
           <w:sz w:val="17"/>
         </w:rPr>
-        <w:t>1月    [采购] SC7 库存优化建议</w:t>
+        <w:t>───────────────────────────────────</w:t>
       </w:r>
     </w:p>
     <w:p>
@@ -6818,7 +7069,7 @@
           <w:rFonts w:ascii="NSimSun" w:hAnsi="NSimSun" w:eastAsia="NSimSun" w:cs="NSimSun"/>
           <w:sz w:val="17"/>
         </w:rPr>
-        <w:t xml:space="preserve">       [财务] FI3 费用报销智能审核</w:t>
+        <w:t>2027年（采购部 SC7②/SC8深化/SC10/SC11，同步跨部门联动）</w:t>
       </w:r>
     </w:p>
     <w:p>
@@ -6835,7 +7086,7 @@
           <w:rFonts w:ascii="NSimSun" w:hAnsi="NSimSun" w:eastAsia="NSimSun" w:cs="NSimSun"/>
           <w:sz w:val="17"/>
         </w:rPr>
-        <w:t xml:space="preserve">       [工程研发] R4 测试用例智能生成</w:t>
+        <w:t xml:space="preserve"> </w:t>
       </w:r>
     </w:p>
     <w:p>
@@ -6852,7 +7103,7 @@
           <w:rFonts w:ascii="NSimSun" w:hAnsi="NSimSun" w:eastAsia="NSimSun" w:cs="NSimSun"/>
           <w:sz w:val="17"/>
         </w:rPr>
-        <w:t xml:space="preserve">       [质量]    Q5 IATF 审核准备/体系文档助手（提前自 2 月；客诉已 12 月上线）</w:t>
+        <w:t>1月    [采购] SC7② 库存优化深化（动态安全库存/呆滞/what-if）</w:t>
       </w:r>
     </w:p>
     <w:p>
@@ -6869,7 +7120,7 @@
           <w:rFonts w:ascii="NSimSun" w:hAnsi="NSimSun" w:eastAsia="NSimSun" w:cs="NSimSun"/>
           <w:sz w:val="17"/>
         </w:rPr>
-        <w:t xml:space="preserve">       [销售]    S5 竞品动态监控</w:t>
+        <w:t xml:space="preserve">       [财务] FI4 智能月结加速（其余）启动</w:t>
       </w:r>
     </w:p>
     <w:p>
@@ -6886,7 +7137,7 @@
           <w:rFonts w:ascii="NSimSun" w:hAnsi="NSimSun" w:eastAsia="NSimSun" w:cs="NSimSun"/>
           <w:sz w:val="17"/>
         </w:rPr>
-        <w:t xml:space="preserve">       [运营]    O4 预测维护评估⚠</w:t>
+        <w:t xml:space="preserve">       [工程研发] R4 测试用例智能生成</w:t>
       </w:r>
     </w:p>
     <w:p>
@@ -6903,7 +7154,7 @@
           <w:rFonts w:ascii="NSimSun" w:hAnsi="NSimSun" w:eastAsia="NSimSun" w:cs="NSimSun"/>
           <w:sz w:val="17"/>
         </w:rPr>
-        <w:t xml:space="preserve">       跨部门 Agent 协同设计启动</w:t>
+        <w:t xml:space="preserve">       [质量]    Q5 IATF 审核准备/体系文档助手（提前自 2 月；客诉已 12 月上线）</w:t>
       </w:r>
     </w:p>
     <w:p>
@@ -6920,7 +7171,7 @@
           <w:rFonts w:ascii="NSimSun" w:hAnsi="NSimSun" w:eastAsia="NSimSun" w:cs="NSimSun"/>
           <w:sz w:val="17"/>
         </w:rPr>
-        <w:t xml:space="preserve"> </w:t>
+        <w:t xml:space="preserve">       [销售]    S5 竞品动态监控</w:t>
       </w:r>
     </w:p>
     <w:p>
@@ -6937,7 +7188,7 @@
           <w:rFonts w:ascii="NSimSun" w:hAnsi="NSimSun" w:eastAsia="NSimSun" w:cs="NSimSun"/>
           <w:sz w:val="17"/>
         </w:rPr>
-        <w:t>2月    [采购] （SC8 已提前到 2026-07/08 收割上线，此处不再排）SC8 深化/客户全量通报</w:t>
+        <w:t xml:space="preserve">       [运营]    O4 预测维护评估⚠</w:t>
       </w:r>
     </w:p>
     <w:p>
@@ -6954,7 +7205,7 @@
           <w:rFonts w:ascii="NSimSun" w:hAnsi="NSimSun" w:eastAsia="NSimSun" w:cs="NSimSun"/>
           <w:sz w:val="17"/>
         </w:rPr>
-        <w:t xml:space="preserve">       [财务] FI4 异常交易实时检测</w:t>
+        <w:t xml:space="preserve">       跨部门 Agent 协同设计启动</w:t>
       </w:r>
     </w:p>
     <w:p>
@@ -6971,7 +7222,7 @@
           <w:rFonts w:ascii="NSimSun" w:hAnsi="NSimSun" w:eastAsia="NSimSun" w:cs="NSimSun"/>
           <w:sz w:val="17"/>
         </w:rPr>
-        <w:t xml:space="preserve">       [工程研发] R5 技术文档生成</w:t>
+        <w:t xml:space="preserve"> </w:t>
       </w:r>
     </w:p>
     <w:p>
@@ -6988,7 +7239,7 @@
           <w:rFonts w:ascii="NSimSun" w:hAnsi="NSimSun" w:eastAsia="NSimSun" w:cs="NSimSun"/>
           <w:sz w:val="17"/>
         </w:rPr>
-        <w:t xml:space="preserve">       [质量]    （8D①/立项门禁②/客诉 稳定运行；PPAP 准备）</w:t>
+        <w:t>2月    [采购] （SC8 已提前到 2026-07/08 收割上线，此处不再排）SC8 深化/客户全量通报</w:t>
       </w:r>
     </w:p>
     <w:p>
@@ -7005,7 +7256,7 @@
           <w:rFonts w:ascii="NSimSun" w:hAnsi="NSimSun" w:eastAsia="NSimSun" w:cs="NSimSun"/>
           <w:sz w:val="17"/>
         </w:rPr>
-        <w:t xml:space="preserve">       [销售]    S6 销售预测</w:t>
+        <w:t xml:space="preserve">       [财务] FI5 费用报销智能审核 启动</w:t>
       </w:r>
     </w:p>
     <w:p>
@@ -7022,7 +7273,7 @@
           <w:rFonts w:ascii="NSimSun" w:hAnsi="NSimSun" w:eastAsia="NSimSun" w:cs="NSimSun"/>
           <w:sz w:val="17"/>
         </w:rPr>
-        <w:t xml:space="preserve">       Agent 联动灰度试点</w:t>
+        <w:t xml:space="preserve">       [工程研发] R5 技术文档生成</w:t>
       </w:r>
     </w:p>
     <w:p>
@@ -7039,7 +7290,7 @@
           <w:rFonts w:ascii="NSimSun" w:hAnsi="NSimSun" w:eastAsia="NSimSun" w:cs="NSimSun"/>
           <w:sz w:val="17"/>
         </w:rPr>
-        <w:t xml:space="preserve"> </w:t>
+        <w:t xml:space="preserve">       [质量]    （8D①/立项门禁②/客诉 稳定运行；PPAP 准备）</w:t>
       </w:r>
     </w:p>
     <w:p>
@@ -7056,7 +7307,7 @@
           <w:rFonts w:ascii="NSimSun" w:hAnsi="NSimSun" w:eastAsia="NSimSun" w:cs="NSimSun"/>
           <w:sz w:val="17"/>
         </w:rPr>
-        <w:t>3月    [采购] SC9 OEM 订单波动预测（采购部全部9个场景完成）</w:t>
+        <w:t xml:space="preserve">       [销售]    S6 销售预测</w:t>
       </w:r>
     </w:p>
     <w:p>
@@ -7073,7 +7324,7 @@
           <w:rFonts w:ascii="NSimSun" w:hAnsi="NSimSun" w:eastAsia="NSimSun" w:cs="NSimSun"/>
           <w:sz w:val="17"/>
         </w:rPr>
-        <w:t xml:space="preserve">       [财务] FI5 预算执行监控</w:t>
+        <w:t xml:space="preserve">       Agent 联动灰度试点</w:t>
       </w:r>
     </w:p>
     <w:p>
@@ -7090,7 +7341,7 @@
           <w:rFonts w:ascii="NSimSun" w:hAnsi="NSimSun" w:eastAsia="NSimSun" w:cs="NSimSun"/>
           <w:sz w:val="17"/>
         </w:rPr>
-        <w:t xml:space="preserve">       [质量]    （8D①/立项门禁② 稳定运行；PPAP/FMEA 见 4-5 月）</w:t>
+        <w:t xml:space="preserve"> </w:t>
       </w:r>
     </w:p>
     <w:p>
@@ -7107,7 +7358,7 @@
           <w:rFonts w:ascii="NSimSun" w:hAnsi="NSimSun" w:eastAsia="NSimSun" w:cs="NSimSun"/>
           <w:sz w:val="17"/>
         </w:rPr>
-        <w:t xml:space="preserve">       Agent 全面推开</w:t>
+        <w:t>3月    [采购] SC10 BOM 评审及物料库管控（v2.3 新增；原 SC9 已并入 S6 波动预测子功能）</w:t>
       </w:r>
     </w:p>
     <w:p>
@@ -7124,7 +7375,7 @@
           <w:rFonts w:ascii="NSimSun" w:hAnsi="NSimSun" w:eastAsia="NSimSun" w:cs="NSimSun"/>
           <w:sz w:val="17"/>
         </w:rPr>
-        <w:t xml:space="preserve"> </w:t>
+        <w:t xml:space="preserve">       [采购·4月预告] SC11 库存智能调拨（v2.3 新增，PMC 确认门禁；采购 7 场景 4 月收官）</w:t>
       </w:r>
     </w:p>
     <w:p>
@@ -7141,7 +7392,7 @@
           <w:rFonts w:ascii="NSimSun" w:hAnsi="NSimSun" w:eastAsia="NSimSun" w:cs="NSimSun"/>
           <w:sz w:val="17"/>
         </w:rPr>
-        <w:t>4月    FI6 现金流预测</w:t>
+        <w:t xml:space="preserve">       [财务] （FI2-FI5 稳定运行，本月无新启动）</w:t>
       </w:r>
     </w:p>
     <w:p>
@@ -7158,7 +7409,7 @@
           <w:rFonts w:ascii="NSimSun" w:hAnsi="NSimSun" w:eastAsia="NSimSun" w:cs="NSimSun"/>
           <w:sz w:val="17"/>
         </w:rPr>
-        <w:t xml:space="preserve">       [质量] Q4 PPAP 文档自动审核（OEM 隔离层就绪为前提）</w:t>
+        <w:t xml:space="preserve">       [质量]    （8D①/立项门禁② 稳定运行；PPAP/FMEA 见 4-5 月）</w:t>
       </w:r>
     </w:p>
     <w:p>
@@ -7175,7 +7426,7 @@
           <w:rFonts w:ascii="NSimSun" w:hAnsi="NSimSun" w:eastAsia="NSimSun" w:cs="NSimSun"/>
           <w:sz w:val="17"/>
         </w:rPr>
-        <w:t xml:space="preserve">       AI CoE 试运行</w:t>
+        <w:t xml:space="preserve">       Agent 全面推开</w:t>
       </w:r>
     </w:p>
     <w:p>
@@ -7209,7 +7460,7 @@
           <w:rFonts w:ascii="NSimSun" w:hAnsi="NSimSun" w:eastAsia="NSimSun" w:cs="NSimSun"/>
           <w:sz w:val="17"/>
         </w:rPr>
-        <w:t>5月    FI7 研发费用归集 + FI8 存货跌价分析</w:t>
+        <w:t>4月    [财务] FI6 异常交易检测（其余）启动</w:t>
       </w:r>
     </w:p>
     <w:p>
@@ -7226,7 +7477,7 @@
           <w:rFonts w:ascii="NSimSun" w:hAnsi="NSimSun" w:eastAsia="NSimSun" w:cs="NSimSun"/>
           <w:sz w:val="17"/>
         </w:rPr>
-        <w:t xml:space="preserve">       [质量] Q3 FMEA 维护 + Q7 IQC 来料检验（新增，依赖 MES/LAN）</w:t>
+        <w:t xml:space="preserve">       [质量] Q4 PPAP 文档自动审核（OEM 隔离层就绪为前提）</w:t>
       </w:r>
     </w:p>
     <w:p>
@@ -7243,7 +7494,7 @@
           <w:rFonts w:ascii="NSimSun" w:hAnsi="NSimSun" w:eastAsia="NSimSun" w:cs="NSimSun"/>
           <w:sz w:val="17"/>
         </w:rPr>
-        <w:t xml:space="preserve">       AI CoE 正式成立</w:t>
+        <w:t xml:space="preserve">       AI CoE 试运行</w:t>
       </w:r>
     </w:p>
     <w:p>
@@ -7277,7 +7528,92 @@
           <w:rFonts w:ascii="NSimSun" w:hAnsi="NSimSun" w:eastAsia="NSimSun" w:cs="NSimSun"/>
           <w:sz w:val="17"/>
         </w:rPr>
-        <w:t>6月    年度总结 + 2028年规划</w:t>
+        <w:t>5月    [财务] FI7 预算执行监控 + FI8 现金流预测与智能预警 启动</w:t>
+      </w:r>
+    </w:p>
+    <w:p>
+      <w:pPr>
+        <w:pBdr>
+          <w:left w:val="single" w:sz="18" w:space="8" w:color="9BB4CC"/>
+        </w:pBdr>
+        <w:shd w:val="clear" w:color="auto" w:fill="F4F4F4"/>
+        <w:spacing w:before="0" w:after="0"/>
+        <w:ind w:left="160"/>
+      </w:pPr>
+      <w:r>
+        <w:rPr>
+          <w:rFonts w:ascii="NSimSun" w:hAnsi="NSimSun" w:eastAsia="NSimSun" w:cs="NSimSun"/>
+          <w:sz w:val="17"/>
+        </w:rPr>
+        <w:t xml:space="preserve">       [质量] Q3 FMEA 维护 + Q7 IQC 来料检验（新增，依赖 MES/LAN）</w:t>
+      </w:r>
+    </w:p>
+    <w:p>
+      <w:pPr>
+        <w:pBdr>
+          <w:left w:val="single" w:sz="18" w:space="8" w:color="9BB4CC"/>
+        </w:pBdr>
+        <w:shd w:val="clear" w:color="auto" w:fill="F4F4F4"/>
+        <w:spacing w:before="0" w:after="0"/>
+        <w:ind w:left="160"/>
+      </w:pPr>
+      <w:r>
+        <w:rPr>
+          <w:rFonts w:ascii="NSimSun" w:hAnsi="NSimSun" w:eastAsia="NSimSun" w:cs="NSimSun"/>
+          <w:sz w:val="17"/>
+        </w:rPr>
+        <w:t xml:space="preserve">       AI CoE 正式成立</w:t>
+      </w:r>
+    </w:p>
+    <w:p>
+      <w:pPr>
+        <w:pBdr>
+          <w:left w:val="single" w:sz="18" w:space="8" w:color="9BB4CC"/>
+        </w:pBdr>
+        <w:shd w:val="clear" w:color="auto" w:fill="F4F4F4"/>
+        <w:spacing w:before="0" w:after="0"/>
+        <w:ind w:left="160"/>
+      </w:pPr>
+      <w:r>
+        <w:rPr>
+          <w:rFonts w:ascii="NSimSun" w:hAnsi="NSimSun" w:eastAsia="NSimSun" w:cs="NSimSun"/>
+          <w:sz w:val="17"/>
+        </w:rPr>
+        <w:t xml:space="preserve"> </w:t>
+      </w:r>
+    </w:p>
+    <w:p>
+      <w:pPr>
+        <w:pBdr>
+          <w:left w:val="single" w:sz="18" w:space="8" w:color="9BB4CC"/>
+        </w:pBdr>
+        <w:shd w:val="clear" w:color="auto" w:fill="F4F4F4"/>
+        <w:spacing w:before="0" w:after="0"/>
+        <w:ind w:left="160"/>
+      </w:pPr>
+      <w:r>
+        <w:rPr>
+          <w:rFonts w:ascii="NSimSun" w:hAnsi="NSimSun" w:eastAsia="NSimSun" w:cs="NSimSun"/>
+          <w:sz w:val="17"/>
+        </w:rPr>
+        <w:t>6月    [财务] FI9 研发费用归集 + FI10 存货跌价分析 启动</w:t>
+      </w:r>
+    </w:p>
+    <w:p>
+      <w:pPr>
+        <w:pBdr>
+          <w:left w:val="single" w:sz="18" w:space="8" w:color="9BB4CC"/>
+        </w:pBdr>
+        <w:shd w:val="clear" w:color="auto" w:fill="F4F4F4"/>
+        <w:spacing w:before="0" w:after="0"/>
+        <w:ind w:left="160"/>
+      </w:pPr>
+      <w:r>
+        <w:rPr>
+          <w:rFonts w:ascii="NSimSun" w:hAnsi="NSimSun" w:eastAsia="NSimSun" w:cs="NSimSun"/>
+          <w:sz w:val="17"/>
+        </w:rPr>
+        <w:t xml:space="preserve">       年度总结 + 2028年规划</w:t>
       </w:r>
     </w:p>
     <w:p>
@@ -8095,7 +8431,7 @@
                 <w:b w:val="0"/>
                 <w:sz w:val="18"/>
               </w:rPr>
-              <w:t>SC6/SC9 后台任务需要</w:t>
+              <w:t>O2 芯片预警子功能/S6 波动预测子功能（原 SC6/SC9）后台任务需要</w:t>
             </w:r>
           </w:p>
         </w:tc>
@@ -8375,7 +8711,7 @@
           <w:b w:val="0"/>
           <w:sz w:val="21"/>
         </w:rPr>
-        <w:t>：FI1/FI2/FI3/FI5 都读 U9C 数据，9月前必须打通</w:t>
+        <w:t>：FI1/FI2/FI4/FI5/FI7 都读 U9C 数据，9月前必须打通（2026-07-03 财务重编号后对应新号；原为 FI1/FI2/FI3/FI5）</w:t>
       </w:r>
     </w:p>
     <w:p>
@@ -8461,7 +8797,7 @@
           <w:b w:val="0"/>
           <w:sz w:val="21"/>
         </w:rPr>
-        <w:t>：SC6 芯片预警需要常驻监控</w:t>
+        <w:t>：芯片预警（O2 子功能，原 SC6）需要常驻监控</w:t>
       </w:r>
     </w:p>
     <w:p>
@@ -8901,7 +9237,7 @@
                 <w:b w:val="0"/>
                 <w:sz w:val="18"/>
               </w:rPr>
-              <w:t>SC1/SC3/SC5/SC8</w:t>
+              <w:t>SC1/SC8/SC7①（v2.3 号义，原 SC3/SC5 并入）</w:t>
             </w:r>
           </w:p>
         </w:tc>
@@ -9017,7 +9353,7 @@
                 <w:b w:val="0"/>
                 <w:sz w:val="18"/>
               </w:rPr>
-              <w:t>SC3/SC5/SC8/O1/O2</w:t>
+              <w:t>SC8/SC7①/O1/O2（v2.3 号义）</w:t>
             </w:r>
           </w:p>
         </w:tc>
@@ -9265,7 +9601,7 @@
                 <w:b w:val="0"/>
                 <w:sz w:val="18"/>
               </w:rPr>
-              <w:t>SC2/SC6/SC7</w:t>
+              <w:t>SC2/SC7/SC11（v2.3 号义）</w:t>
             </w:r>
           </w:p>
         </w:tc>
@@ -9315,7 +9651,7 @@
                 <w:b w:val="0"/>
                 <w:sz w:val="18"/>
               </w:rPr>
-              <w:t>申请已起草，7/1提交IT（《U9C-ERP-MCP接口申请.md》）</w:t>
+              <w:t>✅ 通道已整体打通（2026-07-06）；申请历史见《U9C-ERP-MCP接口申请.md》</w:t>
             </w:r>
           </w:p>
         </w:tc>
@@ -9365,7 +9701,7 @@
                 <w:b w:val="0"/>
                 <w:sz w:val="18"/>
               </w:rPr>
-              <w:t>FI1-FI6</w:t>
+              <w:t>FI1-FI8</w:t>
             </w:r>
           </w:p>
         </w:tc>
@@ -9413,7 +9749,7 @@
                 <w:b w:val="0"/>
                 <w:sz w:val="18"/>
               </w:rPr>
-              <w:t>同上，一并申请</w:t>
+              <w:t>同上，一并申请（2026-07-03 财务重编号：含新拆分 FI2 三单匹配/FI3 付款校验，已分别提前至 09/11 月）</w:t>
             </w:r>
           </w:p>
         </w:tc>
@@ -9465,7 +9801,7 @@
                 <w:b w:val="0"/>
                 <w:sz w:val="18"/>
               </w:rPr>
-              <w:t>FI7</w:t>
+              <w:t>FI9</w:t>
             </w:r>
           </w:p>
         </w:tc>
@@ -9490,7 +9826,7 @@
                 <w:b w:val="0"/>
                 <w:sz w:val="18"/>
               </w:rPr>
-              <w:t>2027-Q1</w:t>
+              <w:t>2027-Q2</w:t>
             </w:r>
           </w:p>
         </w:tc>
@@ -9515,7 +9851,7 @@
                 <w:b w:val="0"/>
                 <w:sz w:val="18"/>
               </w:rPr>
-              <w:t>规划中</w:t>
+              <w:t>规划中（原 FI7，2026-07-03 顺延改号）</w:t>
             </w:r>
           </w:p>
         </w:tc>
@@ -9865,7 +10201,7 @@
                 <w:b w:val="0"/>
                 <w:sz w:val="18"/>
               </w:rPr>
-              <w:t>SC6/FI8</w:t>
+              <w:t>O2 芯片预警子功能（原 SC6）/FI10</w:t>
             </w:r>
           </w:p>
         </w:tc>
@@ -9915,7 +10251,7 @@
                 <w:b w:val="0"/>
                 <w:sz w:val="18"/>
               </w:rPr>
-              <w:t>待选型</w:t>
+              <w:t>待选型（原 FI8，2026-07-03 顺延改号）</w:t>
             </w:r>
           </w:p>
         </w:tc>
@@ -10065,7 +10401,7 @@
                 <w:b w:val="0"/>
                 <w:sz w:val="18"/>
               </w:rPr>
-              <w:t>R1/FI7/FI8</w:t>
+              <w:t>R1/FI9/FI10</w:t>
             </w:r>
           </w:p>
         </w:tc>
@@ -10090,7 +10426,7 @@
                 <w:b w:val="0"/>
                 <w:sz w:val="18"/>
               </w:rPr>
-              <w:t>2027-Q1</w:t>
+              <w:t>2027-Q2</w:t>
             </w:r>
           </w:p>
         </w:tc>
@@ -10115,7 +10451,7 @@
                 <w:b w:val="0"/>
                 <w:sz w:val="18"/>
               </w:rPr>
-              <w:t>规划中</w:t>
+              <w:t>规划中（原 FI7/FI8，2026-07-03 顺延改号）</w:t>
             </w:r>
           </w:p>
         </w:tc>
@@ -10467,6 +10803,126 @@
     </w:p>
     <w:p>
       <w:pPr>
+        <w:pStyle w:val="ListBullet"/>
+        <w:spacing w:after="60"/>
+      </w:pPr>
+      <w:r>
+        <w:rPr>
+          <w:rFonts w:ascii="Microsoft YaHei" w:hAnsi="Microsoft YaHei" w:eastAsia="Microsoft YaHei" w:cs="Microsoft YaHei"/>
+          <w:b w:val="0"/>
+          <w:sz w:val="21"/>
+        </w:rPr>
+        <w:t xml:space="preserve">[ ] </w:t>
+      </w:r>
+      <w:r>
+        <w:rPr>
+          <w:rFonts w:ascii="Microsoft YaHei" w:hAnsi="Microsoft YaHei" w:eastAsia="Microsoft YaHei" w:cs="Microsoft YaHei"/>
+          <w:b/>
+          <w:sz w:val="21"/>
+        </w:rPr>
+        <w:t>【7/15 IT 双反馈门】</w:t>
+      </w:r>
+      <w:r>
+        <w:rPr>
+          <w:rFonts w:ascii="Microsoft YaHei" w:hAnsi="Microsoft YaHei" w:eastAsia="Microsoft YaHei" w:cs="Microsoft YaHei"/>
+          <w:b w:val="0"/>
+          <w:sz w:val="21"/>
+        </w:rPr>
+        <w:t xml:space="preserve"> U9C MCP 接口（有无现成 MCP + 接口清单 + 时间表）+ OEM 隔离层 Chroma（责任人 + 技术选型）——两项均 7/15 前 IT 给回复，Paul 跟催（材料：U9C 跟催邮件 + OEM 隔离层推动 brief）</w:t>
+      </w:r>
+    </w:p>
+    <w:p>
+      <w:pPr>
+        <w:pStyle w:val="ListBullet"/>
+        <w:spacing w:after="60"/>
+      </w:pPr>
+      <w:r>
+        <w:rPr>
+          <w:rFonts w:ascii="Microsoft YaHei" w:hAnsi="Microsoft YaHei" w:eastAsia="Microsoft YaHei" w:cs="Microsoft YaHei"/>
+          <w:b w:val="0"/>
+          <w:sz w:val="21"/>
+        </w:rPr>
+        <w:t xml:space="preserve">[ ] </w:t>
+      </w:r>
+      <w:r>
+        <w:rPr>
+          <w:rFonts w:ascii="Microsoft YaHei" w:hAnsi="Microsoft YaHei" w:eastAsia="Microsoft YaHei" w:cs="Microsoft YaHei"/>
+          <w:b/>
+          <w:sz w:val="21"/>
+        </w:rPr>
+        <w:t>【7/31 前】指定工程研发 AI Champion</w:t>
+      </w:r>
+      <w:r>
+        <w:rPr>
+          <w:rFonts w:ascii="Microsoft YaHei" w:hAnsi="Microsoft YaHei" w:eastAsia="Microsoft YaHei" w:cs="Microsoft YaHei"/>
+          <w:b w:val="0"/>
+          <w:sz w:val="21"/>
+        </w:rPr>
+        <w:t>（研发主管点名兼任，R1 前置文档库整理接口人；任务单参考陈忱首月任务单）</w:t>
+      </w:r>
+    </w:p>
+    <w:p>
+      <w:pPr>
+        <w:pStyle w:val="ListBullet"/>
+        <w:spacing w:after="60"/>
+      </w:pPr>
+      <w:r>
+        <w:rPr>
+          <w:rFonts w:ascii="Microsoft YaHei" w:hAnsi="Microsoft YaHei" w:eastAsia="Microsoft YaHei" w:cs="Microsoft YaHei"/>
+          <w:b w:val="0"/>
+          <w:sz w:val="21"/>
+        </w:rPr>
+        <w:t xml:space="preserve">[ ] </w:t>
+      </w:r>
+      <w:r>
+        <w:rPr>
+          <w:rFonts w:ascii="Microsoft YaHei" w:hAnsi="Microsoft YaHei" w:eastAsia="Microsoft YaHei" w:cs="Microsoft YaHei"/>
+          <w:b/>
+          <w:sz w:val="21"/>
+        </w:rPr>
+        <w:t>【7/31 前】指定财务 AI 对接人</w:t>
+      </w:r>
+      <w:r>
+        <w:rPr>
+          <w:rFonts w:ascii="Microsoft YaHei" w:hAnsi="Microsoft YaHei" w:eastAsia="Microsoft YaHei" w:cs="Microsoft YaHei"/>
+          <w:b w:val="0"/>
+          <w:sz w:val="21"/>
+        </w:rPr>
+        <w:t>（2026-06-28 加速决策；FI1 08 启动的解锁前提，定对账规则口径/差异分类/历史单据验收；较高投入比例，原计划 9 月起 30% 提前）</w:t>
+      </w:r>
+    </w:p>
+    <w:p>
+      <w:pPr>
+        <w:pStyle w:val="ListBullet"/>
+        <w:spacing w:after="60"/>
+      </w:pPr>
+      <w:r>
+        <w:rPr>
+          <w:rFonts w:ascii="Microsoft YaHei" w:hAnsi="Microsoft YaHei" w:eastAsia="Microsoft YaHei" w:cs="Microsoft YaHei"/>
+          <w:b w:val="0"/>
+          <w:sz w:val="21"/>
+        </w:rPr>
+        <w:t xml:space="preserve">[ ] </w:t>
+      </w:r>
+      <w:r>
+        <w:rPr>
+          <w:rFonts w:ascii="Microsoft YaHei" w:hAnsi="Microsoft YaHei" w:eastAsia="Microsoft YaHei" w:cs="Microsoft YaHei"/>
+          <w:b/>
+          <w:sz w:val="21"/>
+        </w:rPr>
+        <w:t>SC2/FI1 CSV 备选预案就位</w:t>
+      </w:r>
+      <w:r>
+        <w:rPr>
+          <w:rFonts w:ascii="Microsoft YaHei" w:hAnsi="Microsoft YaHei" w:eastAsia="Microsoft YaHei" w:cs="Microsoft YaHei"/>
+          <w:b w:val="0"/>
+          <w:sz w:val="21"/>
+        </w:rPr>
+        <w:t>：若 7/15 无 U9C 时间表，8/1 启动 CSV 文件导出路径（已授权）</w:t>
+      </w:r>
+    </w:p>
+    <w:p>
+      <w:pPr>
         <w:pStyle w:val="Heading3"/>
         <w:spacing w:before="180" w:after="120"/>
       </w:pPr>
@@ -10583,7 +11039,7 @@
           <w:b w:val="0"/>
           <w:sz w:val="21"/>
         </w:rPr>
-        <w:t xml:space="preserve"> = 平台底座 + SC1 正式上线 + 解依赖。指令点名的 SC6/Q1/Q6/FI1/FI2 五场景均被硬依赖阻塞（U9C MCP / 外部 API / 知识库未就绪），Phase 1 先做原型，数据闸门打开再真上线；Q6 当时结论为"维持 2027-03 后置"——</w:t>
+        <w:t xml:space="preserve"> = 平台底座 + SC1 正式上线 + 解依赖。指令点名的 SC6/Q1/Q6/FI1/FI2（原编号，指"月结"，2026-07-03 后已拆分为 FI2 三单匹配+FI4 月结其余）五场景均被硬依赖阻塞（U9C MCP / 外部 API / 知识库未就绪），Phase 1 先做原型，数据闸门打开再真上线；Q6 当时结论为"维持 2027-03 后置"——</w:t>
       </w:r>
       <w:r>
         <w:rPr>
@@ -10591,7 +11047,7 @@
           <w:b/>
           <w:sz w:val="21"/>
         </w:rPr>
-        <w:t>该结论已被 2026-06-11 质量域序列修订推翻：Q6 立项门禁提前至 2026-11（旗舰②），以 §一质量部表为准</w:t>
+        <w:t>该结论已被 2026-06-11 质量域序列修订推翻：Q6 立项门禁提前至 2026-11（旗舰②）；2026-07-01 路线图梳理主线再提前至 2026-10，以 §一质量部表为准</w:t>
       </w:r>
       <w:r>
         <w:rPr>
@@ -10813,6 +11269,40 @@
           <w:sz w:val="28"/>
         </w:rPr>
         <w:t>七、supplychain 收割与场景重排（2026-06-08 VP 确认）</w:t>
+      </w:r>
+    </w:p>
+    <w:p>
+      <w:pPr>
+        <w:pBdr>
+          <w:left w:val="single" w:sz="18" w:space="8" w:color="1F4E79"/>
+        </w:pBdr>
+        <w:shd w:val="clear" w:color="auto" w:fill="EAF1FB"/>
+        <w:spacing w:before="80" w:after="160"/>
+        <w:ind w:left="160"/>
+      </w:pPr>
+      <w:r>
+        <w:rPr>
+          <w:rFonts w:ascii="Microsoft YaHei" w:hAnsi="Microsoft YaHei" w:eastAsia="Microsoft YaHei" w:cs="Microsoft YaHei"/>
+          <w:b w:val="0"/>
+          <w:sz w:val="20"/>
+        </w:rPr>
+        <w:t>〔2026-07-06 注〕本节及 §七.1 为收割期</w:t>
+      </w:r>
+      <w:r>
+        <w:rPr>
+          <w:rFonts w:ascii="Microsoft YaHei" w:hAnsi="Microsoft YaHei" w:eastAsia="Microsoft YaHei" w:cs="Microsoft YaHei"/>
+          <w:b/>
+          <w:sz w:val="20"/>
+        </w:rPr>
+        <w:t>历史记录</w:t>
+      </w:r>
+      <w:r>
+        <w:rPr>
+          <w:rFonts w:ascii="Microsoft YaHei" w:hAnsi="Microsoft YaHei" w:eastAsia="Microsoft YaHei" w:cs="Microsoft YaHei"/>
+          <w:b w:val="0"/>
+          <w:sz w:val="20"/>
+        </w:rPr>
+        <w:t>，其中 SC3/SC5/SC6/SC9 号义为 v2.3 重排前，按惯例不回溯改写；现行号义映射见 §一采购表"删除场景去向"注（SC3→SC8/SC1、SC5→SC7①、SC6→O2 子功能、SC9→S6 子功能）。</w:t>
       </w:r>
     </w:p>
     <w:p>
@@ -12651,7 +13141,39 @@
                 <w:b w:val="0"/>
                 <w:sz w:val="18"/>
               </w:rPr>
-              <w:t>U9C ERP MCP 接口就绪</w:t>
+              <w:t>U9C ERP MCP 接口首次反馈（有无现成 MCP + 接口清单 + 时间表）——</w:t>
+            </w:r>
+            <w:r>
+              <w:rPr>
+                <w:rFonts w:ascii="Microsoft YaHei" w:hAnsi="Microsoft YaHei" w:eastAsia="Microsoft YaHei" w:cs="Microsoft YaHei"/>
+                <w:b/>
+                <w:sz w:val="18"/>
+              </w:rPr>
+              <w:t>✅ 提前达成（2026-07-06）：Paul 确认 U9C 通道整体打通</w:t>
+            </w:r>
+            <w:r>
+              <w:rPr>
+                <w:rFonts w:ascii="Microsoft YaHei" w:hAnsi="Microsoft YaHei" w:eastAsia="Microsoft YaHei" w:cs="Microsoft YaHei"/>
+                <w:b w:val="0"/>
+                <w:sz w:val="18"/>
+              </w:rPr>
+              <w:t xml:space="preserve">，可用端点清单与各场景（SC2/FI2 PO·GR/SC7 库存）覆盖度以 CC LAN 验证为准；7/15 双反馈门剩 </w:t>
+            </w:r>
+            <w:r>
+              <w:rPr>
+                <w:rFonts w:ascii="Microsoft YaHei" w:hAnsi="Microsoft YaHei" w:eastAsia="Microsoft YaHei" w:cs="Microsoft YaHei"/>
+                <w:b/>
+                <w:sz w:val="18"/>
+              </w:rPr>
+              <w:t>Chroma 半门</w:t>
+            </w:r>
+            <w:r>
+              <w:rPr>
+                <w:rFonts w:ascii="Microsoft YaHei" w:hAnsi="Microsoft YaHei" w:eastAsia="Microsoft YaHei" w:cs="Microsoft YaHei"/>
+                <w:b w:val="0"/>
+                <w:sz w:val="18"/>
+              </w:rPr>
+              <w:t>仍开</w:t>
             </w:r>
           </w:p>
         </w:tc>
@@ -12676,7 +13198,7 @@
                 <w:b w:val="0"/>
                 <w:sz w:val="18"/>
               </w:rPr>
-              <w:t>IT</w:t>
+              <w:t>IT ✅</w:t>
             </w:r>
           </w:p>
         </w:tc>
@@ -12698,10 +13220,10 @@
             <w:r>
               <w:rPr>
                 <w:rFonts w:ascii="Microsoft YaHei" w:hAnsi="Microsoft YaHei" w:eastAsia="Microsoft YaHei" w:cs="Microsoft YaHei"/>
-                <w:b/>
-                <w:sz w:val="18"/>
-              </w:rPr>
-              <w:t>2026-08-31</w:t>
+                <w:b w:val="0"/>
+                <w:sz w:val="18"/>
+              </w:rPr>
+              <w:t>~~2026-07-15~~ 提前闭环</w:t>
             </w:r>
           </w:p>
         </w:tc>
@@ -12726,7 +13248,7 @@
                 <w:b w:val="0"/>
                 <w:sz w:val="18"/>
               </w:rPr>
-              <w:t>启动 SQL 只读直连备选（7 月预演过）；SC2 改 9 月试点不变、FI1 评估顺延</w:t>
+              <w:t>CSV 备选降为备份路径（授权保留不撤）</w:t>
             </w:r>
           </w:p>
         </w:tc>
@@ -12751,7 +13273,7 @@
                 <w:b w:val="0"/>
                 <w:sz w:val="18"/>
               </w:rPr>
-              <w:t>SC2/SC6/SC7 + FI1-FI6</w:t>
+              <w:t>SC2/FI1 直连开发解锁</w:t>
             </w:r>
           </w:p>
         </w:tc>
@@ -12777,7 +13299,7 @@
                 <w:b w:val="0"/>
                 <w:sz w:val="18"/>
               </w:rPr>
-              <w:t>AIOps 第 2 人到位</w:t>
+              <w:t>U9C ERP MCP 接口就绪</w:t>
             </w:r>
           </w:p>
         </w:tc>
@@ -12801,7 +13323,7 @@
                 <w:b w:val="0"/>
                 <w:sz w:val="18"/>
               </w:rPr>
-              <w:t>HR + Paul</w:t>
+              <w:t>IT</w:t>
             </w:r>
           </w:p>
         </w:tc>
@@ -12825,7 +13347,7 @@
                 <w:b/>
                 <w:sz w:val="18"/>
               </w:rPr>
-              <w:t>2026-07-31</w:t>
+              <w:t>2026-08-31</w:t>
             </w:r>
           </w:p>
         </w:tc>
@@ -12849,7 +13371,7 @@
                 <w:b w:val="0"/>
                 <w:sz w:val="18"/>
               </w:rPr>
-              <w:t>滑 2 周内：压缩 onboarding；滑 1 个月：触发 Q2 8D 顺延预案（见下）</w:t>
+              <w:t>启动 SQL 只读直连 / CSV 文件导出备选（7 月预演过、已授权）；SC2 改 9 月试点不变、FI1 评估顺延</w:t>
             </w:r>
           </w:p>
         </w:tc>
@@ -12873,7 +13395,7 @@
                 <w:b w:val="0"/>
                 <w:sz w:val="18"/>
               </w:rPr>
-              <w:t>质量域全部 8 场景</w:t>
+              <w:t>SC2/SC7/SC11 + FI 系列〔2026-07-06 v2.3 号义；U9C 已通，本行留作备份路径记录〕</w:t>
             </w:r>
           </w:p>
         </w:tc>
@@ -12900,7 +13422,7 @@
                 <w:b w:val="0"/>
                 <w:sz w:val="18"/>
               </w:rPr>
-              <w:t>8D 历史库归集（30-50 份脱敏）</w:t>
+              <w:t>OEM 隔离层 Chroma 责任人 + 技术选型确认</w:t>
             </w:r>
           </w:p>
         </w:tc>
@@ -12925,7 +13447,7 @@
                 <w:b w:val="0"/>
                 <w:sz w:val="18"/>
               </w:rPr>
-              <w:t>质量部 Champion</w:t>
+              <w:t>IT / Paul 推动</w:t>
             </w:r>
           </w:p>
         </w:tc>
@@ -12950,7 +13472,7 @@
                 <w:b/>
                 <w:sz w:val="18"/>
               </w:rPr>
-              <w:t>2026-09-30</w:t>
+              <w:t>2026-07-15</w:t>
             </w:r>
           </w:p>
         </w:tc>
@@ -12975,7 +13497,7 @@
                 <w:b w:val="0"/>
                 <w:sz w:val="18"/>
               </w:rPr>
-              <w:t>触发数据就绪门顺延条款，Q2 顺延、不空转</w:t>
+              <w:t>Paul 升级约 IT 召开方案评审</w:t>
             </w:r>
           </w:p>
         </w:tc>
@@ -13000,7 +13522,7 @@
                 <w:b w:val="0"/>
                 <w:sz w:val="18"/>
               </w:rPr>
-              <w:t>Q2 旗舰①</w:t>
+              <w:t>R1/R2/R3 排期前提</w:t>
             </w:r>
           </w:p>
         </w:tc>
@@ -13026,7 +13548,7 @@
                 <w:b w:val="0"/>
                 <w:sz w:val="18"/>
               </w:rPr>
-              <w:t>立项"可机器核规则"边界共识</w:t>
+              <w:t>OEM 隔离层 Chroma 部署完成（首个客户实例可读写）</w:t>
             </w:r>
           </w:p>
         </w:tc>
@@ -13050,7 +13572,7 @@
                 <w:b w:val="0"/>
                 <w:sz w:val="18"/>
               </w:rPr>
-              <w:t>PMO + 财务</w:t>
+              <w:t>IT</w:t>
             </w:r>
           </w:p>
         </w:tc>
@@ -13098,7 +13620,7 @@
                 <w:b w:val="0"/>
                 <w:sz w:val="18"/>
               </w:rPr>
-              <w:t>Q6 范围降级：先上模板完整性核查，财务规则核查二期</w:t>
+              <w:t>R1/R2/R3 整组顺延入 S3（已备案，见下方备注）</w:t>
             </w:r>
           </w:p>
         </w:tc>
@@ -13122,7 +13644,7 @@
                 <w:b w:val="0"/>
                 <w:sz w:val="18"/>
               </w:rPr>
-              <w:t>Q6 旗舰②</w:t>
+              <w:t>R1/R2/R3 全部</w:t>
             </w:r>
           </w:p>
         </w:tc>
@@ -13149,7 +13671,7 @@
                 <w:b w:val="0"/>
                 <w:sz w:val="18"/>
               </w:rPr>
-              <w:t>FI1 委外商务数据条款</w:t>
+              <w:t>工程研发 AI Champion 指定</w:t>
             </w:r>
           </w:p>
         </w:tc>
@@ -13174,6 +13696,926 @@
                 <w:b w:val="0"/>
                 <w:sz w:val="18"/>
               </w:rPr>
+              <w:t>研发主管 / Paul</w:t>
+            </w:r>
+          </w:p>
+        </w:tc>
+        <w:tc>
+          <w:tcPr>
+            <w:tcW w:type="dxa" w:w="1872"/>
+            <w:tcBorders>
+              <w:top w:val="single" w:sz="4" w:space="0" w:color="BBBBBB"/>
+              <w:left w:val="single" w:sz="4" w:space="0" w:color="BBBBBB"/>
+              <w:bottom w:val="single" w:sz="4" w:space="0" w:color="BBBBBB"/>
+              <w:right w:val="single" w:sz="4" w:space="0" w:color="BBBBBB"/>
+            </w:tcBorders>
+            <w:shd w:val="clear" w:color="auto" w:fill="F2F6FB"/>
+          </w:tcPr>
+          <w:p>
+            <w:pPr>
+              <w:spacing w:before="0" w:after="0" w:line="240" w:lineRule="auto"/>
+            </w:pPr>
+            <w:r>
+              <w:rPr>
+                <w:rFonts w:ascii="Microsoft YaHei" w:hAnsi="Microsoft YaHei" w:eastAsia="Microsoft YaHei" w:cs="Microsoft YaHei"/>
+                <w:b/>
+                <w:sz w:val="18"/>
+              </w:rPr>
+              <w:t>2026-07-31</w:t>
+            </w:r>
+          </w:p>
+        </w:tc>
+        <w:tc>
+          <w:tcPr>
+            <w:tcW w:type="dxa" w:w="1872"/>
+            <w:tcBorders>
+              <w:top w:val="single" w:sz="4" w:space="0" w:color="BBBBBB"/>
+              <w:left w:val="single" w:sz="4" w:space="0" w:color="BBBBBB"/>
+              <w:bottom w:val="single" w:sz="4" w:space="0" w:color="BBBBBB"/>
+              <w:right w:val="single" w:sz="4" w:space="0" w:color="BBBBBB"/>
+            </w:tcBorders>
+            <w:shd w:val="clear" w:color="auto" w:fill="F2F6FB"/>
+          </w:tcPr>
+          <w:p>
+            <w:pPr>
+              <w:spacing w:before="0" w:after="0" w:line="240" w:lineRule="auto"/>
+            </w:pPr>
+            <w:r>
+              <w:rPr>
+                <w:rFonts w:ascii="Microsoft YaHei" w:hAnsi="Microsoft YaHei" w:eastAsia="Microsoft YaHei" w:cs="Microsoft YaHei"/>
+                <w:b w:val="0"/>
+                <w:sz w:val="18"/>
+              </w:rPr>
+              <w:t>Paul 直接点名兼任</w:t>
+            </w:r>
+          </w:p>
+        </w:tc>
+        <w:tc>
+          <w:tcPr>
+            <w:tcW w:type="dxa" w:w="1872"/>
+            <w:tcBorders>
+              <w:top w:val="single" w:sz="4" w:space="0" w:color="BBBBBB"/>
+              <w:left w:val="single" w:sz="4" w:space="0" w:color="BBBBBB"/>
+              <w:bottom w:val="single" w:sz="4" w:space="0" w:color="BBBBBB"/>
+              <w:right w:val="single" w:sz="4" w:space="0" w:color="BBBBBB"/>
+            </w:tcBorders>
+            <w:shd w:val="clear" w:color="auto" w:fill="F2F6FB"/>
+          </w:tcPr>
+          <w:p>
+            <w:pPr>
+              <w:spacing w:before="0" w:after="0" w:line="240" w:lineRule="auto"/>
+            </w:pPr>
+            <w:r>
+              <w:rPr>
+                <w:rFonts w:ascii="Microsoft YaHei" w:hAnsi="Microsoft YaHei" w:eastAsia="Microsoft YaHei" w:cs="Microsoft YaHei"/>
+                <w:b w:val="0"/>
+                <w:sz w:val="18"/>
+              </w:rPr>
+              <w:t>R1 OEM 需求文档库整理</w:t>
+            </w:r>
+          </w:p>
+        </w:tc>
+      </w:tr>
+      <w:tr>
+        <w:tc>
+          <w:tcPr>
+            <w:tcW w:type="dxa" w:w="1872"/>
+            <w:tcBorders>
+              <w:top w:val="single" w:sz="4" w:space="0" w:color="BBBBBB"/>
+              <w:left w:val="single" w:sz="4" w:space="0" w:color="BBBBBB"/>
+              <w:bottom w:val="single" w:sz="4" w:space="0" w:color="BBBBBB"/>
+              <w:right w:val="single" w:sz="4" w:space="0" w:color="BBBBBB"/>
+            </w:tcBorders>
+          </w:tcPr>
+          <w:p>
+            <w:pPr>
+              <w:spacing w:before="0" w:after="0" w:line="240" w:lineRule="auto"/>
+            </w:pPr>
+            <w:r>
+              <w:rPr>
+                <w:rFonts w:ascii="Microsoft YaHei" w:hAnsi="Microsoft YaHei" w:eastAsia="Microsoft YaHei" w:cs="Microsoft YaHei"/>
+                <w:b w:val="0"/>
+                <w:sz w:val="18"/>
+              </w:rPr>
+              <w:t>财务 AI 对接人指定（提前）——✅ 已到位：唐燕萍（2026-06-29）</w:t>
+            </w:r>
+          </w:p>
+        </w:tc>
+        <w:tc>
+          <w:tcPr>
+            <w:tcW w:type="dxa" w:w="1872"/>
+            <w:tcBorders>
+              <w:top w:val="single" w:sz="4" w:space="0" w:color="BBBBBB"/>
+              <w:left w:val="single" w:sz="4" w:space="0" w:color="BBBBBB"/>
+              <w:bottom w:val="single" w:sz="4" w:space="0" w:color="BBBBBB"/>
+              <w:right w:val="single" w:sz="4" w:space="0" w:color="BBBBBB"/>
+            </w:tcBorders>
+          </w:tcPr>
+          <w:p>
+            <w:pPr>
+              <w:spacing w:before="0" w:after="0" w:line="240" w:lineRule="auto"/>
+            </w:pPr>
+            <w:r>
+              <w:rPr>
+                <w:rFonts w:ascii="Microsoft YaHei" w:hAnsi="Microsoft YaHei" w:eastAsia="Microsoft YaHei" w:cs="Microsoft YaHei"/>
+                <w:b w:val="0"/>
+                <w:sz w:val="18"/>
+              </w:rPr>
+              <w:t>财务主管 / Paul</w:t>
+            </w:r>
+          </w:p>
+        </w:tc>
+        <w:tc>
+          <w:tcPr>
+            <w:tcW w:type="dxa" w:w="1872"/>
+            <w:tcBorders>
+              <w:top w:val="single" w:sz="4" w:space="0" w:color="BBBBBB"/>
+              <w:left w:val="single" w:sz="4" w:space="0" w:color="BBBBBB"/>
+              <w:bottom w:val="single" w:sz="4" w:space="0" w:color="BBBBBB"/>
+              <w:right w:val="single" w:sz="4" w:space="0" w:color="BBBBBB"/>
+            </w:tcBorders>
+          </w:tcPr>
+          <w:p>
+            <w:pPr>
+              <w:spacing w:before="0" w:after="0" w:line="240" w:lineRule="auto"/>
+            </w:pPr>
+            <w:r>
+              <w:rPr>
+                <w:rFonts w:ascii="Microsoft YaHei" w:hAnsi="Microsoft YaHei" w:eastAsia="Microsoft YaHei" w:cs="Microsoft YaHei"/>
+                <w:b w:val="0"/>
+                <w:sz w:val="18"/>
+              </w:rPr>
+              <w:t>~~2026-07-31~~ 已闭环</w:t>
+            </w:r>
+          </w:p>
+        </w:tc>
+        <w:tc>
+          <w:tcPr>
+            <w:tcW w:type="dxa" w:w="1872"/>
+            <w:tcBorders>
+              <w:top w:val="single" w:sz="4" w:space="0" w:color="BBBBBB"/>
+              <w:left w:val="single" w:sz="4" w:space="0" w:color="BBBBBB"/>
+              <w:bottom w:val="single" w:sz="4" w:space="0" w:color="BBBBBB"/>
+              <w:right w:val="single" w:sz="4" w:space="0" w:color="BBBBBB"/>
+            </w:tcBorders>
+          </w:tcPr>
+          <w:p>
+            <w:pPr>
+              <w:spacing w:before="0" w:after="0" w:line="240" w:lineRule="auto"/>
+            </w:pPr>
+            <w:r>
+              <w:rPr>
+                <w:rFonts w:ascii="Microsoft YaHei" w:hAnsi="Microsoft YaHei" w:eastAsia="Microsoft YaHei" w:cs="Microsoft YaHei"/>
+                <w:b w:val="0"/>
+                <w:sz w:val="18"/>
+              </w:rPr>
+              <w:t>——</w:t>
+            </w:r>
+          </w:p>
+        </w:tc>
+        <w:tc>
+          <w:tcPr>
+            <w:tcW w:type="dxa" w:w="1872"/>
+            <w:tcBorders>
+              <w:top w:val="single" w:sz="4" w:space="0" w:color="BBBBBB"/>
+              <w:left w:val="single" w:sz="4" w:space="0" w:color="BBBBBB"/>
+              <w:bottom w:val="single" w:sz="4" w:space="0" w:color="BBBBBB"/>
+              <w:right w:val="single" w:sz="4" w:space="0" w:color="BBBBBB"/>
+            </w:tcBorders>
+          </w:tcPr>
+          <w:p>
+            <w:pPr>
+              <w:spacing w:before="0" w:after="0" w:line="240" w:lineRule="auto"/>
+            </w:pPr>
+            <w:r>
+              <w:rPr>
+                <w:rFonts w:ascii="Microsoft YaHei" w:hAnsi="Microsoft YaHei" w:eastAsia="Microsoft YaHei" w:cs="Microsoft YaHei"/>
+                <w:b w:val="0"/>
+                <w:sz w:val="18"/>
+              </w:rPr>
+              <w:t xml:space="preserve">~~FI1 加速解锁~~〔2026-07-06 号义更新：FI1 已暂缓，唐燕萍转向 </w:t>
+            </w:r>
+            <w:r>
+              <w:rPr>
+                <w:rFonts w:ascii="Microsoft YaHei" w:hAnsi="Microsoft YaHei" w:eastAsia="Microsoft YaHei" w:cs="Microsoft YaHei"/>
+                <w:b/>
+                <w:sz w:val="18"/>
+              </w:rPr>
+              <w:t>FI2/FI3 就绪</w:t>
+            </w:r>
+            <w:r>
+              <w:rPr>
+                <w:rFonts w:ascii="Microsoft YaHei" w:hAnsi="Microsoft YaHei" w:eastAsia="Microsoft YaHei" w:cs="Microsoft YaHei"/>
+                <w:b w:val="0"/>
+                <w:sz w:val="18"/>
+              </w:rPr>
+              <w:t>（规则回填+数据闸跟进）〕</w:t>
+            </w:r>
+          </w:p>
+        </w:tc>
+      </w:tr>
+      <w:tr>
+        <w:tc>
+          <w:tcPr>
+            <w:tcW w:type="dxa" w:w="1872"/>
+            <w:tcBorders>
+              <w:top w:val="single" w:sz="4" w:space="0" w:color="BBBBBB"/>
+              <w:left w:val="single" w:sz="4" w:space="0" w:color="BBBBBB"/>
+              <w:bottom w:val="single" w:sz="4" w:space="0" w:color="BBBBBB"/>
+              <w:right w:val="single" w:sz="4" w:space="0" w:color="BBBBBB"/>
+            </w:tcBorders>
+            <w:shd w:val="clear" w:color="auto" w:fill="F2F6FB"/>
+          </w:tcPr>
+          <w:p>
+            <w:pPr>
+              <w:spacing w:before="0" w:after="0" w:line="240" w:lineRule="auto"/>
+            </w:pPr>
+            <w:r>
+              <w:rPr>
+                <w:rFonts w:ascii="Microsoft YaHei" w:hAnsi="Microsoft YaHei" w:eastAsia="Microsoft YaHei" w:cs="Microsoft YaHei"/>
+                <w:b w:val="0"/>
+                <w:sz w:val="18"/>
+              </w:rPr>
+              <w:t>销售接口人指定（D-B，2026-07-05 新增；</w:t>
+            </w:r>
+            <w:r>
+              <w:rPr>
+                <w:rFonts w:ascii="Microsoft YaHei" w:hAnsi="Microsoft YaHei" w:eastAsia="Microsoft YaHei" w:cs="Microsoft YaHei"/>
+                <w:b/>
+                <w:sz w:val="18"/>
+              </w:rPr>
+              <w:t>✅ 已到位：泓钦，2026-07-05，提前于红线</w:t>
+            </w:r>
+            <w:r>
+              <w:rPr>
+                <w:rFonts w:ascii="Microsoft YaHei" w:hAnsi="Microsoft YaHei" w:eastAsia="Microsoft YaHei" w:cs="Microsoft YaHei"/>
+                <w:b w:val="0"/>
+                <w:sz w:val="18"/>
+              </w:rPr>
+              <w:t>）</w:t>
+            </w:r>
+          </w:p>
+        </w:tc>
+        <w:tc>
+          <w:tcPr>
+            <w:tcW w:type="dxa" w:w="1872"/>
+            <w:tcBorders>
+              <w:top w:val="single" w:sz="4" w:space="0" w:color="BBBBBB"/>
+              <w:left w:val="single" w:sz="4" w:space="0" w:color="BBBBBB"/>
+              <w:bottom w:val="single" w:sz="4" w:space="0" w:color="BBBBBB"/>
+              <w:right w:val="single" w:sz="4" w:space="0" w:color="BBBBBB"/>
+            </w:tcBorders>
+            <w:shd w:val="clear" w:color="auto" w:fill="F2F6FB"/>
+          </w:tcPr>
+          <w:p>
+            <w:pPr>
+              <w:spacing w:before="0" w:after="0" w:line="240" w:lineRule="auto"/>
+            </w:pPr>
+            <w:r>
+              <w:rPr>
+                <w:rFonts w:ascii="Microsoft YaHei" w:hAnsi="Microsoft YaHei" w:eastAsia="Microsoft YaHei" w:cs="Microsoft YaHei"/>
+                <w:b w:val="0"/>
+                <w:sz w:val="18"/>
+              </w:rPr>
+              <w:t>销售负责人 / Paul</w:t>
+            </w:r>
+          </w:p>
+        </w:tc>
+        <w:tc>
+          <w:tcPr>
+            <w:tcW w:type="dxa" w:w="1872"/>
+            <w:tcBorders>
+              <w:top w:val="single" w:sz="4" w:space="0" w:color="BBBBBB"/>
+              <w:left w:val="single" w:sz="4" w:space="0" w:color="BBBBBB"/>
+              <w:bottom w:val="single" w:sz="4" w:space="0" w:color="BBBBBB"/>
+              <w:right w:val="single" w:sz="4" w:space="0" w:color="BBBBBB"/>
+            </w:tcBorders>
+            <w:shd w:val="clear" w:color="auto" w:fill="F2F6FB"/>
+          </w:tcPr>
+          <w:p>
+            <w:pPr>
+              <w:spacing w:before="0" w:after="0" w:line="240" w:lineRule="auto"/>
+            </w:pPr>
+            <w:r>
+              <w:rPr>
+                <w:rFonts w:ascii="Microsoft YaHei" w:hAnsi="Microsoft YaHei" w:eastAsia="Microsoft YaHei" w:cs="Microsoft YaHei"/>
+                <w:b/>
+                <w:sz w:val="18"/>
+              </w:rPr>
+              <w:t>2026-07-31</w:t>
+            </w:r>
+          </w:p>
+        </w:tc>
+        <w:tc>
+          <w:tcPr>
+            <w:tcW w:type="dxa" w:w="1872"/>
+            <w:tcBorders>
+              <w:top w:val="single" w:sz="4" w:space="0" w:color="BBBBBB"/>
+              <w:left w:val="single" w:sz="4" w:space="0" w:color="BBBBBB"/>
+              <w:bottom w:val="single" w:sz="4" w:space="0" w:color="BBBBBB"/>
+              <w:right w:val="single" w:sz="4" w:space="0" w:color="BBBBBB"/>
+            </w:tcBorders>
+            <w:shd w:val="clear" w:color="auto" w:fill="F2F6FB"/>
+          </w:tcPr>
+          <w:p>
+            <w:pPr>
+              <w:spacing w:before="0" w:after="0" w:line="240" w:lineRule="auto"/>
+            </w:pPr>
+            <w:r>
+              <w:rPr>
+                <w:rFonts w:ascii="Microsoft YaHei" w:hAnsi="Microsoft YaHei" w:eastAsia="Microsoft YaHei" w:cs="Microsoft YaHei"/>
+                <w:b w:val="0"/>
+                <w:sz w:val="18"/>
+              </w:rPr>
+              <w:t>~~Paul 点名兼任~~（已闭环）</w:t>
+            </w:r>
+          </w:p>
+        </w:tc>
+        <w:tc>
+          <w:tcPr>
+            <w:tcW w:type="dxa" w:w="1872"/>
+            <w:tcBorders>
+              <w:top w:val="single" w:sz="4" w:space="0" w:color="BBBBBB"/>
+              <w:left w:val="single" w:sz="4" w:space="0" w:color="BBBBBB"/>
+              <w:bottom w:val="single" w:sz="4" w:space="0" w:color="BBBBBB"/>
+              <w:right w:val="single" w:sz="4" w:space="0" w:color="BBBBBB"/>
+            </w:tcBorders>
+            <w:shd w:val="clear" w:color="auto" w:fill="F2F6FB"/>
+          </w:tcPr>
+          <w:p>
+            <w:pPr>
+              <w:spacing w:before="0" w:after="0" w:line="240" w:lineRule="auto"/>
+            </w:pPr>
+            <w:r>
+              <w:rPr>
+                <w:rFonts w:ascii="Microsoft YaHei" w:hAnsi="Microsoft YaHei" w:eastAsia="Microsoft YaHei" w:cs="Microsoft YaHei"/>
+                <w:b w:val="0"/>
+                <w:sz w:val="18"/>
+              </w:rPr>
+              <w:t>S1 场景 9 月启动（8 周纪律）+ S6/SC9 知识线 2026-Q4 归集牵头（链 D 需求侧）</w:t>
+            </w:r>
+          </w:p>
+        </w:tc>
+      </w:tr>
+      <w:tr>
+        <w:tc>
+          <w:tcPr>
+            <w:tcW w:type="dxa" w:w="1872"/>
+            <w:tcBorders>
+              <w:top w:val="single" w:sz="4" w:space="0" w:color="BBBBBB"/>
+              <w:left w:val="single" w:sz="4" w:space="0" w:color="BBBBBB"/>
+              <w:bottom w:val="single" w:sz="4" w:space="0" w:color="BBBBBB"/>
+              <w:right w:val="single" w:sz="4" w:space="0" w:color="BBBBBB"/>
+            </w:tcBorders>
+          </w:tcPr>
+          <w:p>
+            <w:pPr>
+              <w:spacing w:before="0" w:after="0" w:line="240" w:lineRule="auto"/>
+            </w:pPr>
+            <w:r>
+              <w:rPr>
+                <w:rFonts w:ascii="Microsoft YaHei" w:hAnsi="Microsoft YaHei" w:eastAsia="Microsoft YaHei" w:cs="Microsoft YaHei"/>
+                <w:b w:val="0"/>
+                <w:sz w:val="18"/>
+              </w:rPr>
+              <w:t>~~U9C 实时库存 OpenAPI bug 原厂修复~~（U2）——</w:t>
+            </w:r>
+            <w:r>
+              <w:rPr>
+                <w:rFonts w:ascii="Microsoft YaHei" w:hAnsi="Microsoft YaHei" w:eastAsia="Microsoft YaHei" w:cs="Microsoft YaHei"/>
+                <w:b/>
+                <w:sz w:val="18"/>
+              </w:rPr>
+              <w:t>✅ 已解决（2026-07-06）：采纳 `Stock/Query`（/zp webapi 族）为 SC8/缺料/保供的库存实时源，绕开原 OpenAPI bug</w:t>
+            </w:r>
+            <w:r>
+              <w:rPr>
+                <w:rFonts w:ascii="Microsoft YaHei" w:hAnsi="Microsoft YaHei" w:eastAsia="Microsoft YaHei" w:cs="Microsoft YaHei"/>
+                <w:b w:val="0"/>
+                <w:sz w:val="18"/>
+              </w:rPr>
+              <w:t>；完整端点路径/分页/字段口径以 CC LAN 验证为准</w:t>
+            </w:r>
+          </w:p>
+        </w:tc>
+        <w:tc>
+          <w:tcPr>
+            <w:tcW w:type="dxa" w:w="1872"/>
+            <w:tcBorders>
+              <w:top w:val="single" w:sz="4" w:space="0" w:color="BBBBBB"/>
+              <w:left w:val="single" w:sz="4" w:space="0" w:color="BBBBBB"/>
+              <w:bottom w:val="single" w:sz="4" w:space="0" w:color="BBBBBB"/>
+              <w:right w:val="single" w:sz="4" w:space="0" w:color="BBBBBB"/>
+            </w:tcBorders>
+          </w:tcPr>
+          <w:p>
+            <w:pPr>
+              <w:spacing w:before="0" w:after="0" w:line="240" w:lineRule="auto"/>
+            </w:pPr>
+            <w:r>
+              <w:rPr>
+                <w:rFonts w:ascii="Microsoft YaHei" w:hAnsi="Microsoft YaHei" w:eastAsia="Microsoft YaHei" w:cs="Microsoft YaHei"/>
+                <w:b w:val="0"/>
+                <w:sz w:val="18"/>
+              </w:rPr>
+              <w:t>IT ✅ / CC 验证</w:t>
+            </w:r>
+          </w:p>
+        </w:tc>
+        <w:tc>
+          <w:tcPr>
+            <w:tcW w:type="dxa" w:w="1872"/>
+            <w:tcBorders>
+              <w:top w:val="single" w:sz="4" w:space="0" w:color="BBBBBB"/>
+              <w:left w:val="single" w:sz="4" w:space="0" w:color="BBBBBB"/>
+              <w:bottom w:val="single" w:sz="4" w:space="0" w:color="BBBBBB"/>
+              <w:right w:val="single" w:sz="4" w:space="0" w:color="BBBBBB"/>
+            </w:tcBorders>
+          </w:tcPr>
+          <w:p>
+            <w:pPr>
+              <w:spacing w:before="0" w:after="0" w:line="240" w:lineRule="auto"/>
+            </w:pPr>
+            <w:r>
+              <w:rPr>
+                <w:rFonts w:ascii="Microsoft YaHei" w:hAnsi="Microsoft YaHei" w:eastAsia="Microsoft YaHei" w:cs="Microsoft YaHei"/>
+                <w:b w:val="0"/>
+                <w:sz w:val="18"/>
+              </w:rPr>
+              <w:t>~~7/15 / 8/15~~ 已提前闭环</w:t>
+            </w:r>
+          </w:p>
+        </w:tc>
+        <w:tc>
+          <w:tcPr>
+            <w:tcW w:type="dxa" w:w="1872"/>
+            <w:tcBorders>
+              <w:top w:val="single" w:sz="4" w:space="0" w:color="BBBBBB"/>
+              <w:left w:val="single" w:sz="4" w:space="0" w:color="BBBBBB"/>
+              <w:bottom w:val="single" w:sz="4" w:space="0" w:color="BBBBBB"/>
+              <w:right w:val="single" w:sz="4" w:space="0" w:color="BBBBBB"/>
+            </w:tcBorders>
+          </w:tcPr>
+          <w:p>
+            <w:pPr>
+              <w:spacing w:before="0" w:after="0" w:line="240" w:lineRule="auto"/>
+            </w:pPr>
+            <w:r>
+              <w:rPr>
+                <w:rFonts w:ascii="Microsoft YaHei" w:hAnsi="Microsoft YaHei" w:eastAsia="Microsoft YaHei" w:cs="Microsoft YaHei"/>
+                <w:b w:val="0"/>
+                <w:sz w:val="18"/>
+              </w:rPr>
+              <w:t>后续动作转 CC：① ZpConnector.get_inventory 切新端点（real 模式 fail-loud 惯例）；② 全仓覆盖+状态过滤验证 + 10 料实物抽验（原 8 月初抽验保留，改为验新源）；③ 缺料误判真实回归清零</w:t>
+            </w:r>
+          </w:p>
+        </w:tc>
+        <w:tc>
+          <w:tcPr>
+            <w:tcW w:type="dxa" w:w="1872"/>
+            <w:tcBorders>
+              <w:top w:val="single" w:sz="4" w:space="0" w:color="BBBBBB"/>
+              <w:left w:val="single" w:sz="4" w:space="0" w:color="BBBBBB"/>
+              <w:bottom w:val="single" w:sz="4" w:space="0" w:color="BBBBBB"/>
+              <w:right w:val="single" w:sz="4" w:space="0" w:color="BBBBBB"/>
+            </w:tcBorders>
+          </w:tcPr>
+          <w:p>
+            <w:pPr>
+              <w:spacing w:before="0" w:after="0" w:line="240" w:lineRule="auto"/>
+            </w:pPr>
+            <w:r>
+              <w:rPr>
+                <w:rFonts w:ascii="Microsoft YaHei" w:hAnsi="Microsoft YaHei" w:eastAsia="Microsoft YaHei" w:cs="Microsoft YaHei"/>
+                <w:b w:val="0"/>
+                <w:sz w:val="18"/>
+              </w:rPr>
+              <w:t>SC1 全员使用解锁 + O2/SC5 试用可直接用真实源（CSV 兜底降为备份）</w:t>
+            </w:r>
+          </w:p>
+        </w:tc>
+      </w:tr>
+      <w:tr>
+        <w:tc>
+          <w:tcPr>
+            <w:tcW w:type="dxa" w:w="1872"/>
+            <w:tcBorders>
+              <w:top w:val="single" w:sz="4" w:space="0" w:color="BBBBBB"/>
+              <w:left w:val="single" w:sz="4" w:space="0" w:color="BBBBBB"/>
+              <w:bottom w:val="single" w:sz="4" w:space="0" w:color="BBBBBB"/>
+              <w:right w:val="single" w:sz="4" w:space="0" w:color="BBBBBB"/>
+            </w:tcBorders>
+            <w:shd w:val="clear" w:color="auto" w:fill="F2F6FB"/>
+          </w:tcPr>
+          <w:p>
+            <w:pPr>
+              <w:spacing w:before="0" w:after="0" w:line="240" w:lineRule="auto"/>
+            </w:pPr>
+            <w:r>
+              <w:rPr>
+                <w:rFonts w:ascii="Microsoft YaHei" w:hAnsi="Microsoft YaHei" w:eastAsia="Microsoft YaHei" w:cs="Microsoft YaHei"/>
+                <w:b w:val="0"/>
+                <w:sz w:val="18"/>
+              </w:rPr>
+              <w:t>AIOps 第 2 人到位</w:t>
+            </w:r>
+          </w:p>
+        </w:tc>
+        <w:tc>
+          <w:tcPr>
+            <w:tcW w:type="dxa" w:w="1872"/>
+            <w:tcBorders>
+              <w:top w:val="single" w:sz="4" w:space="0" w:color="BBBBBB"/>
+              <w:left w:val="single" w:sz="4" w:space="0" w:color="BBBBBB"/>
+              <w:bottom w:val="single" w:sz="4" w:space="0" w:color="BBBBBB"/>
+              <w:right w:val="single" w:sz="4" w:space="0" w:color="BBBBBB"/>
+            </w:tcBorders>
+            <w:shd w:val="clear" w:color="auto" w:fill="F2F6FB"/>
+          </w:tcPr>
+          <w:p>
+            <w:pPr>
+              <w:spacing w:before="0" w:after="0" w:line="240" w:lineRule="auto"/>
+            </w:pPr>
+            <w:r>
+              <w:rPr>
+                <w:rFonts w:ascii="Microsoft YaHei" w:hAnsi="Microsoft YaHei" w:eastAsia="Microsoft YaHei" w:cs="Microsoft YaHei"/>
+                <w:b w:val="0"/>
+                <w:sz w:val="18"/>
+              </w:rPr>
+              <w:t>HR + Paul</w:t>
+            </w:r>
+          </w:p>
+        </w:tc>
+        <w:tc>
+          <w:tcPr>
+            <w:tcW w:type="dxa" w:w="1872"/>
+            <w:tcBorders>
+              <w:top w:val="single" w:sz="4" w:space="0" w:color="BBBBBB"/>
+              <w:left w:val="single" w:sz="4" w:space="0" w:color="BBBBBB"/>
+              <w:bottom w:val="single" w:sz="4" w:space="0" w:color="BBBBBB"/>
+              <w:right w:val="single" w:sz="4" w:space="0" w:color="BBBBBB"/>
+            </w:tcBorders>
+            <w:shd w:val="clear" w:color="auto" w:fill="F2F6FB"/>
+          </w:tcPr>
+          <w:p>
+            <w:pPr>
+              <w:spacing w:before="0" w:after="0" w:line="240" w:lineRule="auto"/>
+            </w:pPr>
+            <w:r>
+              <w:rPr>
+                <w:rFonts w:ascii="Microsoft YaHei" w:hAnsi="Microsoft YaHei" w:eastAsia="Microsoft YaHei" w:cs="Microsoft YaHei"/>
+                <w:b/>
+                <w:sz w:val="18"/>
+              </w:rPr>
+              <w:t>2026-07-31</w:t>
+            </w:r>
+          </w:p>
+        </w:tc>
+        <w:tc>
+          <w:tcPr>
+            <w:tcW w:type="dxa" w:w="1872"/>
+            <w:tcBorders>
+              <w:top w:val="single" w:sz="4" w:space="0" w:color="BBBBBB"/>
+              <w:left w:val="single" w:sz="4" w:space="0" w:color="BBBBBB"/>
+              <w:bottom w:val="single" w:sz="4" w:space="0" w:color="BBBBBB"/>
+              <w:right w:val="single" w:sz="4" w:space="0" w:color="BBBBBB"/>
+            </w:tcBorders>
+            <w:shd w:val="clear" w:color="auto" w:fill="F2F6FB"/>
+          </w:tcPr>
+          <w:p>
+            <w:pPr>
+              <w:spacing w:before="0" w:after="0" w:line="240" w:lineRule="auto"/>
+            </w:pPr>
+            <w:r>
+              <w:rPr>
+                <w:rFonts w:ascii="Microsoft YaHei" w:hAnsi="Microsoft YaHei" w:eastAsia="Microsoft YaHei" w:cs="Microsoft YaHei"/>
+                <w:b w:val="0"/>
+                <w:sz w:val="18"/>
+              </w:rPr>
+              <w:t>滑 2 周内：压缩 onboarding；滑 1 个月：触发 Q2 8D 顺延预案（见下）</w:t>
+            </w:r>
+          </w:p>
+        </w:tc>
+        <w:tc>
+          <w:tcPr>
+            <w:tcW w:type="dxa" w:w="1872"/>
+            <w:tcBorders>
+              <w:top w:val="single" w:sz="4" w:space="0" w:color="BBBBBB"/>
+              <w:left w:val="single" w:sz="4" w:space="0" w:color="BBBBBB"/>
+              <w:bottom w:val="single" w:sz="4" w:space="0" w:color="BBBBBB"/>
+              <w:right w:val="single" w:sz="4" w:space="0" w:color="BBBBBB"/>
+            </w:tcBorders>
+            <w:shd w:val="clear" w:color="auto" w:fill="F2F6FB"/>
+          </w:tcPr>
+          <w:p>
+            <w:pPr>
+              <w:spacing w:before="0" w:after="0" w:line="240" w:lineRule="auto"/>
+            </w:pPr>
+            <w:r>
+              <w:rPr>
+                <w:rFonts w:ascii="Microsoft YaHei" w:hAnsi="Microsoft YaHei" w:eastAsia="Microsoft YaHei" w:cs="Microsoft YaHei"/>
+                <w:b w:val="0"/>
+                <w:sz w:val="18"/>
+              </w:rPr>
+              <w:t>质量域全部 8 场景</w:t>
+            </w:r>
+          </w:p>
+        </w:tc>
+      </w:tr>
+      <w:tr>
+        <w:tc>
+          <w:tcPr>
+            <w:tcW w:type="dxa" w:w="1872"/>
+            <w:tcBorders>
+              <w:top w:val="single" w:sz="4" w:space="0" w:color="BBBBBB"/>
+              <w:left w:val="single" w:sz="4" w:space="0" w:color="BBBBBB"/>
+              <w:bottom w:val="single" w:sz="4" w:space="0" w:color="BBBBBB"/>
+              <w:right w:val="single" w:sz="4" w:space="0" w:color="BBBBBB"/>
+            </w:tcBorders>
+          </w:tcPr>
+          <w:p>
+            <w:pPr>
+              <w:spacing w:before="0" w:after="0" w:line="240" w:lineRule="auto"/>
+            </w:pPr>
+            <w:r>
+              <w:rPr>
+                <w:rFonts w:ascii="Microsoft YaHei" w:hAnsi="Microsoft YaHei" w:eastAsia="Microsoft YaHei" w:cs="Microsoft YaHei"/>
+                <w:b w:val="0"/>
+                <w:sz w:val="18"/>
+              </w:rPr>
+              <w:t>8D 历史库归集（30-50 份脱敏）</w:t>
+            </w:r>
+          </w:p>
+        </w:tc>
+        <w:tc>
+          <w:tcPr>
+            <w:tcW w:type="dxa" w:w="1872"/>
+            <w:tcBorders>
+              <w:top w:val="single" w:sz="4" w:space="0" w:color="BBBBBB"/>
+              <w:left w:val="single" w:sz="4" w:space="0" w:color="BBBBBB"/>
+              <w:bottom w:val="single" w:sz="4" w:space="0" w:color="BBBBBB"/>
+              <w:right w:val="single" w:sz="4" w:space="0" w:color="BBBBBB"/>
+            </w:tcBorders>
+          </w:tcPr>
+          <w:p>
+            <w:pPr>
+              <w:spacing w:before="0" w:after="0" w:line="240" w:lineRule="auto"/>
+            </w:pPr>
+            <w:r>
+              <w:rPr>
+                <w:rFonts w:ascii="Microsoft YaHei" w:hAnsi="Microsoft YaHei" w:eastAsia="Microsoft YaHei" w:cs="Microsoft YaHei"/>
+                <w:b w:val="0"/>
+                <w:sz w:val="18"/>
+              </w:rPr>
+              <w:t>质量部 Champion（陈忱）</w:t>
+            </w:r>
+          </w:p>
+        </w:tc>
+        <w:tc>
+          <w:tcPr>
+            <w:tcW w:type="dxa" w:w="1872"/>
+            <w:tcBorders>
+              <w:top w:val="single" w:sz="4" w:space="0" w:color="BBBBBB"/>
+              <w:left w:val="single" w:sz="4" w:space="0" w:color="BBBBBB"/>
+              <w:bottom w:val="single" w:sz="4" w:space="0" w:color="BBBBBB"/>
+              <w:right w:val="single" w:sz="4" w:space="0" w:color="BBBBBB"/>
+            </w:tcBorders>
+          </w:tcPr>
+          <w:p>
+            <w:pPr>
+              <w:spacing w:before="0" w:after="0" w:line="240" w:lineRule="auto"/>
+            </w:pPr>
+            <w:r>
+              <w:rPr>
+                <w:rFonts w:ascii="Microsoft YaHei" w:hAnsi="Microsoft YaHei" w:eastAsia="Microsoft YaHei" w:cs="Microsoft YaHei"/>
+                <w:b/>
+                <w:sz w:val="18"/>
+              </w:rPr>
+              <w:t>2026-09-30</w:t>
+            </w:r>
+          </w:p>
+        </w:tc>
+        <w:tc>
+          <w:tcPr>
+            <w:tcW w:type="dxa" w:w="1872"/>
+            <w:tcBorders>
+              <w:top w:val="single" w:sz="4" w:space="0" w:color="BBBBBB"/>
+              <w:left w:val="single" w:sz="4" w:space="0" w:color="BBBBBB"/>
+              <w:bottom w:val="single" w:sz="4" w:space="0" w:color="BBBBBB"/>
+              <w:right w:val="single" w:sz="4" w:space="0" w:color="BBBBBB"/>
+            </w:tcBorders>
+          </w:tcPr>
+          <w:p>
+            <w:pPr>
+              <w:spacing w:before="0" w:after="0" w:line="240" w:lineRule="auto"/>
+            </w:pPr>
+            <w:r>
+              <w:rPr>
+                <w:rFonts w:ascii="Microsoft YaHei" w:hAnsi="Microsoft YaHei" w:eastAsia="Microsoft YaHei" w:cs="Microsoft YaHei"/>
+                <w:b w:val="0"/>
+                <w:sz w:val="18"/>
+              </w:rPr>
+              <w:t>触发数据就绪门顺延条款，Q2 顺延、不空转</w:t>
+            </w:r>
+          </w:p>
+        </w:tc>
+        <w:tc>
+          <w:tcPr>
+            <w:tcW w:type="dxa" w:w="1872"/>
+            <w:tcBorders>
+              <w:top w:val="single" w:sz="4" w:space="0" w:color="BBBBBB"/>
+              <w:left w:val="single" w:sz="4" w:space="0" w:color="BBBBBB"/>
+              <w:bottom w:val="single" w:sz="4" w:space="0" w:color="BBBBBB"/>
+              <w:right w:val="single" w:sz="4" w:space="0" w:color="BBBBBB"/>
+            </w:tcBorders>
+          </w:tcPr>
+          <w:p>
+            <w:pPr>
+              <w:spacing w:before="0" w:after="0" w:line="240" w:lineRule="auto"/>
+            </w:pPr>
+            <w:r>
+              <w:rPr>
+                <w:rFonts w:ascii="Microsoft YaHei" w:hAnsi="Microsoft YaHei" w:eastAsia="Microsoft YaHei" w:cs="Microsoft YaHei"/>
+                <w:b w:val="0"/>
+                <w:sz w:val="18"/>
+              </w:rPr>
+              <w:t>Q2 旗舰①</w:t>
+            </w:r>
+          </w:p>
+        </w:tc>
+      </w:tr>
+      <w:tr>
+        <w:tc>
+          <w:tcPr>
+            <w:tcW w:type="dxa" w:w="1872"/>
+            <w:tcBorders>
+              <w:top w:val="single" w:sz="4" w:space="0" w:color="BBBBBB"/>
+              <w:left w:val="single" w:sz="4" w:space="0" w:color="BBBBBB"/>
+              <w:bottom w:val="single" w:sz="4" w:space="0" w:color="BBBBBB"/>
+              <w:right w:val="single" w:sz="4" w:space="0" w:color="BBBBBB"/>
+            </w:tcBorders>
+            <w:shd w:val="clear" w:color="auto" w:fill="F2F6FB"/>
+          </w:tcPr>
+          <w:p>
+            <w:pPr>
+              <w:spacing w:before="0" w:after="0" w:line="240" w:lineRule="auto"/>
+            </w:pPr>
+            <w:r>
+              <w:rPr>
+                <w:rFonts w:ascii="Microsoft YaHei" w:hAnsi="Microsoft YaHei" w:eastAsia="Microsoft YaHei" w:cs="Microsoft YaHei"/>
+                <w:b w:val="0"/>
+                <w:sz w:val="18"/>
+              </w:rPr>
+              <w:t>立项"可机器核规则"边界共识</w:t>
+            </w:r>
+          </w:p>
+        </w:tc>
+        <w:tc>
+          <w:tcPr>
+            <w:tcW w:type="dxa" w:w="1872"/>
+            <w:tcBorders>
+              <w:top w:val="single" w:sz="4" w:space="0" w:color="BBBBBB"/>
+              <w:left w:val="single" w:sz="4" w:space="0" w:color="BBBBBB"/>
+              <w:bottom w:val="single" w:sz="4" w:space="0" w:color="BBBBBB"/>
+              <w:right w:val="single" w:sz="4" w:space="0" w:color="BBBBBB"/>
+            </w:tcBorders>
+            <w:shd w:val="clear" w:color="auto" w:fill="F2F6FB"/>
+          </w:tcPr>
+          <w:p>
+            <w:pPr>
+              <w:spacing w:before="0" w:after="0" w:line="240" w:lineRule="auto"/>
+            </w:pPr>
+            <w:r>
+              <w:rPr>
+                <w:rFonts w:ascii="Microsoft YaHei" w:hAnsi="Microsoft YaHei" w:eastAsia="Microsoft YaHei" w:cs="Microsoft YaHei"/>
+                <w:b w:val="0"/>
+                <w:sz w:val="18"/>
+              </w:rPr>
+              <w:t>PMO + 财务</w:t>
+            </w:r>
+          </w:p>
+        </w:tc>
+        <w:tc>
+          <w:tcPr>
+            <w:tcW w:type="dxa" w:w="1872"/>
+            <w:tcBorders>
+              <w:top w:val="single" w:sz="4" w:space="0" w:color="BBBBBB"/>
+              <w:left w:val="single" w:sz="4" w:space="0" w:color="BBBBBB"/>
+              <w:bottom w:val="single" w:sz="4" w:space="0" w:color="BBBBBB"/>
+              <w:right w:val="single" w:sz="4" w:space="0" w:color="BBBBBB"/>
+            </w:tcBorders>
+            <w:shd w:val="clear" w:color="auto" w:fill="F2F6FB"/>
+          </w:tcPr>
+          <w:p>
+            <w:pPr>
+              <w:spacing w:before="0" w:after="0" w:line="240" w:lineRule="auto"/>
+            </w:pPr>
+            <w:r>
+              <w:rPr>
+                <w:rFonts w:ascii="Microsoft YaHei" w:hAnsi="Microsoft YaHei" w:eastAsia="Microsoft YaHei" w:cs="Microsoft YaHei"/>
+                <w:b/>
+                <w:sz w:val="18"/>
+              </w:rPr>
+              <w:t>2026-09-30</w:t>
+            </w:r>
+          </w:p>
+        </w:tc>
+        <w:tc>
+          <w:tcPr>
+            <w:tcW w:type="dxa" w:w="1872"/>
+            <w:tcBorders>
+              <w:top w:val="single" w:sz="4" w:space="0" w:color="BBBBBB"/>
+              <w:left w:val="single" w:sz="4" w:space="0" w:color="BBBBBB"/>
+              <w:bottom w:val="single" w:sz="4" w:space="0" w:color="BBBBBB"/>
+              <w:right w:val="single" w:sz="4" w:space="0" w:color="BBBBBB"/>
+            </w:tcBorders>
+            <w:shd w:val="clear" w:color="auto" w:fill="F2F6FB"/>
+          </w:tcPr>
+          <w:p>
+            <w:pPr>
+              <w:spacing w:before="0" w:after="0" w:line="240" w:lineRule="auto"/>
+            </w:pPr>
+            <w:r>
+              <w:rPr>
+                <w:rFonts w:ascii="Microsoft YaHei" w:hAnsi="Microsoft YaHei" w:eastAsia="Microsoft YaHei" w:cs="Microsoft YaHei"/>
+                <w:b w:val="0"/>
+                <w:sz w:val="18"/>
+              </w:rPr>
+              <w:t>Q6 范围降级：先上模板完整性核查，财务规则核查二期</w:t>
+            </w:r>
+          </w:p>
+        </w:tc>
+        <w:tc>
+          <w:tcPr>
+            <w:tcW w:type="dxa" w:w="1872"/>
+            <w:tcBorders>
+              <w:top w:val="single" w:sz="4" w:space="0" w:color="BBBBBB"/>
+              <w:left w:val="single" w:sz="4" w:space="0" w:color="BBBBBB"/>
+              <w:bottom w:val="single" w:sz="4" w:space="0" w:color="BBBBBB"/>
+              <w:right w:val="single" w:sz="4" w:space="0" w:color="BBBBBB"/>
+            </w:tcBorders>
+            <w:shd w:val="clear" w:color="auto" w:fill="F2F6FB"/>
+          </w:tcPr>
+          <w:p>
+            <w:pPr>
+              <w:spacing w:before="0" w:after="0" w:line="240" w:lineRule="auto"/>
+            </w:pPr>
+            <w:r>
+              <w:rPr>
+                <w:rFonts w:ascii="Microsoft YaHei" w:hAnsi="Microsoft YaHei" w:eastAsia="Microsoft YaHei" w:cs="Microsoft YaHei"/>
+                <w:b w:val="0"/>
+                <w:sz w:val="18"/>
+              </w:rPr>
+              <w:t>Q6 旗舰②</w:t>
+            </w:r>
+          </w:p>
+        </w:tc>
+      </w:tr>
+      <w:tr>
+        <w:tc>
+          <w:tcPr>
+            <w:tcW w:type="dxa" w:w="1872"/>
+            <w:tcBorders>
+              <w:top w:val="single" w:sz="4" w:space="0" w:color="BBBBBB"/>
+              <w:left w:val="single" w:sz="4" w:space="0" w:color="BBBBBB"/>
+              <w:bottom w:val="single" w:sz="4" w:space="0" w:color="BBBBBB"/>
+              <w:right w:val="single" w:sz="4" w:space="0" w:color="BBBBBB"/>
+            </w:tcBorders>
+          </w:tcPr>
+          <w:p>
+            <w:pPr>
+              <w:spacing w:before="0" w:after="0" w:line="240" w:lineRule="auto"/>
+            </w:pPr>
+            <w:r>
+              <w:rPr>
+                <w:rFonts w:ascii="Microsoft YaHei" w:hAnsi="Microsoft YaHei" w:eastAsia="Microsoft YaHei" w:cs="Microsoft YaHei"/>
+                <w:b w:val="0"/>
+                <w:sz w:val="18"/>
+              </w:rPr>
+              <w:t>~~FI1 委外商务数据条款~~〔2026-07-06 随 FI1 暂缓解除，复启时恢复〕</w:t>
+            </w:r>
+          </w:p>
+        </w:tc>
+        <w:tc>
+          <w:tcPr>
+            <w:tcW w:type="dxa" w:w="1872"/>
+            <w:tcBorders>
+              <w:top w:val="single" w:sz="4" w:space="0" w:color="BBBBBB"/>
+              <w:left w:val="single" w:sz="4" w:space="0" w:color="BBBBBB"/>
+              <w:bottom w:val="single" w:sz="4" w:space="0" w:color="BBBBBB"/>
+              <w:right w:val="single" w:sz="4" w:space="0" w:color="BBBBBB"/>
+            </w:tcBorders>
+          </w:tcPr>
+          <w:p>
+            <w:pPr>
+              <w:spacing w:before="0" w:after="0" w:line="240" w:lineRule="auto"/>
+            </w:pPr>
+            <w:r>
+              <w:rPr>
+                <w:rFonts w:ascii="Microsoft YaHei" w:hAnsi="Microsoft YaHei" w:eastAsia="Microsoft YaHei" w:cs="Microsoft YaHei"/>
+                <w:b w:val="0"/>
+                <w:sz w:val="18"/>
+              </w:rPr>
               <w:t>财务 + 商务</w:t>
             </w:r>
           </w:p>
@@ -13187,19 +14629,18 @@
               <w:bottom w:val="single" w:sz="4" w:space="0" w:color="BBBBBB"/>
               <w:right w:val="single" w:sz="4" w:space="0" w:color="BBBBBB"/>
             </w:tcBorders>
-            <w:shd w:val="clear" w:color="auto" w:fill="F2F6FB"/>
-          </w:tcPr>
-          <w:p>
-            <w:pPr>
-              <w:spacing w:before="0" w:after="0" w:line="240" w:lineRule="auto"/>
-            </w:pPr>
-            <w:r>
-              <w:rPr>
-                <w:rFonts w:ascii="Microsoft YaHei" w:hAnsi="Microsoft YaHei" w:eastAsia="Microsoft YaHei" w:cs="Microsoft YaHei"/>
-                <w:b/>
-                <w:sz w:val="18"/>
-              </w:rPr>
-              <w:t>2026-08-15</w:t>
+          </w:tcPr>
+          <w:p>
+            <w:pPr>
+              <w:spacing w:before="0" w:after="0" w:line="240" w:lineRule="auto"/>
+            </w:pPr>
+            <w:r>
+              <w:rPr>
+                <w:rFonts w:ascii="Microsoft YaHei" w:hAnsi="Microsoft YaHei" w:eastAsia="Microsoft YaHei" w:cs="Microsoft YaHei"/>
+                <w:b w:val="0"/>
+                <w:sz w:val="18"/>
+              </w:rPr>
+              <w:t>~~2026-08-15~~</w:t>
             </w:r>
           </w:p>
         </w:tc>
@@ -13212,7 +14653,6 @@
               <w:bottom w:val="single" w:sz="4" w:space="0" w:color="BBBBBB"/>
               <w:right w:val="single" w:sz="4" w:space="0" w:color="BBBBBB"/>
             </w:tcBorders>
-            <w:shd w:val="clear" w:color="auto" w:fill="F2F6FB"/>
           </w:tcPr>
           <w:p>
             <w:pPr>
@@ -13224,7 +14664,7 @@
                 <w:b w:val="0"/>
                 <w:sz w:val="18"/>
               </w:rPr>
-              <w:t>FI1 降范围（先做 SMT 内部对账，委外二期）或顺延</w:t>
+              <w:t>—</w:t>
             </w:r>
           </w:p>
         </w:tc>
@@ -13237,7 +14677,6 @@
               <w:bottom w:val="single" w:sz="4" w:space="0" w:color="BBBBBB"/>
               <w:right w:val="single" w:sz="4" w:space="0" w:color="BBBBBB"/>
             </w:tcBorders>
-            <w:shd w:val="clear" w:color="auto" w:fill="F2F6FB"/>
           </w:tcPr>
           <w:p>
             <w:pPr>
@@ -13249,7 +14688,7 @@
                 <w:b w:val="0"/>
                 <w:sz w:val="18"/>
               </w:rPr>
-              <w:t>FI1</w:t>
+              <w:t>FI1（暂缓）</w:t>
             </w:r>
           </w:p>
         </w:tc>
@@ -13280,292 +14719,101 @@
     </w:p>
     <w:p>
       <w:pPr>
-        <w:spacing w:after="100"/>
+        <w:pBdr>
+          <w:left w:val="single" w:sz="18" w:space="8" w:color="1F4E79"/>
+        </w:pBdr>
+        <w:shd w:val="clear" w:color="auto" w:fill="EAF1FB"/>
+        <w:spacing w:before="80" w:after="160"/>
+        <w:ind w:left="160"/>
       </w:pPr>
       <w:r>
         <w:rPr>
           <w:rFonts w:ascii="Microsoft YaHei" w:hAnsi="Microsoft YaHei" w:eastAsia="Microsoft YaHei" w:cs="Microsoft YaHei"/>
           <w:b/>
-          <w:sz w:val="21"/>
+          <w:sz w:val="20"/>
         </w:rPr>
-        <w:t>2. 砍单规则（10/12 月预设，参照 11 月先例）</w:t>
-      </w:r>
-    </w:p>
-    <w:p>
-      <w:pPr>
-        <w:pStyle w:val="ListBullet"/>
-        <w:spacing w:after="60"/>
-      </w:pPr>
+        <w:t>S1 排期与依赖复盘三项拍板备注（2026-06-25 Paul 批准，详见《S1筑基期排期与依赖复盘-2026-06-25》）：</w:t>
+      </w:r>
+      <w:r>
+        <w:br/>
+      </w:r>
       <w:r>
         <w:rPr>
           <w:rFonts w:ascii="Microsoft YaHei" w:hAnsi="Microsoft YaHei" w:eastAsia="Microsoft YaHei" w:cs="Microsoft YaHei"/>
           <w:b w:val="0"/>
-          <w:sz w:val="21"/>
+          <w:sz w:val="20"/>
         </w:rPr>
-        <w:t>11 月已定：原排 9 场景砍到 4-5 个（高价值 + 数据就绪优先）。</w:t>
-      </w:r>
-    </w:p>
-    <w:p>
-      <w:pPr>
-        <w:pStyle w:val="ListBullet"/>
-        <w:spacing w:after="60"/>
-      </w:pPr>
+        <w:t xml:space="preserve">① </w:t>
+      </w:r>
       <w:r>
         <w:rPr>
           <w:rFonts w:ascii="Microsoft YaHei" w:hAnsi="Microsoft YaHei" w:eastAsia="Microsoft YaHei" w:cs="Microsoft YaHei"/>
           <w:b/>
-          <w:sz w:val="21"/>
+          <w:sz w:val="20"/>
         </w:rPr>
-        <w:t>10 月预设</w:t>
+        <w:t>SC2/FI1 CSV 备选已授权</w:t>
       </w:r>
       <w:r>
         <w:rPr>
           <w:rFonts w:ascii="Microsoft YaHei" w:hAnsi="Microsoft YaHei" w:eastAsia="Microsoft YaHei" w:cs="Microsoft YaHei"/>
           <w:b w:val="0"/>
-          <w:sz w:val="21"/>
+          <w:sz w:val="20"/>
         </w:rPr>
-        <w:t>：原排 4 场景（SC4/R1/Q2/S2）。若第 2 人未到位或 8D 归集未完成 → Q2 顺延（见预案）；若 ISO26262 规范未发布 → R1 顺延、不挤压其他场景。10 月底最多并行 3 个新启动。</w:t>
-      </w:r>
-    </w:p>
-    <w:p>
-      <w:pPr>
-        <w:pStyle w:val="ListBullet"/>
-        <w:spacing w:after="60"/>
-      </w:pPr>
+        <w:t>——IT 7/15 前若无 U9C 接口时间表，8 月按 CSV 文件导出（ERP 定期导出 → 平台加载）走通场景逻辑，后期切实时接口不改逻辑；FI4 月结其余（2027-Q1）缓冲更长，可等接口（2026-07-03 财务重排后，FI2 现指三单匹配、已提前至 09 月）。</w:t>
+      </w:r>
+      <w:r>
+        <w:br/>
+      </w:r>
+      <w:r>
+        <w:rPr>
+          <w:rFonts w:ascii="Microsoft YaHei" w:hAnsi="Microsoft YaHei" w:eastAsia="Microsoft YaHei" w:cs="Microsoft YaHei"/>
+          <w:b w:val="0"/>
+          <w:sz w:val="20"/>
+        </w:rPr>
+        <w:t xml:space="preserve">② </w:t>
+      </w:r>
       <w:r>
         <w:rPr>
           <w:rFonts w:ascii="Microsoft YaHei" w:hAnsi="Microsoft YaHei" w:eastAsia="Microsoft YaHei" w:cs="Microsoft YaHei"/>
           <w:b/>
-          <w:sz w:val="21"/>
+          <w:sz w:val="20"/>
         </w:rPr>
-        <w:t>12 月预设</w:t>
+        <w:t>R 系列顺延已备案</w:t>
       </w:r>
       <w:r>
         <w:rPr>
           <w:rFonts w:ascii="Microsoft YaHei" w:hAnsi="Microsoft YaHei" w:eastAsia="Microsoft YaHei" w:cs="Microsoft YaHei"/>
           <w:b w:val="0"/>
-          <w:sz w:val="21"/>
+          <w:sz w:val="20"/>
         </w:rPr>
-        <w:t>：原排 5 个（SC6/R3/立项试点/S4/O3）。SC6 依赖外部 API 签约（9 月红线），未签则顺延 SC6、保 R3/O3。</w:t>
-      </w:r>
-    </w:p>
-    <w:p>
-      <w:pPr>
-        <w:pStyle w:val="ListBullet"/>
-        <w:spacing w:after="60"/>
-      </w:pPr>
+        <w:t>——OEM 隔离层 Chroma 9/30 未就绪则 R1/R2/R3 整组顺延 S3；S1 年底可达场景数从约 19 降至 16-17（仍达目标区间下沿，但工程研发部年底零上线），避免临时慌乱。</w:t>
+      </w:r>
+      <w:r>
+        <w:br/>
+      </w:r>
       <w:r>
         <w:rPr>
           <w:rFonts w:ascii="Microsoft YaHei" w:hAnsi="Microsoft YaHei" w:eastAsia="Microsoft YaHei" w:cs="Microsoft YaHei"/>
           <w:b w:val="0"/>
-          <w:sz w:val="21"/>
+          <w:sz w:val="20"/>
         </w:rPr>
-        <w:t>砍单优先序（保留优先级从高到低）：已收割引擎落位 &gt; 旗舰场景 &gt; 数据已就绪的新建 &gt; 数据未就绪的新建。</w:t>
-      </w:r>
-    </w:p>
-    <w:p>
-      <w:pPr>
-        <w:spacing w:after="100"/>
-      </w:pPr>
+        <w:t xml:space="preserve">③ </w:t>
+      </w:r>
       <w:r>
         <w:rPr>
           <w:rFonts w:ascii="Microsoft YaHei" w:hAnsi="Microsoft YaHei" w:eastAsia="Microsoft YaHei" w:cs="Microsoft YaHei"/>
           <w:b/>
-          <w:sz w:val="21"/>
+          <w:sz w:val="20"/>
         </w:rPr>
-        <w:t>3. Q2 8D 顺延预案（显式化）</w:t>
-      </w:r>
-    </w:p>
-    <w:p>
-      <w:pPr>
-        <w:spacing w:after="100"/>
-      </w:pPr>
+        <w:t>工程研发 AI Champion 7 月内指定</w:t>
+      </w:r>
       <w:r>
         <w:rPr>
           <w:rFonts w:ascii="Microsoft YaHei" w:hAnsi="Microsoft YaHei" w:eastAsia="Microsoft YaHei" w:cs="Microsoft YaHei"/>
           <w:b w:val="0"/>
-          <w:sz w:val="21"/>
+          <w:sz w:val="20"/>
         </w:rPr>
-        <w:t>触发条件：AIOps 第 2 人 8 月底仍未到位，或 8D 归集 9 月底未达 30 份。动作：Q2 启动从 2026-10 顺延至数据/人力就绪后 4 周，落入 S3 缓冲消化；Q6 立项门禁（不依赖 8D 库）按期推进不受牵连；顺延决定由 Paul 在触发当周确认，同步质量部启动会口径。</w:t>
-      </w:r>
-    </w:p>
-    <w:p>
-      <w:pPr>
-        <w:spacing w:after="100"/>
-      </w:pPr>
-      <w:r>
-        <w:rPr>
-          <w:rFonts w:ascii="Microsoft YaHei" w:hAnsi="Microsoft YaHei" w:eastAsia="Microsoft YaHei" w:cs="Microsoft YaHei"/>
-          <w:b/>
-          <w:sz w:val="21"/>
-        </w:rPr>
-        <w:t>4. 缓冲管理</w:t>
-      </w:r>
-    </w:p>
-    <w:p>
-      <w:pPr>
-        <w:spacing w:after="100"/>
-      </w:pPr>
-      <w:r>
-        <w:rPr>
-          <w:rFonts w:ascii="Microsoft YaHei" w:hAnsi="Microsoft YaHei" w:eastAsia="Microsoft YaHei" w:cs="Microsoft YaHei"/>
-          <w:b w:val="0"/>
-          <w:sz w:val="21"/>
-        </w:rPr>
-        <w:t>S3 深化期（2027-07~12）为显式规划缓冲（见全景规划 §0.1/S3 缓冲声明）。缓冲消耗记录在月度 Review；累计顺延场景 &gt;5 个或缓冲消耗过半时，Paul 评估调整 Phase 2 启动时点，</w:t>
-      </w:r>
-      <w:r>
-        <w:rPr>
-          <w:rFonts w:ascii="Microsoft YaHei" w:hAnsi="Microsoft YaHei" w:eastAsia="Microsoft YaHei" w:cs="Microsoft YaHei"/>
-          <w:b/>
-          <w:sz w:val="21"/>
-        </w:rPr>
-        <w:t>不得以压缩测试/合规门禁的方式赶进度</w:t>
-      </w:r>
-      <w:r>
-        <w:rPr>
-          <w:rFonts w:ascii="Microsoft YaHei" w:hAnsi="Microsoft YaHei" w:eastAsia="Microsoft YaHei" w:cs="Microsoft YaHei"/>
-          <w:b w:val="0"/>
-          <w:sz w:val="21"/>
-        </w:rPr>
-        <w:t>（红线）。</w:t>
-      </w:r>
-    </w:p>
-    <w:p>
-      <w:pPr>
-        <w:spacing w:after="100"/>
-      </w:pPr>
-      <w:r>
-        <w:rPr>
-          <w:rFonts w:ascii="Microsoft YaHei" w:hAnsi="Microsoft YaHei" w:eastAsia="Microsoft YaHei" w:cs="Microsoft YaHei"/>
-          <w:b/>
-          <w:sz w:val="21"/>
-        </w:rPr>
-        <w:t>5. 场景价值验收标准（2026-06-13 已决策，待决策清单 D-4=A）</w:t>
-      </w:r>
-    </w:p>
-    <w:p>
-      <w:pPr>
-        <w:spacing w:after="100"/>
-      </w:pPr>
-      <w:r>
-        <w:rPr>
-          <w:rFonts w:ascii="Microsoft YaHei" w:hAnsi="Microsoft YaHei" w:eastAsia="Microsoft YaHei" w:cs="Microsoft YaHei"/>
-          <w:b w:val="0"/>
-          <w:sz w:val="21"/>
-        </w:rPr>
-        <w:t>每场景执行</w:t>
-      </w:r>
-      <w:r>
-        <w:rPr>
-          <w:rFonts w:ascii="Microsoft YaHei" w:hAnsi="Microsoft YaHei" w:eastAsia="Microsoft YaHei" w:cs="Microsoft YaHei"/>
-          <w:b/>
-          <w:sz w:val="21"/>
-        </w:rPr>
-        <w:t>两级验收</w:t>
-      </w:r>
-      <w:r>
-        <w:rPr>
-          <w:rFonts w:ascii="Microsoft YaHei" w:hAnsi="Microsoft YaHei" w:eastAsia="Microsoft YaHei" w:cs="Microsoft YaHei"/>
-          <w:b w:val="0"/>
-          <w:sz w:val="21"/>
-        </w:rPr>
-        <w:t xml:space="preserve">：① </w:t>
-      </w:r>
-      <w:r>
-        <w:rPr>
-          <w:rFonts w:ascii="Microsoft YaHei" w:hAnsi="Microsoft YaHei" w:eastAsia="Microsoft YaHei" w:cs="Microsoft YaHei"/>
-          <w:b/>
-          <w:sz w:val="21"/>
-        </w:rPr>
-        <w:t>上线验收</w:t>
-      </w:r>
-      <w:r>
-        <w:rPr>
-          <w:rFonts w:ascii="Microsoft YaHei" w:hAnsi="Microsoft YaHei" w:eastAsia="Microsoft YaHei" w:cs="Microsoft YaHei"/>
-          <w:b w:val="0"/>
-          <w:sz w:val="21"/>
-        </w:rPr>
-        <w:t xml:space="preserve">——功能 + 合规门禁（既有流程）；② </w:t>
-      </w:r>
-      <w:r>
-        <w:rPr>
-          <w:rFonts w:ascii="Microsoft YaHei" w:hAnsi="Microsoft YaHei" w:eastAsia="Microsoft YaHei" w:cs="Microsoft YaHei"/>
-          <w:b/>
-          <w:sz w:val="21"/>
-        </w:rPr>
-        <w:t>价值验收</w:t>
-      </w:r>
-      <w:r>
-        <w:rPr>
-          <w:rFonts w:ascii="Microsoft YaHei" w:hAnsi="Microsoft YaHei" w:eastAsia="Microsoft YaHei" w:cs="Microsoft YaHei"/>
-          <w:b w:val="0"/>
-          <w:sz w:val="21"/>
-        </w:rPr>
-        <w:t>——上线运行 3 个月后对标价值指标，不达标进入改进或退役评估（衔接失败案例库机制）。价值指标在场景启动时于 openspec proposal 中定义 1-2 个，三类模板任选：</w:t>
-      </w:r>
-      <w:r>
-        <w:rPr>
-          <w:rFonts w:ascii="Microsoft YaHei" w:hAnsi="Microsoft YaHei" w:eastAsia="Microsoft YaHei" w:cs="Microsoft YaHei"/>
-          <w:b/>
-          <w:sz w:val="21"/>
-        </w:rPr>
-        <w:t>工时型</w:t>
-      </w:r>
-      <w:r>
-        <w:rPr>
-          <w:rFonts w:ascii="Microsoft YaHei" w:hAnsi="Microsoft YaHei" w:eastAsia="Microsoft YaHei" w:cs="Microsoft YaHei"/>
-          <w:b w:val="0"/>
-          <w:sz w:val="21"/>
-        </w:rPr>
-        <w:t>（基线人工耗时 vs AI 后耗时 × 月采用量）、</w:t>
-      </w:r>
-      <w:r>
-        <w:rPr>
-          <w:rFonts w:ascii="Microsoft YaHei" w:hAnsi="Microsoft YaHei" w:eastAsia="Microsoft YaHei" w:cs="Microsoft YaHei"/>
-          <w:b/>
-          <w:sz w:val="21"/>
-        </w:rPr>
-        <w:t>质量型</w:t>
-      </w:r>
-      <w:r>
-        <w:rPr>
-          <w:rFonts w:ascii="Microsoft YaHei" w:hAnsi="Microsoft YaHei" w:eastAsia="Microsoft YaHei" w:cs="Microsoft YaHei"/>
-          <w:b w:val="0"/>
-          <w:sz w:val="21"/>
-        </w:rPr>
-        <w:t>（错漏率/返工轮次/检出率）、</w:t>
-      </w:r>
-      <w:r>
-        <w:rPr>
-          <w:rFonts w:ascii="Microsoft YaHei" w:hAnsi="Microsoft YaHei" w:eastAsia="Microsoft YaHei" w:cs="Microsoft YaHei"/>
-          <w:b/>
-          <w:sz w:val="21"/>
-        </w:rPr>
-        <w:t>风险型</w:t>
-      </w:r>
-      <w:r>
-        <w:rPr>
-          <w:rFonts w:ascii="Microsoft YaHei" w:hAnsi="Microsoft YaHei" w:eastAsia="Microsoft YaHei" w:cs="Microsoft YaHei"/>
-          <w:b w:val="0"/>
-          <w:sz w:val="21"/>
-        </w:rPr>
-        <w:t>（预警提前量/拦截事件数）。指标基线由业务 Champion 在启动前确认存档（防基线漂移），月度 Review 汇总，作为半年度/年度报告 ROI 证据链。</w:t>
-      </w:r>
-    </w:p>
-    <w:p>
-      <w:pPr>
-        <w:pStyle w:val="Heading2"/>
-        <w:spacing w:before="260" w:after="120"/>
-      </w:pPr>
-      <w:r>
-        <w:rPr>
-          <w:rFonts w:ascii="Microsoft YaHei" w:hAnsi="Microsoft YaHei" w:eastAsia="Microsoft YaHei" w:cs="Microsoft YaHei"/>
-          <w:b/>
-          <w:color w:val="1F4E79"/>
-          <w:sz w:val="28"/>
-        </w:rPr>
-        <w:t>八、Phase 2 展望（月 19-24 / 2028 H1）— 产品工程深化候选</w:t>
+        <w:t>——R1 10 月启动需研发侧接口人整理 OEM 需求文档库（分客户脱敏入库），任务单格式参考《质量域AI对接人-首月任务单》。</w:t>
       </w:r>
     </w:p>
     <w:p>
@@ -13580,6 +14828,646 @@
       <w:r>
         <w:rPr>
           <w:rFonts w:ascii="Microsoft YaHei" w:hAnsi="Microsoft YaHei" w:eastAsia="Microsoft YaHei" w:cs="Microsoft YaHei"/>
+          <w:b/>
+          <w:sz w:val="20"/>
+        </w:rPr>
+        <w:t>财务域差异化加速备注（2026-06-28 Paul 拍板）：</w:t>
+      </w:r>
+      <w:r>
+        <w:rPr>
+          <w:rFonts w:ascii="Microsoft YaHei" w:hAnsi="Microsoft YaHei" w:eastAsia="Microsoft YaHei" w:cs="Microsoft YaHei"/>
+          <w:b w:val="0"/>
+          <w:sz w:val="20"/>
+        </w:rPr>
+        <w:t xml:space="preserve"> </w:t>
+      </w:r>
+      <w:r>
+        <w:rPr>
+          <w:rFonts w:ascii="Microsoft YaHei" w:hAnsi="Microsoft YaHei" w:eastAsia="Microsoft YaHei" w:cs="Microsoft YaHei"/>
+          <w:b/>
+          <w:sz w:val="20"/>
+        </w:rPr>
+        <w:t>FI1 09→08 启动 / 09 试点</w:t>
+      </w:r>
+      <w:r>
+        <w:rPr>
+          <w:rFonts w:ascii="Microsoft YaHei" w:hAnsi="Microsoft YaHei" w:eastAsia="Microsoft YaHei" w:cs="Microsoft YaHei"/>
+          <w:b w:val="0"/>
+          <w:sz w:val="20"/>
+        </w:rPr>
+        <w:t>——复用 SC8 已验证 ZpConnector+U9C webapi（BOM/库存）+ CSV 备选，内部对账先行、委外二期（卡 8/15 商务条款）；解锁前提 = 财务 AI 对接人 7/31 指定（见上表新增红线行）。（本行原述"FI2 月结维持 11 月、mock 备三单匹配逻辑"——</w:t>
+      </w:r>
+      <w:r>
+        <w:rPr>
+          <w:rFonts w:ascii="Microsoft YaHei" w:hAnsi="Microsoft YaHei" w:eastAsia="Microsoft YaHei" w:cs="Microsoft YaHei"/>
+          <w:b/>
+          <w:sz w:val="20"/>
+        </w:rPr>
+        <w:t>已被 2026-07-03 财务域场景重编号取代</w:t>
+      </w:r>
+      <w:r>
+        <w:rPr>
+          <w:rFonts w:ascii="Microsoft YaHei" w:hAnsi="Microsoft YaHei" w:eastAsia="Microsoft YaHei" w:cs="Microsoft YaHei"/>
+          <w:b w:val="0"/>
+          <w:sz w:val="20"/>
+        </w:rPr>
+        <w:t>：三单匹配独立为 FI2、提前至 09 月已启动；月结其余部分改号 FI4、维持 2027-Q1；付款校验独立为 FI3、提前至 11 月。详见 §一财务表 + 全景规划 §2.1.4。）</w:t>
+      </w:r>
+      <w:r>
+        <w:br/>
+      </w:r>
+      <w:r>
+        <w:rPr>
+          <w:rFonts w:ascii="Microsoft YaHei" w:hAnsi="Microsoft YaHei" w:eastAsia="Microsoft YaHei" w:cs="Microsoft YaHei"/>
+          <w:b/>
+          <w:sz w:val="20"/>
+        </w:rPr>
+        <w:t>财务域场景重编号备注（2026-07-03 Paul 批准，财务专线定稿 → 全景路线图 Task 执行）：</w:t>
+      </w:r>
+      <w:r>
+        <w:rPr>
+          <w:rFonts w:ascii="Microsoft YaHei" w:hAnsi="Microsoft YaHei" w:eastAsia="Microsoft YaHei" w:cs="Microsoft YaHei"/>
+          <w:b w:val="0"/>
+          <w:sz w:val="20"/>
+        </w:rPr>
+        <w:t xml:space="preserve"> 财务 8→10 场景，全景 40→42。原 FI2 智能月结拆分为 FI2 三单匹配自动对账（提前至 09 月）+ FI4 智能月结加速（其余，2027-Q1）；原 FI4 异常交易拆分为 FI3 付款申请自动校验（提前至 11 月，两段起）+ FI6 异常交易检测（其余，2027-Q2）；原 FI3/FI5/FI6/FI7/FI8 顺延为 FI5/FI7/FI8/FI9/FI10。FI2/FI3 治理 L3→L4 分期，FI3 的 L4 晋级 Paul+CFO 会签；前置卡口取决于 U9C CommonEntity/Query 端点或 CSV 桥接 + SRM 900401 + OCR 选型于 7/15 双反馈门的答复。</w:t>
+      </w:r>
+    </w:p>
+    <w:p>
+      <w:pPr>
+        <w:spacing w:after="100"/>
+      </w:pPr>
+      <w:r>
+        <w:rPr>
+          <w:rFonts w:ascii="Microsoft YaHei" w:hAnsi="Microsoft YaHei" w:eastAsia="Microsoft YaHei" w:cs="Microsoft YaHei"/>
+          <w:b/>
+          <w:sz w:val="21"/>
+        </w:rPr>
+        <w:t>2. 砍单规则（10/12 月预设，参照 11 月先例）</w:t>
+      </w:r>
+    </w:p>
+    <w:p>
+      <w:pPr>
+        <w:pStyle w:val="ListBullet"/>
+        <w:spacing w:after="60"/>
+      </w:pPr>
+      <w:r>
+        <w:rPr>
+          <w:rFonts w:ascii="Microsoft YaHei" w:hAnsi="Microsoft YaHei" w:eastAsia="Microsoft YaHei" w:cs="Microsoft YaHei"/>
+          <w:b w:val="0"/>
+          <w:sz w:val="21"/>
+        </w:rPr>
+        <w:t>11 月已定：原排 9 场景砍到 4-5 个（高价值 + 数据就绪优先）。</w:t>
+      </w:r>
+    </w:p>
+    <w:p>
+      <w:pPr>
+        <w:pStyle w:val="ListBullet"/>
+        <w:spacing w:after="60"/>
+      </w:pPr>
+      <w:r>
+        <w:rPr>
+          <w:rFonts w:ascii="Microsoft YaHei" w:hAnsi="Microsoft YaHei" w:eastAsia="Microsoft YaHei" w:cs="Microsoft YaHei"/>
+          <w:b/>
+          <w:sz w:val="21"/>
+        </w:rPr>
+        <w:t>10 月预设</w:t>
+      </w:r>
+      <w:r>
+        <w:rPr>
+          <w:rFonts w:ascii="Microsoft YaHei" w:hAnsi="Microsoft YaHei" w:eastAsia="Microsoft YaHei" w:cs="Microsoft YaHei"/>
+          <w:b w:val="0"/>
+          <w:sz w:val="21"/>
+        </w:rPr>
+        <w:t>：原排 4 场景（SC4/R1/Q2/S2）。若第 2 人未到位或 8D 归集未完成 → Q2 顺延（见预案）；若 ISO26262 规范未发布 → R1 顺延、不挤压其他场景。10 月底最多并行 3 个新启动。</w:t>
+      </w:r>
+    </w:p>
+    <w:p>
+      <w:pPr>
+        <w:pStyle w:val="ListBullet"/>
+        <w:spacing w:after="60"/>
+      </w:pPr>
+      <w:r>
+        <w:rPr>
+          <w:rFonts w:ascii="Microsoft YaHei" w:hAnsi="Microsoft YaHei" w:eastAsia="Microsoft YaHei" w:cs="Microsoft YaHei"/>
+          <w:b/>
+          <w:sz w:val="21"/>
+        </w:rPr>
+        <w:t>12 月预设</w:t>
+      </w:r>
+      <w:r>
+        <w:rPr>
+          <w:rFonts w:ascii="Microsoft YaHei" w:hAnsi="Microsoft YaHei" w:eastAsia="Microsoft YaHei" w:cs="Microsoft YaHei"/>
+          <w:b w:val="0"/>
+          <w:sz w:val="21"/>
+        </w:rPr>
+        <w:t>：原排 5 个（SC6/R3/立项趋稳定/S4/O3；立项门禁② 已 10 月启动、11 月试点，12 月转趋稳定，2026-07-01 提前）。SC6 依赖外部 API 签约（9 月红线），未签则顺延 SC6、保 R3/O3。</w:t>
+      </w:r>
+    </w:p>
+    <w:p>
+      <w:pPr>
+        <w:pStyle w:val="ListBullet"/>
+        <w:spacing w:after="60"/>
+      </w:pPr>
+      <w:r>
+        <w:rPr>
+          <w:rFonts w:ascii="Microsoft YaHei" w:hAnsi="Microsoft YaHei" w:eastAsia="Microsoft YaHei" w:cs="Microsoft YaHei"/>
+          <w:b w:val="0"/>
+          <w:sz w:val="21"/>
+        </w:rPr>
+        <w:t>砍单优先序（保留优先级从高到低）：已收割引擎落位 &gt; 旗舰场景 &gt; 数据已就绪的新建 &gt; 数据未就绪的新建。</w:t>
+      </w:r>
+    </w:p>
+    <w:p>
+      <w:pPr>
+        <w:spacing w:after="100"/>
+      </w:pPr>
+      <w:r>
+        <w:rPr>
+          <w:rFonts w:ascii="Microsoft YaHei" w:hAnsi="Microsoft YaHei" w:eastAsia="Microsoft YaHei" w:cs="Microsoft YaHei"/>
+          <w:b/>
+          <w:sz w:val="21"/>
+        </w:rPr>
+        <w:t>3. Q2 8D 顺延预案（显式化）</w:t>
+      </w:r>
+    </w:p>
+    <w:p>
+      <w:pPr>
+        <w:spacing w:after="100"/>
+      </w:pPr>
+      <w:r>
+        <w:rPr>
+          <w:rFonts w:ascii="Microsoft YaHei" w:hAnsi="Microsoft YaHei" w:eastAsia="Microsoft YaHei" w:cs="Microsoft YaHei"/>
+          <w:b w:val="0"/>
+          <w:sz w:val="21"/>
+        </w:rPr>
+        <w:t>触发条件：AIOps 第 2 人 8 月底仍未到位，或 8D 归集 9 月底未达 30 份。动作：Q2 启动从 2026-10 顺延至数据/人力就绪后 4 周，落入 S3 缓冲消化；Q6 立项门禁（不依赖 8D 库）按期推进不受牵连；顺延决定由 Paul 在触发当周确认，同步质量部启动会口径。</w:t>
+      </w:r>
+    </w:p>
+    <w:p>
+      <w:pPr>
+        <w:spacing w:after="100"/>
+      </w:pPr>
+      <w:r>
+        <w:rPr>
+          <w:rFonts w:ascii="Microsoft YaHei" w:hAnsi="Microsoft YaHei" w:eastAsia="Microsoft YaHei" w:cs="Microsoft YaHei"/>
+          <w:b/>
+          <w:sz w:val="21"/>
+        </w:rPr>
+        <w:t>4. 缓冲管理</w:t>
+      </w:r>
+    </w:p>
+    <w:p>
+      <w:pPr>
+        <w:spacing w:after="100"/>
+      </w:pPr>
+      <w:r>
+        <w:rPr>
+          <w:rFonts w:ascii="Microsoft YaHei" w:hAnsi="Microsoft YaHei" w:eastAsia="Microsoft YaHei" w:cs="Microsoft YaHei"/>
+          <w:b w:val="0"/>
+          <w:sz w:val="21"/>
+        </w:rPr>
+        <w:t>S3 深化期（2027-07~12）为显式规划缓冲（见全景规划 §0.1/S3 缓冲声明）。缓冲消耗记录在月度 Review；累计顺延场景 &gt;5 个或缓冲消耗过半时，Paul 评估调整 Phase 2 启动时点，</w:t>
+      </w:r>
+      <w:r>
+        <w:rPr>
+          <w:rFonts w:ascii="Microsoft YaHei" w:hAnsi="Microsoft YaHei" w:eastAsia="Microsoft YaHei" w:cs="Microsoft YaHei"/>
+          <w:b/>
+          <w:sz w:val="21"/>
+        </w:rPr>
+        <w:t>不得以压缩测试/合规门禁的方式赶进度</w:t>
+      </w:r>
+      <w:r>
+        <w:rPr>
+          <w:rFonts w:ascii="Microsoft YaHei" w:hAnsi="Microsoft YaHei" w:eastAsia="Microsoft YaHei" w:cs="Microsoft YaHei"/>
+          <w:b w:val="0"/>
+          <w:sz w:val="21"/>
+        </w:rPr>
+        <w:t>（红线）。</w:t>
+      </w:r>
+    </w:p>
+    <w:p>
+      <w:pPr>
+        <w:spacing w:after="100"/>
+      </w:pPr>
+      <w:r>
+        <w:rPr>
+          <w:rFonts w:ascii="Microsoft YaHei" w:hAnsi="Microsoft YaHei" w:eastAsia="Microsoft YaHei" w:cs="Microsoft YaHei"/>
+          <w:b/>
+          <w:sz w:val="21"/>
+        </w:rPr>
+        <w:t>5. 场景价值验收标准（2026-06-13 已决策，待决策清单 D-4=A）</w:t>
+      </w:r>
+    </w:p>
+    <w:p>
+      <w:pPr>
+        <w:spacing w:after="100"/>
+      </w:pPr>
+      <w:r>
+        <w:rPr>
+          <w:rFonts w:ascii="Microsoft YaHei" w:hAnsi="Microsoft YaHei" w:eastAsia="Microsoft YaHei" w:cs="Microsoft YaHei"/>
+          <w:b w:val="0"/>
+          <w:sz w:val="21"/>
+        </w:rPr>
+        <w:t>每场景执行</w:t>
+      </w:r>
+      <w:r>
+        <w:rPr>
+          <w:rFonts w:ascii="Microsoft YaHei" w:hAnsi="Microsoft YaHei" w:eastAsia="Microsoft YaHei" w:cs="Microsoft YaHei"/>
+          <w:b/>
+          <w:sz w:val="21"/>
+        </w:rPr>
+        <w:t>两级验收</w:t>
+      </w:r>
+      <w:r>
+        <w:rPr>
+          <w:rFonts w:ascii="Microsoft YaHei" w:hAnsi="Microsoft YaHei" w:eastAsia="Microsoft YaHei" w:cs="Microsoft YaHei"/>
+          <w:b w:val="0"/>
+          <w:sz w:val="21"/>
+        </w:rPr>
+        <w:t xml:space="preserve">：① </w:t>
+      </w:r>
+      <w:r>
+        <w:rPr>
+          <w:rFonts w:ascii="Microsoft YaHei" w:hAnsi="Microsoft YaHei" w:eastAsia="Microsoft YaHei" w:cs="Microsoft YaHei"/>
+          <w:b/>
+          <w:sz w:val="21"/>
+        </w:rPr>
+        <w:t>上线验收</w:t>
+      </w:r>
+      <w:r>
+        <w:rPr>
+          <w:rFonts w:ascii="Microsoft YaHei" w:hAnsi="Microsoft YaHei" w:eastAsia="Microsoft YaHei" w:cs="Microsoft YaHei"/>
+          <w:b w:val="0"/>
+          <w:sz w:val="21"/>
+        </w:rPr>
+        <w:t xml:space="preserve">——功能 + 合规门禁（既有流程）；② </w:t>
+      </w:r>
+      <w:r>
+        <w:rPr>
+          <w:rFonts w:ascii="Microsoft YaHei" w:hAnsi="Microsoft YaHei" w:eastAsia="Microsoft YaHei" w:cs="Microsoft YaHei"/>
+          <w:b/>
+          <w:sz w:val="21"/>
+        </w:rPr>
+        <w:t>价值验收</w:t>
+      </w:r>
+      <w:r>
+        <w:rPr>
+          <w:rFonts w:ascii="Microsoft YaHei" w:hAnsi="Microsoft YaHei" w:eastAsia="Microsoft YaHei" w:cs="Microsoft YaHei"/>
+          <w:b w:val="0"/>
+          <w:sz w:val="21"/>
+        </w:rPr>
+        <w:t>——上线运行 3 个月后对标价值指标，不达标进入改进或退役评估（衔接失败案例库机制）。价值指标在场景启动时于 openspec proposal 中定义 1-2 个，三类模板任选：</w:t>
+      </w:r>
+      <w:r>
+        <w:rPr>
+          <w:rFonts w:ascii="Microsoft YaHei" w:hAnsi="Microsoft YaHei" w:eastAsia="Microsoft YaHei" w:cs="Microsoft YaHei"/>
+          <w:b/>
+          <w:sz w:val="21"/>
+        </w:rPr>
+        <w:t>工时型</w:t>
+      </w:r>
+      <w:r>
+        <w:rPr>
+          <w:rFonts w:ascii="Microsoft YaHei" w:hAnsi="Microsoft YaHei" w:eastAsia="Microsoft YaHei" w:cs="Microsoft YaHei"/>
+          <w:b w:val="0"/>
+          <w:sz w:val="21"/>
+        </w:rPr>
+        <w:t>（基线人工耗时 vs AI 后耗时 × 月采用量）、</w:t>
+      </w:r>
+      <w:r>
+        <w:rPr>
+          <w:rFonts w:ascii="Microsoft YaHei" w:hAnsi="Microsoft YaHei" w:eastAsia="Microsoft YaHei" w:cs="Microsoft YaHei"/>
+          <w:b/>
+          <w:sz w:val="21"/>
+        </w:rPr>
+        <w:t>质量型</w:t>
+      </w:r>
+      <w:r>
+        <w:rPr>
+          <w:rFonts w:ascii="Microsoft YaHei" w:hAnsi="Microsoft YaHei" w:eastAsia="Microsoft YaHei" w:cs="Microsoft YaHei"/>
+          <w:b w:val="0"/>
+          <w:sz w:val="21"/>
+        </w:rPr>
+        <w:t>（错漏率/返工轮次/检出率）、</w:t>
+      </w:r>
+      <w:r>
+        <w:rPr>
+          <w:rFonts w:ascii="Microsoft YaHei" w:hAnsi="Microsoft YaHei" w:eastAsia="Microsoft YaHei" w:cs="Microsoft YaHei"/>
+          <w:b/>
+          <w:sz w:val="21"/>
+        </w:rPr>
+        <w:t>风险型</w:t>
+      </w:r>
+      <w:r>
+        <w:rPr>
+          <w:rFonts w:ascii="Microsoft YaHei" w:hAnsi="Microsoft YaHei" w:eastAsia="Microsoft YaHei" w:cs="Microsoft YaHei"/>
+          <w:b w:val="0"/>
+          <w:sz w:val="21"/>
+        </w:rPr>
+        <w:t>（预警提前量/拦截事件数）。指标基线由业务 Champion 在启动前确认存档（防基线漂移），月度 Review 汇总，作为半年度/年度报告 ROI 证据链。</w:t>
+      </w:r>
+      <w:r>
+        <w:rPr>
+          <w:rFonts w:ascii="Microsoft YaHei" w:hAnsi="Microsoft YaHei" w:eastAsia="Microsoft YaHei" w:cs="Microsoft YaHei"/>
+          <w:b/>
+          <w:sz w:val="21"/>
+        </w:rPr>
+        <w:t>风险型指标的反事实基线（2026-07-05 新增，U3）</w:t>
+      </w:r>
+      <w:r>
+        <w:rPr>
+          <w:rFonts w:ascii="Microsoft YaHei" w:hAnsi="Microsoft YaHei" w:eastAsia="Microsoft YaHei" w:cs="Microsoft YaHei"/>
+          <w:b w:val="0"/>
+          <w:sz w:val="21"/>
+        </w:rPr>
+        <w:t>：财务+PMC 于 8 月底前回溯整理 2025-2026H1 错配成本基线（停线次数/客户延期罚款/呆滞跌价计提/加急运费四项），作为"拦截 N 次"类价值主张的对照组；价值记分牌每场景必含"周活跃用户"列（U4，以访问日志为准）。年度整体达标线与收缩预案见《年度达标定义与收缩预案-2026-07-05》（</w:t>
+      </w:r>
+      <w:r>
+        <w:rPr>
+          <w:rFonts w:ascii="Microsoft YaHei" w:hAnsi="Microsoft YaHei" w:eastAsia="Microsoft YaHei" w:cs="Microsoft YaHei"/>
+          <w:b/>
+          <w:sz w:val="21"/>
+        </w:rPr>
+        <w:t>已生效</w:t>
+      </w:r>
+      <w:r>
+        <w:rPr>
+          <w:rFonts w:ascii="Microsoft YaHei" w:hAnsi="Microsoft YaHei" w:eastAsia="Microsoft YaHei" w:cs="Microsoft YaHei"/>
+          <w:b w:val="0"/>
+          <w:sz w:val="21"/>
+        </w:rPr>
+        <w:t>：CEO 对齐通过 2026-07-06；三条达标线=价值/使用/链路，不达标=收缩保三）。</w:t>
+      </w:r>
+    </w:p>
+    <w:p>
+      <w:pPr>
+        <w:pBdr>
+          <w:left w:val="single" w:sz="18" w:space="8" w:color="1F4E79"/>
+        </w:pBdr>
+        <w:shd w:val="clear" w:color="auto" w:fill="EAF1FB"/>
+        <w:spacing w:before="80" w:after="160"/>
+        <w:ind w:left="160"/>
+      </w:pPr>
+      <w:r>
+        <w:rPr>
+          <w:rFonts w:ascii="Microsoft YaHei" w:hAnsi="Microsoft YaHei" w:eastAsia="Microsoft YaHei" w:cs="Microsoft YaHei"/>
+          <w:b w:val="0"/>
+          <w:sz w:val="20"/>
+        </w:rPr>
+        <w:t xml:space="preserve">📌 </w:t>
+      </w:r>
+      <w:r>
+        <w:rPr>
+          <w:rFonts w:ascii="Microsoft YaHei" w:hAnsi="Microsoft YaHei" w:eastAsia="Microsoft YaHei" w:cs="Microsoft YaHei"/>
+          <w:b/>
+          <w:sz w:val="20"/>
+        </w:rPr>
+        <w:t>SC8 特别说明（2026-07-01，路线图梳理主线，Paul 批准）</w:t>
+      </w:r>
+      <w:r>
+        <w:rPr>
+          <w:rFonts w:ascii="Microsoft YaHei" w:hAnsi="Microsoft YaHei" w:eastAsia="Microsoft YaHei" w:cs="Microsoft YaHei"/>
+          <w:b w:val="0"/>
+          <w:sz w:val="20"/>
+        </w:rPr>
+        <w:t>：SC8 保供看板 D-4 价值验收中，</w:t>
+      </w:r>
+      <w:r>
+        <w:rPr>
+          <w:rFonts w:ascii="Microsoft YaHei" w:hAnsi="Microsoft YaHei" w:eastAsia="Microsoft YaHei" w:cs="Microsoft YaHei"/>
+          <w:b/>
+          <w:sz w:val="20"/>
+        </w:rPr>
+        <w:t>误判率</w:t>
+      </w:r>
+      <w:r>
+        <w:rPr>
+          <w:rFonts w:ascii="Microsoft YaHei" w:hAnsi="Microsoft YaHei" w:eastAsia="Microsoft YaHei" w:cs="Microsoft YaHei"/>
+          <w:b w:val="0"/>
+          <w:sz w:val="20"/>
+        </w:rPr>
+        <w:t>指标以采购域"缺料预警误判修复"（kit_engine 库存快照口径校准）完成 + 真实数据回归通过为前提，修复前不采信该指标；预警提前量/催货响应时效等其余指标不受影响，可正常纳入验收。</w:t>
+      </w:r>
+    </w:p>
+    <w:p>
+      <w:pPr>
+        <w:spacing w:after="100"/>
+      </w:pPr>
+      <w:r>
+        <w:rPr>
+          <w:rFonts w:ascii="Microsoft YaHei" w:hAnsi="Microsoft YaHei" w:eastAsia="Microsoft YaHei" w:cs="Microsoft YaHei"/>
+          <w:b/>
+          <w:sz w:val="21"/>
+        </w:rPr>
+        <w:t>6. 批次制、知识先行与退出机制（2026-07-04 新增，Paul 批准；源自《默会知识瓶颈对照与全方位纠正方案-2026-07-04》）</w:t>
+      </w:r>
+    </w:p>
+    <w:p>
+      <w:pPr>
+        <w:pStyle w:val="ListBullet"/>
+        <w:spacing w:after="60"/>
+      </w:pPr>
+      <w:r>
+        <w:rPr>
+          <w:rFonts w:ascii="Microsoft YaHei" w:hAnsi="Microsoft YaHei" w:eastAsia="Microsoft YaHei" w:cs="Microsoft YaHei"/>
+          <w:b/>
+          <w:sz w:val="21"/>
+        </w:rPr>
+        <w:t>批次制与复盘闸</w:t>
+      </w:r>
+      <w:r>
+        <w:rPr>
+          <w:rFonts w:ascii="Microsoft YaHei" w:hAnsi="Microsoft YaHei" w:eastAsia="Microsoft YaHei" w:cs="Microsoft YaHei"/>
+          <w:b w:val="0"/>
+          <w:sz w:val="21"/>
+        </w:rPr>
+        <w:t>：场景按批次1/2/3 分批上线（批次划分见 §二批次视图），批次间设复盘闸——上一批价值未兑现（无一场景晋档或价值核算为零），下一批缩容；每批出口=至少 1 个场景晋档（四档口径）+ 1 页价值核算；每月月初企微公告上月"可感知胜利"。</w:t>
+      </w:r>
+      <w:r>
+        <w:rPr>
+          <w:rFonts w:ascii="Microsoft YaHei" w:hAnsi="Microsoft YaHei" w:eastAsia="Microsoft YaHei" w:cs="Microsoft YaHei"/>
+          <w:b/>
+          <w:sz w:val="21"/>
+        </w:rPr>
+        <w:t>缩容裁决规则（2026-07-04 评审整改补充）</w:t>
+      </w:r>
+      <w:r>
+        <w:rPr>
+          <w:rFonts w:ascii="Microsoft YaHei" w:hAnsi="Microsoft YaHei" w:eastAsia="Microsoft YaHei" w:cs="Microsoft YaHei"/>
+          <w:b w:val="0"/>
+          <w:sz w:val="21"/>
+        </w:rPr>
+        <w:t xml:space="preserve">：① 触发判定与裁决由 </w:t>
+      </w:r>
+      <w:r>
+        <w:rPr>
+          <w:rFonts w:ascii="Microsoft YaHei" w:hAnsi="Microsoft YaHei" w:eastAsia="Microsoft YaHei" w:cs="Microsoft YaHei"/>
+          <w:b/>
+          <w:sz w:val="21"/>
+        </w:rPr>
+        <w:t>Paul 主持批间 Triage</w:t>
+      </w:r>
+      <w:r>
+        <w:rPr>
+          <w:rFonts w:ascii="Microsoft YaHei" w:hAnsi="Microsoft YaHei" w:eastAsia="Microsoft YaHei" w:cs="Microsoft YaHei"/>
+          <w:b w:val="0"/>
+          <w:sz w:val="21"/>
+        </w:rPr>
+        <w:t>（Cowork 备价值记分牌证据，AIOps/域 Champion 列席）；② 缩容顺序=先</w:t>
+      </w:r>
+      <w:r>
+        <w:rPr>
+          <w:rFonts w:ascii="Microsoft YaHei" w:hAnsi="Microsoft YaHei" w:eastAsia="Microsoft YaHei" w:cs="Microsoft YaHei"/>
+          <w:b/>
+          <w:sz w:val="21"/>
+        </w:rPr>
+        <w:t>非核心、非前置</w:t>
+      </w:r>
+      <w:r>
+        <w:rPr>
+          <w:rFonts w:ascii="Microsoft YaHei" w:hAnsi="Microsoft YaHei" w:eastAsia="Microsoft YaHei" w:cs="Microsoft YaHei"/>
+          <w:b w:val="0"/>
+          <w:sz w:val="21"/>
+        </w:rPr>
+        <w:t>场景顺延 1 个月，</w:t>
+      </w:r>
+      <w:r>
+        <w:rPr>
+          <w:rFonts w:ascii="Microsoft YaHei" w:hAnsi="Microsoft YaHei" w:eastAsia="Microsoft YaHei" w:cs="Microsoft YaHei"/>
+          <w:b/>
+          <w:sz w:val="21"/>
+        </w:rPr>
+        <w:t>前置链场景（如 FI2→FI3）不单独砍中间环</w:t>
+      </w:r>
+      <w:r>
+        <w:rPr>
+          <w:rFonts w:ascii="Microsoft YaHei" w:hAnsi="Microsoft YaHei" w:eastAsia="Microsoft YaHei" w:cs="Microsoft YaHei"/>
+          <w:b w:val="0"/>
+          <w:sz w:val="21"/>
+        </w:rPr>
+        <w:t>——要砍连着下游一起重排，防多米诺；③ 复盘闸是</w:t>
+      </w:r>
+      <w:r>
+        <w:rPr>
+          <w:rFonts w:ascii="Microsoft YaHei" w:hAnsi="Microsoft YaHei" w:eastAsia="Microsoft YaHei" w:cs="Microsoft YaHei"/>
+          <w:b/>
+          <w:sz w:val="21"/>
+        </w:rPr>
+        <w:t>上方第 2 条砍单规则的输入源之一</w:t>
+      </w:r>
+      <w:r>
+        <w:rPr>
+          <w:rFonts w:ascii="Microsoft YaHei" w:hAnsi="Microsoft YaHei" w:eastAsia="Microsoft YaHei" w:cs="Microsoft YaHei"/>
+          <w:b w:val="0"/>
+          <w:sz w:val="21"/>
+        </w:rPr>
+        <w:t>（价值信号），触发后统一走砍单优先序执行排期压缩，不另设第二套推迟流程；④ 裁决结果按排期同步纪律回填单一可信源 + §0.2 登记。</w:t>
+      </w:r>
+    </w:p>
+    <w:p>
+      <w:pPr>
+        <w:pStyle w:val="ListBullet"/>
+        <w:spacing w:after="60"/>
+      </w:pPr>
+      <w:r>
+        <w:rPr>
+          <w:rFonts w:ascii="Microsoft YaHei" w:hAnsi="Microsoft YaHei" w:eastAsia="Microsoft YaHei" w:cs="Microsoft YaHei"/>
+          <w:b/>
+          <w:sz w:val="21"/>
+        </w:rPr>
+        <w:t>知识先行 8 周</w:t>
+      </w:r>
+      <w:r>
+        <w:rPr>
+          <w:rFonts w:ascii="Microsoft YaHei" w:hAnsi="Microsoft YaHei" w:eastAsia="Microsoft YaHei" w:cs="Microsoft YaHei"/>
+          <w:b w:val="0"/>
+          <w:sz w:val="21"/>
+        </w:rPr>
+        <w:t>：前置任务分</w:t>
+      </w:r>
+      <w:r>
+        <w:rPr>
+          <w:rFonts w:ascii="Microsoft YaHei" w:hAnsi="Microsoft YaHei" w:eastAsia="Microsoft YaHei" w:cs="Microsoft YaHei"/>
+          <w:b/>
+          <w:sz w:val="21"/>
+        </w:rPr>
+        <w:t>数据型</w:t>
+      </w:r>
+      <w:r>
+        <w:rPr>
+          <w:rFonts w:ascii="Microsoft YaHei" w:hAnsi="Microsoft YaHei" w:eastAsia="Microsoft YaHei" w:cs="Microsoft YaHei"/>
+          <w:b w:val="0"/>
+          <w:sz w:val="21"/>
+        </w:rPr>
+        <w:t>（U9C 导出/CSV——IT 管道问题，维持 6 周纪律）与</w:t>
+      </w:r>
+      <w:r>
+        <w:rPr>
+          <w:rFonts w:ascii="Microsoft YaHei" w:hAnsi="Microsoft YaHei" w:eastAsia="Microsoft YaHei" w:cs="Microsoft YaHei"/>
+          <w:b/>
+          <w:sz w:val="21"/>
+        </w:rPr>
+        <w:t>知识型</w:t>
+      </w:r>
+      <w:r>
+        <w:rPr>
+          <w:rFonts w:ascii="Microsoft YaHei" w:hAnsi="Microsoft YaHei" w:eastAsia="Microsoft YaHei" w:cs="Microsoft YaHei"/>
+          <w:b w:val="0"/>
+          <w:sz w:val="21"/>
+        </w:rPr>
+        <w:t>（专家默会经验显性化——规则表/判据/阈值），知识型按"场景启动前 8 周开第一轮提取工作坊"倒排；提取方法统一"AI 起草·专家批改"三步法（备料：AI 从历史案例反推规则草案 → 工作坊：专家 45-90 分钟批改 → 判例累积：L2 人工改判记录原因自动进判例库、判据按月升版）。知识资产双人制（持有人+backup）、脱敏入 git、变更走 audit。台账见《跨场景前置数据与知识库任务总表》（已升级为知识资产台账）。</w:t>
+      </w:r>
+    </w:p>
+    <w:p>
+      <w:pPr>
+        <w:pStyle w:val="ListBullet"/>
+        <w:spacing w:after="60"/>
+      </w:pPr>
+      <w:r>
+        <w:rPr>
+          <w:rFonts w:ascii="Microsoft YaHei" w:hAnsi="Microsoft YaHei" w:eastAsia="Microsoft YaHei" w:cs="Microsoft YaHei"/>
+          <w:b/>
+          <w:sz w:val="21"/>
+        </w:rPr>
+        <w:t>退出机制</w:t>
+      </w:r>
+      <w:r>
+        <w:rPr>
+          <w:rFonts w:ascii="Microsoft YaHei" w:hAnsi="Microsoft YaHei" w:eastAsia="Microsoft YaHei" w:cs="Microsoft YaHei"/>
+          <w:b w:val="0"/>
+          <w:sz w:val="21"/>
+        </w:rPr>
+        <w:t>：连续 2 个月价值为零的已上线场景，降档回炉或明示下线，释放工程产能；退出决定由 Paul 在月度 Review 确认，进失败案例库。</w:t>
+      </w:r>
+    </w:p>
+    <w:p>
+      <w:pPr>
+        <w:pStyle w:val="Heading2"/>
+        <w:spacing w:before="260" w:after="120"/>
+      </w:pPr>
+      <w:r>
+        <w:rPr>
+          <w:rFonts w:ascii="Microsoft YaHei" w:hAnsi="Microsoft YaHei" w:eastAsia="Microsoft YaHei" w:cs="Microsoft YaHei"/>
+          <w:b/>
+          <w:color w:val="1F4E79"/>
+          <w:sz w:val="28"/>
+        </w:rPr>
+        <w:t>八、Phase 2 展望（月 19-24 / 2028 H1）— 产品工程深化候选</w:t>
+      </w:r>
+    </w:p>
+    <w:p>
+      <w:pPr>
+        <w:pBdr>
+          <w:left w:val="single" w:sz="18" w:space="8" w:color="1F4E79"/>
+        </w:pBdr>
+        <w:shd w:val="clear" w:color="auto" w:fill="EAF1FB"/>
+        <w:spacing w:before="80" w:after="160"/>
+        <w:ind w:left="160"/>
+      </w:pPr>
+      <w:r>
+        <w:rPr>
+          <w:rFonts w:ascii="Microsoft YaHei" w:hAnsi="Microsoft YaHei" w:eastAsia="Microsoft YaHei" w:cs="Microsoft YaHei"/>
           <w:b w:val="0"/>
           <w:sz w:val="20"/>
         </w:rPr>
@@ -13599,7 +15487,7 @@
           <w:b w:val="0"/>
           <w:sz w:val="20"/>
         </w:rPr>
-        <w:t>（底座 + 六部门流程提速 + 供应链/质量减负，40 场景）。</w:t>
+        <w:t>（底座 + 六部门流程提速 + 供应链/质量减负，42 场景，2026-07-03 财务域重编号由 40 更新）。</w:t>
       </w:r>
       <w:r>
         <w:rPr>
@@ -13623,7 +15511,7 @@
           <w:b/>
           <w:sz w:val="20"/>
         </w:rPr>
-        <w:t>候选增补，不并入 40、不打乱 Phase 1</w:t>
+        <w:t>候选增补，不并入 42、不打乱 Phase 1</w:t>
       </w:r>
       <w:r>
         <w:rPr>
@@ -13655,7 +15543,7 @@
           <w:b w:val="0"/>
           <w:sz w:val="20"/>
         </w:rPr>
-        <w:t>1-转型规划/AI候选场景增补-backlog（产品工程方向）.md</w:t>
+        <w:t>1-转型规划/0-全景路线图/AI候选场景增补-backlog（产品工程方向）.md</w:t>
       </w:r>
       <w:r>
         <w:rPr>
@@ -14349,7 +16237,23 @@
           <w:b w:val="0"/>
           <w:sz w:val="21"/>
         </w:rPr>
-        <w:t>*版本：2026-06-11（含 Phase 1 修正 + supplychain 收割重排 + 七.1 收割收尾进度 + 质量域序列修订 + Phase 2 展望）| 财务部采用 FI1-FI8 连续编号，已删除 U9C 原生功能场景*</w:t>
+        <w:t xml:space="preserve">*版本：2026-07-06（含 Phase 1 修正 + supplychain 收割重排 + 质量域序列修订 + Phase 2 展望 + 2026-07-03 财务域重编号 + 2026-07-04 批次制/知识先行/退出机制 + </w:t>
+      </w:r>
+      <w:r>
+        <w:rPr>
+          <w:rFonts w:ascii="Microsoft YaHei" w:hAnsi="Microsoft YaHei" w:eastAsia="Microsoft YaHei" w:cs="Microsoft YaHei"/>
+          <w:b/>
+          <w:sz w:val="21"/>
+        </w:rPr>
+        <w:t>2026-07-06 采购域 v2.3 重排【采购 9→7、全景 42→40】+ 财务域 v2【FI1 条件复启暂缓】</w:t>
+      </w:r>
+      <w:r>
+        <w:rPr>
+          <w:rFonts w:ascii="Microsoft YaHei" w:hAnsi="Microsoft YaHei" w:eastAsia="Microsoft YaHei" w:cs="Microsoft YaHei"/>
+          <w:b w:val="0"/>
+          <w:sz w:val="21"/>
+        </w:rPr>
+        <w:t>）| 财务部 FI1-FI10；采购部 SC1/SC2/SC4/SC7/SC8/SC10/SC11（SC3/SC5 并入、SC6 注销并入 O2、SC9 并入 S6），已删除 U9C 原生功能场景*</w:t>
       </w:r>
     </w:p>
     <w:sectPr>

--- a/1-转型规划/0-全景路线图/卓品智能AI转型实施计划（最新版）.docx
+++ b/1-转型规划/0-全景路线图/卓品智能AI转型实施计划（最新版）.docx
@@ -127,7 +127,23 @@
           <w:b w:val="0"/>
           <w:sz w:val="20"/>
         </w:rPr>
-        <w:t>【FI1 条件复启暂缓（封存不废弃），编号/总数不变，7/15 门焦点转 FI2/FI3】；阶段命名采用 Phase+Stage 两级制，见《全景规划》§0.1：Phase 1 = S1 筑基期/S2 扩面期/S3 深化期，Phase 2 = 产品工程跃升期）</w:t>
+        <w:t xml:space="preserve">【FI1 条件复启暂缓（封存不废弃），编号/总数不变，7/15 门焦点转 FI2/FI3】+ </w:t>
+      </w:r>
+      <w:r>
+        <w:rPr>
+          <w:rFonts w:ascii="Microsoft YaHei" w:hAnsi="Microsoft YaHei" w:eastAsia="Microsoft YaHei" w:cs="Microsoft YaHei"/>
+          <w:b/>
+          <w:sz w:val="20"/>
+        </w:rPr>
+        <w:t>2026-07-09 财务域 v3</w:t>
+      </w:r>
+      <w:r>
+        <w:rPr>
+          <w:rFonts w:ascii="Microsoft YaHei" w:hAnsi="Microsoft YaHei" w:eastAsia="Microsoft YaHei" w:cs="Microsoft YaHei"/>
+          <w:b w:val="0"/>
+          <w:sz w:val="20"/>
+        </w:rPr>
+        <w:t>【FI2 口径修正：AP vs INV/料品汇总归集/发票源 U9C 应付附件/AP-PO 单价比对/FI2-6 初期缩范围；财务侧数据闸实质解除；编号/排期/总数 40 全不变】；阶段命名采用 Phase+Stage 两级制，见《全景规划》§0.1：Phase 1 = S1 筑基期/S2 扩面期/S3 深化期，Phase 2 = 产品工程跃升期）</w:t>
       </w:r>
       <w:r>
         <w:br/>
@@ -1806,7 +1822,7 @@
                 <w:b w:val="0"/>
                 <w:sz w:val="18"/>
               </w:rPr>
-              <w:t>PO/GR/INV 明细行级匹配 + 税率合规 + 重复发票检测，子场景 FI2-1…FI2-8；采购/付款提前重点，卡口 U9C CommonEntity/Query+SRM 900401+OCR 选型（7/15 双反馈门）</w:t>
+              <w:t>AP 单 vs INV 按料品汇总归集比合计（料品+数量+未税金额+税额）+ 税率合规 + 重复发票检测 + AP-PO 单价强制比对（口径 2026-07-09 v3 修正），子场景 FI2-1…FI2-8（FI2-6 初期仅拦截通知）；采购/付款提前重点；卡口已收口（2026-07-09）——U9C 财务侧 10 端点 IT 时间表 7/10-7/15、发票源=U9C 应付附件+OCR（SRM 900401 对财务域出局）、OCR 选型 7/12 定 ≥99%，详见全景 §2.1.4 FI2</w:t>
             </w:r>
           </w:p>
         </w:tc>
@@ -13173,7 +13189,23 @@
                 <w:b w:val="0"/>
                 <w:sz w:val="18"/>
               </w:rPr>
-              <w:t>仍开</w:t>
+              <w:t xml:space="preserve">仍开〔2026-07-09 v3：U9C </w:t>
+            </w:r>
+            <w:r>
+              <w:rPr>
+                <w:rFonts w:ascii="Microsoft YaHei" w:hAnsi="Microsoft YaHei" w:eastAsia="Microsoft YaHei" w:cs="Microsoft YaHei"/>
+                <w:b/>
+                <w:sz w:val="18"/>
+              </w:rPr>
+              <w:t>财务侧 10 端点</w:t>
+            </w:r>
+            <w:r>
+              <w:rPr>
+                <w:rFonts w:ascii="Microsoft YaHei" w:hAnsi="Microsoft YaHei" w:eastAsia="Microsoft YaHei" w:cs="Microsoft YaHei"/>
+                <w:b w:val="0"/>
+                <w:sz w:val="18"/>
+              </w:rPr>
+              <w:t xml:space="preserve"> IT 亦给齐时间表（7/10-7/15），财务域数据闸实质解除〕</w:t>
             </w:r>
           </w:p>
         </w:tc>
@@ -14890,7 +14922,23 @@
           <w:b w:val="0"/>
           <w:sz w:val="20"/>
         </w:rPr>
-        <w:t xml:space="preserve"> 财务 8→10 场景，全景 40→42。原 FI2 智能月结拆分为 FI2 三单匹配自动对账（提前至 09 月）+ FI4 智能月结加速（其余，2027-Q1）；原 FI4 异常交易拆分为 FI3 付款申请自动校验（提前至 11 月，两段起）+ FI6 异常交易检测（其余，2027-Q2）；原 FI3/FI5/FI6/FI7/FI8 顺延为 FI5/FI7/FI8/FI9/FI10。FI2/FI3 治理 L3→L4 分期，FI3 的 L4 晋级 Paul+CFO 会签；前置卡口取决于 U9C CommonEntity/Query 端点或 CSV 桥接 + SRM 900401 + OCR 选型于 7/15 双反馈门的答复。</w:t>
+        <w:t xml:space="preserve"> 财务 8→10 场景，全景 40→42。原 FI2 智能月结拆分为 FI2 三单匹配自动对账（提前至 09 月）+ FI4 智能月结加速（其余，2027-Q1）；原 FI4 异常交易拆分为 FI3 付款申请自动校验（提前至 11 月，两段起）+ FI6 异常交易检测（其余，2027-Q2）；原 FI3/FI5/FI6/FI7/FI8 顺延为 FI5/FI7/FI8/FI9/FI10。FI2/FI3 治理 L3→L4 分期，FI3 的 L4 晋级 Paul+CFO 会签；前置卡口取决于 U9C CommonEntity/Query 端点或 CSV 桥接 + SRM 900401 + OCR 选型于 7/15 双反馈门的答复。〔</w:t>
+      </w:r>
+      <w:r>
+        <w:rPr>
+          <w:rFonts w:ascii="Microsoft YaHei" w:hAnsi="Microsoft YaHei" w:eastAsia="Microsoft YaHei" w:cs="Microsoft YaHei"/>
+          <w:b/>
+          <w:sz w:val="20"/>
+        </w:rPr>
+        <w:t>2026-07-09 v3 收口</w:t>
+      </w:r>
+      <w:r>
+        <w:rPr>
+          <w:rFonts w:ascii="Microsoft YaHei" w:hAnsi="Microsoft YaHei" w:eastAsia="Microsoft YaHei" w:cs="Microsoft YaHei"/>
+          <w:b w:val="0"/>
+          <w:sz w:val="20"/>
+        </w:rPr>
+        <w:t>：财务侧已回——U9C 财务侧 10 端点 IT 给齐时间表（7/10-7/15）；SRM 900401 对财务域出局（FI2 发票走 U9C 应付附件+OCR 直读）；OCR 选型 IT 7/12 定、目标 ≥99%；FI2 口径按应付会计实操修正（AP vs INV/料品汇总归集/AP-PO 单价比对/FI2-6 初期缩范围），详见全景 §0.2 2026-07-09 行 + §2.1.4 FI2〕</w:t>
       </w:r>
     </w:p>
     <w:p>
@@ -16237,7 +16285,7 @@
           <w:b w:val="0"/>
           <w:sz w:val="21"/>
         </w:rPr>
-        <w:t xml:space="preserve">*版本：2026-07-06（含 Phase 1 修正 + supplychain 收割重排 + 质量域序列修订 + Phase 2 展望 + 2026-07-03 财务域重编号 + 2026-07-04 批次制/知识先行/退出机制 + </w:t>
+        <w:t xml:space="preserve">*版本：2026-07-09（含 Phase 1 修正 + supplychain 收割重排 + 质量域序列修订 + Phase 2 展望 + 2026-07-03 财务域重编号 + 2026-07-04 批次制/知识先行/退出机制 + </w:t>
       </w:r>
       <w:r>
         <w:rPr>
@@ -16246,6 +16294,22 @@
           <w:sz w:val="21"/>
         </w:rPr>
         <w:t>2026-07-06 采购域 v2.3 重排【采购 9→7、全景 42→40】+ 财务域 v2【FI1 条件复启暂缓】</w:t>
+      </w:r>
+      <w:r>
+        <w:rPr>
+          <w:rFonts w:ascii="Microsoft YaHei" w:hAnsi="Microsoft YaHei" w:eastAsia="Microsoft YaHei" w:cs="Microsoft YaHei"/>
+          <w:b w:val="0"/>
+          <w:sz w:val="21"/>
+        </w:rPr>
+        <w:t xml:space="preserve"> + </w:t>
+      </w:r>
+      <w:r>
+        <w:rPr>
+          <w:rFonts w:ascii="Microsoft YaHei" w:hAnsi="Microsoft YaHei" w:eastAsia="Microsoft YaHei" w:cs="Microsoft YaHei"/>
+          <w:b/>
+          <w:sz w:val="21"/>
+        </w:rPr>
+        <w:t>2026-07-09 财务域 v3【FI2 口径修正，数据闸实质解除，编号/排期/总数不变】</w:t>
       </w:r>
       <w:r>
         <w:rPr>

--- a/1-转型规划/0-全景路线图/卓品智能AI转型实施计划（最新版）.docx
+++ b/1-转型规划/0-全景路线图/卓品智能AI转型实施计划（最新版）.docx
@@ -10866,7 +10866,7 @@
           <w:b/>
           <w:sz w:val="21"/>
         </w:rPr>
-        <w:t>【7/31 前】指定工程研发 AI Champion</w:t>
+        <w:t>【8/31 前】指定工程研发 AI Champion</w:t>
       </w:r>
       <w:r>
         <w:rPr>
@@ -10874,7 +10874,39 @@
           <w:b w:val="0"/>
           <w:sz w:val="21"/>
         </w:rPr>
-        <w:t>（研发主管点名兼任，R1 前置文档库整理接口人；任务单参考陈忱首月任务单）</w:t>
+        <w:t>（研发主管点名兼任，R1 前置文档库整理接口人；任务单参考陈忱首月任务单）——</w:t>
+      </w:r>
+      <w:r>
+        <w:rPr>
+          <w:rFonts w:ascii="Microsoft YaHei" w:hAnsi="Microsoft YaHei" w:eastAsia="Microsoft YaHei" w:cs="Microsoft YaHei"/>
+          <w:b/>
+          <w:sz w:val="21"/>
+        </w:rPr>
+        <w:t>Paul 2026-07-27 将门禁日由 7/31 顺延至 8/31</w:t>
+      </w:r>
+      <w:r>
+        <w:rPr>
+          <w:rFonts w:ascii="Microsoft YaHei" w:hAnsi="Microsoft YaHei" w:eastAsia="Microsoft YaHei" w:cs="Microsoft YaHei"/>
+          <w:b w:val="0"/>
+          <w:sz w:val="21"/>
+        </w:rPr>
+        <w:t>，同时明确"研发场景可顺延"；</w:t>
+      </w:r>
+      <w:r>
+        <w:rPr>
+          <w:rFonts w:ascii="Microsoft YaHei" w:hAnsi="Microsoft YaHei" w:eastAsia="Microsoft YaHei" w:cs="Microsoft YaHei"/>
+          <w:b/>
+          <w:sz w:val="21"/>
+        </w:rPr>
+        <w:t>本次只改门禁日、不动 R1 排期</w:t>
+      </w:r>
+      <w:r>
+        <w:rPr>
+          <w:rFonts w:ascii="Microsoft YaHei" w:hAnsi="Microsoft YaHei" w:eastAsia="Microsoft YaHei" w:cs="Microsoft YaHei"/>
+          <w:b w:val="0"/>
+          <w:sz w:val="21"/>
+        </w:rPr>
+        <w:t>（2026-10 启动维持不变），8/31 仍未指定时才走重组循环正式顺延入 S3</w:t>
       </w:r>
     </w:p>
     <w:p>
@@ -13753,7 +13785,15 @@
                 <w:b/>
                 <w:sz w:val="18"/>
               </w:rPr>
-              <w:t>2026-07-31</w:t>
+              <w:t>2026-08-31</w:t>
+            </w:r>
+            <w:r>
+              <w:rPr>
+                <w:rFonts w:ascii="Microsoft YaHei" w:hAnsi="Microsoft YaHei" w:eastAsia="Microsoft YaHei" w:cs="Microsoft YaHei"/>
+                <w:b w:val="0"/>
+                <w:sz w:val="18"/>
+              </w:rPr>
+              <w:t>（Paul 07-27 由 2026-07-31 顺延一个月；只改门禁日，R1 排期 2026-10 不变）</w:t>
             </w:r>
           </w:p>
         </w:tc>

--- a/1-转型规划/0-全景路线图/卓品智能AI转型实施计划（最新版）.docx
+++ b/1-转型规划/0-全景路线图/卓品智能AI转型实施计划（最新版）.docx
@@ -5051,10 +5051,10 @@
             <w:r>
               <w:rPr>
                 <w:rFonts w:ascii="Microsoft YaHei" w:hAnsi="Microsoft YaHei" w:eastAsia="Microsoft YaHei" w:cs="Microsoft YaHei"/>
-                <w:b w:val="0"/>
-                <w:sz w:val="18"/>
-              </w:rPr>
-              <w:t>2026-09</w:t>
+                <w:b/>
+                <w:sz w:val="18"/>
+              </w:rPr>
+              <w:t>2026-11</w:t>
             </w:r>
           </w:p>
         </w:tc>
@@ -5152,10 +5152,10 @@
             <w:r>
               <w:rPr>
                 <w:rFonts w:ascii="Microsoft YaHei" w:hAnsi="Microsoft YaHei" w:eastAsia="Microsoft YaHei" w:cs="Microsoft YaHei"/>
-                <w:b w:val="0"/>
-                <w:sz w:val="18"/>
-              </w:rPr>
-              <w:t>2026-10</w:t>
+                <w:b/>
+                <w:sz w:val="18"/>
+              </w:rPr>
+              <w:t>2026-12</w:t>
             </w:r>
           </w:p>
         </w:tc>
@@ -5251,10 +5251,10 @@
             <w:r>
               <w:rPr>
                 <w:rFonts w:ascii="Microsoft YaHei" w:hAnsi="Microsoft YaHei" w:eastAsia="Microsoft YaHei" w:cs="Microsoft YaHei"/>
-                <w:b w:val="0"/>
-                <w:sz w:val="18"/>
-              </w:rPr>
-              <w:t>2026-11</w:t>
+                <w:b/>
+                <w:sz w:val="18"/>
+              </w:rPr>
+              <w:t>2027-01</w:t>
             </w:r>
           </w:p>
         </w:tc>
@@ -5352,10 +5352,10 @@
             <w:r>
               <w:rPr>
                 <w:rFonts w:ascii="Microsoft YaHei" w:hAnsi="Microsoft YaHei" w:eastAsia="Microsoft YaHei" w:cs="Microsoft YaHei"/>
-                <w:b w:val="0"/>
-                <w:sz w:val="18"/>
-              </w:rPr>
-              <w:t>2026-12</w:t>
+                <w:b/>
+                <w:sz w:val="18"/>
+              </w:rPr>
+              <w:t>2027-02</w:t>
             </w:r>
           </w:p>
         </w:tc>
@@ -5451,10 +5451,10 @@
             <w:r>
               <w:rPr>
                 <w:rFonts w:ascii="Microsoft YaHei" w:hAnsi="Microsoft YaHei" w:eastAsia="Microsoft YaHei" w:cs="Microsoft YaHei"/>
-                <w:b w:val="0"/>
-                <w:sz w:val="18"/>
-              </w:rPr>
-              <w:t>2027-01</w:t>
+                <w:b/>
+                <w:sz w:val="18"/>
+              </w:rPr>
+              <w:t>2027-03</w:t>
             </w:r>
           </w:p>
         </w:tc>
@@ -6457,7 +6457,23 @@
           <w:b w:val="0"/>
           <w:sz w:val="20"/>
         </w:rPr>
-        <w:t>=FI2（视 7/15 门，财务 2026 主打）、O1、S1、Q2/Q6 旗舰〔FI1 试点已摘除——2026-07-06 暂缓〕，进入条件=批次1 价值报告 + 9-10 月砍单评估完成；</w:t>
+        <w:t>=FI2（视 7/15 门，财务 2026 主打）、O1、Q2/Q6 旗舰〔FI1 试点已摘除——2026-07-06 暂缓；</w:t>
+      </w:r>
+      <w:r>
+        <w:rPr>
+          <w:rFonts w:ascii="Microsoft YaHei" w:hAnsi="Microsoft YaHei" w:eastAsia="Microsoft YaHei" w:cs="Microsoft YaHei"/>
+          <w:b/>
+          <w:sz w:val="20"/>
+        </w:rPr>
+        <w:t>S1 已摘除——2026-08-04 v5 销售域顺延至 2026-11，不在 09/10 扩面批内</w:t>
+      </w:r>
+      <w:r>
+        <w:rPr>
+          <w:rFonts w:ascii="Microsoft YaHei" w:hAnsi="Microsoft YaHei" w:eastAsia="Microsoft YaHei" w:cs="Microsoft YaHei"/>
+          <w:b w:val="0"/>
+          <w:sz w:val="20"/>
+        </w:rPr>
+        <w:t>〕，进入条件=批次1 价值报告 + 9-10 月砍单评估完成；</w:t>
       </w:r>
       <w:r>
         <w:rPr>
@@ -6711,7 +6727,7 @@
           <w:rFonts w:ascii="NSimSun" w:hAnsi="NSimSun" w:eastAsia="NSimSun" w:cs="NSimSun"/>
           <w:sz w:val="17"/>
         </w:rPr>
-        <w:t xml:space="preserve">       [财务] **FI2 三单匹配自动对账 启动**（2026-07-03 提前，采购/付款重点；~~FI1 试点~~已暂缓）　[销售] S1 日报自动化</w:t>
+        <w:t xml:space="preserve">       [财务] **FI2 三单匹配自动对账 启动**（2026-07-03 提前，采购/付款重点；~~FI1 试点~~已暂缓）　〔销售域 v5 已顺延，9 月不启动〕</w:t>
       </w:r>
     </w:p>
     <w:p>
@@ -6813,7 +6829,7 @@
           <w:rFonts w:ascii="NSimSun" w:hAnsi="NSimSun" w:eastAsia="NSimSun" w:cs="NSimSun"/>
           <w:sz w:val="17"/>
         </w:rPr>
-        <w:t xml:space="preserve">       [销售]    S2 拜访助手</w:t>
+        <w:t xml:space="preserve">       〔销售域 v5 已顺延，10 月不启动；S2 改排 2026-12〕</w:t>
       </w:r>
     </w:p>
     <w:p>
@@ -6830,7 +6846,7 @@
           <w:rFonts w:ascii="NSimSun" w:hAnsi="NSimSun" w:eastAsia="NSimSun" w:cs="NSimSun"/>
           <w:sz w:val="17"/>
         </w:rPr>
-        <w:t xml:space="preserve">       → 六部门全面入轨</w:t>
+        <w:t xml:space="preserve">       → 五部门入轨（销售域 2026-11 起）</w:t>
       </w:r>
     </w:p>
     <w:p>
@@ -6915,7 +6931,7 @@
           <w:rFonts w:ascii="NSimSun" w:hAnsi="NSimSun" w:eastAsia="NSimSun" w:cs="NSimSun"/>
           <w:sz w:val="17"/>
         </w:rPr>
-        <w:t xml:space="preserve">       [销售]    S3 RFQ 响应（含 NRE 智能报价子场景）</w:t>
+        <w:t xml:space="preserve">       [销售]    **S1 客户跟进与销售日报自动化 启动**（v5 由 2026-09 顺延，销售域入轨）</w:t>
       </w:r>
     </w:p>
     <w:p>
@@ -7000,7 +7016,7 @@
           <w:rFonts w:ascii="NSimSun" w:hAnsi="NSimSun" w:eastAsia="NSimSun" w:cs="NSimSun"/>
           <w:sz w:val="17"/>
         </w:rPr>
-        <w:t xml:space="preserve">       [销售]    S4 技术文档</w:t>
+        <w:t xml:space="preserve">       [销售]    **S2 拜访助手**（v5 由 2026-10 顺延）</w:t>
       </w:r>
     </w:p>
     <w:p>
@@ -7187,7 +7203,7 @@
           <w:rFonts w:ascii="NSimSun" w:hAnsi="NSimSun" w:eastAsia="NSimSun" w:cs="NSimSun"/>
           <w:sz w:val="17"/>
         </w:rPr>
-        <w:t xml:space="preserve">       [销售]    S5 竞品动态监控</w:t>
+        <w:t xml:space="preserve">       [销售]    **S3 RFQ 响应（含 NRE 智能报价子场景）**（v5 由 2026-11 顺延）</w:t>
       </w:r>
     </w:p>
     <w:p>
@@ -7323,7 +7339,7 @@
           <w:rFonts w:ascii="NSimSun" w:hAnsi="NSimSun" w:eastAsia="NSimSun" w:cs="NSimSun"/>
           <w:sz w:val="17"/>
         </w:rPr>
-        <w:t xml:space="preserve">       [销售]    S6 销售预测</w:t>
+        <w:t xml:space="preserve">       [销售]    **S4 技术文档**（v5 由 2026-12 顺延）；S6 销售预测（本体不动）</w:t>
       </w:r>
     </w:p>
     <w:p>
@@ -7375,6 +7391,23 @@
           <w:sz w:val="17"/>
         </w:rPr>
         <w:t>3月    [采购] SC10 BOM 评审及物料库管控（v2.3 新增；原 SC9 已并入 S6 波动预测子功能）</w:t>
+      </w:r>
+    </w:p>
+    <w:p>
+      <w:pPr>
+        <w:pBdr>
+          <w:left w:val="single" w:sz="18" w:space="8" w:color="9BB4CC"/>
+        </w:pBdr>
+        <w:shd w:val="clear" w:color="auto" w:fill="F4F4F4"/>
+        <w:spacing w:before="0" w:after="0"/>
+        <w:ind w:left="160"/>
+      </w:pPr>
+      <w:r>
+        <w:rPr>
+          <w:rFonts w:ascii="NSimSun" w:hAnsi="NSimSun" w:eastAsia="NSimSun" w:cs="NSimSun"/>
+          <w:sz w:val="17"/>
+        </w:rPr>
+        <w:t xml:space="preserve">       [销售]    **S5 竞品动态监控**（v5 由 2027-01 顺延，**销售 6 场景收官**）</w:t>
       </w:r>
     </w:p>
     <w:p>
@@ -10138,10 +10171,18 @@
             <w:r>
               <w:rPr>
                 <w:rFonts w:ascii="Microsoft YaHei" w:hAnsi="Microsoft YaHei" w:eastAsia="Microsoft YaHei" w:cs="Microsoft YaHei"/>
+                <w:b/>
+                <w:sz w:val="18"/>
+              </w:rPr>
+              <w:t>11月</w:t>
+            </w:r>
+            <w:r>
+              <w:rPr>
+                <w:rFonts w:ascii="Microsoft YaHei" w:hAnsi="Microsoft YaHei" w:eastAsia="Microsoft YaHei" w:cs="Microsoft YaHei"/>
                 <w:b w:val="0"/>
                 <w:sz w:val="18"/>
               </w:rPr>
-              <w:t>9月</w:t>
+              <w:t>（v5：随销售域顺延，S1 由 9 月改 11 月启动）</w:t>
             </w:r>
           </w:p>
         </w:tc>
@@ -10513,13 +10554,37 @@
         <w:pStyle w:val="ListBullet"/>
         <w:spacing w:after="60"/>
       </w:pPr>
+      <w:sdt>
+        <w:sdtPr>
+          <w:rPr>
+            <w:rFonts w:ascii="MS Gothic" w:eastAsia="MS Gothic" w:hAnsi="MS Gothic" w:cs="MS Gothic"/>
+            <w:sz w:val="21"/>
+          </w:rPr>
+          <w:id w:val="100000001"/>
+          <w14:checkbox>
+            <w14:checked w14:val="0"/>
+            <w14:checkedState w14:val="2612" w14:font="MS Gothic"/>
+            <w14:uncheckedState w14:val="2610" w14:font="MS Gothic"/>
+          </w14:checkbox>
+        </w:sdtPr>
+        <w:sdtEndPr/>
+        <w:sdtContent>
+          <w:r>
+            <w:rPr>
+              <w:rFonts w:ascii="MS Gothic" w:eastAsia="MS Gothic" w:hAnsi="MS Gothic" w:cs="MS Gothic"/>
+              <w:sz w:val="21"/>
+            </w:rPr>
+            <w:t>☐</w:t>
+          </w:r>
+        </w:sdtContent>
+      </w:sdt>
       <w:r>
         <w:rPr>
           <w:rFonts w:ascii="Microsoft YaHei" w:hAnsi="Microsoft YaHei" w:eastAsia="Microsoft YaHei" w:cs="Microsoft YaHei"/>
           <w:b w:val="0"/>
           <w:sz w:val="21"/>
         </w:rPr>
-        <w:t>[ ] SC1：先 mock 跑通全链条逻辑；6/12 供应商注册+首批交期反馈后切真实</w:t>
+        <w:t xml:space="preserve"> SC1：先 mock 跑通全链条逻辑；6/12 供应商注册+首批交期反馈后切真实</w:t>
       </w:r>
     </w:p>
     <w:p>
@@ -10527,13 +10592,37 @@
         <w:pStyle w:val="ListBullet"/>
         <w:spacing w:after="60"/>
       </w:pPr>
+      <w:sdt>
+        <w:sdtPr>
+          <w:rPr>
+            <w:rFonts w:ascii="MS Gothic" w:eastAsia="MS Gothic" w:hAnsi="MS Gothic" w:cs="MS Gothic"/>
+            <w:sz w:val="21"/>
+          </w:rPr>
+          <w:id w:val="100000002"/>
+          <w14:checkbox>
+            <w14:checked w14:val="0"/>
+            <w14:checkedState w14:val="2612" w14:font="MS Gothic"/>
+            <w14:uncheckedState w14:val="2610" w14:font="MS Gothic"/>
+          </w14:checkbox>
+        </w:sdtPr>
+        <w:sdtEndPr/>
+        <w:sdtContent>
+          <w:r>
+            <w:rPr>
+              <w:rFonts w:ascii="MS Gothic" w:eastAsia="MS Gothic" w:hAnsi="MS Gothic" w:cs="MS Gothic"/>
+              <w:sz w:val="21"/>
+            </w:rPr>
+            <w:t>☐</w:t>
+          </w:r>
+        </w:sdtContent>
+      </w:sdt>
       <w:r>
         <w:rPr>
           <w:rFonts w:ascii="Microsoft YaHei" w:hAnsi="Microsoft YaHei" w:eastAsia="Microsoft YaHei" w:cs="Microsoft YaHei"/>
           <w:b w:val="0"/>
           <w:sz w:val="21"/>
         </w:rPr>
-        <w:t>[ ] 供应商基础数据表：采购团队填写 IQC/财务/单源状态</w:t>
+        <w:t xml:space="preserve"> 供应商基础数据表：采购团队填写 IQC/财务/单源状态</w:t>
       </w:r>
     </w:p>
     <w:p>
@@ -10541,13 +10630,37 @@
         <w:pStyle w:val="ListBullet"/>
         <w:spacing w:after="60"/>
       </w:pPr>
+      <w:sdt>
+        <w:sdtPr>
+          <w:rPr>
+            <w:rFonts w:ascii="MS Gothic" w:eastAsia="MS Gothic" w:hAnsi="MS Gothic" w:cs="MS Gothic"/>
+            <w:sz w:val="21"/>
+          </w:rPr>
+          <w:id w:val="100000003"/>
+          <w14:checkbox>
+            <w14:checked w14:val="0"/>
+            <w14:checkedState w14:val="2612" w14:font="MS Gothic"/>
+            <w14:uncheckedState w14:val="2610" w14:font="MS Gothic"/>
+          </w14:checkbox>
+        </w:sdtPr>
+        <w:sdtEndPr/>
+        <w:sdtContent>
+          <w:r>
+            <w:rPr>
+              <w:rFonts w:ascii="MS Gothic" w:eastAsia="MS Gothic" w:hAnsi="MS Gothic" w:cs="MS Gothic"/>
+              <w:sz w:val="21"/>
+            </w:rPr>
+            <w:t>☐</w:t>
+          </w:r>
+        </w:sdtContent>
+      </w:sdt>
       <w:r>
         <w:rPr>
           <w:rFonts w:ascii="Microsoft YaHei" w:hAnsi="Microsoft YaHei" w:eastAsia="Microsoft YaHei" w:cs="Microsoft YaHei"/>
           <w:b w:val="0"/>
           <w:sz w:val="21"/>
         </w:rPr>
-        <w:t xml:space="preserve">[ ] </w:t>
+        <w:t xml:space="preserve"> </w:t>
       </w:r>
       <w:r>
         <w:rPr>
@@ -10587,13 +10700,37 @@
         <w:pStyle w:val="ListBullet"/>
         <w:spacing w:after="60"/>
       </w:pPr>
+      <w:sdt>
+        <w:sdtPr>
+          <w:rPr>
+            <w:rFonts w:ascii="MS Gothic" w:eastAsia="MS Gothic" w:hAnsi="MS Gothic" w:cs="MS Gothic"/>
+            <w:sz w:val="21"/>
+          </w:rPr>
+          <w:id w:val="100000004"/>
+          <w14:checkbox>
+            <w14:checked w14:val="0"/>
+            <w14:checkedState w14:val="2612" w14:font="MS Gothic"/>
+            <w14:uncheckedState w14:val="2610" w14:font="MS Gothic"/>
+          </w14:checkbox>
+        </w:sdtPr>
+        <w:sdtEndPr/>
+        <w:sdtContent>
+          <w:r>
+            <w:rPr>
+              <w:rFonts w:ascii="MS Gothic" w:eastAsia="MS Gothic" w:hAnsi="MS Gothic" w:cs="MS Gothic"/>
+              <w:sz w:val="21"/>
+            </w:rPr>
+            <w:t>☐</w:t>
+          </w:r>
+        </w:sdtContent>
+      </w:sdt>
       <w:r>
         <w:rPr>
           <w:rFonts w:ascii="Microsoft YaHei" w:hAnsi="Microsoft YaHei" w:eastAsia="Microsoft YaHei" w:cs="Microsoft YaHei"/>
           <w:b w:val="0"/>
           <w:sz w:val="21"/>
         </w:rPr>
-        <w:t xml:space="preserve">[ ] </w:t>
+        <w:t xml:space="preserve"> </w:t>
       </w:r>
       <w:r>
         <w:rPr>
@@ -10617,13 +10754,37 @@
         <w:pStyle w:val="ListBullet"/>
         <w:spacing w:after="60"/>
       </w:pPr>
+      <w:sdt>
+        <w:sdtPr>
+          <w:rPr>
+            <w:rFonts w:ascii="MS Gothic" w:eastAsia="MS Gothic" w:hAnsi="MS Gothic" w:cs="MS Gothic"/>
+            <w:sz w:val="21"/>
+          </w:rPr>
+          <w:id w:val="100000005"/>
+          <w14:checkbox>
+            <w14:checked w14:val="0"/>
+            <w14:checkedState w14:val="2612" w14:font="MS Gothic"/>
+            <w14:uncheckedState w14:val="2610" w14:font="MS Gothic"/>
+          </w14:checkbox>
+        </w:sdtPr>
+        <w:sdtEndPr/>
+        <w:sdtContent>
+          <w:r>
+            <w:rPr>
+              <w:rFonts w:ascii="MS Gothic" w:eastAsia="MS Gothic" w:hAnsi="MS Gothic" w:cs="MS Gothic"/>
+              <w:sz w:val="21"/>
+            </w:rPr>
+            <w:t>☐</w:t>
+          </w:r>
+        </w:sdtContent>
+      </w:sdt>
       <w:r>
         <w:rPr>
           <w:rFonts w:ascii="Microsoft YaHei" w:hAnsi="Microsoft YaHei" w:eastAsia="Microsoft YaHei" w:cs="Microsoft YaHei"/>
           <w:b w:val="0"/>
           <w:sz w:val="21"/>
         </w:rPr>
-        <w:t>[ ] （非紧急）《实施计划》《全景规划》Word 版下次新 Cowork 会话刷新（本会话挂载缓存异常，.md 源已正确）</w:t>
+        <w:t xml:space="preserve"> （非紧急）《实施计划》《全景规划》Word 版下次新 Cowork 会话刷新（本会话挂载缓存异常，.md 源已正确）</w:t>
       </w:r>
     </w:p>
     <w:p>
@@ -10646,13 +10807,37 @@
         <w:pStyle w:val="ListBullet"/>
         <w:spacing w:after="60"/>
       </w:pPr>
+      <w:sdt>
+        <w:sdtPr>
+          <w:rPr>
+            <w:rFonts w:ascii="MS Gothic" w:eastAsia="MS Gothic" w:hAnsi="MS Gothic" w:cs="MS Gothic"/>
+            <w:sz w:val="21"/>
+          </w:rPr>
+          <w:id w:val="100000006"/>
+          <w14:checkbox>
+            <w14:checked w14:val="1"/>
+            <w14:checkedState w14:val="2612" w14:font="MS Gothic"/>
+            <w14:uncheckedState w14:val="2610" w14:font="MS Gothic"/>
+          </w14:checkbox>
+        </w:sdtPr>
+        <w:sdtEndPr/>
+        <w:sdtContent>
+          <w:r>
+            <w:rPr>
+              <w:rFonts w:ascii="MS Gothic" w:eastAsia="MS Gothic" w:hAnsi="MS Gothic" w:cs="MS Gothic"/>
+              <w:sz w:val="21"/>
+            </w:rPr>
+            <w:t>☒</w:t>
+          </w:r>
+        </w:sdtContent>
+      </w:sdt>
       <w:r>
         <w:rPr>
           <w:rFonts w:ascii="Microsoft YaHei" w:hAnsi="Microsoft YaHei" w:eastAsia="Microsoft YaHei" w:cs="Microsoft YaHei"/>
           <w:b w:val="0"/>
           <w:sz w:val="21"/>
         </w:rPr>
-        <w:t xml:space="preserve">[x] 平台底座 </w:t>
+        <w:t xml:space="preserve"> 平台底座 </w:t>
       </w:r>
       <w:r>
         <w:rPr>
@@ -10676,13 +10861,37 @@
         <w:pStyle w:val="ListBullet"/>
         <w:spacing w:after="60"/>
       </w:pPr>
+      <w:sdt>
+        <w:sdtPr>
+          <w:rPr>
+            <w:rFonts w:ascii="MS Gothic" w:eastAsia="MS Gothic" w:hAnsi="MS Gothic" w:cs="MS Gothic"/>
+            <w:sz w:val="21"/>
+          </w:rPr>
+          <w:id w:val="100000007"/>
+          <w14:checkbox>
+            <w14:checked w14:val="1"/>
+            <w14:checkedState w14:val="2612" w14:font="MS Gothic"/>
+            <w14:uncheckedState w14:val="2610" w14:font="MS Gothic"/>
+          </w14:checkbox>
+        </w:sdtPr>
+        <w:sdtEndPr/>
+        <w:sdtContent>
+          <w:r>
+            <w:rPr>
+              <w:rFonts w:ascii="MS Gothic" w:eastAsia="MS Gothic" w:hAnsi="MS Gothic" w:cs="MS Gothic"/>
+              <w:sz w:val="21"/>
+            </w:rPr>
+            <w:t>☒</w:t>
+          </w:r>
+        </w:sdtContent>
+      </w:sdt>
       <w:r>
         <w:rPr>
           <w:rFonts w:ascii="Microsoft YaHei" w:hAnsi="Microsoft YaHei" w:eastAsia="Microsoft YaHei" w:cs="Microsoft YaHei"/>
           <w:b w:val="0"/>
           <w:sz w:val="21"/>
         </w:rPr>
-        <w:t>[x] U9C MCP 接口申请起草（《U9C-ERP-MCP接口申请.md》）——待定稿后 7/1 提交 IT</w:t>
+        <w:t xml:space="preserve"> U9C MCP 接口申请起草（《U9C-ERP-MCP接口申请.md》）——待定稿后 7/1 提交 IT</w:t>
       </w:r>
     </w:p>
     <w:p>
@@ -10690,13 +10899,37 @@
         <w:pStyle w:val="ListBullet"/>
         <w:spacing w:after="60"/>
       </w:pPr>
+      <w:sdt>
+        <w:sdtPr>
+          <w:rPr>
+            <w:rFonts w:ascii="MS Gothic" w:eastAsia="MS Gothic" w:hAnsi="MS Gothic" w:cs="MS Gothic"/>
+            <w:sz w:val="21"/>
+          </w:rPr>
+          <w:id w:val="100000008"/>
+          <w14:checkbox>
+            <w14:checked w14:val="0"/>
+            <w14:checkedState w14:val="2612" w14:font="MS Gothic"/>
+            <w14:uncheckedState w14:val="2610" w14:font="MS Gothic"/>
+          </w14:checkbox>
+        </w:sdtPr>
+        <w:sdtEndPr/>
+        <w:sdtContent>
+          <w:r>
+            <w:rPr>
+              <w:rFonts w:ascii="MS Gothic" w:eastAsia="MS Gothic" w:hAnsi="MS Gothic" w:cs="MS Gothic"/>
+              <w:sz w:val="21"/>
+            </w:rPr>
+            <w:t>☐</w:t>
+          </w:r>
+        </w:sdtContent>
+      </w:sdt>
       <w:r>
         <w:rPr>
           <w:rFonts w:ascii="Microsoft YaHei" w:hAnsi="Microsoft YaHei" w:eastAsia="Microsoft YaHei" w:cs="Microsoft YaHei"/>
           <w:b w:val="0"/>
           <w:sz w:val="21"/>
         </w:rPr>
-        <w:t>[ ] SC1 改造为 import 平台包（消除跨工程引用），等真实 SRM 数据一并收尾</w:t>
+        <w:t xml:space="preserve"> SC1 改造为 import 平台包（消除跨工程引用），等真实 SRM 数据一并收尾</w:t>
       </w:r>
     </w:p>
     <w:p>
@@ -10704,13 +10937,37 @@
         <w:pStyle w:val="ListBullet"/>
         <w:spacing w:after="60"/>
       </w:pPr>
+      <w:sdt>
+        <w:sdtPr>
+          <w:rPr>
+            <w:rFonts w:ascii="MS Gothic" w:eastAsia="MS Gothic" w:hAnsi="MS Gothic" w:cs="MS Gothic"/>
+            <w:sz w:val="21"/>
+          </w:rPr>
+          <w:id w:val="100000009"/>
+          <w14:checkbox>
+            <w14:checked w14:val="0"/>
+            <w14:checkedState w14:val="2612" w14:font="MS Gothic"/>
+            <w14:uncheckedState w14:val="2610" w14:font="MS Gothic"/>
+          </w14:checkbox>
+        </w:sdtPr>
+        <w:sdtEndPr/>
+        <w:sdtContent>
+          <w:r>
+            <w:rPr>
+              <w:rFonts w:ascii="MS Gothic" w:eastAsia="MS Gothic" w:hAnsi="MS Gothic" w:cs="MS Gothic"/>
+              <w:sz w:val="21"/>
+            </w:rPr>
+            <w:t>☐</w:t>
+          </w:r>
+        </w:sdtContent>
+      </w:sdt>
       <w:r>
         <w:rPr>
           <w:rFonts w:ascii="Microsoft YaHei" w:hAnsi="Microsoft YaHei" w:eastAsia="Microsoft YaHei" w:cs="Microsoft YaHei"/>
           <w:b w:val="0"/>
           <w:sz w:val="21"/>
         </w:rPr>
-        <w:t>[ ] SC1 正式上线：采购经理确认 → 数字员工档案更新 → GitHub v1.0 tag</w:t>
+        <w:t xml:space="preserve"> SC1 正式上线：采购经理确认 → 数字员工档案更新 → GitHub v1.0 tag</w:t>
       </w:r>
     </w:p>
     <w:p>
@@ -10718,13 +10975,37 @@
         <w:pStyle w:val="ListBullet"/>
         <w:spacing w:after="60"/>
       </w:pPr>
+      <w:sdt>
+        <w:sdtPr>
+          <w:rPr>
+            <w:rFonts w:ascii="MS Gothic" w:eastAsia="MS Gothic" w:hAnsi="MS Gothic" w:cs="MS Gothic"/>
+            <w:sz w:val="21"/>
+          </w:rPr>
+          <w:id w:val="100000010"/>
+          <w14:checkbox>
+            <w14:checked w14:val="0"/>
+            <w14:checkedState w14:val="2612" w14:font="MS Gothic"/>
+            <w14:uncheckedState w14:val="2610" w14:font="MS Gothic"/>
+          </w14:checkbox>
+        </w:sdtPr>
+        <w:sdtEndPr/>
+        <w:sdtContent>
+          <w:r>
+            <w:rPr>
+              <w:rFonts w:ascii="MS Gothic" w:eastAsia="MS Gothic" w:hAnsi="MS Gothic" w:cs="MS Gothic"/>
+              <w:sz w:val="21"/>
+            </w:rPr>
+            <w:t>☐</w:t>
+          </w:r>
+        </w:sdtContent>
+      </w:sdt>
       <w:r>
         <w:rPr>
           <w:rFonts w:ascii="Microsoft YaHei" w:hAnsi="Microsoft YaHei" w:eastAsia="Microsoft YaHei" w:cs="Microsoft YaHei"/>
           <w:b w:val="0"/>
           <w:sz w:val="21"/>
         </w:rPr>
-        <w:t xml:space="preserve">[ ] </w:t>
+        <w:t xml:space="preserve"> </w:t>
       </w:r>
       <w:r>
         <w:rPr>
@@ -10748,13 +11029,37 @@
         <w:pStyle w:val="ListBullet"/>
         <w:spacing w:after="60"/>
       </w:pPr>
+      <w:sdt>
+        <w:sdtPr>
+          <w:rPr>
+            <w:rFonts w:ascii="MS Gothic" w:eastAsia="MS Gothic" w:hAnsi="MS Gothic" w:cs="MS Gothic"/>
+            <w:sz w:val="21"/>
+          </w:rPr>
+          <w:id w:val="100000011"/>
+          <w14:checkbox>
+            <w14:checked w14:val="0"/>
+            <w14:checkedState w14:val="2612" w14:font="MS Gothic"/>
+            <w14:uncheckedState w14:val="2610" w14:font="MS Gothic"/>
+          </w14:checkbox>
+        </w:sdtPr>
+        <w:sdtEndPr/>
+        <w:sdtContent>
+          <w:r>
+            <w:rPr>
+              <w:rFonts w:ascii="MS Gothic" w:eastAsia="MS Gothic" w:hAnsi="MS Gothic" w:cs="MS Gothic"/>
+              <w:sz w:val="21"/>
+            </w:rPr>
+            <w:t>☐</w:t>
+          </w:r>
+        </w:sdtContent>
+      </w:sdt>
       <w:r>
         <w:rPr>
           <w:rFonts w:ascii="Microsoft YaHei" w:hAnsi="Microsoft YaHei" w:eastAsia="Microsoft YaHei" w:cs="Microsoft YaHei"/>
           <w:b w:val="0"/>
           <w:sz w:val="21"/>
         </w:rPr>
-        <w:t>[ ] SC2 OpenSpec：</w:t>
+        <w:t xml:space="preserve"> SC2 OpenSpec：</w:t>
       </w:r>
       <w:r>
         <w:rPr>
@@ -10778,13 +11083,37 @@
         <w:pStyle w:val="ListBullet"/>
         <w:spacing w:after="60"/>
       </w:pPr>
+      <w:sdt>
+        <w:sdtPr>
+          <w:rPr>
+            <w:rFonts w:ascii="MS Gothic" w:eastAsia="MS Gothic" w:hAnsi="MS Gothic" w:cs="MS Gothic"/>
+            <w:sz w:val="21"/>
+          </w:rPr>
+          <w:id w:val="100000012"/>
+          <w14:checkbox>
+            <w14:checked w14:val="0"/>
+            <w14:checkedState w14:val="2612" w14:font="MS Gothic"/>
+            <w14:uncheckedState w14:val="2610" w14:font="MS Gothic"/>
+          </w14:checkbox>
+        </w:sdtPr>
+        <w:sdtEndPr/>
+        <w:sdtContent>
+          <w:r>
+            <w:rPr>
+              <w:rFonts w:ascii="MS Gothic" w:eastAsia="MS Gothic" w:hAnsi="MS Gothic" w:cs="MS Gothic"/>
+              <w:sz w:val="21"/>
+            </w:rPr>
+            <w:t>☐</w:t>
+          </w:r>
+        </w:sdtContent>
+      </w:sdt>
       <w:r>
         <w:rPr>
           <w:rFonts w:ascii="Microsoft YaHei" w:hAnsi="Microsoft YaHei" w:eastAsia="Microsoft YaHei" w:cs="Microsoft YaHei"/>
           <w:b w:val="0"/>
           <w:sz w:val="21"/>
         </w:rPr>
-        <w:t xml:space="preserve">[ ] </w:t>
+        <w:t xml:space="preserve"> </w:t>
       </w:r>
       <w:r>
         <w:rPr>
@@ -10808,13 +11137,37 @@
         <w:pStyle w:val="ListBullet"/>
         <w:spacing w:after="60"/>
       </w:pPr>
+      <w:sdt>
+        <w:sdtPr>
+          <w:rPr>
+            <w:rFonts w:ascii="MS Gothic" w:eastAsia="MS Gothic" w:hAnsi="MS Gothic" w:cs="MS Gothic"/>
+            <w:sz w:val="21"/>
+          </w:rPr>
+          <w:id w:val="100000013"/>
+          <w14:checkbox>
+            <w14:checked w14:val="0"/>
+            <w14:checkedState w14:val="2612" w14:font="MS Gothic"/>
+            <w14:uncheckedState w14:val="2610" w14:font="MS Gothic"/>
+          </w14:checkbox>
+        </w:sdtPr>
+        <w:sdtEndPr/>
+        <w:sdtContent>
+          <w:r>
+            <w:rPr>
+              <w:rFonts w:ascii="MS Gothic" w:eastAsia="MS Gothic" w:hAnsi="MS Gothic" w:cs="MS Gothic"/>
+              <w:sz w:val="21"/>
+            </w:rPr>
+            <w:t>☐</w:t>
+          </w:r>
+        </w:sdtContent>
+      </w:sdt>
       <w:r>
         <w:rPr>
           <w:rFonts w:ascii="Microsoft YaHei" w:hAnsi="Microsoft YaHei" w:eastAsia="Microsoft YaHei" w:cs="Microsoft YaHei"/>
           <w:b w:val="0"/>
           <w:sz w:val="21"/>
         </w:rPr>
-        <w:t>[ ] OEM 数据隔离方案、错误处理/回滚 SOP 模板</w:t>
+        <w:t xml:space="preserve"> OEM 数据隔离方案、错误处理/回滚 SOP 模板</w:t>
       </w:r>
     </w:p>
     <w:p>
@@ -10822,13 +11175,37 @@
         <w:pStyle w:val="ListBullet"/>
         <w:spacing w:after="60"/>
       </w:pPr>
+      <w:sdt>
+        <w:sdtPr>
+          <w:rPr>
+            <w:rFonts w:ascii="MS Gothic" w:eastAsia="MS Gothic" w:hAnsi="MS Gothic" w:cs="MS Gothic"/>
+            <w:sz w:val="21"/>
+          </w:rPr>
+          <w:id w:val="100000014"/>
+          <w14:checkbox>
+            <w14:checked w14:val="0"/>
+            <w14:checkedState w14:val="2612" w14:font="MS Gothic"/>
+            <w14:uncheckedState w14:val="2610" w14:font="MS Gothic"/>
+          </w14:checkbox>
+        </w:sdtPr>
+        <w:sdtEndPr/>
+        <w:sdtContent>
+          <w:r>
+            <w:rPr>
+              <w:rFonts w:ascii="MS Gothic" w:eastAsia="MS Gothic" w:hAnsi="MS Gothic" w:cs="MS Gothic"/>
+              <w:sz w:val="21"/>
+            </w:rPr>
+            <w:t>☐</w:t>
+          </w:r>
+        </w:sdtContent>
+      </w:sdt>
       <w:r>
         <w:rPr>
           <w:rFonts w:ascii="Microsoft YaHei" w:hAnsi="Microsoft YaHei" w:eastAsia="Microsoft YaHei" w:cs="Microsoft YaHei"/>
           <w:b w:val="0"/>
           <w:sz w:val="21"/>
         </w:rPr>
-        <w:t xml:space="preserve">[ ] </w:t>
+        <w:t xml:space="preserve"> </w:t>
       </w:r>
       <w:r>
         <w:rPr>
@@ -10852,13 +11229,37 @@
         <w:pStyle w:val="ListBullet"/>
         <w:spacing w:after="60"/>
       </w:pPr>
+      <w:sdt>
+        <w:sdtPr>
+          <w:rPr>
+            <w:rFonts w:ascii="MS Gothic" w:eastAsia="MS Gothic" w:hAnsi="MS Gothic" w:cs="MS Gothic"/>
+            <w:sz w:val="21"/>
+          </w:rPr>
+          <w:id w:val="100000015"/>
+          <w14:checkbox>
+            <w14:checked w14:val="0"/>
+            <w14:checkedState w14:val="2612" w14:font="MS Gothic"/>
+            <w14:uncheckedState w14:val="2610" w14:font="MS Gothic"/>
+          </w14:checkbox>
+        </w:sdtPr>
+        <w:sdtEndPr/>
+        <w:sdtContent>
+          <w:r>
+            <w:rPr>
+              <w:rFonts w:ascii="MS Gothic" w:eastAsia="MS Gothic" w:hAnsi="MS Gothic" w:cs="MS Gothic"/>
+              <w:sz w:val="21"/>
+            </w:rPr>
+            <w:t>☐</w:t>
+          </w:r>
+        </w:sdtContent>
+      </w:sdt>
       <w:r>
         <w:rPr>
           <w:rFonts w:ascii="Microsoft YaHei" w:hAnsi="Microsoft YaHei" w:eastAsia="Microsoft YaHei" w:cs="Microsoft YaHei"/>
           <w:b w:val="0"/>
           <w:sz w:val="21"/>
         </w:rPr>
-        <w:t xml:space="preserve">[ ] </w:t>
+        <w:t xml:space="preserve"> </w:t>
       </w:r>
       <w:r>
         <w:rPr>
@@ -10866,7 +11267,7 @@
           <w:b/>
           <w:sz w:val="21"/>
         </w:rPr>
-        <w:t>【8/31 前】指定工程研发 AI Champion</w:t>
+        <w:t>【9/30 前】指定工程研发 AI Champion</w:t>
       </w:r>
       <w:r>
         <w:rPr>
@@ -10874,7 +11275,7 @@
           <w:b w:val="0"/>
           <w:sz w:val="21"/>
         </w:rPr>
-        <w:t>（研发主管点名兼任，R1 前置文档库整理接口人；任务单参考陈忱首月任务单）——</w:t>
+        <w:t>（Shao Peishen 2026-08-01 由 8/31 再顺延；只改门禁日、R1 排期 2026-10 不动）（研发主管点名兼任，R1 前置文档库整理接口人；任务单参考陈忱首月任务单）——</w:t>
       </w:r>
       <w:r>
         <w:rPr>
@@ -10914,13 +11315,37 @@
         <w:pStyle w:val="ListBullet"/>
         <w:spacing w:after="60"/>
       </w:pPr>
+      <w:sdt>
+        <w:sdtPr>
+          <w:rPr>
+            <w:rFonts w:ascii="MS Gothic" w:eastAsia="MS Gothic" w:hAnsi="MS Gothic" w:cs="MS Gothic"/>
+            <w:sz w:val="21"/>
+          </w:rPr>
+          <w:id w:val="100000016"/>
+          <w14:checkbox>
+            <w14:checked w14:val="0"/>
+            <w14:checkedState w14:val="2612" w14:font="MS Gothic"/>
+            <w14:uncheckedState w14:val="2610" w14:font="MS Gothic"/>
+          </w14:checkbox>
+        </w:sdtPr>
+        <w:sdtEndPr/>
+        <w:sdtContent>
+          <w:r>
+            <w:rPr>
+              <w:rFonts w:ascii="MS Gothic" w:eastAsia="MS Gothic" w:hAnsi="MS Gothic" w:cs="MS Gothic"/>
+              <w:sz w:val="21"/>
+            </w:rPr>
+            <w:t>☐</w:t>
+          </w:r>
+        </w:sdtContent>
+      </w:sdt>
       <w:r>
         <w:rPr>
           <w:rFonts w:ascii="Microsoft YaHei" w:hAnsi="Microsoft YaHei" w:eastAsia="Microsoft YaHei" w:cs="Microsoft YaHei"/>
           <w:b w:val="0"/>
           <w:sz w:val="21"/>
         </w:rPr>
-        <w:t xml:space="preserve">[ ] </w:t>
+        <w:t xml:space="preserve"> </w:t>
       </w:r>
       <w:r>
         <w:rPr>
@@ -10944,13 +11369,37 @@
         <w:pStyle w:val="ListBullet"/>
         <w:spacing w:after="60"/>
       </w:pPr>
+      <w:sdt>
+        <w:sdtPr>
+          <w:rPr>
+            <w:rFonts w:ascii="MS Gothic" w:eastAsia="MS Gothic" w:hAnsi="MS Gothic" w:cs="MS Gothic"/>
+            <w:sz w:val="21"/>
+          </w:rPr>
+          <w:id w:val="100000017"/>
+          <w14:checkbox>
+            <w14:checked w14:val="0"/>
+            <w14:checkedState w14:val="2612" w14:font="MS Gothic"/>
+            <w14:uncheckedState w14:val="2610" w14:font="MS Gothic"/>
+          </w14:checkbox>
+        </w:sdtPr>
+        <w:sdtEndPr/>
+        <w:sdtContent>
+          <w:r>
+            <w:rPr>
+              <w:rFonts w:ascii="MS Gothic" w:eastAsia="MS Gothic" w:hAnsi="MS Gothic" w:cs="MS Gothic"/>
+              <w:sz w:val="21"/>
+            </w:rPr>
+            <w:t>☐</w:t>
+          </w:r>
+        </w:sdtContent>
+      </w:sdt>
       <w:r>
         <w:rPr>
           <w:rFonts w:ascii="Microsoft YaHei" w:hAnsi="Microsoft YaHei" w:eastAsia="Microsoft YaHei" w:cs="Microsoft YaHei"/>
           <w:b w:val="0"/>
           <w:sz w:val="21"/>
         </w:rPr>
-        <w:t xml:space="preserve">[ ] </w:t>
+        <w:t xml:space="preserve"> </w:t>
       </w:r>
       <w:r>
         <w:rPr>
@@ -10989,13 +11438,37 @@
         <w:pStyle w:val="ListBullet"/>
         <w:spacing w:after="60"/>
       </w:pPr>
+      <w:sdt>
+        <w:sdtPr>
+          <w:rPr>
+            <w:rFonts w:ascii="MS Gothic" w:eastAsia="MS Gothic" w:hAnsi="MS Gothic" w:cs="MS Gothic"/>
+            <w:sz w:val="21"/>
+          </w:rPr>
+          <w:id w:val="100000018"/>
+          <w14:checkbox>
+            <w14:checked w14:val="0"/>
+            <w14:checkedState w14:val="2612" w14:font="MS Gothic"/>
+            <w14:uncheckedState w14:val="2610" w14:font="MS Gothic"/>
+          </w14:checkbox>
+        </w:sdtPr>
+        <w:sdtEndPr/>
+        <w:sdtContent>
+          <w:r>
+            <w:rPr>
+              <w:rFonts w:ascii="MS Gothic" w:eastAsia="MS Gothic" w:hAnsi="MS Gothic" w:cs="MS Gothic"/>
+              <w:sz w:val="21"/>
+            </w:rPr>
+            <w:t>☐</w:t>
+          </w:r>
+        </w:sdtContent>
+      </w:sdt>
       <w:r>
         <w:rPr>
           <w:rFonts w:ascii="Microsoft YaHei" w:hAnsi="Microsoft YaHei" w:eastAsia="Microsoft YaHei" w:cs="Microsoft YaHei"/>
           <w:b w:val="0"/>
           <w:sz w:val="21"/>
         </w:rPr>
-        <w:t>[ ] SC2 开发上线</w:t>
+        <w:t xml:space="preserve"> SC2 开发上线</w:t>
       </w:r>
     </w:p>
     <w:p>
@@ -11003,13 +11476,37 @@
         <w:pStyle w:val="ListBullet"/>
         <w:spacing w:after="60"/>
       </w:pPr>
+      <w:sdt>
+        <w:sdtPr>
+          <w:rPr>
+            <w:rFonts w:ascii="MS Gothic" w:eastAsia="MS Gothic" w:hAnsi="MS Gothic" w:cs="MS Gothic"/>
+            <w:sz w:val="21"/>
+          </w:rPr>
+          <w:id w:val="100000019"/>
+          <w14:checkbox>
+            <w14:checked w14:val="0"/>
+            <w14:checkedState w14:val="2612" w14:font="MS Gothic"/>
+            <w14:uncheckedState w14:val="2610" w14:font="MS Gothic"/>
+          </w14:checkbox>
+        </w:sdtPr>
+        <w:sdtEndPr/>
+        <w:sdtContent>
+          <w:r>
+            <w:rPr>
+              <w:rFonts w:ascii="MS Gothic" w:eastAsia="MS Gothic" w:hAnsi="MS Gothic" w:cs="MS Gothic"/>
+              <w:sz w:val="21"/>
+            </w:rPr>
+            <w:t>☐</w:t>
+          </w:r>
+        </w:sdtContent>
+      </w:sdt>
       <w:r>
         <w:rPr>
           <w:rFonts w:ascii="Microsoft YaHei" w:hAnsi="Microsoft YaHei" w:eastAsia="Microsoft YaHei" w:cs="Microsoft YaHei"/>
           <w:b w:val="0"/>
           <w:sz w:val="21"/>
         </w:rPr>
-        <w:t>[ ] FI1 OpenSpec + 开发</w:t>
+        <w:t xml:space="preserve"> FI1 OpenSpec + 开发</w:t>
       </w:r>
     </w:p>
     <w:p>
@@ -11017,13 +11514,37 @@
         <w:pStyle w:val="ListBullet"/>
         <w:spacing w:after="60"/>
       </w:pPr>
+      <w:sdt>
+        <w:sdtPr>
+          <w:rPr>
+            <w:rFonts w:ascii="MS Gothic" w:eastAsia="MS Gothic" w:hAnsi="MS Gothic" w:cs="MS Gothic"/>
+            <w:sz w:val="21"/>
+          </w:rPr>
+          <w:id w:val="100000020"/>
+          <w14:checkbox>
+            <w14:checked w14:val="0"/>
+            <w14:checkedState w14:val="2612" w14:font="MS Gothic"/>
+            <w14:uncheckedState w14:val="2610" w14:font="MS Gothic"/>
+          </w14:checkbox>
+        </w:sdtPr>
+        <w:sdtEndPr/>
+        <w:sdtContent>
+          <w:r>
+            <w:rPr>
+              <w:rFonts w:ascii="MS Gothic" w:eastAsia="MS Gothic" w:hAnsi="MS Gothic" w:cs="MS Gothic"/>
+              <w:sz w:val="21"/>
+            </w:rPr>
+            <w:t>☐</w:t>
+          </w:r>
+        </w:sdtContent>
+      </w:sdt>
       <w:r>
         <w:rPr>
           <w:rFonts w:ascii="Microsoft YaHei" w:hAnsi="Microsoft YaHei" w:eastAsia="Microsoft YaHei" w:cs="Microsoft YaHei"/>
           <w:b w:val="0"/>
           <w:sz w:val="21"/>
         </w:rPr>
-        <w:t>[ ] 三部门启动会（财务/销售/运营 AI 对接人确认）</w:t>
+        <w:t xml:space="preserve"> 三部门启动会（财务/销售/运营 AI 对接人确认）</w:t>
       </w:r>
     </w:p>
     <w:p>
@@ -11031,13 +11552,37 @@
         <w:pStyle w:val="ListBullet"/>
         <w:spacing w:after="60"/>
       </w:pPr>
+      <w:sdt>
+        <w:sdtPr>
+          <w:rPr>
+            <w:rFonts w:ascii="MS Gothic" w:eastAsia="MS Gothic" w:hAnsi="MS Gothic" w:cs="MS Gothic"/>
+            <w:sz w:val="21"/>
+          </w:rPr>
+          <w:id w:val="100000021"/>
+          <w14:checkbox>
+            <w14:checked w14:val="0"/>
+            <w14:checkedState w14:val="2612" w14:font="MS Gothic"/>
+            <w14:uncheckedState w14:val="2610" w14:font="MS Gothic"/>
+          </w14:checkbox>
+        </w:sdtPr>
+        <w:sdtEndPr/>
+        <w:sdtContent>
+          <w:r>
+            <w:rPr>
+              <w:rFonts w:ascii="MS Gothic" w:eastAsia="MS Gothic" w:hAnsi="MS Gothic" w:cs="MS Gothic"/>
+              <w:sz w:val="21"/>
+            </w:rPr>
+            <w:t>☐</w:t>
+          </w:r>
+        </w:sdtContent>
+      </w:sdt>
       <w:r>
         <w:rPr>
           <w:rFonts w:ascii="Microsoft YaHei" w:hAnsi="Microsoft YaHei" w:eastAsia="Microsoft YaHei" w:cs="Microsoft YaHei"/>
           <w:b w:val="0"/>
           <w:sz w:val="21"/>
         </w:rPr>
-        <w:t>[ ] U9C MCP Server v0.1 完成只读接口</w:t>
+        <w:t xml:space="preserve"> U9C MCP Server v0.1 完成只读接口</w:t>
       </w:r>
     </w:p>
     <w:p>
@@ -13785,7 +14330,7 @@
                 <w:b/>
                 <w:sz w:val="18"/>
               </w:rPr>
-              <w:t>2026-08-31</w:t>
+              <w:t>2026-09-30</w:t>
             </w:r>
             <w:r>
               <w:rPr>
@@ -13793,7 +14338,7 @@
                 <w:b w:val="0"/>
                 <w:sz w:val="18"/>
               </w:rPr>
-              <w:t>（Paul 07-27 由 2026-07-31 顺延一个月；只改门禁日，R1 排期 2026-10 不变）</w:t>
+              <w:t>（沿革：原 2026-07-31 → Paul 07-27 顺延 8/31 → Shao Peishen 2026-08-01 再顺延 9/30，口径「聚焦现有部门和场景」；只改门禁日，R1 排期 2026-10 不变）</w:t>
             </w:r>
           </w:p>
         </w:tc>
@@ -14877,7 +15422,7 @@
           <w:b/>
           <w:sz w:val="20"/>
         </w:rPr>
-        <w:t>工程研发 AI Champion 7 月内指定</w:t>
+        <w:t>工程研发 AI Champion 门禁日 2026-09-30</w:t>
       </w:r>
       <w:r>
         <w:rPr>
@@ -14885,7 +15430,7 @@
           <w:b w:val="0"/>
           <w:sz w:val="20"/>
         </w:rPr>
-        <w:t>——R1 10 月启动需研发侧接口人整理 OEM 需求文档库（分客户脱敏入库），任务单格式参考《质量域AI对接人-首月任务单》。</w:t>
+        <w:t>（沿革：7 月内 → 8/31 → 9/30，见 §四#35 与全景 §0.2 v5 登记）——R1 10 月启动需研发侧接口人整理 OEM 需求文档库（分客户脱敏入库），任务单格式参考《质量域AI对接人-首月任务单》。</w:t>
       </w:r>
     </w:p>
     <w:p>
@@ -16358,6 +16903,160 @@
           <w:sz w:val="21"/>
         </w:rPr>
         <w:t>）| 财务部 FI1-FI10；采购部 SC1/SC2/SC4/SC7/SC8/SC10/SC11（SC3/SC5 并入、SC6 注销并入 O2、SC9 并入 S6），已删除 U9C 原生功能场景*</w:t>
+      </w:r>
+    </w:p>
+    <w:p>
+      <w:pPr>
+        <w:pBdr>
+          <w:left w:val="single" w:sz="18" w:space="8" w:color="1F4E79"/>
+        </w:pBdr>
+        <w:shd w:val="clear" w:color="auto" w:fill="EAF1FB"/>
+        <w:spacing w:before="80" w:after="160"/>
+        <w:ind w:left="160"/>
+      </w:pPr>
+      <w:r>
+        <w:rPr>
+          <w:rFonts w:ascii="Microsoft YaHei" w:hAnsi="Microsoft YaHei" w:eastAsia="Microsoft YaHei" w:cs="Microsoft YaHei"/>
+          <w:b/>
+          <w:sz w:val="20"/>
+        </w:rPr>
+        <w:t>v5 增补（2026-08-04，重组循环第 5 例）</w:t>
+      </w:r>
+      <w:r>
+        <w:rPr>
+          <w:rFonts w:ascii="Microsoft YaHei" w:hAnsi="Microsoft YaHei" w:eastAsia="Microsoft YaHei" w:cs="Microsoft YaHei"/>
+          <w:b w:val="0"/>
+          <w:sz w:val="20"/>
+        </w:rPr>
+        <w:t>：销售域整体顺延——S1 2026-09→</w:t>
+      </w:r>
+      <w:r>
+        <w:rPr>
+          <w:rFonts w:ascii="Microsoft YaHei" w:hAnsi="Microsoft YaHei" w:eastAsia="Microsoft YaHei" w:cs="Microsoft YaHei"/>
+          <w:b/>
+          <w:sz w:val="20"/>
+        </w:rPr>
+        <w:t>2026-11</w:t>
+      </w:r>
+      <w:r>
+        <w:rPr>
+          <w:rFonts w:ascii="Microsoft YaHei" w:hAnsi="Microsoft YaHei" w:eastAsia="Microsoft YaHei" w:cs="Microsoft YaHei"/>
+          <w:b w:val="0"/>
+          <w:sz w:val="20"/>
+        </w:rPr>
+        <w:t>、S2→</w:t>
+      </w:r>
+      <w:r>
+        <w:rPr>
+          <w:rFonts w:ascii="Microsoft YaHei" w:hAnsi="Microsoft YaHei" w:eastAsia="Microsoft YaHei" w:cs="Microsoft YaHei"/>
+          <w:b/>
+          <w:sz w:val="20"/>
+        </w:rPr>
+        <w:t>2026-12</w:t>
+      </w:r>
+      <w:r>
+        <w:rPr>
+          <w:rFonts w:ascii="Microsoft YaHei" w:hAnsi="Microsoft YaHei" w:eastAsia="Microsoft YaHei" w:cs="Microsoft YaHei"/>
+          <w:b w:val="0"/>
+          <w:sz w:val="20"/>
+        </w:rPr>
+        <w:t>、S3→</w:t>
+      </w:r>
+      <w:r>
+        <w:rPr>
+          <w:rFonts w:ascii="Microsoft YaHei" w:hAnsi="Microsoft YaHei" w:eastAsia="Microsoft YaHei" w:cs="Microsoft YaHei"/>
+          <w:b/>
+          <w:sz w:val="20"/>
+        </w:rPr>
+        <w:t>2027-01</w:t>
+      </w:r>
+      <w:r>
+        <w:rPr>
+          <w:rFonts w:ascii="Microsoft YaHei" w:hAnsi="Microsoft YaHei" w:eastAsia="Microsoft YaHei" w:cs="Microsoft YaHei"/>
+          <w:b w:val="0"/>
+          <w:sz w:val="20"/>
+        </w:rPr>
+        <w:t>、S4→</w:t>
+      </w:r>
+      <w:r>
+        <w:rPr>
+          <w:rFonts w:ascii="Microsoft YaHei" w:hAnsi="Microsoft YaHei" w:eastAsia="Microsoft YaHei" w:cs="Microsoft YaHei"/>
+          <w:b/>
+          <w:sz w:val="20"/>
+        </w:rPr>
+        <w:t>2027-02</w:t>
+      </w:r>
+      <w:r>
+        <w:rPr>
+          <w:rFonts w:ascii="Microsoft YaHei" w:hAnsi="Microsoft YaHei" w:eastAsia="Microsoft YaHei" w:cs="Microsoft YaHei"/>
+          <w:b w:val="0"/>
+          <w:sz w:val="20"/>
+        </w:rPr>
+        <w:t>、S5→</w:t>
+      </w:r>
+      <w:r>
+        <w:rPr>
+          <w:rFonts w:ascii="Microsoft YaHei" w:hAnsi="Microsoft YaHei" w:eastAsia="Microsoft YaHei" w:cs="Microsoft YaHei"/>
+          <w:b/>
+          <w:sz w:val="20"/>
+        </w:rPr>
+        <w:t>2027-03</w:t>
+      </w:r>
+      <w:r>
+        <w:rPr>
+          <w:rFonts w:ascii="Microsoft YaHei" w:hAnsi="Microsoft YaHei" w:eastAsia="Microsoft YaHei" w:cs="Microsoft YaHei"/>
+          <w:b w:val="0"/>
+          <w:sz w:val="20"/>
+        </w:rPr>
+        <w:t>（销售 6 场景收官），</w:t>
+      </w:r>
+      <w:r>
+        <w:rPr>
+          <w:rFonts w:ascii="Microsoft YaHei" w:hAnsi="Microsoft YaHei" w:eastAsia="Microsoft YaHei" w:cs="Microsoft YaHei"/>
+          <w:b/>
+          <w:sz w:val="20"/>
+        </w:rPr>
+        <w:t>S6 2027-02 本体不动</w:t>
+      </w:r>
+      <w:r>
+        <w:rPr>
+          <w:rFonts w:ascii="Microsoft YaHei" w:hAnsi="Microsoft YaHei" w:eastAsia="Microsoft YaHei" w:cs="Microsoft YaHei"/>
+          <w:b w:val="0"/>
+          <w:sz w:val="20"/>
+        </w:rPr>
+        <w:t>；</w:t>
+      </w:r>
+      <w:r>
+        <w:rPr>
+          <w:rFonts w:ascii="Microsoft YaHei" w:hAnsi="Microsoft YaHei" w:eastAsia="Microsoft YaHei" w:cs="Microsoft YaHei"/>
+          <w:b/>
+          <w:sz w:val="20"/>
+        </w:rPr>
+        <w:t>场景总数仍 40、编号不变、内容不变</w:t>
+      </w:r>
+      <w:r>
+        <w:rPr>
+          <w:rFonts w:ascii="Microsoft YaHei" w:hAnsi="Microsoft YaHei" w:eastAsia="Microsoft YaHei" w:cs="Microsoft YaHei"/>
+          <w:b w:val="0"/>
+          <w:sz w:val="20"/>
+        </w:rPr>
+        <w:t>。同批完成 R1 工程研发 Champion 门禁日 8/31→</w:t>
+      </w:r>
+      <w:r>
+        <w:rPr>
+          <w:rFonts w:ascii="Microsoft YaHei" w:hAnsi="Microsoft YaHei" w:eastAsia="Microsoft YaHei" w:cs="Microsoft YaHei"/>
+          <w:b/>
+          <w:sz w:val="20"/>
+        </w:rPr>
+        <w:t>9/30</w:t>
+      </w:r>
+      <w:r>
+        <w:rPr>
+          <w:rFonts w:ascii="Microsoft YaHei" w:hAnsi="Microsoft YaHei" w:eastAsia="Microsoft YaHei" w:cs="Microsoft YaHei"/>
+          <w:b w:val="0"/>
+          <w:sz w:val="20"/>
+        </w:rPr>
+        <w:t xml:space="preserve"> 的口径同步（按「轻量·(甲)」执行，R1 排期 2026-10 与 R 系列 S1/S3 归属不动，(乙) 正式顺延留待 09-30 判定）。详见《全景规划》§0.2 2026-08-04 行与 §2.1.5 v5 段。</w:t>
       </w:r>
     </w:p>
     <w:sectPr>

--- a/1-转型规划/0-全景路线图/卓品智能AI转型实施计划（最新版）.docx
+++ b/1-转型规划/0-全景路线图/卓品智能AI转型实施计划（最新版）.docx
@@ -1822,7 +1822,39 @@
                 <w:b w:val="0"/>
                 <w:sz w:val="18"/>
               </w:rPr>
-              <w:t>AP 单 vs INV 按料品汇总归集比合计（料品+数量+未税金额+税额）+ 税率合规 + 重复发票检测 + AP-PO 单价强制比对（口径 2026-07-09 v3 修正），子场景 FI2-1…FI2-8（FI2-6 初期仅拦截通知）；采购/付款提前重点；卡口已收口（2026-07-09）——U9C 财务侧 10 端点 IT 时间表 7/10-7/15、发票源=U9C 应付附件+OCR（SRM 900401 对财务域出局）、OCR 选型 7/12 定 ≥99%，详见全景 §2.1.4 FI2</w:t>
+              <w:t>AP 单 vs INV 按料品汇总归集比合计（料品+数量+未税金额+税额）+ 税率合规 + 重复发票检测 + AP-PO 单价强制比对（口径 2026-07-09 v3 修正），子场景 FI2-1…FI2-8（FI2-6 初期仅拦截通知）；采购/付款提前重点；卡口已收口（2026-07-09）——U9C 财务侧 10 端点 IT 时间表 7/10-7/15、</w:t>
+            </w:r>
+            <w:r>
+              <w:rPr>
+                <w:rFonts w:ascii="Microsoft YaHei" w:hAnsi="Microsoft YaHei" w:eastAsia="Microsoft YaHei" w:cs="Microsoft YaHei"/>
+                <w:b/>
+                <w:sz w:val="18"/>
+              </w:rPr>
+              <w:t>发票源=税务系统导出发票明细 Excel</w:t>
+            </w:r>
+            <w:r>
+              <w:rPr>
+                <w:rFonts w:ascii="Microsoft YaHei" w:hAnsi="Microsoft YaHei" w:eastAsia="Microsoft YaHei" w:cs="Microsoft YaHei"/>
+                <w:b w:val="0"/>
+                <w:sz w:val="18"/>
+              </w:rPr>
+              <w:t>（固定文件夹落盘 → 定时取新增文件；SRM 900401 对财务域出局仍成立）、</w:t>
+            </w:r>
+            <w:r>
+              <w:rPr>
+                <w:rFonts w:ascii="Microsoft YaHei" w:hAnsi="Microsoft YaHei" w:eastAsia="Microsoft YaHei" w:cs="Microsoft YaHei"/>
+                <w:b/>
+                <w:sz w:val="18"/>
+              </w:rPr>
+              <w:t>OCR 方案 2026-08-04 作废</w:t>
+            </w:r>
+            <w:r>
+              <w:rPr>
+                <w:rFonts w:ascii="Microsoft YaHei" w:hAnsi="Microsoft YaHei" w:eastAsia="Microsoft YaHei" w:cs="Microsoft YaHei"/>
+                <w:b w:val="0"/>
+                <w:sz w:val="18"/>
+              </w:rPr>
+              <w:t>（8 张发票比对精确匹配仅 65.8%，v4 口径变更；新前置＝落盘约定与完整性验收口径待唐燕萍定），详见全景 §2.1.4 FI2 与 §0.2 2026-08-09 行</w:t>
             </w:r>
           </w:p>
         </w:tc>
@@ -15523,7 +15555,55 @@
           <w:b w:val="0"/>
           <w:sz w:val="20"/>
         </w:rPr>
-        <w:t>：财务侧已回——U9C 财务侧 10 端点 IT 给齐时间表（7/10-7/15）；SRM 900401 对财务域出局（FI2 发票走 U9C 应付附件+OCR 直读）；OCR 选型 IT 7/12 定、目标 ≥99%；FI2 口径按应付会计实操修正（AP vs INV/料品汇总归集/AP-PO 单价比对/FI2-6 初期缩范围），详见全景 §0.2 2026-07-09 行 + §2.1.4 FI2〕</w:t>
+        <w:t>：财务侧已回——U9C 财务侧 10 端点 IT 给齐时间表（7/10-7/15）；SRM 900401 对财务域出局（FI2 发票走 U9C 应付附件+OCR 直读）；OCR 选型 IT 7/12 定、目标 ≥99%；FI2 口径按应付会计实操修正（AP vs INV/料品汇总归集/AP-PO 单价比对/FI2-6 初期缩范围），详见全景 §0.2 2026-07-09 行 + §2.1.4 FI2〕〔</w:t>
+      </w:r>
+      <w:r>
+        <w:rPr>
+          <w:rFonts w:ascii="Microsoft YaHei" w:hAnsi="Microsoft YaHei" w:eastAsia="Microsoft YaHei" w:cs="Microsoft YaHei"/>
+          <w:b/>
+          <w:sz w:val="20"/>
+        </w:rPr>
+        <w:t>2026-08-04 v4 更正</w:t>
+      </w:r>
+      <w:r>
+        <w:rPr>
+          <w:rFonts w:ascii="Microsoft YaHei" w:hAnsi="Microsoft YaHei" w:eastAsia="Microsoft YaHei" w:cs="Microsoft YaHei"/>
+          <w:b w:val="0"/>
+          <w:sz w:val="20"/>
+        </w:rPr>
+        <w:t>：OCR 方案已作废（8 张发票比对，货物名称及规格精确匹配仅 65.8%），FI2 发票源改</w:t>
+      </w:r>
+      <w:r>
+        <w:rPr>
+          <w:rFonts w:ascii="Microsoft YaHei" w:hAnsi="Microsoft YaHei" w:eastAsia="Microsoft YaHei" w:cs="Microsoft YaHei"/>
+          <w:b/>
+          <w:sz w:val="20"/>
+        </w:rPr>
+        <w:t>税务系统导出发票明细 Excel</w:t>
+      </w:r>
+      <w:r>
+        <w:rPr>
+          <w:rFonts w:ascii="Microsoft YaHei" w:hAnsi="Microsoft YaHei" w:eastAsia="Microsoft YaHei" w:cs="Microsoft YaHei"/>
+          <w:b w:val="0"/>
+          <w:sz w:val="20"/>
+        </w:rPr>
+        <w:t>；OCR 选型与 ≥99% 口径随之失效，SRM 900401 对财务域出局仍成立。</w:t>
+      </w:r>
+      <w:r>
+        <w:rPr>
+          <w:rFonts w:ascii="Microsoft YaHei" w:hAnsi="Microsoft YaHei" w:eastAsia="Microsoft YaHei" w:cs="Microsoft YaHei"/>
+          <w:b/>
+          <w:sz w:val="20"/>
+        </w:rPr>
+        <w:t>本注前半段为 07-09 当时事实的沿革记录，原文保留不改</w:t>
+      </w:r>
+      <w:r>
+        <w:rPr>
+          <w:rFonts w:ascii="Microsoft YaHei" w:hAnsi="Microsoft YaHei" w:eastAsia="Microsoft YaHei" w:cs="Microsoft YaHei"/>
+          <w:b w:val="0"/>
+          <w:sz w:val="20"/>
+        </w:rPr>
+        <w:t>；详见全景 §0.2 2026-08-09 行〕</w:t>
       </w:r>
     </w:p>
     <w:p>

--- a/1-转型规划/0-全景路线图/卓品智能AI转型实施计划（最新版）.docx
+++ b/1-转型规划/0-全景路线图/卓品智能AI转型实施计划（最新版）.docx
@@ -3101,10 +3101,10 @@
             <w:r>
               <w:rPr>
                 <w:rFonts w:ascii="Microsoft YaHei" w:hAnsi="Microsoft YaHei" w:eastAsia="Microsoft YaHei" w:cs="Microsoft YaHei"/>
-                <w:b w:val="0"/>
-                <w:sz w:val="18"/>
-              </w:rPr>
-              <w:t>2026-10</w:t>
+                <w:b/>
+                <w:sz w:val="18"/>
+              </w:rPr>
+              <w:t>2027-07</w:t>
             </w:r>
           </w:p>
         </w:tc>
@@ -3226,10 +3226,10 @@
             <w:r>
               <w:rPr>
                 <w:rFonts w:ascii="Microsoft YaHei" w:hAnsi="Microsoft YaHei" w:eastAsia="Microsoft YaHei" w:cs="Microsoft YaHei"/>
-                <w:b w:val="0"/>
-                <w:sz w:val="18"/>
-              </w:rPr>
-              <w:t>2026-11</w:t>
+                <w:b/>
+                <w:sz w:val="18"/>
+              </w:rPr>
+              <w:t>2027-08</w:t>
             </w:r>
           </w:p>
         </w:tc>
@@ -3350,10 +3350,10 @@
             <w:r>
               <w:rPr>
                 <w:rFonts w:ascii="Microsoft YaHei" w:hAnsi="Microsoft YaHei" w:eastAsia="Microsoft YaHei" w:cs="Microsoft YaHei"/>
-                <w:b w:val="0"/>
-                <w:sz w:val="18"/>
-              </w:rPr>
-              <w:t>2026-12</w:t>
+                <w:b/>
+                <w:sz w:val="18"/>
+              </w:rPr>
+              <w:t>2027-09</w:t>
             </w:r>
           </w:p>
         </w:tc>
@@ -3475,10 +3475,10 @@
             <w:r>
               <w:rPr>
                 <w:rFonts w:ascii="Microsoft YaHei" w:hAnsi="Microsoft YaHei" w:eastAsia="Microsoft YaHei" w:cs="Microsoft YaHei"/>
-                <w:b w:val="0"/>
-                <w:sz w:val="18"/>
-              </w:rPr>
-              <w:t>2027-01</w:t>
+                <w:b/>
+                <w:sz w:val="18"/>
+              </w:rPr>
+              <w:t>2027-10</w:t>
             </w:r>
           </w:p>
         </w:tc>
@@ -3599,10 +3599,34 @@
             <w:r>
               <w:rPr>
                 <w:rFonts w:ascii="Microsoft YaHei" w:hAnsi="Microsoft YaHei" w:eastAsia="Microsoft YaHei" w:cs="Microsoft YaHei"/>
+                <w:b/>
+                <w:sz w:val="18"/>
+              </w:rPr>
+              <w:t>2027-11</w:t>
+            </w:r>
+          </w:p>
+        </w:tc>
+        <w:tc>
+          <w:tcPr>
+            <w:tcW w:type="dxa" w:w="1872"/>
+            <w:tcBorders>
+              <w:top w:val="single" w:sz="4" w:space="0" w:color="BBBBBB"/>
+              <w:left w:val="single" w:sz="4" w:space="0" w:color="BBBBBB"/>
+              <w:bottom w:val="single" w:sz="4" w:space="0" w:color="BBBBBB"/>
+              <w:right w:val="single" w:sz="4" w:space="0" w:color="BBBBBB"/>
+            </w:tcBorders>
+          </w:tcPr>
+          <w:p>
+            <w:pPr>
+              <w:spacing w:before="0" w:after="0" w:line="240" w:lineRule="auto"/>
+            </w:pPr>
+            <w:r>
+              <w:rPr>
+                <w:rFonts w:ascii="Microsoft YaHei" w:hAnsi="Microsoft YaHei" w:eastAsia="Microsoft YaHei" w:cs="Microsoft YaHei"/>
                 <w:b w:val="0"/>
                 <w:sz w:val="18"/>
               </w:rPr>
-              <w:t>2027-02</w:t>
+              <w:t>L1</w:t>
             </w:r>
           </w:p>
         </w:tc>
@@ -3626,31 +3650,15 @@
                 <w:b w:val="0"/>
                 <w:sz w:val="18"/>
               </w:rPr>
-              <w:t>L1</w:t>
-            </w:r>
-          </w:p>
-        </w:tc>
-        <w:tc>
-          <w:tcPr>
-            <w:tcW w:type="dxa" w:w="1872"/>
-            <w:tcBorders>
-              <w:top w:val="single" w:sz="4" w:space="0" w:color="BBBBBB"/>
-              <w:left w:val="single" w:sz="4" w:space="0" w:color="BBBBBB"/>
-              <w:bottom w:val="single" w:sz="4" w:space="0" w:color="BBBBBB"/>
-              <w:right w:val="single" w:sz="4" w:space="0" w:color="BBBBBB"/>
-            </w:tcBorders>
-          </w:tcPr>
-          <w:p>
-            <w:pPr>
-              <w:spacing w:before="0" w:after="0" w:line="240" w:lineRule="auto"/>
-            </w:pPr>
-            <w:r>
-              <w:rPr>
-                <w:rFonts w:ascii="Microsoft YaHei" w:hAnsi="Microsoft YaHei" w:eastAsia="Microsoft YaHei" w:cs="Microsoft YaHei"/>
-                <w:b w:val="0"/>
-                <w:sz w:val="18"/>
-              </w:rPr>
-              <w:t>SDD/SRS 初稿，多 OEM 客户格式适配</w:t>
+              <w:t>SDD/SRS 初稿，多 OEM 客户格式适配；</w:t>
+            </w:r>
+            <w:r>
+              <w:rPr>
+                <w:rFonts w:ascii="Microsoft YaHei" w:hAnsi="Microsoft YaHei" w:eastAsia="Microsoft YaHei" w:cs="Microsoft YaHei"/>
+                <w:b/>
+                <w:sz w:val="18"/>
+              </w:rPr>
+              <w:t>工程研发 5 场景收官</w:t>
             </w:r>
           </w:p>
         </w:tc>
@@ -3660,6 +3668,120 @@
       <w:pPr>
         <w:spacing w:after="40"/>
       </w:pPr>
+    </w:p>
+    <w:p>
+      <w:pPr>
+        <w:pBdr>
+          <w:left w:val="single" w:sz="18" w:space="8" w:color="1F4E79"/>
+        </w:pBdr>
+        <w:shd w:val="clear" w:color="auto" w:fill="EAF1FB"/>
+        <w:spacing w:before="80" w:after="160"/>
+        <w:ind w:left="160"/>
+      </w:pPr>
+      <w:r>
+        <w:rPr>
+          <w:rFonts w:ascii="Microsoft YaHei" w:hAnsi="Microsoft YaHei" w:eastAsia="Microsoft YaHei" w:cs="Microsoft YaHei"/>
+          <w:b w:val="0"/>
+          <w:sz w:val="20"/>
+        </w:rPr>
+        <w:t xml:space="preserve">🔴 </w:t>
+      </w:r>
+      <w:r>
+        <w:rPr>
+          <w:rFonts w:ascii="Microsoft YaHei" w:hAnsi="Microsoft YaHei" w:eastAsia="Microsoft YaHei" w:cs="Microsoft YaHei"/>
+          <w:b/>
+          <w:sz w:val="20"/>
+        </w:rPr>
+        <w:t>v6 整域顺延（2026-08-18，重组循环第 7 例，Shao Peishen 拍板）</w:t>
+      </w:r>
+      <w:r>
+        <w:rPr>
+          <w:rFonts w:ascii="Microsoft YaHei" w:hAnsi="Microsoft YaHei" w:eastAsia="Microsoft YaHei" w:cs="Microsoft YaHei"/>
+          <w:b w:val="0"/>
+          <w:sz w:val="20"/>
+        </w:rPr>
+        <w:t>：工程研发域 5 场景</w:t>
+      </w:r>
+      <w:r>
+        <w:rPr>
+          <w:rFonts w:ascii="Microsoft YaHei" w:hAnsi="Microsoft YaHei" w:eastAsia="Microsoft YaHei" w:cs="Microsoft YaHei"/>
+          <w:b/>
+          <w:sz w:val="20"/>
+        </w:rPr>
+        <w:t>整域顺延入 S3（2027-07~11）</w:t>
+      </w:r>
+      <w:r>
+        <w:rPr>
+          <w:rFonts w:ascii="Microsoft YaHei" w:hAnsi="Microsoft YaHei" w:eastAsia="Microsoft YaHei" w:cs="Microsoft YaHei"/>
+          <w:b w:val="0"/>
+          <w:sz w:val="20"/>
+        </w:rPr>
+        <w:t>，原排期（R1 2026-10／R2 2026-11／R3 2026-12／R4 2027-01／R5 2027-02）全部作废。</w:t>
+      </w:r>
+      <w:r>
+        <w:rPr>
+          <w:rFonts w:ascii="Microsoft YaHei" w:hAnsi="Microsoft YaHei" w:eastAsia="Microsoft YaHei" w:cs="Microsoft YaHei"/>
+          <w:b/>
+          <w:sz w:val="20"/>
+        </w:rPr>
+        <w:t>成因是公司级优先级调整，不是 9/30 双前提未达</w:t>
+      </w:r>
+      <w:r>
+        <w:rPr>
+          <w:rFonts w:ascii="Microsoft YaHei" w:hAnsi="Microsoft YaHei" w:eastAsia="Microsoft YaHei" w:cs="Microsoft YaHei"/>
+          <w:b w:val="0"/>
+          <w:sz w:val="20"/>
+        </w:rPr>
+        <w:t>——旧「Chroma 9/30 未就绪则整组顺延 S3」条款随之作废，</w:t>
+      </w:r>
+      <w:r>
+        <w:rPr>
+          <w:rFonts w:ascii="Microsoft YaHei" w:hAnsi="Microsoft YaHei" w:eastAsia="Microsoft YaHei" w:cs="Microsoft YaHei"/>
+          <w:b/>
+          <w:sz w:val="20"/>
+        </w:rPr>
+        <w:t>两个成因不可混淆</w:t>
+      </w:r>
+      <w:r>
+        <w:rPr>
+          <w:rFonts w:ascii="Microsoft YaHei" w:hAnsi="Microsoft YaHei" w:eastAsia="Microsoft YaHei" w:cs="Microsoft YaHei"/>
+          <w:b w:val="0"/>
+          <w:sz w:val="20"/>
+        </w:rPr>
+        <w:t>。</w:t>
+      </w:r>
+      <w:r>
+        <w:rPr>
+          <w:rFonts w:ascii="Microsoft YaHei" w:hAnsi="Microsoft YaHei" w:eastAsia="Microsoft YaHei" w:cs="Microsoft YaHei"/>
+          <w:b/>
+          <w:sz w:val="20"/>
+        </w:rPr>
+        <w:t>Champion 门禁日挂起</w:t>
+      </w:r>
+      <w:r>
+        <w:rPr>
+          <w:rFonts w:ascii="Microsoft YaHei" w:hAnsi="Microsoft YaHei" w:eastAsia="Microsoft YaHei" w:cs="Microsoft YaHei"/>
+          <w:b w:val="0"/>
+          <w:sz w:val="20"/>
+        </w:rPr>
+        <w:t>（9/30 不再触发判定，新门禁日按启动前 8 周约 2027-05 重推）；</w:t>
+      </w:r>
+      <w:r>
+        <w:rPr>
+          <w:rFonts w:ascii="Microsoft YaHei" w:hAnsi="Microsoft YaHei" w:eastAsia="Microsoft YaHei" w:cs="Microsoft YaHei"/>
+          <w:b/>
+          <w:sz w:val="20"/>
+        </w:rPr>
+        <w:t>⚠️ OEM 隔离层 Chroma 不随之停摆</w:t>
+      </w:r>
+      <w:r>
+        <w:rPr>
+          <w:rFonts w:ascii="Microsoft YaHei" w:hAnsi="Microsoft YaHei" w:eastAsia="Microsoft YaHei" w:cs="Microsoft YaHei"/>
+          <w:b w:val="0"/>
+          <w:sz w:val="20"/>
+        </w:rPr>
+        <w:t>——归属改挂「质量域 Q4 PPAP 前置 ＋ QD-B 现行 OEM 红线」、硬截止放宽至 2027-01。详见全景规划 §0.2 2026-08-18 行。</w:t>
+      </w:r>
     </w:p>
     <w:p>
       <w:pPr>
@@ -4417,10 +4539,34 @@
             <w:r>
               <w:rPr>
                 <w:rFonts w:ascii="Microsoft YaHei" w:hAnsi="Microsoft YaHei" w:eastAsia="Microsoft YaHei" w:cs="Microsoft YaHei"/>
+                <w:b/>
+                <w:sz w:val="18"/>
+              </w:rPr>
+              <w:t>2026-12</w:t>
+            </w:r>
+          </w:p>
+        </w:tc>
+        <w:tc>
+          <w:tcPr>
+            <w:tcW w:type="dxa" w:w="1872"/>
+            <w:tcBorders>
+              <w:top w:val="single" w:sz="4" w:space="0" w:color="BBBBBB"/>
+              <w:left w:val="single" w:sz="4" w:space="0" w:color="BBBBBB"/>
+              <w:bottom w:val="single" w:sz="4" w:space="0" w:color="BBBBBB"/>
+              <w:right w:val="single" w:sz="4" w:space="0" w:color="BBBBBB"/>
+            </w:tcBorders>
+          </w:tcPr>
+          <w:p>
+            <w:pPr>
+              <w:spacing w:before="0" w:after="0" w:line="240" w:lineRule="auto"/>
+            </w:pPr>
+            <w:r>
+              <w:rPr>
+                <w:rFonts w:ascii="Microsoft YaHei" w:hAnsi="Microsoft YaHei" w:eastAsia="Microsoft YaHei" w:cs="Microsoft YaHei"/>
                 <w:b w:val="0"/>
                 <w:sz w:val="18"/>
               </w:rPr>
-              <w:t>2027-01</w:t>
+              <w:t>L2</w:t>
             </w:r>
           </w:p>
         </w:tc>
@@ -4444,31 +4590,31 @@
                 <w:b w:val="0"/>
                 <w:sz w:val="18"/>
               </w:rPr>
-              <w:t>L2</w:t>
-            </w:r>
-          </w:p>
-        </w:tc>
-        <w:tc>
-          <w:tcPr>
-            <w:tcW w:type="dxa" w:w="1872"/>
-            <w:tcBorders>
-              <w:top w:val="single" w:sz="4" w:space="0" w:color="BBBBBB"/>
-              <w:left w:val="single" w:sz="4" w:space="0" w:color="BBBBBB"/>
-              <w:bottom w:val="single" w:sz="4" w:space="0" w:color="BBBBBB"/>
-              <w:right w:val="single" w:sz="4" w:space="0" w:color="BBBBBB"/>
-            </w:tcBorders>
-          </w:tcPr>
-          <w:p>
-            <w:pPr>
-              <w:spacing w:before="0" w:after="0" w:line="240" w:lineRule="auto"/>
-            </w:pPr>
+              <w:t xml:space="preserve">🔴 </w:t>
+            </w:r>
+            <w:r>
+              <w:rPr>
+                <w:rFonts w:ascii="Microsoft YaHei" w:hAnsi="Microsoft YaHei" w:eastAsia="Microsoft YaHei" w:cs="Microsoft YaHei"/>
+                <w:b/>
+                <w:sz w:val="18"/>
+              </w:rPr>
+              <w:t>v6 2026-08-18 三度提前</w:t>
+            </w:r>
             <w:r>
               <w:rPr>
                 <w:rFonts w:ascii="Microsoft YaHei" w:hAnsi="Microsoft YaHei" w:eastAsia="Microsoft YaHei" w:cs="Microsoft YaHei"/>
                 <w:b w:val="0"/>
                 <w:sz w:val="18"/>
               </w:rPr>
-              <w:t>2026-06-19 稳妥版提前</w:t>
+              <w:t>（原 2027-01）——「其他域尽量提前」逐条核查后</w:t>
+            </w:r>
+            <w:r>
+              <w:rPr>
+                <w:rFonts w:ascii="Microsoft YaHei" w:hAnsi="Microsoft YaHei" w:eastAsia="Microsoft YaHei" w:cs="Microsoft YaHei"/>
+                <w:b/>
+                <w:sz w:val="18"/>
+              </w:rPr>
+              <w:t>唯一真能提前的一个</w:t>
             </w:r>
           </w:p>
         </w:tc>
@@ -5086,7 +5232,7 @@
                 <w:b/>
                 <w:sz w:val="18"/>
               </w:rPr>
-              <w:t>2026-11</w:t>
+              <w:t>2027-07</w:t>
             </w:r>
           </w:p>
         </w:tc>
@@ -5187,7 +5333,7 @@
                 <w:b/>
                 <w:sz w:val="18"/>
               </w:rPr>
-              <w:t>2026-12</w:t>
+              <w:t>2027-08</w:t>
             </w:r>
           </w:p>
         </w:tc>
@@ -5286,7 +5432,7 @@
                 <w:b/>
                 <w:sz w:val="18"/>
               </w:rPr>
-              <w:t>2027-01</w:t>
+              <w:t>2027-09</w:t>
             </w:r>
           </w:p>
         </w:tc>
@@ -5387,7 +5533,7 @@
                 <w:b/>
                 <w:sz w:val="18"/>
               </w:rPr>
-              <w:t>2027-02</w:t>
+              <w:t>2027-10</w:t>
             </w:r>
           </w:p>
         </w:tc>
@@ -5486,7 +5632,7 @@
                 <w:b/>
                 <w:sz w:val="18"/>
               </w:rPr>
-              <w:t>2027-03</w:t>
+              <w:t>2027-11</w:t>
             </w:r>
           </w:p>
         </w:tc>
@@ -5584,10 +5730,10 @@
             <w:r>
               <w:rPr>
                 <w:rFonts w:ascii="Microsoft YaHei" w:hAnsi="Microsoft YaHei" w:eastAsia="Microsoft YaHei" w:cs="Microsoft YaHei"/>
-                <w:b w:val="0"/>
-                <w:sz w:val="18"/>
-              </w:rPr>
-              <w:t>2027-02</w:t>
+                <w:b/>
+                <w:sz w:val="18"/>
+              </w:rPr>
+              <w:t>2027-12</w:t>
             </w:r>
           </w:p>
         </w:tc>
@@ -5622,6 +5768,88 @@
       <w:pPr>
         <w:spacing w:after="40"/>
       </w:pPr>
+    </w:p>
+    <w:p>
+      <w:pPr>
+        <w:pBdr>
+          <w:left w:val="single" w:sz="18" w:space="8" w:color="1F4E79"/>
+        </w:pBdr>
+        <w:shd w:val="clear" w:color="auto" w:fill="EAF1FB"/>
+        <w:spacing w:before="80" w:after="160"/>
+        <w:ind w:left="160"/>
+      </w:pPr>
+      <w:r>
+        <w:rPr>
+          <w:rFonts w:ascii="Microsoft YaHei" w:hAnsi="Microsoft YaHei" w:eastAsia="Microsoft YaHei" w:cs="Microsoft YaHei"/>
+          <w:b w:val="0"/>
+          <w:sz w:val="20"/>
+        </w:rPr>
+        <w:t xml:space="preserve">🔴 </w:t>
+      </w:r>
+      <w:r>
+        <w:rPr>
+          <w:rFonts w:ascii="Microsoft YaHei" w:hAnsi="Microsoft YaHei" w:eastAsia="Microsoft YaHei" w:cs="Microsoft YaHei"/>
+          <w:b/>
+          <w:sz w:val="20"/>
+        </w:rPr>
+        <w:t>v6 整域顺延（2026-08-18，重组循环第 7 例，Shao Peishen 拍板「销售域和工程研发域全部暂停延后」）</w:t>
+      </w:r>
+      <w:r>
+        <w:rPr>
+          <w:rFonts w:ascii="Microsoft YaHei" w:hAnsi="Microsoft YaHei" w:eastAsia="Microsoft YaHei" w:cs="Microsoft YaHei"/>
+          <w:b w:val="0"/>
+          <w:sz w:val="20"/>
+        </w:rPr>
+        <w:t>：销售域 6 场景</w:t>
+      </w:r>
+      <w:r>
+        <w:rPr>
+          <w:rFonts w:ascii="Microsoft YaHei" w:hAnsi="Microsoft YaHei" w:eastAsia="Microsoft YaHei" w:cs="Microsoft YaHei"/>
+          <w:b/>
+          <w:sz w:val="20"/>
+        </w:rPr>
+        <w:t>整域顺延入 S3（2027-07~12）</w:t>
+      </w:r>
+      <w:r>
+        <w:rPr>
+          <w:rFonts w:ascii="Microsoft YaHei" w:hAnsi="Microsoft YaHei" w:eastAsia="Microsoft YaHei" w:cs="Microsoft YaHei"/>
+          <w:b w:val="0"/>
+          <w:sz w:val="20"/>
+        </w:rPr>
+        <w:t>，原 v5 排期（S1 2026-11／S2 2026-12／S3 2027-01／S4 2027-02／S5 2027-03／S6 2027-02）全部作废。</w:t>
+      </w:r>
+      <w:r>
+        <w:rPr>
+          <w:rFonts w:ascii="Microsoft YaHei" w:hAnsi="Microsoft YaHei" w:eastAsia="Microsoft YaHei" w:cs="Microsoft YaHei"/>
+          <w:b/>
+          <w:sz w:val="20"/>
+        </w:rPr>
+        <w:t>场景数不变（仍 6）、编号不变、内容不变，只动启动月份</w:t>
+      </w:r>
+      <w:r>
+        <w:rPr>
+          <w:rFonts w:ascii="Microsoft YaHei" w:hAnsi="Microsoft YaHei" w:eastAsia="Microsoft YaHei" w:cs="Microsoft YaHei"/>
+          <w:b w:val="0"/>
+          <w:sz w:val="20"/>
+        </w:rPr>
+        <w:t>；顺带消解 v5 遗留的一处倒序（原 S5 晚于 S6）。</w:t>
+      </w:r>
+      <w:r>
+        <w:rPr>
+          <w:rFonts w:ascii="Microsoft YaHei" w:hAnsi="Microsoft YaHei" w:eastAsia="Microsoft YaHei" w:cs="Microsoft YaHei"/>
+          <w:b/>
+          <w:sz w:val="20"/>
+        </w:rPr>
+        <w:t>S6 落 2027-12 ＝ Phase 1 最末月、零缓冲</w:t>
+      </w:r>
+      <w:r>
+        <w:rPr>
+          <w:rFonts w:ascii="Microsoft YaHei" w:hAnsi="Microsoft YaHei" w:eastAsia="Microsoft YaHei" w:cs="Microsoft YaHei"/>
+          <w:b w:val="0"/>
+          <w:sz w:val="20"/>
+        </w:rPr>
+        <w:t>，其知识线按 8 周纪律须 2027-10 前完成归集（原 2026-Q4 归集窗口取消，原「2026-12 底未完成则 S6 顺延 2027-03」条件自然失效）。详见全景规划 §0.2 2026-08-18 行。</w:t>
+      </w:r>
     </w:p>
     <w:p>
       <w:pPr>
@@ -6363,7 +6591,7 @@
           <w:b/>
           <w:sz w:val="20"/>
         </w:rPr>
-        <w:t>客诉分流→2026-12、IATF/体系→2027-01</w:t>
+        <w:t>客诉分流→2026-12、IATF/体系→🔴 2026-12</w:t>
       </w:r>
       <w:r>
         <w:rPr>
@@ -6371,7 +6599,7 @@
           <w:b w:val="0"/>
           <w:sz w:val="20"/>
         </w:rPr>
-        <w:t>（陈忱就位+人力增援，自由档各再提前 1 月）；PPAP→04、FMEA→05、Q7 IQC→05、Q8 SPC→06 维持现档、</w:t>
+        <w:t>（陈忱就位+人力增援，自由档各再提前 1 月；</w:t>
       </w:r>
       <w:r>
         <w:rPr>
@@ -6379,7 +6607,7 @@
           <w:b/>
           <w:sz w:val="20"/>
         </w:rPr>
-        <w:t>标"基础设施(MES/隔离层)就绪即提前"</w:t>
+        <w:t>IATF 于 2026-08-18 v6 由 2027-01 再提前 1 月，「其他域尽量提前」逐条核查后唯一真能提前的场景</w:t>
       </w:r>
       <w:r>
         <w:rPr>
@@ -6387,10 +6615,7 @@
           <w:b w:val="0"/>
           <w:sz w:val="20"/>
         </w:rPr>
-        <w:t>。与《全景规划》§加速启动总览权威排期表一致。</w:t>
-      </w:r>
-      <w:r>
-        <w:br/>
+        <w:t>——其前置随之前移至 2026-10 下旬开工，须有人在 10 月认领）；PPAP→04、FMEA→05、Q7 IQC→05、Q8 SPC→06 维持现档、</w:t>
       </w:r>
       <w:r>
         <w:rPr>
@@ -6398,7 +6623,7 @@
           <w:b/>
           <w:sz w:val="20"/>
         </w:rPr>
-        <w:t>财务域排期（2026-07-03 场景重编号，Paul 批准）</w:t>
+        <w:t>标"基础设施(MES/隔离层)就绪即提前"</w:t>
       </w:r>
       <w:r>
         <w:rPr>
@@ -6406,7 +6631,10 @@
           <w:b w:val="0"/>
           <w:sz w:val="20"/>
         </w:rPr>
-        <w:t xml:space="preserve">：FI2 三单匹配自动对账提前至 </w:t>
+        <w:t>（PPAP 依赖的 OEM 隔离层 Chroma 截止 v6 放宽至 2027-01、归属改挂质量域）。与《全景规划》§加速启动总览权威排期表一致。</w:t>
+      </w:r>
+      <w:r>
+        <w:br/>
       </w:r>
       <w:r>
         <w:rPr>
@@ -6414,7 +6642,7 @@
           <w:b/>
           <w:sz w:val="20"/>
         </w:rPr>
-        <w:t>09 月</w:t>
+        <w:t>财务域排期（2026-07-03 场景重编号，Paul 批准）</w:t>
       </w:r>
       <w:r>
         <w:rPr>
@@ -6422,7 +6650,7 @@
           <w:b w:val="0"/>
           <w:sz w:val="20"/>
         </w:rPr>
-        <w:t xml:space="preserve">、FI3 付款申请自动校验提前至 </w:t>
+        <w:t xml:space="preserve">：FI2 三单匹配自动对账提前至 </w:t>
       </w:r>
       <w:r>
         <w:rPr>
@@ -6430,7 +6658,7 @@
           <w:b/>
           <w:sz w:val="20"/>
         </w:rPr>
-        <w:t>11 月</w:t>
+        <w:t>09 月</w:t>
       </w:r>
       <w:r>
         <w:rPr>
@@ -6438,10 +6666,7 @@
           <w:b w:val="0"/>
           <w:sz w:val="20"/>
         </w:rPr>
-        <w:t>（采购/付款切片，专员细化拆出）；FI4 月结其余/FI5 费用报销 → 2027 Q1；FI6 异常交易其余/FI7 预算监控/FI8 现金流预测/FI9 研发费用归集/FI10 存货跌价 → 2027 Q2。与《全景规划》§加速启动总览权威排期表一致。</w:t>
-      </w:r>
-      <w:r>
-        <w:br/>
+        <w:t xml:space="preserve">、FI3 付款申请自动校验提前至 </w:t>
       </w:r>
       <w:r>
         <w:rPr>
@@ -6449,7 +6674,7 @@
           <w:b/>
           <w:sz w:val="20"/>
         </w:rPr>
-        <w:t>分批上线批次视图（2026-07-04 新增，Paul 批准；月份排期不变，批次为价值兑现的组织视图）</w:t>
+        <w:t>11 月</w:t>
       </w:r>
       <w:r>
         <w:rPr>
@@ -6457,7 +6682,10 @@
           <w:b w:val="0"/>
           <w:sz w:val="20"/>
         </w:rPr>
-        <w:t>：</w:t>
+        <w:t>（采购/付款切片，专员细化拆出）；FI4 月结其余/FI5 费用报销 → 2027 Q1；FI6 异常交易其余/FI7 预算监控/FI8 现金流预测/FI9 研发费用归集/FI10 存货跌价 → 2027 Q2。与《全景规划》§加速启动总览权威排期表一致。</w:t>
+      </w:r>
+      <w:r>
+        <w:br/>
       </w:r>
       <w:r>
         <w:rPr>
@@ -6465,7 +6693,7 @@
           <w:b/>
           <w:sz w:val="20"/>
         </w:rPr>
-        <w:t>批次1（07/08 价值兑现批）</w:t>
+        <w:t>分批上线批次视图（2026-07-04 新增，Paul 批准；月份排期不变，批次为价值兑现的组织视图）</w:t>
       </w:r>
       <w:r>
         <w:rPr>
@@ -6473,7 +6701,7 @@
           <w:b w:val="0"/>
           <w:sz w:val="20"/>
         </w:rPr>
-        <w:t>=SC1、SC8 保供看板、QD-B 内部试用（补 audit 后）、SC7①/O2 引擎内部试用（原 SC3/SC5 引擎并入载体，v2.3；U9C 已通打真实源）、SC2；</w:t>
+        <w:t>：</w:t>
       </w:r>
       <w:r>
         <w:rPr>
@@ -6481,7 +6709,7 @@
           <w:b/>
           <w:sz w:val="20"/>
         </w:rPr>
-        <w:t>批次2（09/10 扩面批）</w:t>
+        <w:t>批次1（07/08 价值兑现批）</w:t>
       </w:r>
       <w:r>
         <w:rPr>
@@ -6489,7 +6717,7 @@
           <w:b w:val="0"/>
           <w:sz w:val="20"/>
         </w:rPr>
-        <w:t>=FI2（视 7/15 门，财务 2026 主打）、O1、Q2/Q6 旗舰〔FI1 试点已摘除——2026-07-06 暂缓；</w:t>
+        <w:t>=SC1、SC8 保供看板、QD-B 内部试用（补 audit 后）、SC7①/O2 引擎内部试用（原 SC3/SC5 引擎并入载体，v2.3；U9C 已通打真实源）、SC2；</w:t>
       </w:r>
       <w:r>
         <w:rPr>
@@ -6497,7 +6725,7 @@
           <w:b/>
           <w:sz w:val="20"/>
         </w:rPr>
-        <w:t>S1 已摘除——2026-08-04 v5 销售域顺延至 2026-11，不在 09/10 扩面批内</w:t>
+        <w:t>批次2（09/10 扩面批）</w:t>
       </w:r>
       <w:r>
         <w:rPr>
@@ -6505,7 +6733,7 @@
           <w:b w:val="0"/>
           <w:sz w:val="20"/>
         </w:rPr>
-        <w:t>〕，进入条件=批次1 价值报告 + 9-10 月砍单评估完成；</w:t>
+        <w:t>=FI2（视 7/15 门，财务 2026 主打）、O1、Q2/Q6 旗舰〔FI1 试点已摘除——2026-07-06 暂缓；</w:t>
       </w:r>
       <w:r>
         <w:rPr>
@@ -6513,7 +6741,7 @@
           <w:b/>
           <w:sz w:val="20"/>
         </w:rPr>
-        <w:t>批次3（11/12 收官批）</w:t>
+        <w:t>S1 已摘除——2026-08-04 v5 顺延，🔴 2026-08-18 v6 起销售域整域顺延入 S3（S1 改排 2027-07），此后各批次一律不含销售与工程研发场景</w:t>
       </w:r>
       <w:r>
         <w:rPr>
@@ -6521,7 +6749,39 @@
           <w:b w:val="0"/>
           <w:sz w:val="20"/>
         </w:rPr>
-        <w:t>按砍单结果定。批次间设复盘闸（上批价值未兑现下批自动缩容），出口标准与四档口径见《全景规划》§加速启动总览 2026-07-04 备注、§1.4 成熟度纪律。</w:t>
+        <w:t>〕，进入条件=批次1 价值报告 + 9-10 月砍单评估完成；</w:t>
+      </w:r>
+      <w:r>
+        <w:rPr>
+          <w:rFonts w:ascii="Microsoft YaHei" w:hAnsi="Microsoft YaHei" w:eastAsia="Microsoft YaHei" w:cs="Microsoft YaHei"/>
+          <w:b/>
+          <w:sz w:val="20"/>
+        </w:rPr>
+        <w:t>批次3（11/12 收官批）</w:t>
+      </w:r>
+      <w:r>
+        <w:rPr>
+          <w:rFonts w:ascii="Microsoft YaHei" w:hAnsi="Microsoft YaHei" w:eastAsia="Microsoft YaHei" w:cs="Microsoft YaHei"/>
+          <w:b w:val="0"/>
+          <w:sz w:val="20"/>
+        </w:rPr>
+        <w:t>按砍单结果定〔v6 后本批候选实际只剩 O3／客诉分流／</w:t>
+      </w:r>
+      <w:r>
+        <w:rPr>
+          <w:rFonts w:ascii="Microsoft YaHei" w:hAnsi="Microsoft YaHei" w:eastAsia="Microsoft YaHei" w:cs="Microsoft YaHei"/>
+          <w:b/>
+          <w:sz w:val="20"/>
+        </w:rPr>
+        <w:t>Q5 IATF（新提前入本批）</w:t>
+      </w:r>
+      <w:r>
+        <w:rPr>
+          <w:rFonts w:ascii="Microsoft YaHei" w:hAnsi="Microsoft YaHei" w:eastAsia="Microsoft YaHei" w:cs="Microsoft YaHei"/>
+          <w:b w:val="0"/>
+          <w:sz w:val="20"/>
+        </w:rPr>
+        <w:t>／FI3 深化〕。批次间设复盘闸（上批价值未兑现下批自动缩容），出口标准与四档口径见《全景规划》§加速启动总览 2026-07-04 备注、§1.4 成熟度纪律。</w:t>
       </w:r>
     </w:p>
     <w:p>
@@ -6810,7 +7070,7 @@
           <w:rFonts w:ascii="NSimSun" w:hAnsi="NSimSun" w:eastAsia="NSimSun" w:cs="NSimSun"/>
           <w:sz w:val="17"/>
         </w:rPr>
-        <w:t xml:space="preserve">       [工程研发] R1 需求分析助手（ISO26262合规门禁已通过）</w:t>
+        <w:t xml:space="preserve">       [质量]    Q2 8D① 不良分析启动 + Q6 立项门禁② 启动（2026-07-01 提前自 11 月，与 8D① 同月并行）</w:t>
       </w:r>
     </w:p>
     <w:p>
@@ -6827,7 +7087,7 @@
           <w:rFonts w:ascii="NSimSun" w:hAnsi="NSimSun" w:eastAsia="NSimSun" w:cs="NSimSun"/>
           <w:sz w:val="17"/>
         </w:rPr>
-        <w:t xml:space="preserve">       [质量]    Q2 8D① 不良分析启动 + Q6 立项门禁② 启动（2026-07-01 提前自 11 月，与 8D① 同月并行）</w:t>
+        <w:t xml:space="preserve">       [财务]    FI3 付款校验部分子场景并行起步（FI3-2/4/5/6，不依赖三单）</w:t>
       </w:r>
     </w:p>
     <w:p>
@@ -6844,7 +7104,7 @@
           <w:rFonts w:ascii="NSimSun" w:hAnsi="NSimSun" w:eastAsia="NSimSun" w:cs="NSimSun"/>
           <w:sz w:val="17"/>
         </w:rPr>
-        <w:t xml:space="preserve">       [财务]    FI3 付款校验部分子场景并行起步（FI3-2/4/5/6，不依赖三单）</w:t>
+        <w:t xml:space="preserve">       〔🔴 v6：工程研发 R1 已整域顺延入 S3，10 月不启动；销售域同，10 月不启动〕</w:t>
       </w:r>
     </w:p>
     <w:p>
@@ -6861,7 +7121,7 @@
           <w:rFonts w:ascii="NSimSun" w:hAnsi="NSimSun" w:eastAsia="NSimSun" w:cs="NSimSun"/>
           <w:sz w:val="17"/>
         </w:rPr>
-        <w:t xml:space="preserve">       〔销售域 v5 已顺延，10 月不启动；S2 改排 2026-12〕</w:t>
+        <w:t xml:space="preserve">       → 四部门入轨（采购/运营/质量/财务）</w:t>
       </w:r>
     </w:p>
     <w:p>
@@ -6878,7 +7138,7 @@
           <w:rFonts w:ascii="NSimSun" w:hAnsi="NSimSun" w:eastAsia="NSimSun" w:cs="NSimSun"/>
           <w:sz w:val="17"/>
         </w:rPr>
-        <w:t xml:space="preserve">       → 五部门入轨（销售域 2026-11 起）</w:t>
+        <w:t>11月   ⚠ 原排9场景过密，按「高价值+数据就绪」砍到4-5个 —— 🔴 v6 后本月实际只剩 1 项，本预警自然解除</w:t>
       </w:r>
     </w:p>
     <w:p>
@@ -6895,7 +7155,7 @@
           <w:rFonts w:ascii="NSimSun" w:hAnsi="NSimSun" w:eastAsia="NSimSun" w:cs="NSimSun"/>
           <w:sz w:val="17"/>
         </w:rPr>
-        <w:t>11月   ⚠ 原排9场景过密，按「高价值+数据就绪」砍到4-5个，余者顺延12月/2027-01</w:t>
+        <w:t xml:space="preserve">       [财务] **FI3 付款申请自动校验 启动**（两段起，2026-07-03 提前）；FI2 深化运行</w:t>
       </w:r>
     </w:p>
     <w:p>
@@ -6912,7 +7172,7 @@
           <w:rFonts w:ascii="NSimSun" w:hAnsi="NSimSun" w:eastAsia="NSimSun" w:cs="NSimSun"/>
           <w:sz w:val="17"/>
         </w:rPr>
-        <w:t xml:space="preserve">       [财务] **FI3 付款申请自动校验 启动**（两段起，2026-07-03 提前）；FI2 深化运行</w:t>
+        <w:t xml:space="preserve">       [质量]    8D 开发 + 立项门禁② 试点</w:t>
       </w:r>
     </w:p>
     <w:p>
@@ -6929,7 +7189,7 @@
           <w:rFonts w:ascii="NSimSun" w:hAnsi="NSimSun" w:eastAsia="NSimSun" w:cs="NSimSun"/>
           <w:sz w:val="17"/>
         </w:rPr>
-        <w:t xml:space="preserve">       [工程研发] R2 AUTOSAR</w:t>
+        <w:t xml:space="preserve">       〔🔴 v6：工程研发 R2、销售 S1 均已整域顺延入 S3，11 月不启动〕</w:t>
       </w:r>
     </w:p>
     <w:p>
@@ -6946,7 +7206,7 @@
           <w:rFonts w:ascii="NSimSun" w:hAnsi="NSimSun" w:eastAsia="NSimSun" w:cs="NSimSun"/>
           <w:sz w:val="17"/>
         </w:rPr>
-        <w:t xml:space="preserve">       [质量]    8D 开发 + 立项门禁② 试点</w:t>
+        <w:t>12月   [运营] O2 深化·芯片预警子功能（原 SC6 注销并入，v2.3；非独立场景）</w:t>
       </w:r>
     </w:p>
     <w:p>
@@ -6963,7 +7223,7 @@
           <w:rFonts w:ascii="NSimSun" w:hAnsi="NSimSun" w:eastAsia="NSimSun" w:cs="NSimSun"/>
           <w:sz w:val="17"/>
         </w:rPr>
-        <w:t xml:space="preserve">       [销售]    **S1 客户跟进与销售日报自动化 启动**（v5 由 2026-09 顺延，销售域入轨）</w:t>
+        <w:t xml:space="preserve">       [财务] FI2/FI3 深化运行</w:t>
       </w:r>
     </w:p>
     <w:p>
@@ -6980,7 +7240,7 @@
           <w:rFonts w:ascii="NSimSun" w:hAnsi="NSimSun" w:eastAsia="NSimSun" w:cs="NSimSun"/>
           <w:sz w:val="17"/>
         </w:rPr>
-        <w:t>12月   [运营] O2 深化·芯片预警子功能（原 SC6 注销并入，v2.3；非独立场景）</w:t>
+        <w:t xml:space="preserve">       [质量]    立项门禁② 趋稳定 + 客诉分流启动（提前至 12 月；FMEA 后置 2027-05）</w:t>
       </w:r>
     </w:p>
     <w:p>
@@ -6997,7 +7257,7 @@
           <w:rFonts w:ascii="NSimSun" w:hAnsi="NSimSun" w:eastAsia="NSimSun" w:cs="NSimSun"/>
           <w:sz w:val="17"/>
         </w:rPr>
-        <w:t xml:space="preserve">       [财务] FI2/FI3 深化运行</w:t>
+        <w:t xml:space="preserve">                 + **Q5 IATF/体系文档助手 启动**（🔴 v6 由 2027-01 提前）</w:t>
       </w:r>
     </w:p>
     <w:p>
@@ -7014,7 +7274,7 @@
           <w:rFonts w:ascii="NSimSun" w:hAnsi="NSimSun" w:eastAsia="NSimSun" w:cs="NSimSun"/>
           <w:sz w:val="17"/>
         </w:rPr>
-        <w:t xml:space="preserve">       [工程研发] R3 代码审查</w:t>
+        <w:t xml:space="preserve">       [运营]    O3 物流追踪</w:t>
       </w:r>
     </w:p>
     <w:p>
@@ -7031,7 +7291,7 @@
           <w:rFonts w:ascii="NSimSun" w:hAnsi="NSimSun" w:eastAsia="NSimSun" w:cs="NSimSun"/>
           <w:sz w:val="17"/>
         </w:rPr>
-        <w:t xml:space="preserve">       [质量]    立项门禁② 趋稳定 + 客诉分流启动（提前至 12 月；FMEA 后置 2027-05）</w:t>
+        <w:t xml:space="preserve">       〔🔴 v6：工程研发 R3、销售 S2 均已整域顺延入 S3，12 月不启动〕</w:t>
       </w:r>
     </w:p>
     <w:p>
@@ -7048,7 +7308,7 @@
           <w:rFonts w:ascii="NSimSun" w:hAnsi="NSimSun" w:eastAsia="NSimSun" w:cs="NSimSun"/>
           <w:sz w:val="17"/>
         </w:rPr>
-        <w:t xml:space="preserve">       [销售]    **S2 拜访助手**（v5 由 2026-10 顺延）</w:t>
+        <w:t xml:space="preserve">       → 半年度总结：**目标 11-13 个场景上线或试点中**（🔴 v6 由 14-16 下调；顺延后 S1 期内仅剩 13 个场景，14 已超总数，Q5 提前后上限 14，取 11-13 留 1 个缓冲）</w:t>
       </w:r>
     </w:p>
     <w:p>
@@ -7065,7 +7325,7 @@
           <w:rFonts w:ascii="NSimSun" w:hAnsi="NSimSun" w:eastAsia="NSimSun" w:cs="NSimSun"/>
           <w:sz w:val="17"/>
         </w:rPr>
-        <w:t xml:space="preserve">       [运营]    O3 物流追踪</w:t>
+        <w:t xml:space="preserve"> </w:t>
       </w:r>
     </w:p>
     <w:p>
@@ -7082,7 +7342,7 @@
           <w:rFonts w:ascii="NSimSun" w:hAnsi="NSimSun" w:eastAsia="NSimSun" w:cs="NSimSun"/>
           <w:sz w:val="17"/>
         </w:rPr>
-        <w:t xml:space="preserve">       → 半年度总结：约14-16个场景上线</w:t>
+        <w:t>───────────────────────────────────</w:t>
       </w:r>
     </w:p>
     <w:p>
@@ -7099,7 +7359,7 @@
           <w:rFonts w:ascii="NSimSun" w:hAnsi="NSimSun" w:eastAsia="NSimSun" w:cs="NSimSun"/>
           <w:sz w:val="17"/>
         </w:rPr>
-        <w:t xml:space="preserve"> </w:t>
+        <w:t>2027年（采购部 SC7②/SC8深化/SC10/SC11，同步跨部门联动）</w:t>
       </w:r>
     </w:p>
     <w:p>
@@ -7116,7 +7376,7 @@
           <w:rFonts w:ascii="NSimSun" w:hAnsi="NSimSun" w:eastAsia="NSimSun" w:cs="NSimSun"/>
           <w:sz w:val="17"/>
         </w:rPr>
-        <w:t>───────────────────────────────────</w:t>
+        <w:t xml:space="preserve"> </w:t>
       </w:r>
     </w:p>
     <w:p>
@@ -7133,7 +7393,7 @@
           <w:rFonts w:ascii="NSimSun" w:hAnsi="NSimSun" w:eastAsia="NSimSun" w:cs="NSimSun"/>
           <w:sz w:val="17"/>
         </w:rPr>
-        <w:t>2027年（采购部 SC7②/SC8深化/SC10/SC11，同步跨部门联动）</w:t>
+        <w:t>1月    [采购] SC7② 库存优化深化（动态安全库存/呆滞/what-if）</w:t>
       </w:r>
     </w:p>
     <w:p>
@@ -7150,7 +7410,7 @@
           <w:rFonts w:ascii="NSimSun" w:hAnsi="NSimSun" w:eastAsia="NSimSun" w:cs="NSimSun"/>
           <w:sz w:val="17"/>
         </w:rPr>
-        <w:t xml:space="preserve"> </w:t>
+        <w:t xml:space="preserve">       [财务] FI4 智能月结加速（其余）启动</w:t>
       </w:r>
     </w:p>
     <w:p>
@@ -7167,7 +7427,7 @@
           <w:rFonts w:ascii="NSimSun" w:hAnsi="NSimSun" w:eastAsia="NSimSun" w:cs="NSimSun"/>
           <w:sz w:val="17"/>
         </w:rPr>
-        <w:t>1月    [采购] SC7② 库存优化深化（动态安全库存/呆滞/what-if）</w:t>
+        <w:t xml:space="preserve">       [质量]    客诉分流 + Q5 IATF/体系文档助手 稳定运行（两者均已 2026-12 上线，v6）</w:t>
       </w:r>
     </w:p>
     <w:p>
@@ -7184,7 +7444,7 @@
           <w:rFonts w:ascii="NSimSun" w:hAnsi="NSimSun" w:eastAsia="NSimSun" w:cs="NSimSun"/>
           <w:sz w:val="17"/>
         </w:rPr>
-        <w:t xml:space="preserve">       [财务] FI4 智能月结加速（其余）启动</w:t>
+        <w:t xml:space="preserve">       [运营]    O4 预测维护评估⚠</w:t>
       </w:r>
     </w:p>
     <w:p>
@@ -7201,7 +7461,7 @@
           <w:rFonts w:ascii="NSimSun" w:hAnsi="NSimSun" w:eastAsia="NSimSun" w:cs="NSimSun"/>
           <w:sz w:val="17"/>
         </w:rPr>
-        <w:t xml:space="preserve">       [工程研发] R4 测试用例智能生成</w:t>
+        <w:t xml:space="preserve">       跨部门 Agent 协同设计启动</w:t>
       </w:r>
     </w:p>
     <w:p>
@@ -7218,7 +7478,7 @@
           <w:rFonts w:ascii="NSimSun" w:hAnsi="NSimSun" w:eastAsia="NSimSun" w:cs="NSimSun"/>
           <w:sz w:val="17"/>
         </w:rPr>
-        <w:t xml:space="preserve">       [质量]    Q5 IATF 审核准备/体系文档助手（提前自 2 月；客诉已 12 月上线）</w:t>
+        <w:t xml:space="preserve">       〔🔴 v6：工程研发 R4、销售 S3 已整域顺延入 S3 期〕</w:t>
       </w:r>
     </w:p>
     <w:p>
@@ -7235,7 +7495,7 @@
           <w:rFonts w:ascii="NSimSun" w:hAnsi="NSimSun" w:eastAsia="NSimSun" w:cs="NSimSun"/>
           <w:sz w:val="17"/>
         </w:rPr>
-        <w:t xml:space="preserve">       [销售]    **S3 RFQ 响应（含 NRE 智能报价子场景）**（v5 由 2026-11 顺延）</w:t>
+        <w:t xml:space="preserve"> </w:t>
       </w:r>
     </w:p>
     <w:p>
@@ -7252,7 +7512,7 @@
           <w:rFonts w:ascii="NSimSun" w:hAnsi="NSimSun" w:eastAsia="NSimSun" w:cs="NSimSun"/>
           <w:sz w:val="17"/>
         </w:rPr>
-        <w:t xml:space="preserve">       [运营]    O4 预测维护评估⚠</w:t>
+        <w:t>2月    [采购] （SC8 已提前到 2026-07/08 收割上线，此处不再排）SC8 深化/客户全量通报</w:t>
       </w:r>
     </w:p>
     <w:p>
@@ -7269,7 +7529,7 @@
           <w:rFonts w:ascii="NSimSun" w:hAnsi="NSimSun" w:eastAsia="NSimSun" w:cs="NSimSun"/>
           <w:sz w:val="17"/>
         </w:rPr>
-        <w:t xml:space="preserve">       跨部门 Agent 协同设计启动</w:t>
+        <w:t xml:space="preserve">       [财务] FI5 费用报销智能审核 启动</w:t>
       </w:r>
     </w:p>
     <w:p>
@@ -7286,7 +7546,7 @@
           <w:rFonts w:ascii="NSimSun" w:hAnsi="NSimSun" w:eastAsia="NSimSun" w:cs="NSimSun"/>
           <w:sz w:val="17"/>
         </w:rPr>
-        <w:t xml:space="preserve"> </w:t>
+        <w:t xml:space="preserve">       [质量]    （8D①/立项门禁②/客诉/IATF 稳定运行；PPAP 准备）</w:t>
       </w:r>
     </w:p>
     <w:p>
@@ -7303,7 +7563,7 @@
           <w:rFonts w:ascii="NSimSun" w:hAnsi="NSimSun" w:eastAsia="NSimSun" w:cs="NSimSun"/>
           <w:sz w:val="17"/>
         </w:rPr>
-        <w:t>2月    [采购] （SC8 已提前到 2026-07/08 收割上线，此处不再排）SC8 深化/客户全量通报</w:t>
+        <w:t xml:space="preserve">       Agent 联动灰度试点</w:t>
       </w:r>
     </w:p>
     <w:p>
@@ -7320,7 +7580,7 @@
           <w:rFonts w:ascii="NSimSun" w:hAnsi="NSimSun" w:eastAsia="NSimSun" w:cs="NSimSun"/>
           <w:sz w:val="17"/>
         </w:rPr>
-        <w:t xml:space="preserve">       [财务] FI5 费用报销智能审核 启动</w:t>
+        <w:t xml:space="preserve">       〔🔴 v6：工程研发 R5、销售 S4/S6 已整域顺延入 S3 期〕</w:t>
       </w:r>
     </w:p>
     <w:p>
@@ -7337,7 +7597,7 @@
           <w:rFonts w:ascii="NSimSun" w:hAnsi="NSimSun" w:eastAsia="NSimSun" w:cs="NSimSun"/>
           <w:sz w:val="17"/>
         </w:rPr>
-        <w:t xml:space="preserve">       [工程研发] R5 技术文档生成</w:t>
+        <w:t xml:space="preserve"> </w:t>
       </w:r>
     </w:p>
     <w:p>
@@ -7354,7 +7614,7 @@
           <w:rFonts w:ascii="NSimSun" w:hAnsi="NSimSun" w:eastAsia="NSimSun" w:cs="NSimSun"/>
           <w:sz w:val="17"/>
         </w:rPr>
-        <w:t xml:space="preserve">       [质量]    （8D①/立项门禁②/客诉 稳定运行；PPAP 准备）</w:t>
+        <w:t>3月    [采购] SC10 BOM 评审及物料库管控（v2.3 新增；原 SC9 已并入 S6 波动预测子功能）</w:t>
       </w:r>
     </w:p>
     <w:p>
@@ -7371,7 +7631,7 @@
           <w:rFonts w:ascii="NSimSun" w:hAnsi="NSimSun" w:eastAsia="NSimSun" w:cs="NSimSun"/>
           <w:sz w:val="17"/>
         </w:rPr>
-        <w:t xml:space="preserve">       [销售]    **S4 技术文档**（v5 由 2026-12 顺延）；S6 销售预测（本体不动）</w:t>
+        <w:t xml:space="preserve">       [采购·4月预告] SC11 库存智能调拨（v2.3 新增，PMC 确认门禁；采购 7 场景 4 月收官）</w:t>
       </w:r>
     </w:p>
     <w:p>
@@ -7388,7 +7648,7 @@
           <w:rFonts w:ascii="NSimSun" w:hAnsi="NSimSun" w:eastAsia="NSimSun" w:cs="NSimSun"/>
           <w:sz w:val="17"/>
         </w:rPr>
-        <w:t xml:space="preserve">       Agent 联动灰度试点</w:t>
+        <w:t xml:space="preserve">       [财务] （FI2-FI5 稳定运行，本月无新启动）</w:t>
       </w:r>
     </w:p>
     <w:p>
@@ -7405,7 +7665,7 @@
           <w:rFonts w:ascii="NSimSun" w:hAnsi="NSimSun" w:eastAsia="NSimSun" w:cs="NSimSun"/>
           <w:sz w:val="17"/>
         </w:rPr>
-        <w:t xml:space="preserve"> </w:t>
+        <w:t xml:space="preserve">       [质量]    （8D①/立项门禁② 稳定运行；PPAP/FMEA 见 4-5 月）</w:t>
       </w:r>
     </w:p>
     <w:p>
@@ -7422,7 +7682,7 @@
           <w:rFonts w:ascii="NSimSun" w:hAnsi="NSimSun" w:eastAsia="NSimSun" w:cs="NSimSun"/>
           <w:sz w:val="17"/>
         </w:rPr>
-        <w:t>3月    [采购] SC10 BOM 评审及物料库管控（v2.3 新增；原 SC9 已并入 S6 波动预测子功能）</w:t>
+        <w:t xml:space="preserve">       Agent 全面推开</w:t>
       </w:r>
     </w:p>
     <w:p>
@@ -7439,7 +7699,7 @@
           <w:rFonts w:ascii="NSimSun" w:hAnsi="NSimSun" w:eastAsia="NSimSun" w:cs="NSimSun"/>
           <w:sz w:val="17"/>
         </w:rPr>
-        <w:t xml:space="preserve">       [销售]    **S5 竞品动态监控**（v5 由 2027-01 顺延，**销售 6 场景收官**）</w:t>
+        <w:t xml:space="preserve">       〔🔴 v6：销售 S5 已整域顺延入 S3 期〕</w:t>
       </w:r>
     </w:p>
     <w:p>
@@ -7456,7 +7716,7 @@
           <w:rFonts w:ascii="NSimSun" w:hAnsi="NSimSun" w:eastAsia="NSimSun" w:cs="NSimSun"/>
           <w:sz w:val="17"/>
         </w:rPr>
-        <w:t xml:space="preserve">       [采购·4月预告] SC11 库存智能调拨（v2.3 新增，PMC 确认门禁；采购 7 场景 4 月收官）</w:t>
+        <w:t xml:space="preserve"> </w:t>
       </w:r>
     </w:p>
     <w:p>
@@ -7473,7 +7733,7 @@
           <w:rFonts w:ascii="NSimSun" w:hAnsi="NSimSun" w:eastAsia="NSimSun" w:cs="NSimSun"/>
           <w:sz w:val="17"/>
         </w:rPr>
-        <w:t xml:space="preserve">       [财务] （FI2-FI5 稳定运行，本月无新启动）</w:t>
+        <w:t>4月    [财务] FI6 异常交易检测（其余）启动</w:t>
       </w:r>
     </w:p>
     <w:p>
@@ -7490,7 +7750,7 @@
           <w:rFonts w:ascii="NSimSun" w:hAnsi="NSimSun" w:eastAsia="NSimSun" w:cs="NSimSun"/>
           <w:sz w:val="17"/>
         </w:rPr>
-        <w:t xml:space="preserve">       [质量]    （8D①/立项门禁② 稳定运行；PPAP/FMEA 见 4-5 月）</w:t>
+        <w:t xml:space="preserve">       [质量] Q4 PPAP 文档自动审核（OEM 隔离层 Chroma 就绪为前提，v6 硬截止 2027-01）</w:t>
       </w:r>
     </w:p>
     <w:p>
@@ -7507,7 +7767,7 @@
           <w:rFonts w:ascii="NSimSun" w:hAnsi="NSimSun" w:eastAsia="NSimSun" w:cs="NSimSun"/>
           <w:sz w:val="17"/>
         </w:rPr>
-        <w:t xml:space="preserve">       Agent 全面推开</w:t>
+        <w:t xml:space="preserve">       AI CoE 试运行</w:t>
       </w:r>
     </w:p>
     <w:p>
@@ -7541,7 +7801,7 @@
           <w:rFonts w:ascii="NSimSun" w:hAnsi="NSimSun" w:eastAsia="NSimSun" w:cs="NSimSun"/>
           <w:sz w:val="17"/>
         </w:rPr>
-        <w:t>4月    [财务] FI6 异常交易检测（其余）启动</w:t>
+        <w:t>5月    [财务] FI7 预算执行监控 + FI8 现金流预测与智能预警 启动</w:t>
       </w:r>
     </w:p>
     <w:p>
@@ -7558,7 +7818,7 @@
           <w:rFonts w:ascii="NSimSun" w:hAnsi="NSimSun" w:eastAsia="NSimSun" w:cs="NSimSun"/>
           <w:sz w:val="17"/>
         </w:rPr>
-        <w:t xml:space="preserve">       [质量] Q4 PPAP 文档自动审核（OEM 隔离层就绪为前提）</w:t>
+        <w:t xml:space="preserve">       [质量] Q3 FMEA 维护 + Q7 IQC 来料检验（新增，依赖 MES/LAN）</w:t>
       </w:r>
     </w:p>
     <w:p>
@@ -7575,7 +7835,7 @@
           <w:rFonts w:ascii="NSimSun" w:hAnsi="NSimSun" w:eastAsia="NSimSun" w:cs="NSimSun"/>
           <w:sz w:val="17"/>
         </w:rPr>
-        <w:t xml:space="preserve">       AI CoE 试运行</w:t>
+        <w:t xml:space="preserve">       AI CoE 正式成立</w:t>
       </w:r>
     </w:p>
     <w:p>
@@ -7609,7 +7869,7 @@
           <w:rFonts w:ascii="NSimSun" w:hAnsi="NSimSun" w:eastAsia="NSimSun" w:cs="NSimSun"/>
           <w:sz w:val="17"/>
         </w:rPr>
-        <w:t>5月    [财务] FI7 预算执行监控 + FI8 现金流预测与智能预警 启动</w:t>
+        <w:t>6月    [财务] FI9 研发费用归集 + FI10 存货跌价分析 启动</w:t>
       </w:r>
     </w:p>
     <w:p>
@@ -7626,7 +7886,7 @@
           <w:rFonts w:ascii="NSimSun" w:hAnsi="NSimSun" w:eastAsia="NSimSun" w:cs="NSimSun"/>
           <w:sz w:val="17"/>
         </w:rPr>
-        <w:t xml:space="preserve">       [质量] Q3 FMEA 维护 + Q7 IQC 来料检验（新增，依赖 MES/LAN）</w:t>
+        <w:t xml:space="preserve">       年度总结 + 2028年规划</w:t>
       </w:r>
     </w:p>
     <w:p>
@@ -7643,7 +7903,7 @@
           <w:rFonts w:ascii="NSimSun" w:hAnsi="NSimSun" w:eastAsia="NSimSun" w:cs="NSimSun"/>
           <w:sz w:val="17"/>
         </w:rPr>
-        <w:t xml:space="preserve">       AI CoE 正式成立</w:t>
+        <w:t xml:space="preserve">       [质量] Q8 SPC 异常预警（新增，依赖 MES/LAN）；质量 AI 成熟度评估</w:t>
       </w:r>
     </w:p>
     <w:p>
@@ -7677,7 +7937,7 @@
           <w:rFonts w:ascii="NSimSun" w:hAnsi="NSimSun" w:eastAsia="NSimSun" w:cs="NSimSun"/>
           <w:sz w:val="17"/>
         </w:rPr>
-        <w:t>6月    [财务] FI9 研发费用归集 + FI10 存货跌价分析 启动</w:t>
+        <w:t>───────────────────────────────────</w:t>
       </w:r>
     </w:p>
     <w:p>
@@ -7694,7 +7954,245 @@
           <w:rFonts w:ascii="NSimSun" w:hAnsi="NSimSun" w:eastAsia="NSimSun" w:cs="NSimSun"/>
           <w:sz w:val="17"/>
         </w:rPr>
-        <w:t xml:space="preserve">       年度总结 + 2028年规划</w:t>
+        <w:t>2027 下半年 · S3 深化期（🔴 v6 新增：两域集中入轨并收官，本期不再是空缓冲）</w:t>
+      </w:r>
+    </w:p>
+    <w:p>
+      <w:pPr>
+        <w:pBdr>
+          <w:left w:val="single" w:sz="18" w:space="8" w:color="9BB4CC"/>
+        </w:pBdr>
+        <w:shd w:val="clear" w:color="auto" w:fill="F4F4F4"/>
+        <w:spacing w:before="0" w:after="0"/>
+        <w:ind w:left="160"/>
+      </w:pPr>
+      <w:r>
+        <w:rPr>
+          <w:rFonts w:ascii="NSimSun" w:hAnsi="NSimSun" w:eastAsia="NSimSun" w:cs="NSimSun"/>
+          <w:sz w:val="17"/>
+        </w:rPr>
+        <w:t xml:space="preserve"> </w:t>
+      </w:r>
+    </w:p>
+    <w:p>
+      <w:pPr>
+        <w:pBdr>
+          <w:left w:val="single" w:sz="18" w:space="8" w:color="9BB4CC"/>
+        </w:pBdr>
+        <w:shd w:val="clear" w:color="auto" w:fill="F4F4F4"/>
+        <w:spacing w:before="0" w:after="0"/>
+        <w:ind w:left="160"/>
+      </w:pPr>
+      <w:r>
+        <w:rPr>
+          <w:rFonts w:ascii="NSimSun" w:hAnsi="NSimSun" w:eastAsia="NSimSun" w:cs="NSimSun"/>
+          <w:sz w:val="17"/>
+        </w:rPr>
+        <w:t>7月    [工程研发] R1 软件需求分析助手（v6 由 2026-10）</w:t>
+      </w:r>
+    </w:p>
+    <w:p>
+      <w:pPr>
+        <w:pBdr>
+          <w:left w:val="single" w:sz="18" w:space="8" w:color="9BB4CC"/>
+        </w:pBdr>
+        <w:shd w:val="clear" w:color="auto" w:fill="F4F4F4"/>
+        <w:spacing w:before="0" w:after="0"/>
+        <w:ind w:left="160"/>
+      </w:pPr>
+      <w:r>
+        <w:rPr>
+          <w:rFonts w:ascii="NSimSun" w:hAnsi="NSimSun" w:eastAsia="NSimSun" w:cs="NSimSun"/>
+          <w:sz w:val="17"/>
+        </w:rPr>
+        <w:t xml:space="preserve">       [销售]    S1 客户跟进与销售日报自动化（v6 由 2026-11）</w:t>
+      </w:r>
+    </w:p>
+    <w:p>
+      <w:pPr>
+        <w:pBdr>
+          <w:left w:val="single" w:sz="18" w:space="8" w:color="9BB4CC"/>
+        </w:pBdr>
+        <w:shd w:val="clear" w:color="auto" w:fill="F4F4F4"/>
+        <w:spacing w:before="0" w:after="0"/>
+        <w:ind w:left="160"/>
+      </w:pPr>
+      <w:r>
+        <w:rPr>
+          <w:rFonts w:ascii="NSimSun" w:hAnsi="NSimSun" w:eastAsia="NSimSun" w:cs="NSimSun"/>
+          <w:sz w:val="17"/>
+        </w:rPr>
+        <w:t>8月    [工程研发] R2 AUTOSAR 配置助手（v6 由 2026-11）</w:t>
+      </w:r>
+    </w:p>
+    <w:p>
+      <w:pPr>
+        <w:pBdr>
+          <w:left w:val="single" w:sz="18" w:space="8" w:color="9BB4CC"/>
+        </w:pBdr>
+        <w:shd w:val="clear" w:color="auto" w:fill="F4F4F4"/>
+        <w:spacing w:before="0" w:after="0"/>
+        <w:ind w:left="160"/>
+      </w:pPr>
+      <w:r>
+        <w:rPr>
+          <w:rFonts w:ascii="NSimSun" w:hAnsi="NSimSun" w:eastAsia="NSimSun" w:cs="NSimSun"/>
+          <w:sz w:val="17"/>
+        </w:rPr>
+        <w:t xml:space="preserve">       [销售]    S2 客户拜访与技术交流助手（v6 由 2026-12）</w:t>
+      </w:r>
+    </w:p>
+    <w:p>
+      <w:pPr>
+        <w:pBdr>
+          <w:left w:val="single" w:sz="18" w:space="8" w:color="9BB4CC"/>
+        </w:pBdr>
+        <w:shd w:val="clear" w:color="auto" w:fill="F4F4F4"/>
+        <w:spacing w:before="0" w:after="0"/>
+        <w:ind w:left="160"/>
+      </w:pPr>
+      <w:r>
+        <w:rPr>
+          <w:rFonts w:ascii="NSimSun" w:hAnsi="NSimSun" w:eastAsia="NSimSun" w:cs="NSimSun"/>
+          <w:sz w:val="17"/>
+        </w:rPr>
+        <w:t>9月    [工程研发] R3 代码审查加速器（v6 由 2026-12）</w:t>
+      </w:r>
+    </w:p>
+    <w:p>
+      <w:pPr>
+        <w:pBdr>
+          <w:left w:val="single" w:sz="18" w:space="8" w:color="9BB4CC"/>
+        </w:pBdr>
+        <w:shd w:val="clear" w:color="auto" w:fill="F4F4F4"/>
+        <w:spacing w:before="0" w:after="0"/>
+        <w:ind w:left="160"/>
+      </w:pPr>
+      <w:r>
+        <w:rPr>
+          <w:rFonts w:ascii="NSimSun" w:hAnsi="NSimSun" w:eastAsia="NSimSun" w:cs="NSimSun"/>
+          <w:sz w:val="17"/>
+        </w:rPr>
+        <w:t xml:space="preserve">       [销售]    S3 RFQ 响应（含 NRE 智能报价子场景）（v6 由 2027-01）</w:t>
+      </w:r>
+    </w:p>
+    <w:p>
+      <w:pPr>
+        <w:pBdr>
+          <w:left w:val="single" w:sz="18" w:space="8" w:color="9BB4CC"/>
+        </w:pBdr>
+        <w:shd w:val="clear" w:color="auto" w:fill="F4F4F4"/>
+        <w:spacing w:before="0" w:after="0"/>
+        <w:ind w:left="160"/>
+      </w:pPr>
+      <w:r>
+        <w:rPr>
+          <w:rFonts w:ascii="NSimSun" w:hAnsi="NSimSun" w:eastAsia="NSimSun" w:cs="NSimSun"/>
+          <w:sz w:val="17"/>
+        </w:rPr>
+        <w:t>10月   [工程研发] R4 测试用例智能生成（v6 由 2027-01）</w:t>
+      </w:r>
+    </w:p>
+    <w:p>
+      <w:pPr>
+        <w:pBdr>
+          <w:left w:val="single" w:sz="18" w:space="8" w:color="9BB4CC"/>
+        </w:pBdr>
+        <w:shd w:val="clear" w:color="auto" w:fill="F4F4F4"/>
+        <w:spacing w:before="0" w:after="0"/>
+        <w:ind w:left="160"/>
+      </w:pPr>
+      <w:r>
+        <w:rPr>
+          <w:rFonts w:ascii="NSimSun" w:hAnsi="NSimSun" w:eastAsia="NSimSun" w:cs="NSimSun"/>
+          <w:sz w:val="17"/>
+        </w:rPr>
+        <w:t xml:space="preserve">       [销售]    S4 客户技术支持文档生成（v6 由 2027-02）</w:t>
+      </w:r>
+    </w:p>
+    <w:p>
+      <w:pPr>
+        <w:pBdr>
+          <w:left w:val="single" w:sz="18" w:space="8" w:color="9BB4CC"/>
+        </w:pBdr>
+        <w:shd w:val="clear" w:color="auto" w:fill="F4F4F4"/>
+        <w:spacing w:before="0" w:after="0"/>
+        <w:ind w:left="160"/>
+      </w:pPr>
+      <w:r>
+        <w:rPr>
+          <w:rFonts w:ascii="NSimSun" w:hAnsi="NSimSun" w:eastAsia="NSimSun" w:cs="NSimSun"/>
+          <w:sz w:val="17"/>
+        </w:rPr>
+        <w:t>11月   [工程研发] R5 技术文档生成（v6 由 2027-02，**工程研发 5 场景收官**）</w:t>
+      </w:r>
+    </w:p>
+    <w:p>
+      <w:pPr>
+        <w:pBdr>
+          <w:left w:val="single" w:sz="18" w:space="8" w:color="9BB4CC"/>
+        </w:pBdr>
+        <w:shd w:val="clear" w:color="auto" w:fill="F4F4F4"/>
+        <w:spacing w:before="0" w:after="0"/>
+        <w:ind w:left="160"/>
+      </w:pPr>
+      <w:r>
+        <w:rPr>
+          <w:rFonts w:ascii="NSimSun" w:hAnsi="NSimSun" w:eastAsia="NSimSun" w:cs="NSimSun"/>
+          <w:sz w:val="17"/>
+        </w:rPr>
+        <w:t xml:space="preserve">       [销售]    S5 竞品动态智能监控（v6 由 2027-03）</w:t>
+      </w:r>
+    </w:p>
+    <w:p>
+      <w:pPr>
+        <w:pBdr>
+          <w:left w:val="single" w:sz="18" w:space="8" w:color="9BB4CC"/>
+        </w:pBdr>
+        <w:shd w:val="clear" w:color="auto" w:fill="F4F4F4"/>
+        <w:spacing w:before="0" w:after="0"/>
+        <w:ind w:left="160"/>
+      </w:pPr>
+      <w:r>
+        <w:rPr>
+          <w:rFonts w:ascii="NSimSun" w:hAnsi="NSimSun" w:eastAsia="NSimSun" w:cs="NSimSun"/>
+          <w:sz w:val="17"/>
+        </w:rPr>
+        <w:t>12月   [销售]    S6 销售预测与商机管理（含 OEM 波动预测子功能；v6 由 2027-02，**销售 6 场景收官**）</w:t>
+      </w:r>
+    </w:p>
+    <w:p>
+      <w:pPr>
+        <w:pBdr>
+          <w:left w:val="single" w:sz="18" w:space="8" w:color="9BB4CC"/>
+        </w:pBdr>
+        <w:shd w:val="clear" w:color="auto" w:fill="F4F4F4"/>
+        <w:spacing w:before="0" w:after="0"/>
+        <w:ind w:left="160"/>
+      </w:pPr>
+      <w:r>
+        <w:rPr>
+          <w:rFonts w:ascii="NSimSun" w:hAnsi="NSimSun" w:eastAsia="NSimSun" w:cs="NSimSun"/>
+          <w:sz w:val="17"/>
+        </w:rPr>
+        <w:t xml:space="preserve">       ⚠️ S6 落 Phase 1 最末月、零缓冲；知识线须 2027-10 前完成归集（8 周纪律）</w:t>
+      </w:r>
+    </w:p>
+    <w:p>
+      <w:pPr>
+        <w:pBdr>
+          <w:left w:val="single" w:sz="18" w:space="8" w:color="9BB4CC"/>
+        </w:pBdr>
+        <w:shd w:val="clear" w:color="auto" w:fill="F4F4F4"/>
+        <w:spacing w:before="0" w:after="0"/>
+        <w:ind w:left="160"/>
+      </w:pPr>
+      <w:r>
+        <w:rPr>
+          <w:rFonts w:ascii="NSimSun" w:hAnsi="NSimSun" w:eastAsia="NSimSun" w:cs="NSimSun"/>
+          <w:sz w:val="17"/>
+        </w:rPr>
+        <w:t xml:space="preserve">       ⚠️ S3 原为"吸收 S1/S2 顺延"的规划缓冲，已被本次顺延自身占用——</w:t>
       </w:r>
     </w:p>
     <w:p>
@@ -7711,7 +8209,7 @@
           <w:rFonts w:ascii="NSimSun" w:hAnsi="NSimSun" w:eastAsia="NSimSun" w:cs="NSimSun"/>
           <w:sz w:val="17"/>
         </w:rPr>
-        <w:t xml:space="preserve">       [质量] Q8 SPC 异常预警（新增，依赖 MES/LAN）；质量 AI 成熟度评估</w:t>
+        <w:t xml:space="preserve">          此后 S1/S2 再触发任何顺延将无处消化，只能挤压 Phase 2 启动时点</w:t>
       </w:r>
     </w:p>
     <w:p>
@@ -11269,7 +11767,7 @@
           </w:rPr>
           <w:id w:val="100000015"/>
           <w14:checkbox>
-            <w14:checked w14:val="0"/>
+            <w14:checked w14:val="1"/>
             <w14:checkedState w14:val="2612" w14:font="MS Gothic"/>
             <w14:uncheckedState w14:val="2610" w14:font="MS Gothic"/>
           </w14:checkbox>
@@ -11281,7 +11779,7 @@
               <w:rFonts w:ascii="MS Gothic" w:eastAsia="MS Gothic" w:hAnsi="MS Gothic" w:cs="MS Gothic"/>
               <w:sz w:val="21"/>
             </w:rPr>
-            <w:t>☐</w:t>
+            <w:t>☒</w:t>
           </w:r>
         </w:sdtContent>
       </w:sdt>
@@ -11291,7 +11789,7 @@
           <w:b w:val="0"/>
           <w:sz w:val="21"/>
         </w:rPr>
-        <w:t xml:space="preserve"> </w:t>
+        <w:t xml:space="preserve"> ~~</w:t>
       </w:r>
       <w:r>
         <w:rPr>
@@ -11307,7 +11805,7 @@
           <w:b w:val="0"/>
           <w:sz w:val="21"/>
         </w:rPr>
-        <w:t>（Shao Peishen 2026-08-01 由 8/31 再顺延；只改门禁日、R1 排期 2026-10 不动）（研发主管点名兼任，R1 前置文档库整理接口人；任务单参考陈忱首月任务单）——</w:t>
+        <w:t xml:space="preserve">~~ 🔴 </w:t>
       </w:r>
       <w:r>
         <w:rPr>
@@ -11315,7 +11813,7 @@
           <w:b/>
           <w:sz w:val="21"/>
         </w:rPr>
-        <w:t>Paul 2026-07-27 将门禁日由 7/31 顺延至 8/31</w:t>
+        <w:t>2026-08-18 v6 已挂起，本项从行动清单撤下</w:t>
       </w:r>
       <w:r>
         <w:rPr>
@@ -11323,7 +11821,7 @@
           <w:b w:val="0"/>
           <w:sz w:val="21"/>
         </w:rPr>
-        <w:t>，同时明确"研发场景可顺延"；</w:t>
+        <w:t xml:space="preserve">：工程研发域整域暂停延后、顺延入 S3（R1 </w:t>
       </w:r>
       <w:r>
         <w:rPr>
@@ -11331,7 +11829,7 @@
           <w:b/>
           <w:sz w:val="21"/>
         </w:rPr>
-        <w:t>本次只改门禁日、不动 R1 排期</w:t>
+        <w:t>2027-07</w:t>
       </w:r>
       <w:r>
         <w:rPr>
@@ -11339,7 +11837,71 @@
           <w:b w:val="0"/>
           <w:sz w:val="21"/>
         </w:rPr>
-        <w:t>（2026-10 启动维持不变），8/31 仍未指定时才走重组循环正式顺延入 S3</w:t>
+        <w:t xml:space="preserve"> ~ R5 </w:t>
+      </w:r>
+      <w:r>
+        <w:rPr>
+          <w:rFonts w:ascii="Microsoft YaHei" w:hAnsi="Microsoft YaHei" w:eastAsia="Microsoft YaHei" w:cs="Microsoft YaHei"/>
+          <w:b/>
+          <w:sz w:val="21"/>
+        </w:rPr>
+        <w:t>2027-11</w:t>
+      </w:r>
+      <w:r>
+        <w:rPr>
+          <w:rFonts w:ascii="Microsoft YaHei" w:hAnsi="Microsoft YaHei" w:eastAsia="Microsoft YaHei" w:cs="Microsoft YaHei"/>
+          <w:b w:val="0"/>
+          <w:sz w:val="21"/>
+        </w:rPr>
+        <w:t>），</w:t>
+      </w:r>
+      <w:r>
+        <w:rPr>
+          <w:rFonts w:ascii="Microsoft YaHei" w:hAnsi="Microsoft YaHei" w:eastAsia="Microsoft YaHei" w:cs="Microsoft YaHei"/>
+          <w:b/>
+          <w:sz w:val="21"/>
+        </w:rPr>
+        <w:t>9/30 门禁不再触发判定</w:t>
+      </w:r>
+      <w:r>
+        <w:rPr>
+          <w:rFonts w:ascii="Microsoft YaHei" w:hAnsi="Microsoft YaHei" w:eastAsia="Microsoft YaHei" w:cs="Microsoft YaHei"/>
+          <w:b w:val="0"/>
+          <w:sz w:val="21"/>
+        </w:rPr>
+        <w:t xml:space="preserve">；新门禁日按「启动前 8 周」约 </w:t>
+      </w:r>
+      <w:r>
+        <w:rPr>
+          <w:rFonts w:ascii="Microsoft YaHei" w:hAnsi="Microsoft YaHei" w:eastAsia="Microsoft YaHei" w:cs="Microsoft YaHei"/>
+          <w:b/>
+          <w:sz w:val="21"/>
+        </w:rPr>
+        <w:t>2027-05</w:t>
+      </w:r>
+      <w:r>
+        <w:rPr>
+          <w:rFonts w:ascii="Microsoft YaHei" w:hAnsi="Microsoft YaHei" w:eastAsia="Microsoft YaHei" w:cs="Microsoft YaHei"/>
+          <w:b w:val="0"/>
+          <w:sz w:val="21"/>
+        </w:rPr>
+        <w:t xml:space="preserve"> 重推，届时按原口径（研发主管点名兼任、R1 前置文档库整理接口人、任务单参考陈忱首月任务单）重新挂出。</w:t>
+      </w:r>
+      <w:r>
+        <w:rPr>
+          <w:rFonts w:ascii="Microsoft YaHei" w:hAnsi="Microsoft YaHei" w:eastAsia="Microsoft YaHei" w:cs="Microsoft YaHei"/>
+          <w:b/>
+          <w:sz w:val="21"/>
+        </w:rPr>
+        <w:t>⚠️ 不随之挂起的是 OEM 隔离层 Chroma</w:t>
+      </w:r>
+      <w:r>
+        <w:rPr>
+          <w:rFonts w:ascii="Microsoft YaHei" w:hAnsi="Microsoft YaHei" w:eastAsia="Microsoft YaHei" w:cs="Microsoft YaHei"/>
+          <w:b w:val="0"/>
+          <w:sz w:val="21"/>
+        </w:rPr>
+        <w:t>——见下方红线日表，其归属已改挂「质量域 Q4 PPAP 前置 ＋ QD-B 现行 OEM 红线」、截止 2027-01。〔沿革原文：7/31 → Paul 2026-07-27 顺延 8/31 → Shao Peishen 2026-08-01 再顺延 9/30，三次均只改门禁日不动 R1 排期〕</w:t>
       </w:r>
     </w:p>
     <w:p>
@@ -14234,10 +14796,18 @@
             <w:r>
               <w:rPr>
                 <w:rFonts w:ascii="Microsoft YaHei" w:hAnsi="Microsoft YaHei" w:eastAsia="Microsoft YaHei" w:cs="Microsoft YaHei"/>
+                <w:b w:val="0"/>
+                <w:sz w:val="18"/>
+              </w:rPr>
+              <w:t xml:space="preserve">~~2026-09-30~~ → 🔴 </w:t>
+            </w:r>
+            <w:r>
+              <w:rPr>
+                <w:rFonts w:ascii="Microsoft YaHei" w:hAnsi="Microsoft YaHei" w:eastAsia="Microsoft YaHei" w:cs="Microsoft YaHei"/>
                 <w:b/>
                 <w:sz w:val="18"/>
               </w:rPr>
-              <w:t>2026-09-30</w:t>
+              <w:t>2027-01（v6 放宽）</w:t>
             </w:r>
           </w:p>
         </w:tc>
@@ -14261,7 +14831,31 @@
                 <w:b w:val="0"/>
                 <w:sz w:val="18"/>
               </w:rPr>
-              <w:t>R1/R2/R3 整组顺延入 S3（已备案，见下方备注）</w:t>
+              <w:t xml:space="preserve">质量域 </w:t>
+            </w:r>
+            <w:r>
+              <w:rPr>
+                <w:rFonts w:ascii="Microsoft YaHei" w:hAnsi="Microsoft YaHei" w:eastAsia="Microsoft YaHei" w:cs="Microsoft YaHei"/>
+                <w:b/>
+                <w:sz w:val="18"/>
+              </w:rPr>
+              <w:t>Q4 PPAP（2027-04）</w:t>
+            </w:r>
+            <w:r>
+              <w:rPr>
+                <w:rFonts w:ascii="Microsoft YaHei" w:hAnsi="Microsoft YaHei" w:eastAsia="Microsoft YaHei" w:cs="Microsoft YaHei"/>
+                <w:b w:val="0"/>
+                <w:sz w:val="18"/>
+              </w:rPr>
+              <w:t xml:space="preserve">前置 2027-02 无法开工；且 </w:t>
+            </w:r>
+            <w:r>
+              <w:rPr>
+                <w:rFonts w:ascii="Microsoft YaHei" w:hAnsi="Microsoft YaHei" w:eastAsia="Microsoft YaHei" w:cs="Microsoft YaHei"/>
+                <w:b/>
+                <w:sz w:val="18"/>
+              </w:rPr>
+              <w:t>QD-B 已上线场景的 OEM 红线变成"写了但底层没有"</w:t>
             </w:r>
           </w:p>
         </w:tc>
@@ -14285,7 +14879,47 @@
                 <w:b w:val="0"/>
                 <w:sz w:val="18"/>
               </w:rPr>
-              <w:t>R1/R2/R3 全部</w:t>
+              <w:t xml:space="preserve">🔴 </w:t>
+            </w:r>
+            <w:r>
+              <w:rPr>
+                <w:rFonts w:ascii="Microsoft YaHei" w:hAnsi="Microsoft YaHei" w:eastAsia="Microsoft YaHei" w:cs="Microsoft YaHei"/>
+                <w:b/>
+                <w:sz w:val="18"/>
+              </w:rPr>
+              <w:t>v6 归属改挂</w:t>
+            </w:r>
+            <w:r>
+              <w:rPr>
+                <w:rFonts w:ascii="Microsoft YaHei" w:hAnsi="Microsoft YaHei" w:eastAsia="Microsoft YaHei" w:cs="Microsoft YaHei"/>
+                <w:b w:val="0"/>
+                <w:sz w:val="18"/>
+              </w:rPr>
+              <w:t xml:space="preserve">：原挂 R1/R2/R3，R 系列整域顺延后改挂 </w:t>
+            </w:r>
+            <w:r>
+              <w:rPr>
+                <w:rFonts w:ascii="Microsoft YaHei" w:hAnsi="Microsoft YaHei" w:eastAsia="Microsoft YaHei" w:cs="Microsoft YaHei"/>
+                <w:b/>
+                <w:sz w:val="18"/>
+              </w:rPr>
+              <w:t>Q4 PPAP 前置 ＋ QD-B 现行 OEM 红线</w:t>
+            </w:r>
+            <w:r>
+              <w:rPr>
+                <w:rFonts w:ascii="Microsoft YaHei" w:hAnsi="Microsoft YaHei" w:eastAsia="Microsoft YaHei" w:cs="Microsoft YaHei"/>
+                <w:b w:val="0"/>
+                <w:sz w:val="18"/>
+              </w:rPr>
+              <w:t>——</w:t>
+            </w:r>
+            <w:r>
+              <w:rPr>
+                <w:rFonts w:ascii="Microsoft YaHei" w:hAnsi="Microsoft YaHei" w:eastAsia="Microsoft YaHei" w:cs="Microsoft YaHei"/>
+                <w:b/>
+                <w:sz w:val="18"/>
+              </w:rPr>
+              <w:t>不随 R 系列停摆</w:t>
             </w:r>
           </w:p>
         </w:tc>
@@ -14359,10 +14993,18 @@
             <w:r>
               <w:rPr>
                 <w:rFonts w:ascii="Microsoft YaHei" w:hAnsi="Microsoft YaHei" w:eastAsia="Microsoft YaHei" w:cs="Microsoft YaHei"/>
+                <w:b w:val="0"/>
+                <w:sz w:val="18"/>
+              </w:rPr>
+              <w:t xml:space="preserve">~~2026-09-30~~ → 🔴 </w:t>
+            </w:r>
+            <w:r>
+              <w:rPr>
+                <w:rFonts w:ascii="Microsoft YaHei" w:hAnsi="Microsoft YaHei" w:eastAsia="Microsoft YaHei" w:cs="Microsoft YaHei"/>
                 <w:b/>
                 <w:sz w:val="18"/>
               </w:rPr>
-              <w:t>2026-09-30</w:t>
+              <w:t>已挂起（v6 2026-08-18）</w:t>
             </w:r>
             <w:r>
               <w:rPr>
@@ -14370,7 +15012,23 @@
                 <w:b w:val="0"/>
                 <w:sz w:val="18"/>
               </w:rPr>
-              <w:t>（沿革：原 2026-07-31 → Paul 07-27 顺延 8/31 → Shao Peishen 2026-08-01 再顺延 9/30，口径「聚焦现有部门和场景」；只改门禁日，R1 排期 2026-10 不变）</w:t>
+              <w:t xml:space="preserve">，新门禁日约 </w:t>
+            </w:r>
+            <w:r>
+              <w:rPr>
+                <w:rFonts w:ascii="Microsoft YaHei" w:hAnsi="Microsoft YaHei" w:eastAsia="Microsoft YaHei" w:cs="Microsoft YaHei"/>
+                <w:b/>
+                <w:sz w:val="18"/>
+              </w:rPr>
+              <w:t>2027-05</w:t>
+            </w:r>
+            <w:r>
+              <w:rPr>
+                <w:rFonts w:ascii="Microsoft YaHei" w:hAnsi="Microsoft YaHei" w:eastAsia="Microsoft YaHei" w:cs="Microsoft YaHei"/>
+                <w:b w:val="0"/>
+                <w:sz w:val="18"/>
+              </w:rPr>
+              <w:t>（R1 2027-07 启动前 8 周）</w:t>
             </w:r>
           </w:p>
         </w:tc>
@@ -14395,7 +15053,7 @@
                 <w:b w:val="0"/>
                 <w:sz w:val="18"/>
               </w:rPr>
-              <w:t>Paul 直接点名兼任</w:t>
+              <w:t>—（R 系列已整域顺延入 S3，9/30 不再判定）</w:t>
             </w:r>
           </w:p>
         </w:tc>
@@ -14420,7 +15078,23 @@
                 <w:b w:val="0"/>
                 <w:sz w:val="18"/>
               </w:rPr>
-              <w:t>R1 OEM 需求文档库整理</w:t>
+              <w:t xml:space="preserve">R1 OEM 需求文档库整理〔沿革：原 2026-07-31 → Paul 07-27 顺延 8/31 → Shao Peishen 2026-08-01 再顺延 9/30 → </w:t>
+            </w:r>
+            <w:r>
+              <w:rPr>
+                <w:rFonts w:ascii="Microsoft YaHei" w:hAnsi="Microsoft YaHei" w:eastAsia="Microsoft YaHei" w:cs="Microsoft YaHei"/>
+                <w:b/>
+                <w:sz w:val="18"/>
+              </w:rPr>
+              <w:t>2026-08-18 v6 随整域顺延挂起</w:t>
+            </w:r>
+            <w:r>
+              <w:rPr>
+                <w:rFonts w:ascii="Microsoft YaHei" w:hAnsi="Microsoft YaHei" w:eastAsia="Microsoft YaHei" w:cs="Microsoft YaHei"/>
+                <w:b w:val="0"/>
+                <w:sz w:val="18"/>
+              </w:rPr>
+              <w:t>〕</w:t>
             </w:r>
           </w:p>
         </w:tc>
@@ -15419,7 +16093,7 @@
           <w:b w:val="0"/>
           <w:sz w:val="20"/>
         </w:rPr>
-        <w:t xml:space="preserve">② </w:t>
+        <w:t>② ~~</w:t>
       </w:r>
       <w:r>
         <w:rPr>
@@ -15435,7 +16109,39 @@
           <w:b w:val="0"/>
           <w:sz w:val="20"/>
         </w:rPr>
-        <w:t>——OEM 隔离层 Chroma 9/30 未就绪则 R1/R2/R3 整组顺延 S3；S1 年底可达场景数从约 19 降至 16-17（仍达目标区间下沿，但工程研发部年底零上线），避免临时慌乱。</w:t>
+        <w:t xml:space="preserve">——OEM 隔离层 Chroma 9/30 未就绪则 R1/R2/R3 整组顺延 S3~~ 🔴 </w:t>
+      </w:r>
+      <w:r>
+        <w:rPr>
+          <w:rFonts w:ascii="Microsoft YaHei" w:hAnsi="Microsoft YaHei" w:eastAsia="Microsoft YaHei" w:cs="Microsoft YaHei"/>
+          <w:b/>
+          <w:sz w:val="20"/>
+        </w:rPr>
+        <w:t>本条已于 2026-08-18 v6 由「条件顺延」变为「已顺延」，条款作废</w:t>
+      </w:r>
+      <w:r>
+        <w:rPr>
+          <w:rFonts w:ascii="Microsoft YaHei" w:hAnsi="Microsoft YaHei" w:eastAsia="Microsoft YaHei" w:cs="Microsoft YaHei"/>
+          <w:b w:val="0"/>
+          <w:sz w:val="20"/>
+        </w:rPr>
+        <w:t>：R 系列已随工程研发域整域顺延入 S3（R1 2027-07 ~ R5 2027-11），</w:t>
+      </w:r>
+      <w:r>
+        <w:rPr>
+          <w:rFonts w:ascii="Microsoft YaHei" w:hAnsi="Microsoft YaHei" w:eastAsia="Microsoft YaHei" w:cs="Microsoft YaHei"/>
+          <w:b/>
+          <w:sz w:val="20"/>
+        </w:rPr>
+        <w:t>成因是公司级优先级调整、不是 9/30 条件未达，两个成因不可混淆</w:t>
+      </w:r>
+      <w:r>
+        <w:rPr>
+          <w:rFonts w:ascii="Microsoft YaHei" w:hAnsi="Microsoft YaHei" w:eastAsia="Microsoft YaHei" w:cs="Microsoft YaHei"/>
+          <w:b w:val="0"/>
+          <w:sz w:val="20"/>
+        </w:rPr>
+        <w:t>。原文保留供追溯：S1 年底可达场景数从约 19 降至 16-17（仍达目标区间下沿，但工程研发部年底零上线），避免临时慌乱。</w:t>
       </w:r>
       <w:r>
         <w:br/>
@@ -15652,7 +16358,23 @@
           <w:b w:val="0"/>
           <w:sz w:val="21"/>
         </w:rPr>
-        <w:t>：原排 4 场景（SC4/R1/Q2/S2）。若第 2 人未到位或 8D 归集未完成 → Q2 顺延（见预案）；若 ISO26262 规范未发布 → R1 顺延、不挤压其他场景。10 月底最多并行 3 个新启动。</w:t>
+        <w:t xml:space="preserve">：~~原排 4 场景（SC4/R1/Q2/S2）~~ 🔴 </w:t>
+      </w:r>
+      <w:r>
+        <w:rPr>
+          <w:rFonts w:ascii="Microsoft YaHei" w:hAnsi="Microsoft YaHei" w:eastAsia="Microsoft YaHei" w:cs="Microsoft YaHei"/>
+          <w:b/>
+          <w:sz w:val="21"/>
+        </w:rPr>
+        <w:t>v6 后实际只剩 3 项（SC4／Q2／Q6），R1 与销售项已整域顺延入 S3，本预设的砍单压力自然解除</w:t>
+      </w:r>
+      <w:r>
+        <w:rPr>
+          <w:rFonts w:ascii="Microsoft YaHei" w:hAnsi="Microsoft YaHei" w:eastAsia="Microsoft YaHei" w:cs="Microsoft YaHei"/>
+          <w:b w:val="0"/>
+          <w:sz w:val="21"/>
+        </w:rPr>
+        <w:t>。仍适用的：若第 2 人未到位或 8D 归集未完成 → Q2 顺延（见预案）。10 月底最多并行 3 个新启动。</w:t>
       </w:r>
     </w:p>
     <w:p>
@@ -17137,6 +17859,392 @@
           <w:sz w:val="20"/>
         </w:rPr>
         <w:t xml:space="preserve"> 的口径同步（按「轻量·(甲)」执行，R1 排期 2026-10 与 R 系列 S1/S3 归属不动，(乙) 正式顺延留待 09-30 判定）。详见《全景规划》§0.2 2026-08-04 行与 §2.1.5 v5 段。</w:t>
+      </w:r>
+    </w:p>
+    <w:p>
+      <w:pPr>
+        <w:pBdr>
+          <w:left w:val="single" w:sz="18" w:space="8" w:color="1F4E79"/>
+        </w:pBdr>
+        <w:shd w:val="clear" w:color="auto" w:fill="EAF1FB"/>
+        <w:spacing w:before="80" w:after="160"/>
+        <w:ind w:left="160"/>
+      </w:pPr>
+      <w:r>
+        <w:rPr>
+          <w:rFonts w:ascii="Microsoft YaHei" w:hAnsi="Microsoft YaHei" w:eastAsia="Microsoft YaHei" w:cs="Microsoft YaHei"/>
+          <w:b w:val="0"/>
+          <w:sz w:val="20"/>
+        </w:rPr>
+        <w:t xml:space="preserve">🔴 </w:t>
+      </w:r>
+      <w:r>
+        <w:rPr>
+          <w:rFonts w:ascii="Microsoft YaHei" w:hAnsi="Microsoft YaHei" w:eastAsia="Microsoft YaHei" w:cs="Microsoft YaHei"/>
+          <w:b/>
+          <w:sz w:val="20"/>
+        </w:rPr>
+        <w:t>v6 增补（2026-08-18，重组循环第 7 例，结构级——本项目迄今范围最大的一次重排）</w:t>
+      </w:r>
+      <w:r>
+        <w:rPr>
+          <w:rFonts w:ascii="Microsoft YaHei" w:hAnsi="Microsoft YaHei" w:eastAsia="Microsoft YaHei" w:cs="Microsoft YaHei"/>
+          <w:b w:val="0"/>
+          <w:sz w:val="20"/>
+        </w:rPr>
+        <w:t>：源＝Shao Peishen 2026-08-18 拍板「</w:t>
+      </w:r>
+      <w:r>
+        <w:rPr>
+          <w:rFonts w:ascii="Microsoft YaHei" w:hAnsi="Microsoft YaHei" w:eastAsia="Microsoft YaHei" w:cs="Microsoft YaHei"/>
+          <w:b/>
+          <w:sz w:val="20"/>
+        </w:rPr>
+        <w:t>接公司新需求调整，销售域和工程研发域全部暂停延后，其他域尽量提前</w:t>
+      </w:r>
+      <w:r>
+        <w:rPr>
+          <w:rFonts w:ascii="Microsoft YaHei" w:hAnsi="Microsoft YaHei" w:eastAsia="Microsoft YaHei" w:cs="Microsoft YaHei"/>
+          <w:b w:val="0"/>
+          <w:sz w:val="20"/>
+        </w:rPr>
+        <w:t xml:space="preserve">」，落法与目标数由其在《S1中期对标-2026-08-17》§7.5 上二选定死（N1「整体顺延到 S3」／N2「改 11-13 并提前 Q5」）。 </w:t>
+      </w:r>
+      <w:r>
+        <w:rPr>
+          <w:rFonts w:ascii="Microsoft YaHei" w:hAnsi="Microsoft YaHei" w:eastAsia="Microsoft YaHei" w:cs="Microsoft YaHei"/>
+          <w:b/>
+          <w:sz w:val="20"/>
+        </w:rPr>
+        <w:t>① 两域整域顺延入 S3</w:t>
+      </w:r>
+      <w:r>
+        <w:rPr>
+          <w:rFonts w:ascii="Microsoft YaHei" w:hAnsi="Microsoft YaHei" w:eastAsia="Microsoft YaHei" w:cs="Microsoft YaHei"/>
+          <w:b w:val="0"/>
+          <w:sz w:val="20"/>
+        </w:rPr>
+        <w:t>：工程研发 R1 2026-10→</w:t>
+      </w:r>
+      <w:r>
+        <w:rPr>
+          <w:rFonts w:ascii="Microsoft YaHei" w:hAnsi="Microsoft YaHei" w:eastAsia="Microsoft YaHei" w:cs="Microsoft YaHei"/>
+          <w:b/>
+          <w:sz w:val="20"/>
+        </w:rPr>
+        <w:t>2027-07</w:t>
+      </w:r>
+      <w:r>
+        <w:rPr>
+          <w:rFonts w:ascii="Microsoft YaHei" w:hAnsi="Microsoft YaHei" w:eastAsia="Microsoft YaHei" w:cs="Microsoft YaHei"/>
+          <w:b w:val="0"/>
+          <w:sz w:val="20"/>
+        </w:rPr>
+        <w:t>／R2→</w:t>
+      </w:r>
+      <w:r>
+        <w:rPr>
+          <w:rFonts w:ascii="Microsoft YaHei" w:hAnsi="Microsoft YaHei" w:eastAsia="Microsoft YaHei" w:cs="Microsoft YaHei"/>
+          <w:b/>
+          <w:sz w:val="20"/>
+        </w:rPr>
+        <w:t>2027-08</w:t>
+      </w:r>
+      <w:r>
+        <w:rPr>
+          <w:rFonts w:ascii="Microsoft YaHei" w:hAnsi="Microsoft YaHei" w:eastAsia="Microsoft YaHei" w:cs="Microsoft YaHei"/>
+          <w:b w:val="0"/>
+          <w:sz w:val="20"/>
+        </w:rPr>
+        <w:t>／R3→</w:t>
+      </w:r>
+      <w:r>
+        <w:rPr>
+          <w:rFonts w:ascii="Microsoft YaHei" w:hAnsi="Microsoft YaHei" w:eastAsia="Microsoft YaHei" w:cs="Microsoft YaHei"/>
+          <w:b/>
+          <w:sz w:val="20"/>
+        </w:rPr>
+        <w:t>2027-09</w:t>
+      </w:r>
+      <w:r>
+        <w:rPr>
+          <w:rFonts w:ascii="Microsoft YaHei" w:hAnsi="Microsoft YaHei" w:eastAsia="Microsoft YaHei" w:cs="Microsoft YaHei"/>
+          <w:b w:val="0"/>
+          <w:sz w:val="20"/>
+        </w:rPr>
+        <w:t>／R4→</w:t>
+      </w:r>
+      <w:r>
+        <w:rPr>
+          <w:rFonts w:ascii="Microsoft YaHei" w:hAnsi="Microsoft YaHei" w:eastAsia="Microsoft YaHei" w:cs="Microsoft YaHei"/>
+          <w:b/>
+          <w:sz w:val="20"/>
+        </w:rPr>
+        <w:t>2027-10</w:t>
+      </w:r>
+      <w:r>
+        <w:rPr>
+          <w:rFonts w:ascii="Microsoft YaHei" w:hAnsi="Microsoft YaHei" w:eastAsia="Microsoft YaHei" w:cs="Microsoft YaHei"/>
+          <w:b w:val="0"/>
+          <w:sz w:val="20"/>
+        </w:rPr>
+        <w:t>／R5→</w:t>
+      </w:r>
+      <w:r>
+        <w:rPr>
+          <w:rFonts w:ascii="Microsoft YaHei" w:hAnsi="Microsoft YaHei" w:eastAsia="Microsoft YaHei" w:cs="Microsoft YaHei"/>
+          <w:b/>
+          <w:sz w:val="20"/>
+        </w:rPr>
+        <w:t>2027-11</w:t>
+      </w:r>
+      <w:r>
+        <w:rPr>
+          <w:rFonts w:ascii="Microsoft YaHei" w:hAnsi="Microsoft YaHei" w:eastAsia="Microsoft YaHei" w:cs="Microsoft YaHei"/>
+          <w:b w:val="0"/>
+          <w:sz w:val="20"/>
+        </w:rPr>
+        <w:t>（5 场景收官）；销售 S1 2026-11→</w:t>
+      </w:r>
+      <w:r>
+        <w:rPr>
+          <w:rFonts w:ascii="Microsoft YaHei" w:hAnsi="Microsoft YaHei" w:eastAsia="Microsoft YaHei" w:cs="Microsoft YaHei"/>
+          <w:b/>
+          <w:sz w:val="20"/>
+        </w:rPr>
+        <w:t>2027-07</w:t>
+      </w:r>
+      <w:r>
+        <w:rPr>
+          <w:rFonts w:ascii="Microsoft YaHei" w:hAnsi="Microsoft YaHei" w:eastAsia="Microsoft YaHei" w:cs="Microsoft YaHei"/>
+          <w:b w:val="0"/>
+          <w:sz w:val="20"/>
+        </w:rPr>
+        <w:t>／S2→</w:t>
+      </w:r>
+      <w:r>
+        <w:rPr>
+          <w:rFonts w:ascii="Microsoft YaHei" w:hAnsi="Microsoft YaHei" w:eastAsia="Microsoft YaHei" w:cs="Microsoft YaHei"/>
+          <w:b/>
+          <w:sz w:val="20"/>
+        </w:rPr>
+        <w:t>2027-08</w:t>
+      </w:r>
+      <w:r>
+        <w:rPr>
+          <w:rFonts w:ascii="Microsoft YaHei" w:hAnsi="Microsoft YaHei" w:eastAsia="Microsoft YaHei" w:cs="Microsoft YaHei"/>
+          <w:b w:val="0"/>
+          <w:sz w:val="20"/>
+        </w:rPr>
+        <w:t>／S3→</w:t>
+      </w:r>
+      <w:r>
+        <w:rPr>
+          <w:rFonts w:ascii="Microsoft YaHei" w:hAnsi="Microsoft YaHei" w:eastAsia="Microsoft YaHei" w:cs="Microsoft YaHei"/>
+          <w:b/>
+          <w:sz w:val="20"/>
+        </w:rPr>
+        <w:t>2027-09</w:t>
+      </w:r>
+      <w:r>
+        <w:rPr>
+          <w:rFonts w:ascii="Microsoft YaHei" w:hAnsi="Microsoft YaHei" w:eastAsia="Microsoft YaHei" w:cs="Microsoft YaHei"/>
+          <w:b w:val="0"/>
+          <w:sz w:val="20"/>
+        </w:rPr>
+        <w:t>／S4→</w:t>
+      </w:r>
+      <w:r>
+        <w:rPr>
+          <w:rFonts w:ascii="Microsoft YaHei" w:hAnsi="Microsoft YaHei" w:eastAsia="Microsoft YaHei" w:cs="Microsoft YaHei"/>
+          <w:b/>
+          <w:sz w:val="20"/>
+        </w:rPr>
+        <w:t>2027-10</w:t>
+      </w:r>
+      <w:r>
+        <w:rPr>
+          <w:rFonts w:ascii="Microsoft YaHei" w:hAnsi="Microsoft YaHei" w:eastAsia="Microsoft YaHei" w:cs="Microsoft YaHei"/>
+          <w:b w:val="0"/>
+          <w:sz w:val="20"/>
+        </w:rPr>
+        <w:t>／S5→</w:t>
+      </w:r>
+      <w:r>
+        <w:rPr>
+          <w:rFonts w:ascii="Microsoft YaHei" w:hAnsi="Microsoft YaHei" w:eastAsia="Microsoft YaHei" w:cs="Microsoft YaHei"/>
+          <w:b/>
+          <w:sz w:val="20"/>
+        </w:rPr>
+        <w:t>2027-11</w:t>
+      </w:r>
+      <w:r>
+        <w:rPr>
+          <w:rFonts w:ascii="Microsoft YaHei" w:hAnsi="Microsoft YaHei" w:eastAsia="Microsoft YaHei" w:cs="Microsoft YaHei"/>
+          <w:b w:val="0"/>
+          <w:sz w:val="20"/>
+        </w:rPr>
+        <w:t>／S6 2027-02→</w:t>
+      </w:r>
+      <w:r>
+        <w:rPr>
+          <w:rFonts w:ascii="Microsoft YaHei" w:hAnsi="Microsoft YaHei" w:eastAsia="Microsoft YaHei" w:cs="Microsoft YaHei"/>
+          <w:b/>
+          <w:sz w:val="20"/>
+        </w:rPr>
+        <w:t>2027-12</w:t>
+      </w:r>
+      <w:r>
+        <w:rPr>
+          <w:rFonts w:ascii="Microsoft YaHei" w:hAnsi="Microsoft YaHei" w:eastAsia="Microsoft YaHei" w:cs="Microsoft YaHei"/>
+          <w:b w:val="0"/>
+          <w:sz w:val="20"/>
+        </w:rPr>
+        <w:t>（6 场景收官，⚠️ 落 Phase 1 最末月零缓冲）。</w:t>
+      </w:r>
+      <w:r>
+        <w:rPr>
+          <w:rFonts w:ascii="Microsoft YaHei" w:hAnsi="Microsoft YaHei" w:eastAsia="Microsoft YaHei" w:cs="Microsoft YaHei"/>
+          <w:b/>
+          <w:sz w:val="20"/>
+        </w:rPr>
+        <w:t>v5 遗留的 S5 晚于 S6 倒序顺带消解。</w:t>
+      </w:r>
+      <w:r>
+        <w:rPr>
+          <w:rFonts w:ascii="Microsoft YaHei" w:hAnsi="Microsoft YaHei" w:eastAsia="Microsoft YaHei" w:cs="Microsoft YaHei"/>
+          <w:b w:val="0"/>
+          <w:sz w:val="20"/>
+        </w:rPr>
+        <w:t xml:space="preserve"> </w:t>
+      </w:r>
+      <w:r>
+        <w:rPr>
+          <w:rFonts w:ascii="Microsoft YaHei" w:hAnsi="Microsoft YaHei" w:eastAsia="Microsoft YaHei" w:cs="Microsoft YaHei"/>
+          <w:b/>
+          <w:sz w:val="20"/>
+        </w:rPr>
+        <w:t>② Q5 IATF 2027-01→2026-12</w:t>
+      </w:r>
+      <w:r>
+        <w:rPr>
+          <w:rFonts w:ascii="Microsoft YaHei" w:hAnsi="Microsoft YaHei" w:eastAsia="Microsoft YaHei" w:cs="Microsoft YaHei"/>
+          <w:b w:val="0"/>
+          <w:sz w:val="20"/>
+        </w:rPr>
+        <w:t>（逐条核查 2027 全部场景后唯一真能提前的；同批判定不可提前的：SC7②／FI4／FI1 复启／O4／SC10／SC11）。</w:t>
+      </w:r>
+      <w:r>
+        <w:rPr>
+          <w:rFonts w:ascii="Microsoft YaHei" w:hAnsi="Microsoft YaHei" w:eastAsia="Microsoft YaHei" w:cs="Microsoft YaHei"/>
+          <w:b/>
+          <w:sz w:val="20"/>
+        </w:rPr>
+        <w:t>③ S1 目标场景数 14-16→11-13</w:t>
+      </w:r>
+      <w:r>
+        <w:rPr>
+          <w:rFonts w:ascii="Microsoft YaHei" w:hAnsi="Microsoft YaHei" w:eastAsia="Microsoft YaHei" w:cs="Microsoft YaHei"/>
+          <w:b w:val="0"/>
+          <w:sz w:val="20"/>
+        </w:rPr>
+        <w:t xml:space="preserve">（算术而非执行：顺延后 S1 期内只剩 13 个场景，14 已超总数）。 </w:t>
+      </w:r>
+      <w:r>
+        <w:rPr>
+          <w:rFonts w:ascii="Microsoft YaHei" w:hAnsi="Microsoft YaHei" w:eastAsia="Microsoft YaHei" w:cs="Microsoft YaHei"/>
+          <w:b/>
+          <w:sz w:val="20"/>
+        </w:rPr>
+        <w:t>④ 三处连带口径</w:t>
+      </w:r>
+      <w:r>
+        <w:rPr>
+          <w:rFonts w:ascii="Microsoft YaHei" w:hAnsi="Microsoft YaHei" w:eastAsia="Microsoft YaHei" w:cs="Microsoft YaHei"/>
+          <w:b w:val="0"/>
+          <w:sz w:val="20"/>
+        </w:rPr>
+        <w:t>：R 系列旧「9/30 条件顺延」条款作废（</w:t>
+      </w:r>
+      <w:r>
+        <w:rPr>
+          <w:rFonts w:ascii="Microsoft YaHei" w:hAnsi="Microsoft YaHei" w:eastAsia="Microsoft YaHei" w:cs="Microsoft YaHei"/>
+          <w:b/>
+          <w:sz w:val="20"/>
+        </w:rPr>
+        <w:t>成因是公司优先级、不是条件未达</w:t>
+      </w:r>
+      <w:r>
+        <w:rPr>
+          <w:rFonts w:ascii="Microsoft YaHei" w:hAnsi="Microsoft YaHei" w:eastAsia="Microsoft YaHei" w:cs="Microsoft YaHei"/>
+          <w:b w:val="0"/>
+          <w:sz w:val="20"/>
+        </w:rPr>
+        <w:t>）；Champion 门禁挂起（新门禁日约 2027-05）；</w:t>
+      </w:r>
+      <w:r>
+        <w:rPr>
+          <w:rFonts w:ascii="Microsoft YaHei" w:hAnsi="Microsoft YaHei" w:eastAsia="Microsoft YaHei" w:cs="Microsoft YaHei"/>
+          <w:b/>
+          <w:sz w:val="20"/>
+        </w:rPr>
+        <w:t>OEM 隔离层 Chroma 归属改挂「Q4 PPAP 前置 ＋ QD-B 现行 OEM 红线」、截止放宽 2027-01，不随 R 系列停摆</w:t>
+      </w:r>
+      <w:r>
+        <w:rPr>
+          <w:rFonts w:ascii="Microsoft YaHei" w:hAnsi="Microsoft YaHei" w:eastAsia="Microsoft YaHei" w:cs="Microsoft YaHei"/>
+          <w:b w:val="0"/>
+          <w:sz w:val="20"/>
+        </w:rPr>
+        <w:t xml:space="preserve">。 </w:t>
+      </w:r>
+      <w:r>
+        <w:rPr>
+          <w:rFonts w:ascii="Microsoft YaHei" w:hAnsi="Microsoft YaHei" w:eastAsia="Microsoft YaHei" w:cs="Microsoft YaHei"/>
+          <w:b/>
+          <w:sz w:val="20"/>
+        </w:rPr>
+        <w:t>⑤ S3 缓冲已被占用</w:t>
+      </w:r>
+      <w:r>
+        <w:rPr>
+          <w:rFonts w:ascii="Microsoft YaHei" w:hAnsi="Microsoft YaHei" w:eastAsia="Microsoft YaHei" w:cs="Microsoft YaHei"/>
+          <w:b w:val="0"/>
+          <w:sz w:val="20"/>
+        </w:rPr>
+        <w:t xml:space="preserve">——由「无新场景启动的规划缓冲」变为「11 场景集中入轨收官期」，此后 S1/S2 再顺延将无处消化。 </w:t>
+      </w:r>
+      <w:r>
+        <w:rPr>
+          <w:rFonts w:ascii="Microsoft YaHei" w:hAnsi="Microsoft YaHei" w:eastAsia="Microsoft YaHei" w:cs="Microsoft YaHei"/>
+          <w:b/>
+          <w:sz w:val="20"/>
+        </w:rPr>
+        <w:t>⑥ 不变</w:t>
+      </w:r>
+      <w:r>
+        <w:rPr>
+          <w:rFonts w:ascii="Microsoft YaHei" w:hAnsi="Microsoft YaHei" w:eastAsia="Microsoft YaHei" w:cs="Microsoft YaHei"/>
+          <w:b w:val="0"/>
+          <w:sz w:val="20"/>
+        </w:rPr>
+        <w:t xml:space="preserve">：全景总数仍 </w:t>
+      </w:r>
+      <w:r>
+        <w:rPr>
+          <w:rFonts w:ascii="Microsoft YaHei" w:hAnsi="Microsoft YaHei" w:eastAsia="Microsoft YaHei" w:cs="Microsoft YaHei"/>
+          <w:b/>
+          <w:sz w:val="20"/>
+        </w:rPr>
+        <w:t>40</w:t>
+      </w:r>
+      <w:r>
+        <w:rPr>
+          <w:rFonts w:ascii="Microsoft YaHei" w:hAnsi="Microsoft YaHei" w:eastAsia="Microsoft YaHei" w:cs="Microsoft YaHei"/>
+          <w:b w:val="0"/>
+          <w:sz w:val="20"/>
+        </w:rPr>
+        <w:t>（暂停≠注销）、编号与内容一字未改、年度达标线三条按原值不动。详见《全景规划》§0.2 2026-08-18 行。</w:t>
       </w:r>
     </w:p>
     <w:sectPr>

--- a/1-转型规划/0-全景路线图/卓品智能AI转型实施计划（最新版）.docx
+++ b/1-转型规划/0-全景路线图/卓品智能AI转型实施计划（最新版）.docx
@@ -6107,10 +6107,10 @@
             <w:r>
               <w:rPr>
                 <w:rFonts w:ascii="Microsoft YaHei" w:hAnsi="Microsoft YaHei" w:eastAsia="Microsoft YaHei" w:cs="Microsoft YaHei"/>
-                <w:b w:val="0"/>
-                <w:sz w:val="18"/>
-              </w:rPr>
-              <w:t>L2</w:t>
+                <w:b/>
+                <w:sz w:val="18"/>
+              </w:rPr>
+              <w:t>首版 L1 → 目标态 L2</w:t>
             </w:r>
           </w:p>
         </w:tc>
@@ -6150,7 +6150,87 @@
                 <w:b w:val="0"/>
                 <w:sz w:val="18"/>
               </w:rPr>
-              <w:t>（到货+工时→完工日）已 MVP，收割提前</w:t>
+              <w:t xml:space="preserve">（到货+工时→完工日）已 MVP。🔴 </w:t>
+            </w:r>
+            <w:r>
+              <w:rPr>
+                <w:rFonts w:ascii="Microsoft YaHei" w:hAnsi="Microsoft YaHei" w:eastAsia="Microsoft YaHei" w:cs="Microsoft YaHei"/>
+                <w:b/>
+                <w:sz w:val="18"/>
+              </w:rPr>
+              <w:t>2026-08-18 口径对齐（Shao Peishen 拍板，队列 #343 design D3）</w:t>
+            </w:r>
+            <w:r>
+              <w:rPr>
+                <w:rFonts w:ascii="Microsoft YaHei" w:hAnsi="Microsoft YaHei" w:eastAsia="Microsoft YaHei" w:cs="Microsoft YaHei"/>
+                <w:b w:val="0"/>
+                <w:sz w:val="18"/>
+              </w:rPr>
+              <w:t>：原写 L2，与 opener B 节的 L1 冲突，裁决</w:t>
+            </w:r>
+            <w:r>
+              <w:rPr>
+                <w:rFonts w:ascii="Microsoft YaHei" w:hAnsi="Microsoft YaHei" w:eastAsia="Microsoft YaHei" w:cs="Microsoft YaHei"/>
+                <w:b/>
+                <w:sz w:val="18"/>
+              </w:rPr>
+              <w:t>首版记 L1</w:t>
+            </w:r>
+            <w:r>
+              <w:rPr>
+                <w:rFonts w:ascii="Microsoft YaHei" w:hAnsi="Microsoft YaHei" w:eastAsia="Microsoft YaHei" w:cs="Microsoft YaHei"/>
+                <w:b w:val="0"/>
+                <w:sz w:val="18"/>
+              </w:rPr>
+              <w:t>——首版是纯计算返回值、无下发动作，标 L2 会造出没有确认对象的空门禁；目标态仍 L2，待具备「生成→审核→下发」完整动作链时按晋档流程转入。</w:t>
+            </w:r>
+            <w:r>
+              <w:rPr>
+                <w:rFonts w:ascii="Microsoft YaHei" w:hAnsi="Microsoft YaHei" w:eastAsia="Microsoft YaHei" w:cs="Microsoft YaHei"/>
+                <w:b/>
+                <w:sz w:val="18"/>
+              </w:rPr>
+              <w:t>另：首版目标档位＝档 1</w:t>
+            </w:r>
+            <w:r>
+              <w:rPr>
+                <w:rFonts w:ascii="Microsoft YaHei" w:hAnsi="Microsoft YaHei" w:eastAsia="Microsoft YaHei" w:cs="Microsoft YaHei"/>
+                <w:b w:val="0"/>
+                <w:sz w:val="18"/>
+              </w:rPr>
+              <w:t>（</w:t>
+            </w:r>
+            <w:r>
+              <w:rPr>
+                <w:rFonts w:ascii="Consolas" w:hAnsi="Consolas" w:eastAsia="Consolas" w:cs="Consolas"/>
+                <w:b w:val="0"/>
+                <w:sz w:val="18"/>
+              </w:rPr>
+              <w:t>get_production_plan</w:t>
+            </w:r>
+            <w:r>
+              <w:rPr>
+                <w:rFonts w:ascii="Microsoft YaHei" w:hAnsi="Microsoft YaHei" w:eastAsia="Microsoft YaHei" w:cs="Microsoft YaHei"/>
+                <w:b w:val="0"/>
+                <w:sz w:val="18"/>
+              </w:rPr>
+              <w:t xml:space="preserve"> 无真实端点，</w:t>
+            </w:r>
+            <w:r>
+              <w:rPr>
+                <w:rFonts w:ascii="Consolas" w:hAnsi="Consolas" w:eastAsia="Consolas" w:cs="Consolas"/>
+                <w:b w:val="0"/>
+                <w:sz w:val="18"/>
+              </w:rPr>
+              <w:t>CommonEntity/Query</w:t>
+            </w:r>
+            <w:r>
+              <w:rPr>
+                <w:rFonts w:ascii="Microsoft YaHei" w:hAnsi="Microsoft YaHei" w:eastAsia="Microsoft YaHei" w:cs="Microsoft YaHei"/>
+                <w:b w:val="0"/>
+                <w:sz w:val="18"/>
+              </w:rPr>
+              <w:t xml:space="preserve"> 外网 404，real 模式 fail-loud）</w:t>
             </w:r>
           </w:p>
         </w:tc>

--- a/1-转型规划/0-全景路线图/卓品智能AI转型实施计划（最新版）.docx
+++ b/1-转型规划/0-全景路线图/卓品智能AI转型实施计划（最新版）.docx
@@ -63,7 +63,23 @@
           <w:b w:val="0"/>
           <w:sz w:val="20"/>
         </w:rPr>
-        <w:t xml:space="preserve">版本：2026-07-04（含 Phase 1 修正 + supplychain 收割重排 + 收割收尾进度 + 七.2 执行治理 + 2026-07-01 Q6 提前至 10 月 + 2026-07-03 财务域场景重编号【财务 8→10、全景 40→42】+ </w:t>
+        <w:t>版本：</w:t>
+      </w:r>
+      <w:r>
+        <w:rPr>
+          <w:rFonts w:ascii="Microsoft YaHei" w:hAnsi="Microsoft YaHei" w:eastAsia="Microsoft YaHei" w:cs="Microsoft YaHei"/>
+          <w:b/>
+          <w:sz w:val="20"/>
+        </w:rPr>
+        <w:t>2026-08-21（v7：质量域 Q1／Q3／Q5／Q7／Q8 五场景下架，质量 8→3、全景总数 40→35、S1 目标场景数 11-13→9-11；重组循环第 8 例·结构级）</w:t>
+      </w:r>
+      <w:r>
+        <w:rPr>
+          <w:rFonts w:ascii="Microsoft YaHei" w:hAnsi="Microsoft YaHei" w:eastAsia="Microsoft YaHei" w:cs="Microsoft YaHei"/>
+          <w:b w:val="0"/>
+          <w:sz w:val="20"/>
+        </w:rPr>
+        <w:t xml:space="preserve"> ｜ 前序 2026-07-04（含 Phase 1 修正 + supplychain 收割重排 + 收割收尾进度 + 七.2 执行治理 + 2026-07-01 Q6 提前至 10 月 + 2026-07-03 财务域场景重编号【财务 8→10、全景 40→42】+ </w:t>
       </w:r>
       <w:r>
         <w:rPr>
@@ -191,7 +207,7 @@
           <w:color w:val="1F4E79"/>
           <w:sz w:val="28"/>
         </w:rPr>
-        <w:t>一、六部门场景总清单（40个）</w:t>
+        <w:t>一、六部门场景总清单（35个）</w:t>
       </w:r>
     </w:p>
     <w:p>
@@ -225,7 +241,55 @@
           <w:b w:val="0"/>
           <w:sz w:val="20"/>
         </w:rPr>
-        <w:t>：采购域 v2.3 重排（采购 9→7：SC3/SC5 并入 SC8/SC7、SC6 注销并入 O2 子功能、SC9 并入 S6 子功能、新增 SC10/SC11）。本清单启动月份与 §二月度时间线、《全景规划》§加速启动总览权威排期表一致。</w:t>
+        <w:t xml:space="preserve">：采购域 v2.3 重排（采购 9→7：SC3/SC5 并入 SC8/SC7、SC6 注销并入 O2 子功能、SC9 并入 S6 子功能、新增 SC10/SC11）；🔴 </w:t>
+      </w:r>
+      <w:r>
+        <w:rPr>
+          <w:rFonts w:ascii="Microsoft YaHei" w:hAnsi="Microsoft YaHei" w:eastAsia="Microsoft YaHei" w:cs="Microsoft YaHei"/>
+          <w:b/>
+          <w:sz w:val="20"/>
+        </w:rPr>
+        <w:t>2026-08-21 由 40 更新为 35</w:t>
+      </w:r>
+      <w:r>
+        <w:rPr>
+          <w:rFonts w:ascii="Microsoft YaHei" w:hAnsi="Microsoft YaHei" w:eastAsia="Microsoft YaHei" w:cs="Microsoft YaHei"/>
+          <w:b w:val="0"/>
+          <w:sz w:val="20"/>
+        </w:rPr>
+        <w:t>：v7 质量域五场景下架（Q1／Q3／Q5／Q7／Q8 经质量部部门评审判定「我司当前阶段不适用」，Shao Peishen 拍板全部下架、历史只靠 git 保留、复苏由其手动触发；</w:t>
+      </w:r>
+      <w:r>
+        <w:rPr>
+          <w:rFonts w:ascii="Microsoft YaHei" w:hAnsi="Microsoft YaHei" w:eastAsia="Microsoft YaHei" w:cs="Microsoft YaHei"/>
+          <w:b/>
+          <w:sz w:val="20"/>
+        </w:rPr>
+        <w:t>质量 8→3</w:t>
+      </w:r>
+      <w:r>
+        <w:rPr>
+          <w:rFonts w:ascii="Microsoft YaHei" w:hAnsi="Microsoft YaHei" w:eastAsia="Microsoft YaHei" w:cs="Microsoft YaHei"/>
+          <w:b w:val="0"/>
+          <w:sz w:val="20"/>
+        </w:rPr>
+        <w:t>）——</w:t>
+      </w:r>
+      <w:r>
+        <w:rPr>
+          <w:rFonts w:ascii="Microsoft YaHei" w:hAnsi="Microsoft YaHei" w:eastAsia="Microsoft YaHei" w:cs="Microsoft YaHei"/>
+          <w:b/>
+          <w:sz w:val="20"/>
+        </w:rPr>
+        <w:t>这是本项目第一次真正减少场景总数</w:t>
+      </w:r>
+      <w:r>
+        <w:rPr>
+          <w:rFonts w:ascii="Microsoft YaHei" w:hAnsi="Microsoft YaHei" w:eastAsia="Microsoft YaHei" w:cs="Microsoft YaHei"/>
+          <w:b w:val="0"/>
+          <w:sz w:val="20"/>
+        </w:rPr>
+        <w:t>，此前三次变动均由新增／拆分／并入所致。详见《全景规划》§0.2 2026-08-21 行。本清单启动月份与 §二月度时间线、《全景规划》§加速启动总览权威排期表一致。</w:t>
       </w:r>
     </w:p>
     <w:p>
@@ -3795,7 +3859,7 @@
           <w:color w:val="2E5B8A"/>
           <w:sz w:val="25"/>
         </w:rPr>
-        <w:t>质量部（8个）</w:t>
+        <w:t>质量部（3个）</w:t>
       </w:r>
     </w:p>
     <w:p>
@@ -3813,7 +3877,162 @@
           <w:b w:val="0"/>
           <w:sz w:val="20"/>
         </w:rPr>
-        <w:t>2026-06-11 序列修订（Paul 批准）：旗舰 8D（Q2）/立项门禁（Q6）前置，新增 Q7 IQC / Q8 SPC，FMEA(Q3)/PPAP(Q4) 后置。下表按编号列、启动月为修订后值。</w:t>
+        <w:t>2026-06-11 序列修订（Paul 批准）：旗舰 8D（Q2）/立项门禁（Q6）前置，PPAP(Q4) 后置。下表按编号列、启动月为修订后值。</w:t>
+      </w:r>
+      <w:r>
+        <w:br/>
+      </w:r>
+      <w:r>
+        <w:rPr>
+          <w:rFonts w:ascii="Microsoft YaHei" w:hAnsi="Microsoft YaHei" w:eastAsia="Microsoft YaHei" w:cs="Microsoft YaHei"/>
+          <w:b w:val="0"/>
+          <w:sz w:val="20"/>
+        </w:rPr>
+        <w:t xml:space="preserve">🔴 </w:t>
+      </w:r>
+      <w:r>
+        <w:rPr>
+          <w:rFonts w:ascii="Microsoft YaHei" w:hAnsi="Microsoft YaHei" w:eastAsia="Microsoft YaHei" w:cs="Microsoft YaHei"/>
+          <w:b/>
+          <w:sz w:val="20"/>
+        </w:rPr>
+        <w:t>2026-08-21 v7 下架五场景（质量 8→3，全景 40→35）</w:t>
+      </w:r>
+      <w:r>
+        <w:rPr>
+          <w:rFonts w:ascii="Microsoft YaHei" w:hAnsi="Microsoft YaHei" w:eastAsia="Microsoft YaHei" w:cs="Microsoft YaHei"/>
+          <w:b w:val="0"/>
+          <w:sz w:val="20"/>
+        </w:rPr>
+        <w:t>：</w:t>
+      </w:r>
+      <w:r>
+        <w:rPr>
+          <w:rFonts w:ascii="Consolas" w:hAnsi="Consolas" w:eastAsia="Consolas" w:cs="Consolas"/>
+          <w:b w:val="0"/>
+          <w:sz w:val="20"/>
+        </w:rPr>
+        <w:t>Q1</w:t>
+      </w:r>
+      <w:r>
+        <w:rPr>
+          <w:rFonts w:ascii="Microsoft YaHei" w:hAnsi="Microsoft YaHei" w:eastAsia="Microsoft YaHei" w:cs="Microsoft YaHei"/>
+          <w:b w:val="0"/>
+          <w:sz w:val="20"/>
+        </w:rPr>
+        <w:t xml:space="preserve"> 客诉智能分类与自动分流（原 2026-12）／</w:t>
+      </w:r>
+      <w:r>
+        <w:rPr>
+          <w:rFonts w:ascii="Consolas" w:hAnsi="Consolas" w:eastAsia="Consolas" w:cs="Consolas"/>
+          <w:b w:val="0"/>
+          <w:sz w:val="20"/>
+        </w:rPr>
+        <w:t>Q3</w:t>
+      </w:r>
+      <w:r>
+        <w:rPr>
+          <w:rFonts w:ascii="Microsoft YaHei" w:hAnsi="Microsoft YaHei" w:eastAsia="Microsoft YaHei" w:cs="Microsoft YaHei"/>
+          <w:b w:val="0"/>
+          <w:sz w:val="20"/>
+        </w:rPr>
+        <w:t xml:space="preserve"> FMEA 智能维护助手（原 2027-05）／</w:t>
+      </w:r>
+      <w:r>
+        <w:rPr>
+          <w:rFonts w:ascii="Consolas" w:hAnsi="Consolas" w:eastAsia="Consolas" w:cs="Consolas"/>
+          <w:b w:val="0"/>
+          <w:sz w:val="20"/>
+        </w:rPr>
+        <w:t>Q5</w:t>
+      </w:r>
+      <w:r>
+        <w:rPr>
+          <w:rFonts w:ascii="Microsoft YaHei" w:hAnsi="Microsoft YaHei" w:eastAsia="Microsoft YaHei" w:cs="Microsoft YaHei"/>
+          <w:b w:val="0"/>
+          <w:sz w:val="20"/>
+        </w:rPr>
+        <w:t xml:space="preserve"> IATF 审核准备助手（原 2026-12，v6 提前后）／</w:t>
+      </w:r>
+      <w:r>
+        <w:rPr>
+          <w:rFonts w:ascii="Consolas" w:hAnsi="Consolas" w:eastAsia="Consolas" w:cs="Consolas"/>
+          <w:b w:val="0"/>
+          <w:sz w:val="20"/>
+        </w:rPr>
+        <w:t>Q7</w:t>
+      </w:r>
+      <w:r>
+        <w:rPr>
+          <w:rFonts w:ascii="Microsoft YaHei" w:hAnsi="Microsoft YaHei" w:eastAsia="Microsoft YaHei" w:cs="Microsoft YaHei"/>
+          <w:b w:val="0"/>
+          <w:sz w:val="20"/>
+        </w:rPr>
+        <w:t xml:space="preserve"> IQC 来料检验智能判定（原 2027-05）／</w:t>
+      </w:r>
+      <w:r>
+        <w:rPr>
+          <w:rFonts w:ascii="Consolas" w:hAnsi="Consolas" w:eastAsia="Consolas" w:cs="Consolas"/>
+          <w:b w:val="0"/>
+          <w:sz w:val="20"/>
+        </w:rPr>
+        <w:t>Q8</w:t>
+      </w:r>
+      <w:r>
+        <w:rPr>
+          <w:rFonts w:ascii="Microsoft YaHei" w:hAnsi="Microsoft YaHei" w:eastAsia="Microsoft YaHei" w:cs="Microsoft YaHei"/>
+          <w:b w:val="0"/>
+          <w:sz w:val="20"/>
+        </w:rPr>
+        <w:t xml:space="preserve"> SPC 制程异常预警（原 2027-06）——</w:t>
+      </w:r>
+      <w:r>
+        <w:rPr>
+          <w:rFonts w:ascii="Microsoft YaHei" w:hAnsi="Microsoft YaHei" w:eastAsia="Microsoft YaHei" w:cs="Microsoft YaHei"/>
+          <w:b/>
+          <w:sz w:val="20"/>
+        </w:rPr>
+        <w:t>质量部部门内部评审判定「我司当前阶段不适用」，Shao Peishen 拍板全部下架</w:t>
+      </w:r>
+      <w:r>
+        <w:rPr>
+          <w:rFonts w:ascii="Microsoft YaHei" w:hAnsi="Microsoft YaHei" w:eastAsia="Microsoft YaHei" w:cs="Microsoft YaHei"/>
+          <w:b w:val="0"/>
+          <w:sz w:val="20"/>
+        </w:rPr>
+        <w:t>；历史只靠 git 保留、不建暂缓清单、不设复活条件、</w:t>
+      </w:r>
+      <w:r>
+        <w:rPr>
+          <w:rFonts w:ascii="Microsoft YaHei" w:hAnsi="Microsoft YaHei" w:eastAsia="Microsoft YaHei" w:cs="Microsoft YaHei"/>
+          <w:b/>
+          <w:sz w:val="20"/>
+        </w:rPr>
+        <w:t>复苏由 Shao Peishen 手动触发</w:t>
+      </w:r>
+      <w:r>
+        <w:rPr>
+          <w:rFonts w:ascii="Microsoft YaHei" w:hAnsi="Microsoft YaHei" w:eastAsia="Microsoft YaHei" w:cs="Microsoft YaHei"/>
+          <w:b w:val="0"/>
+          <w:sz w:val="20"/>
+        </w:rPr>
+        <w:t>；</w:t>
+      </w:r>
+      <w:r>
+        <w:rPr>
+          <w:rFonts w:ascii="Microsoft YaHei" w:hAnsi="Microsoft YaHei" w:eastAsia="Microsoft YaHei" w:cs="Microsoft YaHei"/>
+          <w:b/>
+          <w:sz w:val="20"/>
+        </w:rPr>
+        <w:t>编号就此空置、不得重新分配</w:t>
+      </w:r>
+      <w:r>
+        <w:rPr>
+          <w:rFonts w:ascii="Microsoft YaHei" w:hAnsi="Microsoft YaHei" w:eastAsia="Microsoft YaHei" w:cs="Microsoft YaHei"/>
+          <w:b w:val="0"/>
+          <w:sz w:val="20"/>
+        </w:rPr>
+        <w:t>。详见《全景规划》§0.2 2026-08-21 行与 §2.1.3 已下架场景登记表。</w:t>
       </w:r>
     </w:p>
     <w:tbl>
@@ -3988,7 +4207,7 @@
                 <w:b w:val="0"/>
                 <w:sz w:val="18"/>
               </w:rPr>
-              <w:t>Q1</w:t>
+              <w:t>Q2</w:t>
             </w:r>
           </w:p>
         </w:tc>
@@ -4012,7 +4231,7 @@
                 <w:b w:val="0"/>
                 <w:sz w:val="18"/>
               </w:rPr>
-              <w:t>客诉智能分类与自动分流</w:t>
+              <w:t>8D 不良分析与根因起草</w:t>
             </w:r>
           </w:p>
         </w:tc>
@@ -4036,7 +4255,7 @@
                 <w:b w:val="0"/>
                 <w:sz w:val="18"/>
               </w:rPr>
-              <w:t>2026-12</w:t>
+              <w:t>2026-10</w:t>
             </w:r>
           </w:p>
         </w:tc>
@@ -4081,10 +4300,42 @@
             <w:r>
               <w:rPr>
                 <w:rFonts w:ascii="Microsoft YaHei" w:hAnsi="Microsoft YaHei" w:eastAsia="Microsoft YaHei" w:cs="Microsoft YaHei"/>
+                <w:b/>
+                <w:sz w:val="18"/>
+              </w:rPr>
+              <w:t>旗舰①</w:t>
+            </w:r>
+            <w:r>
+              <w:rPr>
+                <w:rFonts w:ascii="Microsoft YaHei" w:hAnsi="Microsoft YaHei" w:eastAsia="Microsoft YaHei" w:cs="Microsoft YaHei"/>
                 <w:b w:val="0"/>
                 <w:sz w:val="18"/>
               </w:rPr>
-              <w:t>为 8D 喂入口；2026-06-19 稳妥版提前</w:t>
+              <w:t xml:space="preserve">（质量入轨）。⚠️ 陈忱 2026-08-21 已把本场景整份重写为「8D 报告 AI 自动判定」（性质改变），技术回应走 </w:t>
+            </w:r>
+            <w:r>
+              <w:rPr>
+                <w:rFonts w:ascii="Consolas" w:hAnsi="Consolas" w:eastAsia="Consolas" w:cs="Consolas"/>
+                <w:b w:val="0"/>
+                <w:sz w:val="18"/>
+              </w:rPr>
+              <w:t>质量部#9</w:t>
+            </w:r>
+            <w:r>
+              <w:rPr>
+                <w:rFonts w:ascii="Microsoft YaHei" w:hAnsi="Microsoft YaHei" w:eastAsia="Microsoft YaHei" w:cs="Microsoft YaHei"/>
+                <w:b w:val="0"/>
+                <w:sz w:val="18"/>
+              </w:rPr>
+              <w:t>、范围裁决登 §四 #88 的 88-B，</w:t>
+            </w:r>
+            <w:r>
+              <w:rPr>
+                <w:rFonts w:ascii="Microsoft YaHei" w:hAnsi="Microsoft YaHei" w:eastAsia="Microsoft YaHei" w:cs="Microsoft YaHei"/>
+                <w:b/>
+                <w:sz w:val="18"/>
+              </w:rPr>
+              <w:t>尚未拍板，本行仍为现行口径</w:t>
             </w:r>
           </w:p>
         </w:tc>
@@ -4111,7 +4362,7 @@
                 <w:b w:val="0"/>
                 <w:sz w:val="18"/>
               </w:rPr>
-              <w:t>Q2</w:t>
+              <w:t>Q4</w:t>
             </w:r>
           </w:p>
         </w:tc>
@@ -4136,7 +4387,7 @@
                 <w:b w:val="0"/>
                 <w:sz w:val="18"/>
               </w:rPr>
-              <w:t>8D 不良分析与根因起草</w:t>
+              <w:t>PPAP 文档自动审核</w:t>
             </w:r>
           </w:p>
         </w:tc>
@@ -4161,7 +4412,7 @@
                 <w:b w:val="0"/>
                 <w:sz w:val="18"/>
               </w:rPr>
-              <w:t>2026-10</w:t>
+              <w:t>2027-04</w:t>
             </w:r>
           </w:p>
         </w:tc>
@@ -4208,18 +4459,18 @@
             <w:r>
               <w:rPr>
                 <w:rFonts w:ascii="Microsoft YaHei" w:hAnsi="Microsoft YaHei" w:eastAsia="Microsoft YaHei" w:cs="Microsoft YaHei"/>
+                <w:b w:val="0"/>
+                <w:sz w:val="18"/>
+              </w:rPr>
+              <w:t>后置（OEM 隔离层前提）。⚠️ 陈忱 2026-08-21 已把范围由 18 项文件包收敛为三文件一致性校验，登 §四 #88 的 88-C，</w:t>
+            </w:r>
+            <w:r>
+              <w:rPr>
+                <w:rFonts w:ascii="Microsoft YaHei" w:hAnsi="Microsoft YaHei" w:eastAsia="Microsoft YaHei" w:cs="Microsoft YaHei"/>
                 <w:b/>
                 <w:sz w:val="18"/>
               </w:rPr>
-              <w:t>旗舰①</w:t>
-            </w:r>
-            <w:r>
-              <w:rPr>
-                <w:rFonts w:ascii="Microsoft YaHei" w:hAnsi="Microsoft YaHei" w:eastAsia="Microsoft YaHei" w:cs="Microsoft YaHei"/>
-                <w:b w:val="0"/>
-                <w:sz w:val="18"/>
-              </w:rPr>
-              <w:t>（质量入轨）</w:t>
+              <w:t>尚未拍板</w:t>
             </w:r>
           </w:p>
         </w:tc>
@@ -4245,7 +4496,7 @@
                 <w:b w:val="0"/>
                 <w:sz w:val="18"/>
               </w:rPr>
-              <w:t>Q3</w:t>
+              <w:t>Q6</w:t>
             </w:r>
           </w:p>
         </w:tc>
@@ -4269,7 +4520,7 @@
                 <w:b w:val="0"/>
                 <w:sz w:val="18"/>
               </w:rPr>
-              <w:t>FMEA 智能维护助手</w:t>
+              <w:t>项目立项审核门禁</w:t>
             </w:r>
           </w:p>
         </w:tc>
@@ -4290,10 +4541,10 @@
             <w:r>
               <w:rPr>
                 <w:rFonts w:ascii="Microsoft YaHei" w:hAnsi="Microsoft YaHei" w:eastAsia="Microsoft YaHei" w:cs="Microsoft YaHei"/>
-                <w:b w:val="0"/>
-                <w:sz w:val="18"/>
-              </w:rPr>
-              <w:t>2027-05</w:t>
+                <w:b/>
+                <w:sz w:val="18"/>
+              </w:rPr>
+              <w:t>2026-10</w:t>
             </w:r>
           </w:p>
         </w:tc>
@@ -4317,7 +4568,7 @@
                 <w:b w:val="0"/>
                 <w:sz w:val="18"/>
               </w:rPr>
-              <w:t>L1</w:t>
+              <w:t>L2</w:t>
             </w:r>
           </w:p>
         </w:tc>
@@ -4338,683 +4589,26 @@
             <w:r>
               <w:rPr>
                 <w:rFonts w:ascii="Microsoft YaHei" w:hAnsi="Microsoft YaHei" w:eastAsia="Microsoft YaHei" w:cs="Microsoft YaHei"/>
+                <w:b/>
+                <w:sz w:val="18"/>
+              </w:rPr>
+              <w:t>旗舰②</w:t>
+            </w:r>
+            <w:r>
+              <w:rPr>
+                <w:rFonts w:ascii="Microsoft YaHei" w:hAnsi="Microsoft YaHei" w:eastAsia="Microsoft YaHei" w:cs="Microsoft YaHei"/>
                 <w:b w:val="0"/>
                 <w:sz w:val="18"/>
               </w:rPr>
-              <w:t>后置（OEM 设计数据，最重）</w:t>
-            </w:r>
-          </w:p>
-        </w:tc>
-      </w:tr>
-      <w:tr>
-        <w:tc>
-          <w:tcPr>
-            <w:tcW w:type="dxa" w:w="1872"/>
-            <w:tcBorders>
-              <w:top w:val="single" w:sz="4" w:space="0" w:color="BBBBBB"/>
-              <w:left w:val="single" w:sz="4" w:space="0" w:color="BBBBBB"/>
-              <w:bottom w:val="single" w:sz="4" w:space="0" w:color="BBBBBB"/>
-              <w:right w:val="single" w:sz="4" w:space="0" w:color="BBBBBB"/>
-            </w:tcBorders>
-            <w:shd w:val="clear" w:color="auto" w:fill="F2F6FB"/>
-          </w:tcPr>
-          <w:p>
-            <w:pPr>
-              <w:spacing w:before="0" w:after="0" w:line="240" w:lineRule="auto"/>
-            </w:pPr>
-            <w:r>
-              <w:rPr>
-                <w:rFonts w:ascii="Microsoft YaHei" w:hAnsi="Microsoft YaHei" w:eastAsia="Microsoft YaHei" w:cs="Microsoft YaHei"/>
-                <w:b w:val="0"/>
-                <w:sz w:val="18"/>
-              </w:rPr>
-              <w:t>Q4</w:t>
-            </w:r>
-          </w:p>
-        </w:tc>
-        <w:tc>
-          <w:tcPr>
-            <w:tcW w:type="dxa" w:w="1872"/>
-            <w:tcBorders>
-              <w:top w:val="single" w:sz="4" w:space="0" w:color="BBBBBB"/>
-              <w:left w:val="single" w:sz="4" w:space="0" w:color="BBBBBB"/>
-              <w:bottom w:val="single" w:sz="4" w:space="0" w:color="BBBBBB"/>
-              <w:right w:val="single" w:sz="4" w:space="0" w:color="BBBBBB"/>
-            </w:tcBorders>
-            <w:shd w:val="clear" w:color="auto" w:fill="F2F6FB"/>
-          </w:tcPr>
-          <w:p>
-            <w:pPr>
-              <w:spacing w:before="0" w:after="0" w:line="240" w:lineRule="auto"/>
-            </w:pPr>
-            <w:r>
-              <w:rPr>
-                <w:rFonts w:ascii="Microsoft YaHei" w:hAnsi="Microsoft YaHei" w:eastAsia="Microsoft YaHei" w:cs="Microsoft YaHei"/>
-                <w:b w:val="0"/>
-                <w:sz w:val="18"/>
-              </w:rPr>
-              <w:t>PPAP 文档自动审核</w:t>
-            </w:r>
-          </w:p>
-        </w:tc>
-        <w:tc>
-          <w:tcPr>
-            <w:tcW w:type="dxa" w:w="1872"/>
-            <w:tcBorders>
-              <w:top w:val="single" w:sz="4" w:space="0" w:color="BBBBBB"/>
-              <w:left w:val="single" w:sz="4" w:space="0" w:color="BBBBBB"/>
-              <w:bottom w:val="single" w:sz="4" w:space="0" w:color="BBBBBB"/>
-              <w:right w:val="single" w:sz="4" w:space="0" w:color="BBBBBB"/>
-            </w:tcBorders>
-            <w:shd w:val="clear" w:color="auto" w:fill="F2F6FB"/>
-          </w:tcPr>
-          <w:p>
-            <w:pPr>
-              <w:spacing w:before="0" w:after="0" w:line="240" w:lineRule="auto"/>
-            </w:pPr>
-            <w:r>
-              <w:rPr>
-                <w:rFonts w:ascii="Microsoft YaHei" w:hAnsi="Microsoft YaHei" w:eastAsia="Microsoft YaHei" w:cs="Microsoft YaHei"/>
-                <w:b w:val="0"/>
-                <w:sz w:val="18"/>
-              </w:rPr>
-              <w:t>2027-04</w:t>
-            </w:r>
-          </w:p>
-        </w:tc>
-        <w:tc>
-          <w:tcPr>
-            <w:tcW w:type="dxa" w:w="1872"/>
-            <w:tcBorders>
-              <w:top w:val="single" w:sz="4" w:space="0" w:color="BBBBBB"/>
-              <w:left w:val="single" w:sz="4" w:space="0" w:color="BBBBBB"/>
-              <w:bottom w:val="single" w:sz="4" w:space="0" w:color="BBBBBB"/>
-              <w:right w:val="single" w:sz="4" w:space="0" w:color="BBBBBB"/>
-            </w:tcBorders>
-            <w:shd w:val="clear" w:color="auto" w:fill="F2F6FB"/>
-          </w:tcPr>
-          <w:p>
-            <w:pPr>
-              <w:spacing w:before="0" w:after="0" w:line="240" w:lineRule="auto"/>
-            </w:pPr>
-            <w:r>
-              <w:rPr>
-                <w:rFonts w:ascii="Microsoft YaHei" w:hAnsi="Microsoft YaHei" w:eastAsia="Microsoft YaHei" w:cs="Microsoft YaHei"/>
-                <w:b w:val="0"/>
-                <w:sz w:val="18"/>
-              </w:rPr>
-              <w:t>L2</w:t>
-            </w:r>
-          </w:p>
-        </w:tc>
-        <w:tc>
-          <w:tcPr>
-            <w:tcW w:type="dxa" w:w="1872"/>
-            <w:tcBorders>
-              <w:top w:val="single" w:sz="4" w:space="0" w:color="BBBBBB"/>
-              <w:left w:val="single" w:sz="4" w:space="0" w:color="BBBBBB"/>
-              <w:bottom w:val="single" w:sz="4" w:space="0" w:color="BBBBBB"/>
-              <w:right w:val="single" w:sz="4" w:space="0" w:color="BBBBBB"/>
-            </w:tcBorders>
-            <w:shd w:val="clear" w:color="auto" w:fill="F2F6FB"/>
-          </w:tcPr>
-          <w:p>
-            <w:pPr>
-              <w:spacing w:before="0" w:after="0" w:line="240" w:lineRule="auto"/>
-            </w:pPr>
-            <w:r>
-              <w:rPr>
-                <w:rFonts w:ascii="Microsoft YaHei" w:hAnsi="Microsoft YaHei" w:eastAsia="Microsoft YaHei" w:cs="Microsoft YaHei"/>
-                <w:b w:val="0"/>
-                <w:sz w:val="18"/>
-              </w:rPr>
-              <w:t>后置（OEM 隔离层前提）</w:t>
-            </w:r>
-          </w:p>
-        </w:tc>
-      </w:tr>
-      <w:tr>
-        <w:tc>
-          <w:tcPr>
-            <w:tcW w:type="dxa" w:w="1872"/>
-            <w:tcBorders>
-              <w:top w:val="single" w:sz="4" w:space="0" w:color="BBBBBB"/>
-              <w:left w:val="single" w:sz="4" w:space="0" w:color="BBBBBB"/>
-              <w:bottom w:val="single" w:sz="4" w:space="0" w:color="BBBBBB"/>
-              <w:right w:val="single" w:sz="4" w:space="0" w:color="BBBBBB"/>
-            </w:tcBorders>
-          </w:tcPr>
-          <w:p>
-            <w:pPr>
-              <w:spacing w:before="0" w:after="0" w:line="240" w:lineRule="auto"/>
-            </w:pPr>
-            <w:r>
-              <w:rPr>
-                <w:rFonts w:ascii="Microsoft YaHei" w:hAnsi="Microsoft YaHei" w:eastAsia="Microsoft YaHei" w:cs="Microsoft YaHei"/>
-                <w:b w:val="0"/>
-                <w:sz w:val="18"/>
-              </w:rPr>
-              <w:t>Q5</w:t>
-            </w:r>
-          </w:p>
-        </w:tc>
-        <w:tc>
-          <w:tcPr>
-            <w:tcW w:type="dxa" w:w="1872"/>
-            <w:tcBorders>
-              <w:top w:val="single" w:sz="4" w:space="0" w:color="BBBBBB"/>
-              <w:left w:val="single" w:sz="4" w:space="0" w:color="BBBBBB"/>
-              <w:bottom w:val="single" w:sz="4" w:space="0" w:color="BBBBBB"/>
-              <w:right w:val="single" w:sz="4" w:space="0" w:color="BBBBBB"/>
-            </w:tcBorders>
-          </w:tcPr>
-          <w:p>
-            <w:pPr>
-              <w:spacing w:before="0" w:after="0" w:line="240" w:lineRule="auto"/>
-            </w:pPr>
-            <w:r>
-              <w:rPr>
-                <w:rFonts w:ascii="Microsoft YaHei" w:hAnsi="Microsoft YaHei" w:eastAsia="Microsoft YaHei" w:cs="Microsoft YaHei"/>
-                <w:b w:val="0"/>
-                <w:sz w:val="18"/>
-              </w:rPr>
-              <w:t>IATF 审核准备/体系文档助手</w:t>
-            </w:r>
-          </w:p>
-        </w:tc>
-        <w:tc>
-          <w:tcPr>
-            <w:tcW w:type="dxa" w:w="1872"/>
-            <w:tcBorders>
-              <w:top w:val="single" w:sz="4" w:space="0" w:color="BBBBBB"/>
-              <w:left w:val="single" w:sz="4" w:space="0" w:color="BBBBBB"/>
-              <w:bottom w:val="single" w:sz="4" w:space="0" w:color="BBBBBB"/>
-              <w:right w:val="single" w:sz="4" w:space="0" w:color="BBBBBB"/>
-            </w:tcBorders>
-          </w:tcPr>
-          <w:p>
-            <w:pPr>
-              <w:spacing w:before="0" w:after="0" w:line="240" w:lineRule="auto"/>
-            </w:pPr>
+              <w:t>（2026-07-01 提前自 11 月；试点至 11 月）。</w:t>
+            </w:r>
             <w:r>
               <w:rPr>
                 <w:rFonts w:ascii="Microsoft YaHei" w:hAnsi="Microsoft YaHei" w:eastAsia="Microsoft YaHei" w:cs="Microsoft YaHei"/>
                 <w:b/>
                 <w:sz w:val="18"/>
               </w:rPr>
-              <w:t>2026-12</w:t>
-            </w:r>
-          </w:p>
-        </w:tc>
-        <w:tc>
-          <w:tcPr>
-            <w:tcW w:type="dxa" w:w="1872"/>
-            <w:tcBorders>
-              <w:top w:val="single" w:sz="4" w:space="0" w:color="BBBBBB"/>
-              <w:left w:val="single" w:sz="4" w:space="0" w:color="BBBBBB"/>
-              <w:bottom w:val="single" w:sz="4" w:space="0" w:color="BBBBBB"/>
-              <w:right w:val="single" w:sz="4" w:space="0" w:color="BBBBBB"/>
-            </w:tcBorders>
-          </w:tcPr>
-          <w:p>
-            <w:pPr>
-              <w:spacing w:before="0" w:after="0" w:line="240" w:lineRule="auto"/>
-            </w:pPr>
-            <w:r>
-              <w:rPr>
-                <w:rFonts w:ascii="Microsoft YaHei" w:hAnsi="Microsoft YaHei" w:eastAsia="Microsoft YaHei" w:cs="Microsoft YaHei"/>
-                <w:b w:val="0"/>
-                <w:sz w:val="18"/>
-              </w:rPr>
-              <w:t>L2</w:t>
-            </w:r>
-          </w:p>
-        </w:tc>
-        <w:tc>
-          <w:tcPr>
-            <w:tcW w:type="dxa" w:w="1872"/>
-            <w:tcBorders>
-              <w:top w:val="single" w:sz="4" w:space="0" w:color="BBBBBB"/>
-              <w:left w:val="single" w:sz="4" w:space="0" w:color="BBBBBB"/>
-              <w:bottom w:val="single" w:sz="4" w:space="0" w:color="BBBBBB"/>
-              <w:right w:val="single" w:sz="4" w:space="0" w:color="BBBBBB"/>
-            </w:tcBorders>
-          </w:tcPr>
-          <w:p>
-            <w:pPr>
-              <w:spacing w:before="0" w:after="0" w:line="240" w:lineRule="auto"/>
-            </w:pPr>
-            <w:r>
-              <w:rPr>
-                <w:rFonts w:ascii="Microsoft YaHei" w:hAnsi="Microsoft YaHei" w:eastAsia="Microsoft YaHei" w:cs="Microsoft YaHei"/>
-                <w:b w:val="0"/>
-                <w:sz w:val="18"/>
-              </w:rPr>
-              <w:t xml:space="preserve">🔴 </w:t>
-            </w:r>
-            <w:r>
-              <w:rPr>
-                <w:rFonts w:ascii="Microsoft YaHei" w:hAnsi="Microsoft YaHei" w:eastAsia="Microsoft YaHei" w:cs="Microsoft YaHei"/>
-                <w:b/>
-                <w:sz w:val="18"/>
-              </w:rPr>
-              <w:t>v6 2026-08-18 三度提前</w:t>
-            </w:r>
-            <w:r>
-              <w:rPr>
-                <w:rFonts w:ascii="Microsoft YaHei" w:hAnsi="Microsoft YaHei" w:eastAsia="Microsoft YaHei" w:cs="Microsoft YaHei"/>
-                <w:b w:val="0"/>
-                <w:sz w:val="18"/>
-              </w:rPr>
-              <w:t>（原 2027-01）——「其他域尽量提前」逐条核查后</w:t>
-            </w:r>
-            <w:r>
-              <w:rPr>
-                <w:rFonts w:ascii="Microsoft YaHei" w:hAnsi="Microsoft YaHei" w:eastAsia="Microsoft YaHei" w:cs="Microsoft YaHei"/>
-                <w:b/>
-                <w:sz w:val="18"/>
-              </w:rPr>
-              <w:t>唯一真能提前的一个</w:t>
-            </w:r>
-          </w:p>
-        </w:tc>
-      </w:tr>
-      <w:tr>
-        <w:tc>
-          <w:tcPr>
-            <w:tcW w:type="dxa" w:w="1872"/>
-            <w:tcBorders>
-              <w:top w:val="single" w:sz="4" w:space="0" w:color="BBBBBB"/>
-              <w:left w:val="single" w:sz="4" w:space="0" w:color="BBBBBB"/>
-              <w:bottom w:val="single" w:sz="4" w:space="0" w:color="BBBBBB"/>
-              <w:right w:val="single" w:sz="4" w:space="0" w:color="BBBBBB"/>
-            </w:tcBorders>
-            <w:shd w:val="clear" w:color="auto" w:fill="F2F6FB"/>
-          </w:tcPr>
-          <w:p>
-            <w:pPr>
-              <w:spacing w:before="0" w:after="0" w:line="240" w:lineRule="auto"/>
-            </w:pPr>
-            <w:r>
-              <w:rPr>
-                <w:rFonts w:ascii="Microsoft YaHei" w:hAnsi="Microsoft YaHei" w:eastAsia="Microsoft YaHei" w:cs="Microsoft YaHei"/>
-                <w:b w:val="0"/>
-                <w:sz w:val="18"/>
-              </w:rPr>
-              <w:t>Q6</w:t>
-            </w:r>
-          </w:p>
-        </w:tc>
-        <w:tc>
-          <w:tcPr>
-            <w:tcW w:type="dxa" w:w="1872"/>
-            <w:tcBorders>
-              <w:top w:val="single" w:sz="4" w:space="0" w:color="BBBBBB"/>
-              <w:left w:val="single" w:sz="4" w:space="0" w:color="BBBBBB"/>
-              <w:bottom w:val="single" w:sz="4" w:space="0" w:color="BBBBBB"/>
-              <w:right w:val="single" w:sz="4" w:space="0" w:color="BBBBBB"/>
-            </w:tcBorders>
-            <w:shd w:val="clear" w:color="auto" w:fill="F2F6FB"/>
-          </w:tcPr>
-          <w:p>
-            <w:pPr>
-              <w:spacing w:before="0" w:after="0" w:line="240" w:lineRule="auto"/>
-            </w:pPr>
-            <w:r>
-              <w:rPr>
-                <w:rFonts w:ascii="Microsoft YaHei" w:hAnsi="Microsoft YaHei" w:eastAsia="Microsoft YaHei" w:cs="Microsoft YaHei"/>
-                <w:b w:val="0"/>
-                <w:sz w:val="18"/>
-              </w:rPr>
-              <w:t>项目立项审核门禁</w:t>
-            </w:r>
-          </w:p>
-        </w:tc>
-        <w:tc>
-          <w:tcPr>
-            <w:tcW w:type="dxa" w:w="1872"/>
-            <w:tcBorders>
-              <w:top w:val="single" w:sz="4" w:space="0" w:color="BBBBBB"/>
-              <w:left w:val="single" w:sz="4" w:space="0" w:color="BBBBBB"/>
-              <w:bottom w:val="single" w:sz="4" w:space="0" w:color="BBBBBB"/>
-              <w:right w:val="single" w:sz="4" w:space="0" w:color="BBBBBB"/>
-            </w:tcBorders>
-            <w:shd w:val="clear" w:color="auto" w:fill="F2F6FB"/>
-          </w:tcPr>
-          <w:p>
-            <w:pPr>
-              <w:spacing w:before="0" w:after="0" w:line="240" w:lineRule="auto"/>
-            </w:pPr>
-            <w:r>
-              <w:rPr>
-                <w:rFonts w:ascii="Microsoft YaHei" w:hAnsi="Microsoft YaHei" w:eastAsia="Microsoft YaHei" w:cs="Microsoft YaHei"/>
-                <w:b/>
-                <w:sz w:val="18"/>
-              </w:rPr>
-              <w:t>2026-10</w:t>
-            </w:r>
-          </w:p>
-        </w:tc>
-        <w:tc>
-          <w:tcPr>
-            <w:tcW w:type="dxa" w:w="1872"/>
-            <w:tcBorders>
-              <w:top w:val="single" w:sz="4" w:space="0" w:color="BBBBBB"/>
-              <w:left w:val="single" w:sz="4" w:space="0" w:color="BBBBBB"/>
-              <w:bottom w:val="single" w:sz="4" w:space="0" w:color="BBBBBB"/>
-              <w:right w:val="single" w:sz="4" w:space="0" w:color="BBBBBB"/>
-            </w:tcBorders>
-            <w:shd w:val="clear" w:color="auto" w:fill="F2F6FB"/>
-          </w:tcPr>
-          <w:p>
-            <w:pPr>
-              <w:spacing w:before="0" w:after="0" w:line="240" w:lineRule="auto"/>
-            </w:pPr>
-            <w:r>
-              <w:rPr>
-                <w:rFonts w:ascii="Microsoft YaHei" w:hAnsi="Microsoft YaHei" w:eastAsia="Microsoft YaHei" w:cs="Microsoft YaHei"/>
-                <w:b w:val="0"/>
-                <w:sz w:val="18"/>
-              </w:rPr>
-              <w:t>L2</w:t>
-            </w:r>
-          </w:p>
-        </w:tc>
-        <w:tc>
-          <w:tcPr>
-            <w:tcW w:type="dxa" w:w="1872"/>
-            <w:tcBorders>
-              <w:top w:val="single" w:sz="4" w:space="0" w:color="BBBBBB"/>
-              <w:left w:val="single" w:sz="4" w:space="0" w:color="BBBBBB"/>
-              <w:bottom w:val="single" w:sz="4" w:space="0" w:color="BBBBBB"/>
-              <w:right w:val="single" w:sz="4" w:space="0" w:color="BBBBBB"/>
-            </w:tcBorders>
-            <w:shd w:val="clear" w:color="auto" w:fill="F2F6FB"/>
-          </w:tcPr>
-          <w:p>
-            <w:pPr>
-              <w:spacing w:before="0" w:after="0" w:line="240" w:lineRule="auto"/>
-            </w:pPr>
-            <w:r>
-              <w:rPr>
-                <w:rFonts w:ascii="Microsoft YaHei" w:hAnsi="Microsoft YaHei" w:eastAsia="Microsoft YaHei" w:cs="Microsoft YaHei"/>
-                <w:b/>
-                <w:sz w:val="18"/>
-              </w:rPr>
-              <w:t>旗舰②</w:t>
-            </w:r>
-            <w:r>
-              <w:rPr>
-                <w:rFonts w:ascii="Microsoft YaHei" w:hAnsi="Microsoft YaHei" w:eastAsia="Microsoft YaHei" w:cs="Microsoft YaHei"/>
-                <w:b w:val="0"/>
-                <w:sz w:val="18"/>
-              </w:rPr>
-              <w:t>（2026-07-01 提前自 11 月；试点至 11 月）</w:t>
-            </w:r>
-          </w:p>
-        </w:tc>
-      </w:tr>
-      <w:tr>
-        <w:tc>
-          <w:tcPr>
-            <w:tcW w:type="dxa" w:w="1872"/>
-            <w:tcBorders>
-              <w:top w:val="single" w:sz="4" w:space="0" w:color="BBBBBB"/>
-              <w:left w:val="single" w:sz="4" w:space="0" w:color="BBBBBB"/>
-              <w:bottom w:val="single" w:sz="4" w:space="0" w:color="BBBBBB"/>
-              <w:right w:val="single" w:sz="4" w:space="0" w:color="BBBBBB"/>
-            </w:tcBorders>
-          </w:tcPr>
-          <w:p>
-            <w:pPr>
-              <w:spacing w:before="0" w:after="0" w:line="240" w:lineRule="auto"/>
-            </w:pPr>
-            <w:r>
-              <w:rPr>
-                <w:rFonts w:ascii="Microsoft YaHei" w:hAnsi="Microsoft YaHei" w:eastAsia="Microsoft YaHei" w:cs="Microsoft YaHei"/>
-                <w:b w:val="0"/>
-                <w:sz w:val="18"/>
-              </w:rPr>
-              <w:t>Q7</w:t>
-            </w:r>
-          </w:p>
-        </w:tc>
-        <w:tc>
-          <w:tcPr>
-            <w:tcW w:type="dxa" w:w="1872"/>
-            <w:tcBorders>
-              <w:top w:val="single" w:sz="4" w:space="0" w:color="BBBBBB"/>
-              <w:left w:val="single" w:sz="4" w:space="0" w:color="BBBBBB"/>
-              <w:bottom w:val="single" w:sz="4" w:space="0" w:color="BBBBBB"/>
-              <w:right w:val="single" w:sz="4" w:space="0" w:color="BBBBBB"/>
-            </w:tcBorders>
-          </w:tcPr>
-          <w:p>
-            <w:pPr>
-              <w:spacing w:before="0" w:after="0" w:line="240" w:lineRule="auto"/>
-            </w:pPr>
-            <w:r>
-              <w:rPr>
-                <w:rFonts w:ascii="Microsoft YaHei" w:hAnsi="Microsoft YaHei" w:eastAsia="Microsoft YaHei" w:cs="Microsoft YaHei"/>
-                <w:b w:val="0"/>
-                <w:sz w:val="18"/>
-              </w:rPr>
-              <w:t>IQC 来料检验智能判定</w:t>
-            </w:r>
-          </w:p>
-        </w:tc>
-        <w:tc>
-          <w:tcPr>
-            <w:tcW w:type="dxa" w:w="1872"/>
-            <w:tcBorders>
-              <w:top w:val="single" w:sz="4" w:space="0" w:color="BBBBBB"/>
-              <w:left w:val="single" w:sz="4" w:space="0" w:color="BBBBBB"/>
-              <w:bottom w:val="single" w:sz="4" w:space="0" w:color="BBBBBB"/>
-              <w:right w:val="single" w:sz="4" w:space="0" w:color="BBBBBB"/>
-            </w:tcBorders>
-          </w:tcPr>
-          <w:p>
-            <w:pPr>
-              <w:spacing w:before="0" w:after="0" w:line="240" w:lineRule="auto"/>
-            </w:pPr>
-            <w:r>
-              <w:rPr>
-                <w:rFonts w:ascii="Microsoft YaHei" w:hAnsi="Microsoft YaHei" w:eastAsia="Microsoft YaHei" w:cs="Microsoft YaHei"/>
-                <w:b w:val="0"/>
-                <w:sz w:val="18"/>
-              </w:rPr>
-              <w:t>2027-05</w:t>
-            </w:r>
-          </w:p>
-        </w:tc>
-        <w:tc>
-          <w:tcPr>
-            <w:tcW w:type="dxa" w:w="1872"/>
-            <w:tcBorders>
-              <w:top w:val="single" w:sz="4" w:space="0" w:color="BBBBBB"/>
-              <w:left w:val="single" w:sz="4" w:space="0" w:color="BBBBBB"/>
-              <w:bottom w:val="single" w:sz="4" w:space="0" w:color="BBBBBB"/>
-              <w:right w:val="single" w:sz="4" w:space="0" w:color="BBBBBB"/>
-            </w:tcBorders>
-          </w:tcPr>
-          <w:p>
-            <w:pPr>
-              <w:spacing w:before="0" w:after="0" w:line="240" w:lineRule="auto"/>
-            </w:pPr>
-            <w:r>
-              <w:rPr>
-                <w:rFonts w:ascii="Microsoft YaHei" w:hAnsi="Microsoft YaHei" w:eastAsia="Microsoft YaHei" w:cs="Microsoft YaHei"/>
-                <w:b w:val="0"/>
-                <w:sz w:val="18"/>
-              </w:rPr>
-              <w:t>L2</w:t>
-            </w:r>
-          </w:p>
-        </w:tc>
-        <w:tc>
-          <w:tcPr>
-            <w:tcW w:type="dxa" w:w="1872"/>
-            <w:tcBorders>
-              <w:top w:val="single" w:sz="4" w:space="0" w:color="BBBBBB"/>
-              <w:left w:val="single" w:sz="4" w:space="0" w:color="BBBBBB"/>
-              <w:bottom w:val="single" w:sz="4" w:space="0" w:color="BBBBBB"/>
-              <w:right w:val="single" w:sz="4" w:space="0" w:color="BBBBBB"/>
-            </w:tcBorders>
-          </w:tcPr>
-          <w:p>
-            <w:pPr>
-              <w:spacing w:before="0" w:after="0" w:line="240" w:lineRule="auto"/>
-            </w:pPr>
-            <w:r>
-              <w:rPr>
-                <w:rFonts w:ascii="Microsoft YaHei" w:hAnsi="Microsoft YaHei" w:eastAsia="Microsoft YaHei" w:cs="Microsoft YaHei"/>
-                <w:b/>
-                <w:sz w:val="18"/>
-              </w:rPr>
-              <w:t>新增</w:t>
-            </w:r>
-            <w:r>
-              <w:rPr>
-                <w:rFonts w:ascii="Microsoft YaHei" w:hAnsi="Microsoft YaHei" w:eastAsia="Microsoft YaHei" w:cs="Microsoft YaHei"/>
-                <w:b w:val="0"/>
-                <w:sz w:val="18"/>
-              </w:rPr>
-              <w:t>，依赖 MES/LAN</w:t>
-            </w:r>
-          </w:p>
-        </w:tc>
-      </w:tr>
-      <w:tr>
-        <w:tc>
-          <w:tcPr>
-            <w:tcW w:type="dxa" w:w="1872"/>
-            <w:tcBorders>
-              <w:top w:val="single" w:sz="4" w:space="0" w:color="BBBBBB"/>
-              <w:left w:val="single" w:sz="4" w:space="0" w:color="BBBBBB"/>
-              <w:bottom w:val="single" w:sz="4" w:space="0" w:color="BBBBBB"/>
-              <w:right w:val="single" w:sz="4" w:space="0" w:color="BBBBBB"/>
-            </w:tcBorders>
-            <w:shd w:val="clear" w:color="auto" w:fill="F2F6FB"/>
-          </w:tcPr>
-          <w:p>
-            <w:pPr>
-              <w:spacing w:before="0" w:after="0" w:line="240" w:lineRule="auto"/>
-            </w:pPr>
-            <w:r>
-              <w:rPr>
-                <w:rFonts w:ascii="Microsoft YaHei" w:hAnsi="Microsoft YaHei" w:eastAsia="Microsoft YaHei" w:cs="Microsoft YaHei"/>
-                <w:b w:val="0"/>
-                <w:sz w:val="18"/>
-              </w:rPr>
-              <w:t>Q8</w:t>
-            </w:r>
-          </w:p>
-        </w:tc>
-        <w:tc>
-          <w:tcPr>
-            <w:tcW w:type="dxa" w:w="1872"/>
-            <w:tcBorders>
-              <w:top w:val="single" w:sz="4" w:space="0" w:color="BBBBBB"/>
-              <w:left w:val="single" w:sz="4" w:space="0" w:color="BBBBBB"/>
-              <w:bottom w:val="single" w:sz="4" w:space="0" w:color="BBBBBB"/>
-              <w:right w:val="single" w:sz="4" w:space="0" w:color="BBBBBB"/>
-            </w:tcBorders>
-            <w:shd w:val="clear" w:color="auto" w:fill="F2F6FB"/>
-          </w:tcPr>
-          <w:p>
-            <w:pPr>
-              <w:spacing w:before="0" w:after="0" w:line="240" w:lineRule="auto"/>
-            </w:pPr>
-            <w:r>
-              <w:rPr>
-                <w:rFonts w:ascii="Microsoft YaHei" w:hAnsi="Microsoft YaHei" w:eastAsia="Microsoft YaHei" w:cs="Microsoft YaHei"/>
-                <w:b w:val="0"/>
-                <w:sz w:val="18"/>
-              </w:rPr>
-              <w:t>SPC 制程异常预警</w:t>
-            </w:r>
-          </w:p>
-        </w:tc>
-        <w:tc>
-          <w:tcPr>
-            <w:tcW w:type="dxa" w:w="1872"/>
-            <w:tcBorders>
-              <w:top w:val="single" w:sz="4" w:space="0" w:color="BBBBBB"/>
-              <w:left w:val="single" w:sz="4" w:space="0" w:color="BBBBBB"/>
-              <w:bottom w:val="single" w:sz="4" w:space="0" w:color="BBBBBB"/>
-              <w:right w:val="single" w:sz="4" w:space="0" w:color="BBBBBB"/>
-            </w:tcBorders>
-            <w:shd w:val="clear" w:color="auto" w:fill="F2F6FB"/>
-          </w:tcPr>
-          <w:p>
-            <w:pPr>
-              <w:spacing w:before="0" w:after="0" w:line="240" w:lineRule="auto"/>
-            </w:pPr>
-            <w:r>
-              <w:rPr>
-                <w:rFonts w:ascii="Microsoft YaHei" w:hAnsi="Microsoft YaHei" w:eastAsia="Microsoft YaHei" w:cs="Microsoft YaHei"/>
-                <w:b w:val="0"/>
-                <w:sz w:val="18"/>
-              </w:rPr>
-              <w:t>2027-06</w:t>
-            </w:r>
-          </w:p>
-        </w:tc>
-        <w:tc>
-          <w:tcPr>
-            <w:tcW w:type="dxa" w:w="1872"/>
-            <w:tcBorders>
-              <w:top w:val="single" w:sz="4" w:space="0" w:color="BBBBBB"/>
-              <w:left w:val="single" w:sz="4" w:space="0" w:color="BBBBBB"/>
-              <w:bottom w:val="single" w:sz="4" w:space="0" w:color="BBBBBB"/>
-              <w:right w:val="single" w:sz="4" w:space="0" w:color="BBBBBB"/>
-            </w:tcBorders>
-            <w:shd w:val="clear" w:color="auto" w:fill="F2F6FB"/>
-          </w:tcPr>
-          <w:p>
-            <w:pPr>
-              <w:spacing w:before="0" w:after="0" w:line="240" w:lineRule="auto"/>
-            </w:pPr>
-            <w:r>
-              <w:rPr>
-                <w:rFonts w:ascii="Microsoft YaHei" w:hAnsi="Microsoft YaHei" w:eastAsia="Microsoft YaHei" w:cs="Microsoft YaHei"/>
-                <w:b w:val="0"/>
-                <w:sz w:val="18"/>
-              </w:rPr>
-              <w:t>L1→L2</w:t>
-            </w:r>
-          </w:p>
-        </w:tc>
-        <w:tc>
-          <w:tcPr>
-            <w:tcW w:type="dxa" w:w="1872"/>
-            <w:tcBorders>
-              <w:top w:val="single" w:sz="4" w:space="0" w:color="BBBBBB"/>
-              <w:left w:val="single" w:sz="4" w:space="0" w:color="BBBBBB"/>
-              <w:bottom w:val="single" w:sz="4" w:space="0" w:color="BBBBBB"/>
-              <w:right w:val="single" w:sz="4" w:space="0" w:color="BBBBBB"/>
-            </w:tcBorders>
-            <w:shd w:val="clear" w:color="auto" w:fill="F2F6FB"/>
-          </w:tcPr>
-          <w:p>
-            <w:pPr>
-              <w:spacing w:before="0" w:after="0" w:line="240" w:lineRule="auto"/>
-            </w:pPr>
-            <w:r>
-              <w:rPr>
-                <w:rFonts w:ascii="Microsoft YaHei" w:hAnsi="Microsoft YaHei" w:eastAsia="Microsoft YaHei" w:cs="Microsoft YaHei"/>
-                <w:b/>
-                <w:sz w:val="18"/>
-              </w:rPr>
-              <w:t>新增</w:t>
-            </w:r>
-            <w:r>
-              <w:rPr>
-                <w:rFonts w:ascii="Microsoft YaHei" w:hAnsi="Microsoft YaHei" w:eastAsia="Microsoft YaHei" w:cs="Microsoft YaHei"/>
-                <w:b w:val="0"/>
-                <w:sz w:val="18"/>
-              </w:rPr>
-              <w:t>，依赖 MES/LAN</w:t>
+              <w:t>✅ 已交付＝QD-B</w:t>
             </w:r>
           </w:p>
         </w:tc>
@@ -6655,7 +6249,7 @@
           <w:b/>
           <w:sz w:val="20"/>
         </w:rPr>
-        <w:t>质量域排期（2026-06-11 修订 + 2026-06-19 稳妥版优化 + 2026-07-01 Q6 再提前，Paul 批准）</w:t>
+        <w:t>质量域排期（2026-06-11 修订 + 2026-07-01 Q6 再提前，Paul 批准；🔴 2026-08-21 v7 五场景下架后重写）</w:t>
       </w:r>
       <w:r>
         <w:rPr>
@@ -6671,7 +6265,7 @@
           <w:b/>
           <w:sz w:val="20"/>
         </w:rPr>
-        <w:t>客诉分流→2026-12、IATF/体系→🔴 2026-12</w:t>
+        <w:t>PPAP→2027-04</w:t>
       </w:r>
       <w:r>
         <w:rPr>
@@ -6679,7 +6273,7 @@
           <w:b w:val="0"/>
           <w:sz w:val="20"/>
         </w:rPr>
-        <w:t>（陈忱就位+人力增援，自由档各再提前 1 月；</w:t>
+        <w:t xml:space="preserve"> 维持现档、</w:t>
       </w:r>
       <w:r>
         <w:rPr>
@@ -6687,7 +6281,7 @@
           <w:b/>
           <w:sz w:val="20"/>
         </w:rPr>
-        <w:t>IATF 于 2026-08-18 v6 由 2027-01 再提前 1 月，「其他域尽量提前」逐条核查后唯一真能提前的场景</w:t>
+        <w:t>标"基础设施(隔离层)就绪即提前"</w:t>
       </w:r>
       <w:r>
         <w:rPr>
@@ -6695,7 +6289,7 @@
           <w:b w:val="0"/>
           <w:sz w:val="20"/>
         </w:rPr>
-        <w:t>——其前置随之前移至 2026-10 下旬开工，须有人在 10 月认领）；PPAP→04、FMEA→05、Q7 IQC→05、Q8 SPC→06 维持现档、</w:t>
+        <w:t xml:space="preserve">（PPAP 依赖的 OEM 隔离层 Chroma 截止 v6 放宽至 2027-01、归属改挂质量域——⚠️ </w:t>
       </w:r>
       <w:r>
         <w:rPr>
@@ -6703,7 +6297,7 @@
           <w:b/>
           <w:sz w:val="20"/>
         </w:rPr>
-        <w:t>标"基础设施(MES/隔离层)就绪即提前"</w:t>
+        <w:t>该归属须随 Q4 收敛重判一次，已登记</w:t>
       </w:r>
       <w:r>
         <w:rPr>
@@ -6711,10 +6305,7 @@
           <w:b w:val="0"/>
           <w:sz w:val="20"/>
         </w:rPr>
-        <w:t>（PPAP 依赖的 OEM 隔离层 Chroma 截止 v6 放宽至 2027-01、归属改挂质量域）。与《全景规划》§加速启动总览权威排期表一致。</w:t>
-      </w:r>
-      <w:r>
-        <w:br/>
+        <w:t xml:space="preserve">）。🔴 </w:t>
       </w:r>
       <w:r>
         <w:rPr>
@@ -6722,7 +6313,7 @@
           <w:b/>
           <w:sz w:val="20"/>
         </w:rPr>
-        <w:t>财务域排期（2026-07-03 场景重编号，Paul 批准）</w:t>
+        <w:t>v7 撤下的四处</w:t>
       </w:r>
       <w:r>
         <w:rPr>
@@ -6730,7 +6321,7 @@
           <w:b w:val="0"/>
           <w:sz w:val="20"/>
         </w:rPr>
-        <w:t xml:space="preserve">：FI2 三单匹配自动对账提前至 </w:t>
+        <w:t xml:space="preserve">：~~客诉分流→2026-12~~／~~IATF/体系→2026-12（含 v6 那次由 2027-01 的三度提前及其「前置 2026-10 下旬开工」要求，一并失效）~~／~~FMEA→2027-05~~／~~Q7 IQC→2027-05、Q8 SPC→2027-06~~。⇒ </w:t>
       </w:r>
       <w:r>
         <w:rPr>
@@ -6738,7 +6329,7 @@
           <w:b/>
           <w:sz w:val="20"/>
         </w:rPr>
-        <w:t>09 月</w:t>
+        <w:t>质量域 2026 年内只启动 8D① 与立项门禁②两项，2027 上半年只剩 PPAP 一项。</w:t>
       </w:r>
       <w:r>
         <w:rPr>
@@ -6746,7 +6337,10 @@
           <w:b w:val="0"/>
           <w:sz w:val="20"/>
         </w:rPr>
-        <w:t xml:space="preserve">、FI3 付款申请自动校验提前至 </w:t>
+        <w:t xml:space="preserve"> 与《全景规划》§加速启动总览权威排期表一致。</w:t>
+      </w:r>
+      <w:r>
+        <w:br/>
       </w:r>
       <w:r>
         <w:rPr>
@@ -6754,7 +6348,7 @@
           <w:b/>
           <w:sz w:val="20"/>
         </w:rPr>
-        <w:t>11 月</w:t>
+        <w:t>财务域排期（2026-07-03 场景重编号，Paul 批准）</w:t>
       </w:r>
       <w:r>
         <w:rPr>
@@ -6762,10 +6356,7 @@
           <w:b w:val="0"/>
           <w:sz w:val="20"/>
         </w:rPr>
-        <w:t>（采购/付款切片，专员细化拆出）；FI4 月结其余/FI5 费用报销 → 2027 Q1；FI6 异常交易其余/FI7 预算监控/FI8 现金流预测/FI9 研发费用归集/FI10 存货跌价 → 2027 Q2。与《全景规划》§加速启动总览权威排期表一致。</w:t>
-      </w:r>
-      <w:r>
-        <w:br/>
+        <w:t xml:space="preserve">：FI2 三单匹配自动对账提前至 </w:t>
       </w:r>
       <w:r>
         <w:rPr>
@@ -6773,7 +6364,7 @@
           <w:b/>
           <w:sz w:val="20"/>
         </w:rPr>
-        <w:t>分批上线批次视图（2026-07-04 新增，Paul 批准；月份排期不变，批次为价值兑现的组织视图）</w:t>
+        <w:t>09 月</w:t>
       </w:r>
       <w:r>
         <w:rPr>
@@ -6781,7 +6372,7 @@
           <w:b w:val="0"/>
           <w:sz w:val="20"/>
         </w:rPr>
-        <w:t>：</w:t>
+        <w:t xml:space="preserve">、FI3 付款申请自动校验提前至 </w:t>
       </w:r>
       <w:r>
         <w:rPr>
@@ -6789,7 +6380,7 @@
           <w:b/>
           <w:sz w:val="20"/>
         </w:rPr>
-        <w:t>批次1（07/08 价值兑现批）</w:t>
+        <w:t>11 月</w:t>
       </w:r>
       <w:r>
         <w:rPr>
@@ -6797,7 +6388,10 @@
           <w:b w:val="0"/>
           <w:sz w:val="20"/>
         </w:rPr>
-        <w:t>=SC1、SC8 保供看板、QD-B 内部试用（补 audit 后）、SC7①/O2 引擎内部试用（原 SC3/SC5 引擎并入载体，v2.3；U9C 已通打真实源）、SC2；</w:t>
+        <w:t>（采购/付款切片，专员细化拆出）；FI4 月结其余/FI5 费用报销 → 2027 Q1；FI6 异常交易其余/FI7 预算监控/FI8 现金流预测/FI9 研发费用归集/FI10 存货跌价 → 2027 Q2。与《全景规划》§加速启动总览权威排期表一致。</w:t>
+      </w:r>
+      <w:r>
+        <w:br/>
       </w:r>
       <w:r>
         <w:rPr>
@@ -6805,7 +6399,7 @@
           <w:b/>
           <w:sz w:val="20"/>
         </w:rPr>
-        <w:t>批次2（09/10 扩面批）</w:t>
+        <w:t>分批上线批次视图（2026-07-04 新增，Paul 批准；月份排期不变，批次为价值兑现的组织视图）</w:t>
       </w:r>
       <w:r>
         <w:rPr>
@@ -6813,7 +6407,7 @@
           <w:b w:val="0"/>
           <w:sz w:val="20"/>
         </w:rPr>
-        <w:t>=FI2（视 7/15 门，财务 2026 主打）、O1、Q2/Q6 旗舰〔FI1 试点已摘除——2026-07-06 暂缓；</w:t>
+        <w:t>：</w:t>
       </w:r>
       <w:r>
         <w:rPr>
@@ -6821,7 +6415,7 @@
           <w:b/>
           <w:sz w:val="20"/>
         </w:rPr>
-        <w:t>S1 已摘除——2026-08-04 v5 顺延，🔴 2026-08-18 v6 起销售域整域顺延入 S3（S1 改排 2027-07），此后各批次一律不含销售与工程研发场景</w:t>
+        <w:t>批次1（07/08 价值兑现批）</w:t>
       </w:r>
       <w:r>
         <w:rPr>
@@ -6829,7 +6423,7 @@
           <w:b w:val="0"/>
           <w:sz w:val="20"/>
         </w:rPr>
-        <w:t>〕，进入条件=批次1 价值报告 + 9-10 月砍单评估完成；</w:t>
+        <w:t>=SC1、SC8 保供看板、QD-B 内部试用（补 audit 后）、SC7①/O2 引擎内部试用（原 SC3/SC5 引擎并入载体，v2.3；U9C 已通打真实源）、SC2；</w:t>
       </w:r>
       <w:r>
         <w:rPr>
@@ -6837,7 +6431,7 @@
           <w:b/>
           <w:sz w:val="20"/>
         </w:rPr>
-        <w:t>批次3（11/12 收官批）</w:t>
+        <w:t>批次2（09/10 扩面批）</w:t>
       </w:r>
       <w:r>
         <w:rPr>
@@ -6845,7 +6439,7 @@
           <w:b w:val="0"/>
           <w:sz w:val="20"/>
         </w:rPr>
-        <w:t>按砍单结果定〔v6 后本批候选实际只剩 O3／客诉分流／</w:t>
+        <w:t>=FI2（视 7/15 门，财务 2026 主打）、O1、Q2/Q6 旗舰〔FI1 试点已摘除——2026-07-06 暂缓；</w:t>
       </w:r>
       <w:r>
         <w:rPr>
@@ -6853,7 +6447,7 @@
           <w:b/>
           <w:sz w:val="20"/>
         </w:rPr>
-        <w:t>Q5 IATF（新提前入本批）</w:t>
+        <w:t>S1 已摘除——2026-08-04 v5 顺延，🔴 2026-08-18 v6 起销售域整域顺延入 S3（S1 改排 2027-07），此后各批次一律不含销售与工程研发场景</w:t>
       </w:r>
       <w:r>
         <w:rPr>
@@ -6861,7 +6455,55 @@
           <w:b w:val="0"/>
           <w:sz w:val="20"/>
         </w:rPr>
-        <w:t>／FI3 深化〕。批次间设复盘闸（上批价值未兑现下批自动缩容），出口标准与四档口径见《全景规划》§加速启动总览 2026-07-04 备注、§1.4 成熟度纪律。</w:t>
+        <w:t>〕，进入条件=批次1 价值报告 + 9-10 月砍单评估完成；</w:t>
+      </w:r>
+      <w:r>
+        <w:rPr>
+          <w:rFonts w:ascii="Microsoft YaHei" w:hAnsi="Microsoft YaHei" w:eastAsia="Microsoft YaHei" w:cs="Microsoft YaHei"/>
+          <w:b/>
+          <w:sz w:val="20"/>
+        </w:rPr>
+        <w:t>批次3（11/12 收官批）</w:t>
+      </w:r>
+      <w:r>
+        <w:rPr>
+          <w:rFonts w:ascii="Microsoft YaHei" w:hAnsi="Microsoft YaHei" w:eastAsia="Microsoft YaHei" w:cs="Microsoft YaHei"/>
+          <w:b w:val="0"/>
+          <w:sz w:val="20"/>
+        </w:rPr>
+        <w:t>按砍单结果定〔v6 后本批候选实际只剩 O3／客诉分流／</w:t>
+      </w:r>
+      <w:r>
+        <w:rPr>
+          <w:rFonts w:ascii="Microsoft YaHei" w:hAnsi="Microsoft YaHei" w:eastAsia="Microsoft YaHei" w:cs="Microsoft YaHei"/>
+          <w:b/>
+          <w:sz w:val="20"/>
+        </w:rPr>
+        <w:t>Q5 IATF（新提前入本批）</w:t>
+      </w:r>
+      <w:r>
+        <w:rPr>
+          <w:rFonts w:ascii="Microsoft YaHei" w:hAnsi="Microsoft YaHei" w:eastAsia="Microsoft YaHei" w:cs="Microsoft YaHei"/>
+          <w:b w:val="0"/>
+          <w:sz w:val="20"/>
+        </w:rPr>
+        <w:t xml:space="preserve">／FI3 深化 —— 🔴 </w:t>
+      </w:r>
+      <w:r>
+        <w:rPr>
+          <w:rFonts w:ascii="Microsoft YaHei" w:hAnsi="Microsoft YaHei" w:eastAsia="Microsoft YaHei" w:cs="Microsoft YaHei"/>
+          <w:b/>
+          <w:sz w:val="20"/>
+        </w:rPr>
+        <w:t>v7 2026-08-21 再收窄：客诉分流与 Q5 IATF 已下架，本批候选只剩 O3 与 FI3 深化两项</w:t>
+      </w:r>
+      <w:r>
+        <w:rPr>
+          <w:rFonts w:ascii="Microsoft YaHei" w:hAnsi="Microsoft YaHei" w:eastAsia="Microsoft YaHei" w:cs="Microsoft YaHei"/>
+          <w:b w:val="0"/>
+          <w:sz w:val="20"/>
+        </w:rPr>
+        <w:t>〕。批次间设复盘闸（上批价值未兑现下批自动缩容），出口标准与四档口径见《全景规划》§加速启动总览 2026-07-04 备注、§1.4 成熟度纪律。</w:t>
       </w:r>
     </w:p>
     <w:p>
@@ -7320,7 +6962,7 @@
           <w:rFonts w:ascii="NSimSun" w:hAnsi="NSimSun" w:eastAsia="NSimSun" w:cs="NSimSun"/>
           <w:sz w:val="17"/>
         </w:rPr>
-        <w:t xml:space="preserve">       [质量]    立项门禁② 趋稳定 + 客诉分流启动（提前至 12 月；FMEA 后置 2027-05）</w:t>
+        <w:t xml:space="preserve">       [质量]    立项门禁② 趋稳定</w:t>
       </w:r>
     </w:p>
     <w:p>
@@ -7337,7 +6979,7 @@
           <w:rFonts w:ascii="NSimSun" w:hAnsi="NSimSun" w:eastAsia="NSimSun" w:cs="NSimSun"/>
           <w:sz w:val="17"/>
         </w:rPr>
-        <w:t xml:space="preserve">                 + **Q5 IATF/体系文档助手 启动**（🔴 v6 由 2027-01 提前）</w:t>
+        <w:t xml:space="preserve">                 〔🔴 v7 2026-08-21：原「客诉分流启动」与「Q5 IATF/体系文档助手 启动」两项</w:t>
       </w:r>
     </w:p>
     <w:p>
@@ -7354,7 +6996,7 @@
           <w:rFonts w:ascii="NSimSun" w:hAnsi="NSimSun" w:eastAsia="NSimSun" w:cs="NSimSun"/>
           <w:sz w:val="17"/>
         </w:rPr>
-        <w:t xml:space="preserve">       [运营]    O3 物流追踪</w:t>
+        <w:t xml:space="preserve">                   随 Q1／Q5 下架撤销 ⇒ 质量域 2026 年内不再有第三个场景启动〕</w:t>
       </w:r>
     </w:p>
     <w:p>
@@ -7371,7 +7013,7 @@
           <w:rFonts w:ascii="NSimSun" w:hAnsi="NSimSun" w:eastAsia="NSimSun" w:cs="NSimSun"/>
           <w:sz w:val="17"/>
         </w:rPr>
-        <w:t xml:space="preserve">       〔🔴 v6：工程研发 R3、销售 S2 均已整域顺延入 S3，12 月不启动〕</w:t>
+        <w:t xml:space="preserve">       [运营]    O3 物流追踪</w:t>
       </w:r>
     </w:p>
     <w:p>
@@ -7388,7 +7030,7 @@
           <w:rFonts w:ascii="NSimSun" w:hAnsi="NSimSun" w:eastAsia="NSimSun" w:cs="NSimSun"/>
           <w:sz w:val="17"/>
         </w:rPr>
-        <w:t xml:space="preserve">       → 半年度总结：**目标 11-13 个场景上线或试点中**（🔴 v6 由 14-16 下调；顺延后 S1 期内仅剩 13 个场景，14 已超总数，Q5 提前后上限 14，取 11-13 留 1 个缓冲）</w:t>
+        <w:t xml:space="preserve">       〔🔴 v6：工程研发 R3、销售 S2 均已整域顺延入 S3，12 月不启动〕</w:t>
       </w:r>
     </w:p>
     <w:p>
@@ -7405,7 +7047,7 @@
           <w:rFonts w:ascii="NSimSun" w:hAnsi="NSimSun" w:eastAsia="NSimSun" w:cs="NSimSun"/>
           <w:sz w:val="17"/>
         </w:rPr>
-        <w:t xml:space="preserve"> </w:t>
+        <w:t xml:space="preserve">       → 半年度总结：**目标 9-11 个场景上线或试点中**（🔴 v7 由 11-13 再下调：Q1／Q5 下架后 S1 期内只剩</w:t>
       </w:r>
     </w:p>
     <w:p>
@@ -7422,7 +7064,7 @@
           <w:rFonts w:ascii="NSimSun" w:hAnsi="NSimSun" w:eastAsia="NSimSun" w:cs="NSimSun"/>
           <w:sz w:val="17"/>
         </w:rPr>
-        <w:t>───────────────────────────────────</w:t>
+        <w:t xml:space="preserve">         12 个场景，13 已超总数，沿用「留 1 个缓冲」取法 ⇒ 上限 11、跨度 2。v6 原文：由 14-16 下调为 11-13）</w:t>
       </w:r>
     </w:p>
     <w:p>
@@ -7439,7 +7081,7 @@
           <w:rFonts w:ascii="NSimSun" w:hAnsi="NSimSun" w:eastAsia="NSimSun" w:cs="NSimSun"/>
           <w:sz w:val="17"/>
         </w:rPr>
-        <w:t>2027年（采购部 SC7②/SC8深化/SC10/SC11，同步跨部门联动）</w:t>
+        <w:t xml:space="preserve"> </w:t>
       </w:r>
     </w:p>
     <w:p>
@@ -7456,7 +7098,7 @@
           <w:rFonts w:ascii="NSimSun" w:hAnsi="NSimSun" w:eastAsia="NSimSun" w:cs="NSimSun"/>
           <w:sz w:val="17"/>
         </w:rPr>
-        <w:t xml:space="preserve"> </w:t>
+        <w:t>───────────────────────────────────</w:t>
       </w:r>
     </w:p>
     <w:p>
@@ -7473,7 +7115,7 @@
           <w:rFonts w:ascii="NSimSun" w:hAnsi="NSimSun" w:eastAsia="NSimSun" w:cs="NSimSun"/>
           <w:sz w:val="17"/>
         </w:rPr>
-        <w:t>1月    [采购] SC7② 库存优化深化（动态安全库存/呆滞/what-if）</w:t>
+        <w:t>2027年（采购部 SC7②/SC8深化/SC10/SC11，同步跨部门联动）</w:t>
       </w:r>
     </w:p>
     <w:p>
@@ -7490,7 +7132,7 @@
           <w:rFonts w:ascii="NSimSun" w:hAnsi="NSimSun" w:eastAsia="NSimSun" w:cs="NSimSun"/>
           <w:sz w:val="17"/>
         </w:rPr>
-        <w:t xml:space="preserve">       [财务] FI4 智能月结加速（其余）启动</w:t>
+        <w:t xml:space="preserve"> </w:t>
       </w:r>
     </w:p>
     <w:p>
@@ -7507,7 +7149,7 @@
           <w:rFonts w:ascii="NSimSun" w:hAnsi="NSimSun" w:eastAsia="NSimSun" w:cs="NSimSun"/>
           <w:sz w:val="17"/>
         </w:rPr>
-        <w:t xml:space="preserve">       [质量]    客诉分流 + Q5 IATF/体系文档助手 稳定运行（两者均已 2026-12 上线，v6）</w:t>
+        <w:t>1月    [采购] SC7② 库存优化深化（动态安全库存/呆滞/what-if）</w:t>
       </w:r>
     </w:p>
     <w:p>
@@ -7524,7 +7166,7 @@
           <w:rFonts w:ascii="NSimSun" w:hAnsi="NSimSun" w:eastAsia="NSimSun" w:cs="NSimSun"/>
           <w:sz w:val="17"/>
         </w:rPr>
-        <w:t xml:space="preserve">       [运营]    O4 预测维护评估⚠</w:t>
+        <w:t xml:space="preserve">       [财务] FI4 智能月结加速（其余）启动</w:t>
       </w:r>
     </w:p>
     <w:p>
@@ -7541,7 +7183,7 @@
           <w:rFonts w:ascii="NSimSun" w:hAnsi="NSimSun" w:eastAsia="NSimSun" w:cs="NSimSun"/>
           <w:sz w:val="17"/>
         </w:rPr>
-        <w:t xml:space="preserve">       跨部门 Agent 协同设计启动</w:t>
+        <w:t xml:space="preserve">       [质量]    （旗舰稳定运行）〔🔴 v7：原「客诉分流 + Q5 IATF/体系文档助手 稳定运行」随 Q1／Q5 下架撤销〕</w:t>
       </w:r>
     </w:p>
     <w:p>
@@ -7558,7 +7200,7 @@
           <w:rFonts w:ascii="NSimSun" w:hAnsi="NSimSun" w:eastAsia="NSimSun" w:cs="NSimSun"/>
           <w:sz w:val="17"/>
         </w:rPr>
-        <w:t xml:space="preserve">       〔🔴 v6：工程研发 R4、销售 S3 已整域顺延入 S3 期〕</w:t>
+        <w:t xml:space="preserve">       [运营]    O4 预测维护评估⚠</w:t>
       </w:r>
     </w:p>
     <w:p>
@@ -7575,7 +7217,7 @@
           <w:rFonts w:ascii="NSimSun" w:hAnsi="NSimSun" w:eastAsia="NSimSun" w:cs="NSimSun"/>
           <w:sz w:val="17"/>
         </w:rPr>
-        <w:t xml:space="preserve"> </w:t>
+        <w:t xml:space="preserve">       跨部门 Agent 协同设计启动</w:t>
       </w:r>
     </w:p>
     <w:p>
@@ -7592,7 +7234,7 @@
           <w:rFonts w:ascii="NSimSun" w:hAnsi="NSimSun" w:eastAsia="NSimSun" w:cs="NSimSun"/>
           <w:sz w:val="17"/>
         </w:rPr>
-        <w:t>2月    [采购] （SC8 已提前到 2026-07/08 收割上线，此处不再排）SC8 深化/客户全量通报</w:t>
+        <w:t xml:space="preserve">       〔🔴 v6：工程研发 R4、销售 S3 已整域顺延入 S3 期〕</w:t>
       </w:r>
     </w:p>
     <w:p>
@@ -7609,7 +7251,7 @@
           <w:rFonts w:ascii="NSimSun" w:hAnsi="NSimSun" w:eastAsia="NSimSun" w:cs="NSimSun"/>
           <w:sz w:val="17"/>
         </w:rPr>
-        <w:t xml:space="preserve">       [财务] FI5 费用报销智能审核 启动</w:t>
+        <w:t xml:space="preserve"> </w:t>
       </w:r>
     </w:p>
     <w:p>
@@ -7626,7 +7268,7 @@
           <w:rFonts w:ascii="NSimSun" w:hAnsi="NSimSun" w:eastAsia="NSimSun" w:cs="NSimSun"/>
           <w:sz w:val="17"/>
         </w:rPr>
-        <w:t xml:space="preserve">       [质量]    （8D①/立项门禁②/客诉/IATF 稳定运行；PPAP 准备）</w:t>
+        <w:t>2月    [采购] （SC8 已提前到 2026-07/08 收割上线，此处不再排）SC8 深化/客户全量通报</w:t>
       </w:r>
     </w:p>
     <w:p>
@@ -7643,7 +7285,7 @@
           <w:rFonts w:ascii="NSimSun" w:hAnsi="NSimSun" w:eastAsia="NSimSun" w:cs="NSimSun"/>
           <w:sz w:val="17"/>
         </w:rPr>
-        <w:t xml:space="preserve">       Agent 联动灰度试点</w:t>
+        <w:t xml:space="preserve">       [财务] FI5 费用报销智能审核 启动</w:t>
       </w:r>
     </w:p>
     <w:p>
@@ -7660,7 +7302,7 @@
           <w:rFonts w:ascii="NSimSun" w:hAnsi="NSimSun" w:eastAsia="NSimSun" w:cs="NSimSun"/>
           <w:sz w:val="17"/>
         </w:rPr>
-        <w:t xml:space="preserve">       〔🔴 v6：工程研发 R5、销售 S4/S6 已整域顺延入 S3 期〕</w:t>
+        <w:t xml:space="preserve">       [质量]    （8D①/立项门禁② 稳定运行；PPAP 准备）〔🔴 v7：客诉/IATF 已下架〕</w:t>
       </w:r>
     </w:p>
     <w:p>
@@ -7677,7 +7319,7 @@
           <w:rFonts w:ascii="NSimSun" w:hAnsi="NSimSun" w:eastAsia="NSimSun" w:cs="NSimSun"/>
           <w:sz w:val="17"/>
         </w:rPr>
-        <w:t xml:space="preserve"> </w:t>
+        <w:t xml:space="preserve">       Agent 联动灰度试点</w:t>
       </w:r>
     </w:p>
     <w:p>
@@ -7694,7 +7336,7 @@
           <w:rFonts w:ascii="NSimSun" w:hAnsi="NSimSun" w:eastAsia="NSimSun" w:cs="NSimSun"/>
           <w:sz w:val="17"/>
         </w:rPr>
-        <w:t>3月    [采购] SC10 BOM 评审及物料库管控（v2.3 新增；原 SC9 已并入 S6 波动预测子功能）</w:t>
+        <w:t xml:space="preserve">       〔🔴 v6：工程研发 R5、销售 S4/S6 已整域顺延入 S3 期〕</w:t>
       </w:r>
     </w:p>
     <w:p>
@@ -7711,7 +7353,7 @@
           <w:rFonts w:ascii="NSimSun" w:hAnsi="NSimSun" w:eastAsia="NSimSun" w:cs="NSimSun"/>
           <w:sz w:val="17"/>
         </w:rPr>
-        <w:t xml:space="preserve">       [采购·4月预告] SC11 库存智能调拨（v2.3 新增，PMC 确认门禁；采购 7 场景 4 月收官）</w:t>
+        <w:t xml:space="preserve"> </w:t>
       </w:r>
     </w:p>
     <w:p>
@@ -7728,7 +7370,7 @@
           <w:rFonts w:ascii="NSimSun" w:hAnsi="NSimSun" w:eastAsia="NSimSun" w:cs="NSimSun"/>
           <w:sz w:val="17"/>
         </w:rPr>
-        <w:t xml:space="preserve">       [财务] （FI2-FI5 稳定运行，本月无新启动）</w:t>
+        <w:t>3月    [采购] SC10 BOM 评审及物料库管控（v2.3 新增；原 SC9 已并入 S6 波动预测子功能）</w:t>
       </w:r>
     </w:p>
     <w:p>
@@ -7745,7 +7387,7 @@
           <w:rFonts w:ascii="NSimSun" w:hAnsi="NSimSun" w:eastAsia="NSimSun" w:cs="NSimSun"/>
           <w:sz w:val="17"/>
         </w:rPr>
-        <w:t xml:space="preserve">       [质量]    （8D①/立项门禁② 稳定运行；PPAP/FMEA 见 4-5 月）</w:t>
+        <w:t xml:space="preserve">       [采购·4月预告] SC11 库存智能调拨（v2.3 新增，PMC 确认门禁；采购 7 场景 4 月收官）</w:t>
       </w:r>
     </w:p>
     <w:p>
@@ -7762,7 +7404,7 @@
           <w:rFonts w:ascii="NSimSun" w:hAnsi="NSimSun" w:eastAsia="NSimSun" w:cs="NSimSun"/>
           <w:sz w:val="17"/>
         </w:rPr>
-        <w:t xml:space="preserve">       Agent 全面推开</w:t>
+        <w:t xml:space="preserve">       [财务] （FI2-FI5 稳定运行，本月无新启动）</w:t>
       </w:r>
     </w:p>
     <w:p>
@@ -7779,7 +7421,7 @@
           <w:rFonts w:ascii="NSimSun" w:hAnsi="NSimSun" w:eastAsia="NSimSun" w:cs="NSimSun"/>
           <w:sz w:val="17"/>
         </w:rPr>
-        <w:t xml:space="preserve">       〔🔴 v6：销售 S5 已整域顺延入 S3 期〕</w:t>
+        <w:t xml:space="preserve">       [质量]    （8D①/立项门禁② 稳定运行；PPAP 见 4 月）〔🔴 v7：FMEA 已下架，原「PPAP/FMEA 见 4-5 月」改写〕</w:t>
       </w:r>
     </w:p>
     <w:p>
@@ -7796,7 +7438,7 @@
           <w:rFonts w:ascii="NSimSun" w:hAnsi="NSimSun" w:eastAsia="NSimSun" w:cs="NSimSun"/>
           <w:sz w:val="17"/>
         </w:rPr>
-        <w:t xml:space="preserve"> </w:t>
+        <w:t xml:space="preserve">       Agent 全面推开</w:t>
       </w:r>
     </w:p>
     <w:p>
@@ -7813,7 +7455,7 @@
           <w:rFonts w:ascii="NSimSun" w:hAnsi="NSimSun" w:eastAsia="NSimSun" w:cs="NSimSun"/>
           <w:sz w:val="17"/>
         </w:rPr>
-        <w:t>4月    [财务] FI6 异常交易检测（其余）启动</w:t>
+        <w:t xml:space="preserve">       〔🔴 v6：销售 S5 已整域顺延入 S3 期〕</w:t>
       </w:r>
     </w:p>
     <w:p>
@@ -7830,7 +7472,7 @@
           <w:rFonts w:ascii="NSimSun" w:hAnsi="NSimSun" w:eastAsia="NSimSun" w:cs="NSimSun"/>
           <w:sz w:val="17"/>
         </w:rPr>
-        <w:t xml:space="preserve">       [质量] Q4 PPAP 文档自动审核（OEM 隔离层 Chroma 就绪为前提，v6 硬截止 2027-01）</w:t>
+        <w:t xml:space="preserve"> </w:t>
       </w:r>
     </w:p>
     <w:p>
@@ -7847,7 +7489,7 @@
           <w:rFonts w:ascii="NSimSun" w:hAnsi="NSimSun" w:eastAsia="NSimSun" w:cs="NSimSun"/>
           <w:sz w:val="17"/>
         </w:rPr>
-        <w:t xml:space="preserve">       AI CoE 试运行</w:t>
+        <w:t>4月    [财务] FI6 异常交易检测（其余）启动</w:t>
       </w:r>
     </w:p>
     <w:p>
@@ -7864,7 +7506,7 @@
           <w:rFonts w:ascii="NSimSun" w:hAnsi="NSimSun" w:eastAsia="NSimSun" w:cs="NSimSun"/>
           <w:sz w:val="17"/>
         </w:rPr>
-        <w:t xml:space="preserve"> </w:t>
+        <w:t xml:space="preserve">       [质量] Q4 PPAP 文档自动审核（OEM 隔离层 Chroma 就绪为前提，v6 硬截止 2027-01）</w:t>
       </w:r>
     </w:p>
     <w:p>
@@ -7881,7 +7523,7 @@
           <w:rFonts w:ascii="NSimSun" w:hAnsi="NSimSun" w:eastAsia="NSimSun" w:cs="NSimSun"/>
           <w:sz w:val="17"/>
         </w:rPr>
-        <w:t>5月    [财务] FI7 预算执行监控 + FI8 现金流预测与智能预警 启动</w:t>
+        <w:t xml:space="preserve">       AI CoE 试运行</w:t>
       </w:r>
     </w:p>
     <w:p>
@@ -7898,7 +7540,7 @@
           <w:rFonts w:ascii="NSimSun" w:hAnsi="NSimSun" w:eastAsia="NSimSun" w:cs="NSimSun"/>
           <w:sz w:val="17"/>
         </w:rPr>
-        <w:t xml:space="preserve">       [质量] Q3 FMEA 维护 + Q7 IQC 来料检验（新增，依赖 MES/LAN）</w:t>
+        <w:t xml:space="preserve"> </w:t>
       </w:r>
     </w:p>
     <w:p>
@@ -7915,7 +7557,7 @@
           <w:rFonts w:ascii="NSimSun" w:hAnsi="NSimSun" w:eastAsia="NSimSun" w:cs="NSimSun"/>
           <w:sz w:val="17"/>
         </w:rPr>
-        <w:t xml:space="preserve">       AI CoE 正式成立</w:t>
+        <w:t>5月    [财务] FI7 预算执行监控 + FI8 现金流预测与智能预警 启动</w:t>
       </w:r>
     </w:p>
     <w:p>
@@ -7932,7 +7574,7 @@
           <w:rFonts w:ascii="NSimSun" w:hAnsi="NSimSun" w:eastAsia="NSimSun" w:cs="NSimSun"/>
           <w:sz w:val="17"/>
         </w:rPr>
-        <w:t xml:space="preserve"> </w:t>
+        <w:t xml:space="preserve">       〔🔴 v7 2026-08-21：原「[质量] Q3 FMEA 维护 + Q7 IQC 来料检验」随 Q3／Q7 下架撤销，本月质量域无排期〕</w:t>
       </w:r>
     </w:p>
     <w:p>
@@ -7949,7 +7591,7 @@
           <w:rFonts w:ascii="NSimSun" w:hAnsi="NSimSun" w:eastAsia="NSimSun" w:cs="NSimSun"/>
           <w:sz w:val="17"/>
         </w:rPr>
-        <w:t>6月    [财务] FI9 研发费用归集 + FI10 存货跌价分析 启动</w:t>
+        <w:t xml:space="preserve">       AI CoE 正式成立</w:t>
       </w:r>
     </w:p>
     <w:p>
@@ -7966,7 +7608,7 @@
           <w:rFonts w:ascii="NSimSun" w:hAnsi="NSimSun" w:eastAsia="NSimSun" w:cs="NSimSun"/>
           <w:sz w:val="17"/>
         </w:rPr>
-        <w:t xml:space="preserve">       年度总结 + 2028年规划</w:t>
+        <w:t xml:space="preserve"> </w:t>
       </w:r>
     </w:p>
     <w:p>
@@ -7983,7 +7625,41 @@
           <w:rFonts w:ascii="NSimSun" w:hAnsi="NSimSun" w:eastAsia="NSimSun" w:cs="NSimSun"/>
           <w:sz w:val="17"/>
         </w:rPr>
-        <w:t xml:space="preserve">       [质量] Q8 SPC 异常预警（新增，依赖 MES/LAN）；质量 AI 成熟度评估</w:t>
+        <w:t>6月    [财务] FI9 研发费用归集 + FI10 存货跌价分析 启动</w:t>
+      </w:r>
+    </w:p>
+    <w:p>
+      <w:pPr>
+        <w:pBdr>
+          <w:left w:val="single" w:sz="18" w:space="8" w:color="9BB4CC"/>
+        </w:pBdr>
+        <w:shd w:val="clear" w:color="auto" w:fill="F4F4F4"/>
+        <w:spacing w:before="0" w:after="0"/>
+        <w:ind w:left="160"/>
+      </w:pPr>
+      <w:r>
+        <w:rPr>
+          <w:rFonts w:ascii="NSimSun" w:hAnsi="NSimSun" w:eastAsia="NSimSun" w:cs="NSimSun"/>
+          <w:sz w:val="17"/>
+        </w:rPr>
+        <w:t xml:space="preserve">       年度总结 + 2028年规划</w:t>
+      </w:r>
+    </w:p>
+    <w:p>
+      <w:pPr>
+        <w:pBdr>
+          <w:left w:val="single" w:sz="18" w:space="8" w:color="9BB4CC"/>
+        </w:pBdr>
+        <w:shd w:val="clear" w:color="auto" w:fill="F4F4F4"/>
+        <w:spacing w:before="0" w:after="0"/>
+        <w:ind w:left="160"/>
+      </w:pPr>
+      <w:r>
+        <w:rPr>
+          <w:rFonts w:ascii="NSimSun" w:hAnsi="NSimSun" w:eastAsia="NSimSun" w:cs="NSimSun"/>
+          <w:sz w:val="17"/>
+        </w:rPr>
+        <w:t xml:space="preserve">       [质量] 质量 AI 成熟度评估〔🔴 v7：原「Q8 SPC 异常预警」随 Q8 下架撤销〕</w:t>
       </w:r>
     </w:p>
     <w:p>
@@ -17002,7 +16678,7 @@
           <w:b w:val="0"/>
           <w:sz w:val="20"/>
         </w:rPr>
-        <w:t>（底座 + 六部门流程提速 + 供应链/质量减负，42 场景，2026-07-03 财务域重编号由 40 更新）。</w:t>
+        <w:t>（底座 + 六部门流程提速 + 供应链/质量减负，</w:t>
       </w:r>
       <w:r>
         <w:rPr>
@@ -17010,7 +16686,7 @@
           <w:b/>
           <w:sz w:val="20"/>
         </w:rPr>
-        <w:t>Phase 2 = 月 19-24（2028 H1）</w:t>
+        <w:t>35 场景</w:t>
       </w:r>
       <w:r>
         <w:rPr>
@@ -17018,7 +16694,7 @@
           <w:b w:val="0"/>
           <w:sz w:val="20"/>
         </w:rPr>
-        <w:t>，把 AI 嵌入 ECU 产品工程核心。下列为</w:t>
+        <w:t xml:space="preserve">〔🔴 </w:t>
       </w:r>
       <w:r>
         <w:rPr>
@@ -17026,7 +16702,39 @@
           <w:b/>
           <w:sz w:val="20"/>
         </w:rPr>
-        <w:t>候选增补，不并入 42、不打乱 Phase 1</w:t>
+        <w:t>2026-08-21 v7 由 40 更新</w:t>
+      </w:r>
+      <w:r>
+        <w:rPr>
+          <w:rFonts w:ascii="Microsoft YaHei" w:hAnsi="Microsoft YaHei" w:eastAsia="Microsoft YaHei" w:cs="Microsoft YaHei"/>
+          <w:b w:val="0"/>
+          <w:sz w:val="20"/>
+        </w:rPr>
+        <w:t>：质量域五场景下架；此前沿革 38→40→42→40〕）。</w:t>
+      </w:r>
+      <w:r>
+        <w:rPr>
+          <w:rFonts w:ascii="Microsoft YaHei" w:hAnsi="Microsoft YaHei" w:eastAsia="Microsoft YaHei" w:cs="Microsoft YaHei"/>
+          <w:b/>
+          <w:sz w:val="20"/>
+        </w:rPr>
+        <w:t>Phase 2 = 月 19-24（2028 H1）</w:t>
+      </w:r>
+      <w:r>
+        <w:rPr>
+          <w:rFonts w:ascii="Microsoft YaHei" w:hAnsi="Microsoft YaHei" w:eastAsia="Microsoft YaHei" w:cs="Microsoft YaHei"/>
+          <w:b w:val="0"/>
+          <w:sz w:val="20"/>
+        </w:rPr>
+        <w:t>，把 AI 嵌入 ECU 产品工程核心。下列为</w:t>
+      </w:r>
+      <w:r>
+        <w:rPr>
+          <w:rFonts w:ascii="Microsoft YaHei" w:hAnsi="Microsoft YaHei" w:eastAsia="Microsoft YaHei" w:cs="Microsoft YaHei"/>
+          <w:b/>
+          <w:sz w:val="20"/>
+        </w:rPr>
+        <w:t>候选增补，不并入 35、不打乱 Phase 1</w:t>
       </w:r>
       <w:r>
         <w:rPr>
@@ -17752,7 +17460,7 @@
           <w:b w:val="0"/>
           <w:sz w:val="21"/>
         </w:rPr>
-        <w:t xml:space="preserve">*版本：2026-07-09（含 Phase 1 修正 + supplychain 收割重排 + 质量域序列修订 + Phase 2 展望 + 2026-07-03 财务域重编号 + 2026-07-04 批次制/知识先行/退出机制 + </w:t>
+        <w:t>*版本：</w:t>
       </w:r>
       <w:r>
         <w:rPr>
@@ -17760,7 +17468,7 @@
           <w:b/>
           <w:sz w:val="21"/>
         </w:rPr>
-        <w:t>2026-07-06 采购域 v2.3 重排【采购 9→7、全景 42→40】+ 财务域 v2【FI1 条件复启暂缓】</w:t>
+        <w:t>2026-08-21（v7 质量域五场景下架【质量 8→3、全景 40→35】）</w:t>
       </w:r>
       <w:r>
         <w:rPr>
@@ -17768,7 +17476,7 @@
           <w:b w:val="0"/>
           <w:sz w:val="21"/>
         </w:rPr>
-        <w:t xml:space="preserve"> + </w:t>
+        <w:t xml:space="preserve"> ｜ 前序 2026-08-18（v6 两域整域顺延入 S3）、2026-07-09（含 Phase 1 修正 + supplychain 收割重排 + 质量域序列修订 + Phase 2 展望 + 2026-07-03 财务域重编号 + 2026-07-04 批次制/知识先行/退出机制 + </w:t>
       </w:r>
       <w:r>
         <w:rPr>
@@ -17776,7 +17484,7 @@
           <w:b/>
           <w:sz w:val="21"/>
         </w:rPr>
-        <w:t>2026-07-09 财务域 v3【FI2 口径修正，数据闸实质解除，编号/排期/总数不变】</w:t>
+        <w:t>2026-07-06 采购域 v2.3 重排【采购 9→7、全景 42→40】+ 财务域 v2【FI1 条件复启暂缓】</w:t>
       </w:r>
       <w:r>
         <w:rPr>
@@ -17784,7 +17492,39 @@
           <w:b w:val="0"/>
           <w:sz w:val="21"/>
         </w:rPr>
-        <w:t>）| 财务部 FI1-FI10；采购部 SC1/SC2/SC4/SC7/SC8/SC10/SC11（SC3/SC5 并入、SC6 注销并入 O2、SC9 并入 S6），已删除 U9C 原生功能场景*</w:t>
+        <w:t xml:space="preserve"> + </w:t>
+      </w:r>
+      <w:r>
+        <w:rPr>
+          <w:rFonts w:ascii="Microsoft YaHei" w:hAnsi="Microsoft YaHei" w:eastAsia="Microsoft YaHei" w:cs="Microsoft YaHei"/>
+          <w:b/>
+          <w:sz w:val="21"/>
+        </w:rPr>
+        <w:t>2026-07-09 财务域 v3【FI2 口径修正，数据闸实质解除，编号/排期/总数不变】</w:t>
+      </w:r>
+      <w:r>
+        <w:rPr>
+          <w:rFonts w:ascii="Microsoft YaHei" w:hAnsi="Microsoft YaHei" w:eastAsia="Microsoft YaHei" w:cs="Microsoft YaHei"/>
+          <w:b w:val="0"/>
+          <w:sz w:val="21"/>
+        </w:rPr>
+        <w:t>）| 财务部 FI1-FI10；采购部 SC1/SC2/SC4/SC7/SC8/SC10/SC11（SC3/SC5 并入、SC6 注销并入 O2、SC9 并入 S6）；</w:t>
+      </w:r>
+      <w:r>
+        <w:rPr>
+          <w:rFonts w:ascii="Microsoft YaHei" w:hAnsi="Microsoft YaHei" w:eastAsia="Microsoft YaHei" w:cs="Microsoft YaHei"/>
+          <w:b/>
+          <w:sz w:val="21"/>
+        </w:rPr>
+        <w:t>质量部 Q2/Q4/Q6（Q1/Q3/Q5/Q7/Q8 已于 2026-08-21 v7 下架，编号空置不再分配）</w:t>
+      </w:r>
+      <w:r>
+        <w:rPr>
+          <w:rFonts w:ascii="Microsoft YaHei" w:hAnsi="Microsoft YaHei" w:eastAsia="Microsoft YaHei" w:cs="Microsoft YaHei"/>
+          <w:b w:val="0"/>
+          <w:sz w:val="21"/>
+        </w:rPr>
+        <w:t>，已删除 U9C 原生功能场景*</w:t>
       </w:r>
     </w:p>
     <w:p>
@@ -18325,6 +18065,472 @@
           <w:sz w:val="20"/>
         </w:rPr>
         <w:t>（暂停≠注销）、编号与内容一字未改、年度达标线三条按原值不动。详见《全景规划》§0.2 2026-08-18 行。</w:t>
+      </w:r>
+    </w:p>
+    <w:p>
+      <w:pPr>
+        <w:pBdr>
+          <w:left w:val="single" w:sz="18" w:space="8" w:color="1F4E79"/>
+        </w:pBdr>
+        <w:shd w:val="clear" w:color="auto" w:fill="EAF1FB"/>
+        <w:spacing w:before="80" w:after="160"/>
+        <w:ind w:left="160"/>
+      </w:pPr>
+      <w:r>
+        <w:rPr>
+          <w:rFonts w:ascii="Microsoft YaHei" w:hAnsi="Microsoft YaHei" w:eastAsia="Microsoft YaHei" w:cs="Microsoft YaHei"/>
+          <w:b w:val="0"/>
+          <w:sz w:val="20"/>
+        </w:rPr>
+        <w:t xml:space="preserve">🔴🔴 </w:t>
+      </w:r>
+      <w:r>
+        <w:rPr>
+          <w:rFonts w:ascii="Microsoft YaHei" w:hAnsi="Microsoft YaHei" w:eastAsia="Microsoft YaHei" w:cs="Microsoft YaHei"/>
+          <w:b/>
+          <w:sz w:val="20"/>
+        </w:rPr>
+        <w:t>v7 增补（2026-08-21，重组循环第 8 例，结构级——本项目第一次真正减少场景总数）</w:t>
+      </w:r>
+      <w:r>
+        <w:rPr>
+          <w:rFonts w:ascii="Microsoft YaHei" w:hAnsi="Microsoft YaHei" w:eastAsia="Microsoft YaHei" w:cs="Microsoft YaHei"/>
+          <w:b w:val="0"/>
+          <w:sz w:val="20"/>
+        </w:rPr>
+        <w:t xml:space="preserve">：源＝质量部部门内部评审结论（陈忱 2026-08-21 提交 </w:t>
+      </w:r>
+      <w:r>
+        <w:rPr>
+          <w:rFonts w:ascii="Consolas" w:hAnsi="Consolas" w:eastAsia="Consolas" w:cs="Consolas"/>
+          <w:b w:val="0"/>
+          <w:sz w:val="20"/>
+        </w:rPr>
+        <w:t>质量部AI赋能场景_20260820.docx</w:t>
+      </w:r>
+      <w:r>
+        <w:rPr>
+          <w:rFonts w:ascii="Microsoft YaHei" w:hAnsi="Microsoft YaHei" w:eastAsia="Microsoft YaHei" w:cs="Microsoft YaHei"/>
+          <w:b w:val="0"/>
+          <w:sz w:val="20"/>
+        </w:rPr>
+        <w:t xml:space="preserve"> ＋ 文本说明信，写明「部门内部已组织讨论」）判 </w:t>
+      </w:r>
+      <w:r>
+        <w:rPr>
+          <w:rFonts w:ascii="Microsoft YaHei" w:hAnsi="Microsoft YaHei" w:eastAsia="Microsoft YaHei" w:cs="Microsoft YaHei"/>
+          <w:b/>
+          <w:sz w:val="20"/>
+        </w:rPr>
+        <w:t>Q1／Q3／Q5／Q7／Q8</w:t>
+      </w:r>
+      <w:r>
+        <w:rPr>
+          <w:rFonts w:ascii="Microsoft YaHei" w:hAnsi="Microsoft YaHei" w:eastAsia="Microsoft YaHei" w:cs="Microsoft YaHei"/>
+          <w:b w:val="0"/>
+          <w:sz w:val="20"/>
+        </w:rPr>
+        <w:t xml:space="preserve"> 五个场景「我司当前阶段不适用」；</w:t>
+      </w:r>
+      <w:r>
+        <w:rPr>
+          <w:rFonts w:ascii="Microsoft YaHei" w:hAnsi="Microsoft YaHei" w:eastAsia="Microsoft YaHei" w:cs="Microsoft YaHei"/>
+          <w:b/>
+          <w:sz w:val="20"/>
+        </w:rPr>
+        <w:t>Shao Peishen 2026-08-21 拍板原话</w:t>
+      </w:r>
+      <w:r>
+        <w:rPr>
+          <w:rFonts w:ascii="Microsoft YaHei" w:hAnsi="Microsoft YaHei" w:eastAsia="Microsoft YaHei" w:cs="Microsoft YaHei"/>
+          <w:b w:val="0"/>
+          <w:sz w:val="20"/>
+        </w:rPr>
+        <w:t>：「陈忱说『我司当前阶段不适用』的</w:t>
+      </w:r>
+      <w:r>
+        <w:rPr>
+          <w:rFonts w:ascii="Microsoft YaHei" w:hAnsi="Microsoft YaHei" w:eastAsia="Microsoft YaHei" w:cs="Microsoft YaHei"/>
+          <w:b/>
+          <w:sz w:val="20"/>
+        </w:rPr>
+        <w:t>全部下架处理</w:t>
+      </w:r>
+      <w:r>
+        <w:rPr>
+          <w:rFonts w:ascii="Microsoft YaHei" w:hAnsi="Microsoft YaHei" w:eastAsia="Microsoft YaHei" w:cs="Microsoft YaHei"/>
+          <w:b w:val="0"/>
+          <w:sz w:val="20"/>
+        </w:rPr>
+        <w:t>，可以保留历史版本记录，不需要放入全景规划，</w:t>
+      </w:r>
+      <w:r>
+        <w:rPr>
+          <w:rFonts w:ascii="Microsoft YaHei" w:hAnsi="Microsoft YaHei" w:eastAsia="Microsoft YaHei" w:cs="Microsoft YaHei"/>
+          <w:b/>
+          <w:sz w:val="20"/>
+        </w:rPr>
+        <w:t>除非我以后手动复苏</w:t>
+      </w:r>
+      <w:r>
+        <w:rPr>
+          <w:rFonts w:ascii="Microsoft YaHei" w:hAnsi="Microsoft YaHei" w:eastAsia="Microsoft YaHei" w:cs="Microsoft YaHei"/>
+          <w:b w:val="0"/>
+          <w:sz w:val="20"/>
+        </w:rPr>
+        <w:t xml:space="preserve">。」 </w:t>
+      </w:r>
+      <w:r>
+        <w:rPr>
+          <w:rFonts w:ascii="Microsoft YaHei" w:hAnsi="Microsoft YaHei" w:eastAsia="Microsoft YaHei" w:cs="Microsoft YaHei"/>
+          <w:b/>
+          <w:sz w:val="20"/>
+        </w:rPr>
+        <w:t>① 五场景从全景规划与本文件移出</w:t>
+      </w:r>
+      <w:r>
+        <w:rPr>
+          <w:rFonts w:ascii="Microsoft YaHei" w:hAnsi="Microsoft YaHei" w:eastAsia="Microsoft YaHei" w:cs="Microsoft YaHei"/>
+          <w:b w:val="0"/>
+          <w:sz w:val="20"/>
+        </w:rPr>
+        <w:t>：</w:t>
+      </w:r>
+      <w:r>
+        <w:rPr>
+          <w:rFonts w:ascii="Consolas" w:hAnsi="Consolas" w:eastAsia="Consolas" w:cs="Consolas"/>
+          <w:b w:val="0"/>
+          <w:sz w:val="20"/>
+        </w:rPr>
+        <w:t>Q1</w:t>
+      </w:r>
+      <w:r>
+        <w:rPr>
+          <w:rFonts w:ascii="Microsoft YaHei" w:hAnsi="Microsoft YaHei" w:eastAsia="Microsoft YaHei" w:cs="Microsoft YaHei"/>
+          <w:b w:val="0"/>
+          <w:sz w:val="20"/>
+        </w:rPr>
+        <w:t xml:space="preserve"> 客诉分流（原 2026-12）／</w:t>
+      </w:r>
+      <w:r>
+        <w:rPr>
+          <w:rFonts w:ascii="Consolas" w:hAnsi="Consolas" w:eastAsia="Consolas" w:cs="Consolas"/>
+          <w:b w:val="0"/>
+          <w:sz w:val="20"/>
+        </w:rPr>
+        <w:t>Q3</w:t>
+      </w:r>
+      <w:r>
+        <w:rPr>
+          <w:rFonts w:ascii="Microsoft YaHei" w:hAnsi="Microsoft YaHei" w:eastAsia="Microsoft YaHei" w:cs="Microsoft YaHei"/>
+          <w:b w:val="0"/>
+          <w:sz w:val="20"/>
+        </w:rPr>
+        <w:t xml:space="preserve"> FMEA（原 2027-05）／</w:t>
+      </w:r>
+      <w:r>
+        <w:rPr>
+          <w:rFonts w:ascii="Consolas" w:hAnsi="Consolas" w:eastAsia="Consolas" w:cs="Consolas"/>
+          <w:b w:val="0"/>
+          <w:sz w:val="20"/>
+        </w:rPr>
+        <w:t>Q5</w:t>
+      </w:r>
+      <w:r>
+        <w:rPr>
+          <w:rFonts w:ascii="Microsoft YaHei" w:hAnsi="Microsoft YaHei" w:eastAsia="Microsoft YaHei" w:cs="Microsoft YaHei"/>
+          <w:b w:val="0"/>
+          <w:sz w:val="20"/>
+        </w:rPr>
+        <w:t xml:space="preserve"> IATF（原 2026-12）／</w:t>
+      </w:r>
+      <w:r>
+        <w:rPr>
+          <w:rFonts w:ascii="Consolas" w:hAnsi="Consolas" w:eastAsia="Consolas" w:cs="Consolas"/>
+          <w:b w:val="0"/>
+          <w:sz w:val="20"/>
+        </w:rPr>
+        <w:t>Q7</w:t>
+      </w:r>
+      <w:r>
+        <w:rPr>
+          <w:rFonts w:ascii="Microsoft YaHei" w:hAnsi="Microsoft YaHei" w:eastAsia="Microsoft YaHei" w:cs="Microsoft YaHei"/>
+          <w:b w:val="0"/>
+          <w:sz w:val="20"/>
+        </w:rPr>
+        <w:t xml:space="preserve"> IQC（原 2027-05）／</w:t>
+      </w:r>
+      <w:r>
+        <w:rPr>
+          <w:rFonts w:ascii="Consolas" w:hAnsi="Consolas" w:eastAsia="Consolas" w:cs="Consolas"/>
+          <w:b w:val="0"/>
+          <w:sz w:val="20"/>
+        </w:rPr>
+        <w:t>Q8</w:t>
+      </w:r>
+      <w:r>
+        <w:rPr>
+          <w:rFonts w:ascii="Microsoft YaHei" w:hAnsi="Microsoft YaHei" w:eastAsia="Microsoft YaHei" w:cs="Microsoft YaHei"/>
+          <w:b w:val="0"/>
+          <w:sz w:val="20"/>
+        </w:rPr>
+        <w:t xml:space="preserve"> SPC（原 2027-06）；</w:t>
+      </w:r>
+      <w:r>
+        <w:rPr>
+          <w:rFonts w:ascii="Microsoft YaHei" w:hAnsi="Microsoft YaHei" w:eastAsia="Microsoft YaHei" w:cs="Microsoft YaHei"/>
+          <w:b/>
+          <w:sz w:val="20"/>
+        </w:rPr>
+        <w:t>质量 8→3（Q2／Q4／Q6，其中 Q6 已交付）、全景总数 40→35</w:t>
+      </w:r>
+      <w:r>
+        <w:rPr>
+          <w:rFonts w:ascii="Microsoft YaHei" w:hAnsi="Microsoft YaHei" w:eastAsia="Microsoft YaHei" w:cs="Microsoft YaHei"/>
+          <w:b w:val="0"/>
+          <w:sz w:val="20"/>
+        </w:rPr>
+        <w:t xml:space="preserve">。 </w:t>
+      </w:r>
+      <w:r>
+        <w:rPr>
+          <w:rFonts w:ascii="Microsoft YaHei" w:hAnsi="Microsoft YaHei" w:eastAsia="Microsoft YaHei" w:cs="Microsoft YaHei"/>
+          <w:b/>
+          <w:sz w:val="20"/>
+        </w:rPr>
+        <w:t>② 历史只靠 git</w:t>
+      </w:r>
+      <w:r>
+        <w:rPr>
+          <w:rFonts w:ascii="Microsoft YaHei" w:hAnsi="Microsoft YaHei" w:eastAsia="Microsoft YaHei" w:cs="Microsoft YaHei"/>
+          <w:b w:val="0"/>
+          <w:sz w:val="20"/>
+        </w:rPr>
+        <w:t>——不并入 backlog、不建暂缓清单、不设复活条件，</w:t>
+      </w:r>
+      <w:r>
+        <w:rPr>
+          <w:rFonts w:ascii="Microsoft YaHei" w:hAnsi="Microsoft YaHei" w:eastAsia="Microsoft YaHei" w:cs="Microsoft YaHei"/>
+          <w:b/>
+          <w:sz w:val="20"/>
+        </w:rPr>
+        <w:t>复苏由 Shao Peishen 手动触发</w:t>
+      </w:r>
+      <w:r>
+        <w:rPr>
+          <w:rFonts w:ascii="Microsoft YaHei" w:hAnsi="Microsoft YaHei" w:eastAsia="Microsoft YaHei" w:cs="Microsoft YaHei"/>
+          <w:b w:val="0"/>
+          <w:sz w:val="20"/>
+        </w:rPr>
+        <w:t>；</w:t>
+      </w:r>
+      <w:r>
+        <w:rPr>
+          <w:rFonts w:ascii="Microsoft YaHei" w:hAnsi="Microsoft YaHei" w:eastAsia="Microsoft YaHei" w:cs="Microsoft YaHei"/>
+          <w:b/>
+          <w:sz w:val="20"/>
+        </w:rPr>
+        <w:t>编号 Q1／Q3／Q5／Q7／Q8 就此空置、不得重新分配</w:t>
+      </w:r>
+      <w:r>
+        <w:rPr>
+          <w:rFonts w:ascii="Microsoft YaHei" w:hAnsi="Microsoft YaHei" w:eastAsia="Microsoft YaHei" w:cs="Microsoft YaHei"/>
+          <w:b w:val="0"/>
+          <w:sz w:val="20"/>
+        </w:rPr>
+        <w:t xml:space="preserve">。 </w:t>
+      </w:r>
+      <w:r>
+        <w:rPr>
+          <w:rFonts w:ascii="Microsoft YaHei" w:hAnsi="Microsoft YaHei" w:eastAsia="Microsoft YaHei" w:cs="Microsoft YaHei"/>
+          <w:b/>
+          <w:sz w:val="20"/>
+        </w:rPr>
+        <w:t>③ 四处连带</w:t>
+      </w:r>
+      <w:r>
+        <w:rPr>
+          <w:rFonts w:ascii="Microsoft YaHei" w:hAnsi="Microsoft YaHei" w:eastAsia="Microsoft YaHei" w:cs="Microsoft YaHei"/>
+          <w:b w:val="0"/>
+          <w:sz w:val="20"/>
+        </w:rPr>
+        <w:t xml:space="preserve">：⑴ </w:t>
+      </w:r>
+      <w:r>
+        <w:rPr>
+          <w:rFonts w:ascii="Microsoft YaHei" w:hAnsi="Microsoft YaHei" w:eastAsia="Microsoft YaHei" w:cs="Microsoft YaHei"/>
+          <w:b/>
+          <w:sz w:val="20"/>
+        </w:rPr>
+        <w:t>v6 那次 Q5 由 2027-01 三度提前随之整条失效</w:t>
+      </w:r>
+      <w:r>
+        <w:rPr>
+          <w:rFonts w:ascii="Microsoft YaHei" w:hAnsi="Microsoft YaHei" w:eastAsia="Microsoft YaHei" w:cs="Microsoft YaHei"/>
+          <w:b w:val="0"/>
+          <w:sz w:val="20"/>
+        </w:rPr>
+        <w:t xml:space="preserve">；⑵ </w:t>
+      </w:r>
+      <w:r>
+        <w:rPr>
+          <w:rFonts w:ascii="Microsoft YaHei" w:hAnsi="Microsoft YaHei" w:eastAsia="Microsoft YaHei" w:cs="Microsoft YaHei"/>
+          <w:b/>
+          <w:sz w:val="20"/>
+        </w:rPr>
+        <w:t>S1 目标场景数 11-13→9-11</w:t>
+      </w:r>
+      <w:r>
+        <w:rPr>
+          <w:rFonts w:ascii="Microsoft YaHei" w:hAnsi="Microsoft YaHei" w:eastAsia="Microsoft YaHei" w:cs="Microsoft YaHei"/>
+          <w:b w:val="0"/>
+          <w:sz w:val="20"/>
+        </w:rPr>
+        <w:t xml:space="preserve">（算术：S1 期内原 14 个含 Q1 与 Q5，下架后只剩 12 个，13 已超总数）；⑶ </w:t>
+      </w:r>
+      <w:r>
+        <w:rPr>
+          <w:rFonts w:ascii="Microsoft YaHei" w:hAnsi="Microsoft YaHei" w:eastAsia="Microsoft YaHei" w:cs="Microsoft YaHei"/>
+          <w:b/>
+          <w:sz w:val="20"/>
+        </w:rPr>
+        <w:t>链 C 由 3 节点降为 2 节点、联动点 12→11</w:t>
+      </w:r>
+      <w:r>
+        <w:rPr>
+          <w:rFonts w:ascii="Microsoft YaHei" w:hAnsi="Microsoft YaHei" w:eastAsia="Microsoft YaHei" w:cs="Microsoft YaHei"/>
+          <w:b w:val="0"/>
+          <w:sz w:val="20"/>
+        </w:rPr>
+        <w:t>（</w:t>
+      </w:r>
+      <w:r>
+        <w:rPr>
+          <w:rFonts w:ascii="Consolas" w:hAnsi="Consolas" w:eastAsia="Consolas" w:cs="Consolas"/>
+          <w:b w:val="0"/>
+          <w:sz w:val="20"/>
+        </w:rPr>
+        <w:t>L6 Q7 IQC→SC1</w:t>
+      </w:r>
+      <w:r>
+        <w:rPr>
+          <w:rFonts w:ascii="Microsoft YaHei" w:hAnsi="Microsoft YaHei" w:eastAsia="Microsoft YaHei" w:cs="Microsoft YaHei"/>
+          <w:b w:val="0"/>
+          <w:sz w:val="20"/>
+        </w:rPr>
+        <w:t xml:space="preserve"> 撤销，</w:t>
+      </w:r>
+      <w:r>
+        <w:rPr>
+          <w:rFonts w:ascii="Consolas" w:hAnsi="Consolas" w:eastAsia="Consolas" w:cs="Consolas"/>
+          <w:b w:val="0"/>
+          <w:sz w:val="20"/>
+        </w:rPr>
+        <w:t>L7</w:t>
+      </w:r>
+      <w:r>
+        <w:rPr>
+          <w:rFonts w:ascii="Microsoft YaHei" w:hAnsi="Microsoft YaHei" w:eastAsia="Microsoft YaHei" w:cs="Microsoft YaHei"/>
+          <w:b w:val="0"/>
+          <w:sz w:val="20"/>
+        </w:rPr>
+        <w:t xml:space="preserve"> 来源收窄为 Q2 单侧，SC1 场景块联动行同批改写）；⑷ </w:t>
+      </w:r>
+      <w:r>
+        <w:rPr>
+          <w:rFonts w:ascii="Microsoft YaHei" w:hAnsi="Microsoft YaHei" w:eastAsia="Microsoft YaHei" w:cs="Microsoft YaHei"/>
+          <w:b/>
+          <w:sz w:val="20"/>
+        </w:rPr>
+        <w:t>2026 年内质量域不再有第三个场景启动</w:t>
+      </w:r>
+      <w:r>
+        <w:rPr>
+          <w:rFonts w:ascii="Microsoft YaHei" w:hAnsi="Microsoft YaHei" w:eastAsia="Microsoft YaHei" w:cs="Microsoft YaHei"/>
+          <w:b w:val="0"/>
+          <w:sz w:val="20"/>
+        </w:rPr>
+        <w:t xml:space="preserve">。 </w:t>
+      </w:r>
+      <w:r>
+        <w:rPr>
+          <w:rFonts w:ascii="Microsoft YaHei" w:hAnsi="Microsoft YaHei" w:eastAsia="Microsoft YaHei" w:cs="Microsoft YaHei"/>
+          <w:b/>
+          <w:sz w:val="20"/>
+        </w:rPr>
+        <w:t>④ 不在本次范围（须显式声明，免得下一个读者误以为已处置）</w:t>
+      </w:r>
+      <w:r>
+        <w:rPr>
+          <w:rFonts w:ascii="Microsoft YaHei" w:hAnsi="Microsoft YaHei" w:eastAsia="Microsoft YaHei" w:cs="Microsoft YaHei"/>
+          <w:b w:val="0"/>
+          <w:sz w:val="20"/>
+        </w:rPr>
+        <w:t xml:space="preserve">：Q2／Q4 的内容改写（陈忱同批重写、写「请参考是否可行」）走 </w:t>
+      </w:r>
+      <w:r>
+        <w:rPr>
+          <w:rFonts w:ascii="Consolas" w:hAnsi="Consolas" w:eastAsia="Consolas" w:cs="Consolas"/>
+          <w:b w:val="0"/>
+          <w:sz w:val="20"/>
+        </w:rPr>
+        <w:t>质量部#9</w:t>
+      </w:r>
+      <w:r>
+        <w:rPr>
+          <w:rFonts w:ascii="Microsoft YaHei" w:hAnsi="Microsoft YaHei" w:eastAsia="Microsoft YaHei" w:cs="Microsoft YaHei"/>
+          <w:b w:val="0"/>
+          <w:sz w:val="20"/>
+        </w:rPr>
+        <w:t xml:space="preserve"> 与 §四 #88 的 88-B／88-C，</w:t>
+      </w:r>
+      <w:r>
+        <w:rPr>
+          <w:rFonts w:ascii="Microsoft YaHei" w:hAnsi="Microsoft YaHei" w:eastAsia="Microsoft YaHei" w:cs="Microsoft YaHei"/>
+          <w:b/>
+          <w:sz w:val="20"/>
+        </w:rPr>
+        <w:t>两个场景块一字未动</w:t>
+      </w:r>
+      <w:r>
+        <w:rPr>
+          <w:rFonts w:ascii="Microsoft YaHei" w:hAnsi="Microsoft YaHei" w:eastAsia="Microsoft YaHei" w:cs="Microsoft YaHei"/>
+          <w:b w:val="0"/>
+          <w:sz w:val="20"/>
+        </w:rPr>
+        <w:t>；OEM 隔离层 Chroma 归属须随 Q4 收敛重判一次，</w:t>
+      </w:r>
+      <w:r>
+        <w:rPr>
+          <w:rFonts w:ascii="Microsoft YaHei" w:hAnsi="Microsoft YaHei" w:eastAsia="Microsoft YaHei" w:cs="Microsoft YaHei"/>
+          <w:b/>
+          <w:sz w:val="20"/>
+        </w:rPr>
+        <w:t>重判出结论前 2027-01 硬截止不得放宽</w:t>
+      </w:r>
+      <w:r>
+        <w:rPr>
+          <w:rFonts w:ascii="Microsoft YaHei" w:hAnsi="Microsoft YaHei" w:eastAsia="Microsoft YaHei" w:cs="Microsoft YaHei"/>
+          <w:b w:val="0"/>
+          <w:sz w:val="20"/>
+        </w:rPr>
+        <w:t xml:space="preserve">。 ⚠️ </w:t>
+      </w:r>
+      <w:r>
+        <w:rPr>
+          <w:rFonts w:ascii="Microsoft YaHei" w:hAnsi="Microsoft YaHei" w:eastAsia="Microsoft YaHei" w:cs="Microsoft YaHei"/>
+          <w:b/>
+          <w:sz w:val="20"/>
+        </w:rPr>
+        <w:t>与 v6 的「暂停≠注销」性质不同——本次是真删除。</w:t>
+      </w:r>
+      <w:r>
+        <w:rPr>
+          <w:rFonts w:ascii="Microsoft YaHei" w:hAnsi="Microsoft YaHei" w:eastAsia="Microsoft YaHei" w:cs="Microsoft YaHei"/>
+          <w:b w:val="0"/>
+          <w:sz w:val="20"/>
+        </w:rPr>
+        <w:t xml:space="preserve"> 详见《全景规划》§0.2 2026-08-21 行。</w:t>
       </w:r>
     </w:p>
     <w:sectPr>

--- a/1-转型规划/0-全景路线图/卓品智能AI转型实施计划（最新版）.docx
+++ b/1-转型规划/0-全景路线图/卓品智能AI转型实施计划（最新版）.docx
@@ -71,7 +71,7 @@
           <w:b/>
           <w:sz w:val="20"/>
         </w:rPr>
-        <w:t>2026-08-21（v7：质量域 Q1／Q3／Q5／Q7／Q8 五场景下架，质量 8→3、全景总数 40→35、S1 目标场景数 11-13→9-11；重组循环第 8 例·结构级）</w:t>
+        <w:t>2026-08-22（v8：Q2 性质改变「8D 起草」→「8D AI 自动判定」＋ Q4 由 18 项文件包收敛为三文件校验；重组循环第 9 例·轻量，场景数／编号／排期／总数不变，全景仍 35）</w:t>
       </w:r>
       <w:r>
         <w:rPr>
@@ -79,7 +79,23 @@
           <w:b w:val="0"/>
           <w:sz w:val="20"/>
         </w:rPr>
-        <w:t xml:space="preserve"> ｜ 前序 2026-07-04（含 Phase 1 修正 + supplychain 收割重排 + 收割收尾进度 + 七.2 执行治理 + 2026-07-01 Q6 提前至 10 月 + 2026-07-03 财务域场景重编号【财务 8→10、全景 40→42】+ </w:t>
+        <w:t xml:space="preserve"> ｜ 前序 </w:t>
+      </w:r>
+      <w:r>
+        <w:rPr>
+          <w:rFonts w:ascii="Microsoft YaHei" w:hAnsi="Microsoft YaHei" w:eastAsia="Microsoft YaHei" w:cs="Microsoft YaHei"/>
+          <w:b/>
+          <w:sz w:val="20"/>
+        </w:rPr>
+        <w:t>2026-08-21（v7：质量域 Q1／Q3／Q5／Q7／Q8 五场景下架，质量 8→3、全景总数 40→35、S1 目标场景数 11-13→9-11；重组循环第 8 例·结构级）</w:t>
+      </w:r>
+      <w:r>
+        <w:rPr>
+          <w:rFonts w:ascii="Microsoft YaHei" w:hAnsi="Microsoft YaHei" w:eastAsia="Microsoft YaHei" w:cs="Microsoft YaHei"/>
+          <w:b w:val="0"/>
+          <w:sz w:val="20"/>
+        </w:rPr>
+        <w:t xml:space="preserve"> ｜ 2026-07-04（含 Phase 1 修正 + supplychain 收割重排 + 收割收尾进度 + 七.2 执行治理 + 2026-07-01 Q6 提前至 10 月 + 2026-07-03 财务域场景重编号【财务 8→10、全景 40→42】+ </w:t>
       </w:r>
       <w:r>
         <w:rPr>
@@ -4228,10 +4244,10 @@
             <w:r>
               <w:rPr>
                 <w:rFonts w:ascii="Microsoft YaHei" w:hAnsi="Microsoft YaHei" w:eastAsia="Microsoft YaHei" w:cs="Microsoft YaHei"/>
-                <w:b w:val="0"/>
-                <w:sz w:val="18"/>
-              </w:rPr>
-              <w:t>8D 不良分析与根因起草</w:t>
+                <w:b/>
+                <w:sz w:val="18"/>
+              </w:rPr>
+              <w:t>8D 报告 AI 自动判定</w:t>
             </w:r>
           </w:p>
         </w:tc>
@@ -4311,7 +4327,55 @@
                 <w:b w:val="0"/>
                 <w:sz w:val="18"/>
               </w:rPr>
-              <w:t xml:space="preserve">（质量入轨）。⚠️ 陈忱 2026-08-21 已把本场景整份重写为「8D 报告 AI 自动判定」（性质改变），技术回应走 </w:t>
+              <w:t xml:space="preserve">（质量入轨）。🔴 </w:t>
+            </w:r>
+            <w:r>
+              <w:rPr>
+                <w:rFonts w:ascii="Microsoft YaHei" w:hAnsi="Microsoft YaHei" w:eastAsia="Microsoft YaHei" w:cs="Microsoft YaHei"/>
+                <w:b/>
+                <w:sz w:val="18"/>
+              </w:rPr>
+              <w:t>2026-08-22 v8 按 88-B 改写，原名「8D 不良分析与根因起草」——性质改变</w:t>
+            </w:r>
+            <w:r>
+              <w:rPr>
+                <w:rFonts w:ascii="Microsoft YaHei" w:hAnsi="Microsoft YaHei" w:eastAsia="Microsoft YaHei" w:cs="Microsoft YaHei"/>
+                <w:b w:val="0"/>
+                <w:sz w:val="18"/>
+              </w:rPr>
+              <w:t>：由「帮工程师</w:t>
+            </w:r>
+            <w:r>
+              <w:rPr>
+                <w:rFonts w:ascii="Microsoft YaHei" w:hAnsi="Microsoft YaHei" w:eastAsia="Microsoft YaHei" w:cs="Microsoft YaHei"/>
+                <w:b/>
+                <w:sz w:val="18"/>
+              </w:rPr>
+              <w:t>写</w:t>
+            </w:r>
+            <w:r>
+              <w:rPr>
+                <w:rFonts w:ascii="Microsoft YaHei" w:hAnsi="Microsoft YaHei" w:eastAsia="Microsoft YaHei" w:cs="Microsoft YaHei"/>
+                <w:b w:val="0"/>
+                <w:sz w:val="18"/>
+              </w:rPr>
+              <w:t xml:space="preserve"> 8D」改为「</w:t>
+            </w:r>
+            <w:r>
+              <w:rPr>
+                <w:rFonts w:ascii="Microsoft YaHei" w:hAnsi="Microsoft YaHei" w:eastAsia="Microsoft YaHei" w:cs="Microsoft YaHei"/>
+                <w:b/>
+                <w:sz w:val="18"/>
+              </w:rPr>
+              <w:t>审</w:t>
+            </w:r>
+            <w:r>
+              <w:rPr>
+                <w:rFonts w:ascii="Microsoft YaHei" w:hAnsi="Microsoft YaHei" w:eastAsia="Microsoft YaHei" w:cs="Microsoft YaHei"/>
+                <w:b w:val="0"/>
+                <w:sz w:val="18"/>
+              </w:rPr>
+              <w:t xml:space="preserve">已提交的 8D」（7 维评审 ＋ 百分制评分 ＋ A/B/C/D 分级，C 级以下退回）。⚠️ 自动化等级括号描述待 </w:t>
             </w:r>
             <w:r>
               <w:rPr>
@@ -4327,7 +4391,7 @@
                 <w:b w:val="0"/>
                 <w:sz w:val="18"/>
               </w:rPr>
-              <w:t>、范围裁决登 §四 #88 的 88-B，</w:t>
+              <w:t xml:space="preserve"> 回件确认（她那份仍写「AI 起草」，判为旧版残留），</w:t>
             </w:r>
             <w:r>
               <w:rPr>
@@ -4335,7 +4399,7 @@
                 <w:b/>
                 <w:sz w:val="18"/>
               </w:rPr>
-              <w:t>尚未拍板，本行仍为现行口径</w:t>
+              <w:t>等级 L2 本身不变</w:t>
             </w:r>
           </w:p>
         </w:tc>
@@ -4462,7 +4526,7 @@
                 <w:b w:val="0"/>
                 <w:sz w:val="18"/>
               </w:rPr>
-              <w:t>后置（OEM 隔离层前提）。⚠️ 陈忱 2026-08-21 已把范围由 18 项文件包收敛为三文件一致性校验，登 §四 #88 的 88-C，</w:t>
+              <w:t xml:space="preserve">后置（OEM 隔离层前提）。🔴 </w:t>
             </w:r>
             <w:r>
               <w:rPr>
@@ -4470,7 +4534,55 @@
                 <w:b/>
                 <w:sz w:val="18"/>
               </w:rPr>
-              <w:t>尚未拍板</w:t>
+              <w:t>2026-08-22 v8 按 88-C 收敛</w:t>
+            </w:r>
+            <w:r>
+              <w:rPr>
+                <w:rFonts w:ascii="Microsoft YaHei" w:hAnsi="Microsoft YaHei" w:eastAsia="Microsoft YaHei" w:cs="Microsoft YaHei"/>
+                <w:b w:val="0"/>
+                <w:sz w:val="18"/>
+              </w:rPr>
+              <w:t>：18 项文件包 → 三文件（控制计划／PFMEA／过程流程图）一致性校验；</w:t>
+            </w:r>
+            <w:r>
+              <w:rPr>
+                <w:rFonts w:ascii="Microsoft YaHei" w:hAnsi="Microsoft YaHei" w:eastAsia="Microsoft YaHei" w:cs="Microsoft YaHei"/>
+                <w:b/>
+                <w:sz w:val="18"/>
+              </w:rPr>
+              <w:t>「对照各 OEM 要求清单」与「OEM 要求知识库」两条能力整体删除</w:t>
+            </w:r>
+            <w:r>
+              <w:rPr>
+                <w:rFonts w:ascii="Microsoft YaHei" w:hAnsi="Microsoft YaHei" w:eastAsia="Microsoft YaHei" w:cs="Microsoft YaHei"/>
+                <w:b w:val="0"/>
+                <w:sz w:val="18"/>
+              </w:rPr>
+              <w:t xml:space="preserve">，连带 </w:t>
+            </w:r>
+            <w:r>
+              <w:rPr>
+                <w:rFonts w:ascii="Consolas" w:hAnsi="Consolas" w:eastAsia="Consolas" w:cs="Consolas"/>
+                <w:b w:val="0"/>
+                <w:sz w:val="18"/>
+              </w:rPr>
+              <w:t>OEM 客户 PPAP 要求手册</w:t>
+            </w:r>
+            <w:r>
+              <w:rPr>
+                <w:rFonts w:ascii="Microsoft YaHei" w:hAnsi="Microsoft YaHei" w:eastAsia="Microsoft YaHei" w:cs="Microsoft YaHei"/>
+                <w:b w:val="0"/>
+                <w:sz w:val="18"/>
+              </w:rPr>
+              <w:t xml:space="preserve"> 数据依赖消失 ⇒ </w:t>
+            </w:r>
+            <w:r>
+              <w:rPr>
+                <w:rFonts w:ascii="Microsoft YaHei" w:hAnsi="Microsoft YaHei" w:eastAsia="Microsoft YaHei" w:cs="Microsoft YaHei"/>
+                <w:b/>
+                <w:sz w:val="18"/>
+              </w:rPr>
+              <w:t>Chroma 归属须重判（§一 #374），重判前 2027-01 硬截止不得放宽</w:t>
             </w:r>
           </w:p>
         </w:tc>
@@ -17468,7 +17580,7 @@
           <w:b/>
           <w:sz w:val="21"/>
         </w:rPr>
-        <w:t>2026-08-21（v7 质量域五场景下架【质量 8→3、全景 40→35】）</w:t>
+        <w:t>2026-08-22（v8 Q2 性质改变＋Q4 收敛，总数不变仍 35）</w:t>
       </w:r>
       <w:r>
         <w:rPr>
@@ -17476,7 +17588,23 @@
           <w:b w:val="0"/>
           <w:sz w:val="21"/>
         </w:rPr>
-        <w:t xml:space="preserve"> ｜ 前序 2026-08-18（v6 两域整域顺延入 S3）、2026-07-09（含 Phase 1 修正 + supplychain 收割重排 + 质量域序列修订 + Phase 2 展望 + 2026-07-03 财务域重编号 + 2026-07-04 批次制/知识先行/退出机制 + </w:t>
+        <w:t xml:space="preserve"> ｜ 前序 </w:t>
+      </w:r>
+      <w:r>
+        <w:rPr>
+          <w:rFonts w:ascii="Microsoft YaHei" w:hAnsi="Microsoft YaHei" w:eastAsia="Microsoft YaHei" w:cs="Microsoft YaHei"/>
+          <w:b/>
+          <w:sz w:val="21"/>
+        </w:rPr>
+        <w:t>2026-08-21（v7 质量域五场景下架【质量 8→3、全景 40→35】）</w:t>
+      </w:r>
+      <w:r>
+        <w:rPr>
+          <w:rFonts w:ascii="Microsoft YaHei" w:hAnsi="Microsoft YaHei" w:eastAsia="Microsoft YaHei" w:cs="Microsoft YaHei"/>
+          <w:b w:val="0"/>
+          <w:sz w:val="21"/>
+        </w:rPr>
+        <w:t xml:space="preserve">、2026-08-18（v6 两域整域顺延入 S3）、2026-07-09（含 Phase 1 修正 + supplychain 收割重排 + 质量域序列修订 + Phase 2 展望 + 2026-07-03 财务域重编号 + 2026-07-04 批次制/知识先行/退出机制 + </w:t>
       </w:r>
       <w:r>
         <w:rPr>
@@ -18076,6 +18204,241 @@
         <w:spacing w:before="80" w:after="160"/>
         <w:ind w:left="160"/>
       </w:pPr>
+      <w:r>
+        <w:rPr>
+          <w:rFonts w:ascii="Microsoft YaHei" w:hAnsi="Microsoft YaHei" w:eastAsia="Microsoft YaHei" w:cs="Microsoft YaHei"/>
+          <w:b w:val="0"/>
+          <w:sz w:val="20"/>
+        </w:rPr>
+        <w:t xml:space="preserve">🔴 </w:t>
+      </w:r>
+      <w:r>
+        <w:rPr>
+          <w:rFonts w:ascii="Microsoft YaHei" w:hAnsi="Microsoft YaHei" w:eastAsia="Microsoft YaHei" w:cs="Microsoft YaHei"/>
+          <w:b/>
+          <w:sz w:val="20"/>
+        </w:rPr>
+        <w:t>v8 增补（2026-08-22，重组循环第 9 例·轻量；场景数／编号／排期／总数一律不变，全景仍 35）</w:t>
+      </w:r>
+      <w:r>
+        <w:rPr>
+          <w:rFonts w:ascii="Microsoft YaHei" w:hAnsi="Microsoft YaHei" w:eastAsia="Microsoft YaHei" w:cs="Microsoft YaHei"/>
+          <w:b w:val="0"/>
+          <w:sz w:val="20"/>
+        </w:rPr>
+        <w:t>：Shao Peishen 2026-08-22 答「</w:t>
+      </w:r>
+      <w:r>
+        <w:rPr>
+          <w:rFonts w:ascii="Microsoft YaHei" w:hAnsi="Microsoft YaHei" w:eastAsia="Microsoft YaHei" w:cs="Microsoft YaHei"/>
+          <w:b/>
+          <w:sz w:val="20"/>
+        </w:rPr>
+        <w:t>88-B、88-C 通过</w:t>
+      </w:r>
+      <w:r>
+        <w:rPr>
+          <w:rFonts w:ascii="Microsoft YaHei" w:hAnsi="Microsoft YaHei" w:eastAsia="Microsoft YaHei" w:cs="Microsoft YaHei"/>
+          <w:b w:val="0"/>
+          <w:sz w:val="20"/>
+        </w:rPr>
+        <w:t xml:space="preserve">」，接受陈忱 2026-08-21 对 Q2／Q4 的整份重写。 </w:t>
+      </w:r>
+      <w:r>
+        <w:rPr>
+          <w:rFonts w:ascii="Microsoft YaHei" w:hAnsi="Microsoft YaHei" w:eastAsia="Microsoft YaHei" w:cs="Microsoft YaHei"/>
+          <w:b/>
+          <w:sz w:val="20"/>
+        </w:rPr>
+        <w:t>① Q2 性质改变</w:t>
+      </w:r>
+      <w:r>
+        <w:rPr>
+          <w:rFonts w:ascii="Microsoft YaHei" w:hAnsi="Microsoft YaHei" w:eastAsia="Microsoft YaHei" w:cs="Microsoft YaHei"/>
+          <w:b w:val="0"/>
+          <w:sz w:val="20"/>
+        </w:rPr>
+        <w:t>——由「8D 报告智能</w:t>
+      </w:r>
+      <w:r>
+        <w:rPr>
+          <w:rFonts w:ascii="Microsoft YaHei" w:hAnsi="Microsoft YaHei" w:eastAsia="Microsoft YaHei" w:cs="Microsoft YaHei"/>
+          <w:b/>
+          <w:sz w:val="20"/>
+        </w:rPr>
+        <w:t>起草</w:t>
+      </w:r>
+      <w:r>
+        <w:rPr>
+          <w:rFonts w:ascii="Microsoft YaHei" w:hAnsi="Microsoft YaHei" w:eastAsia="Microsoft YaHei" w:cs="Microsoft YaHei"/>
+          <w:b w:val="0"/>
+          <w:sz w:val="20"/>
+        </w:rPr>
+        <w:t>」改为「8D 报告 AI 自动</w:t>
+      </w:r>
+      <w:r>
+        <w:rPr>
+          <w:rFonts w:ascii="Microsoft YaHei" w:hAnsi="Microsoft YaHei" w:eastAsia="Microsoft YaHei" w:cs="Microsoft YaHei"/>
+          <w:b/>
+          <w:sz w:val="20"/>
+        </w:rPr>
+        <w:t>判定</w:t>
+      </w:r>
+      <w:r>
+        <w:rPr>
+          <w:rFonts w:ascii="Microsoft YaHei" w:hAnsi="Microsoft YaHei" w:eastAsia="Microsoft YaHei" w:cs="Microsoft YaHei"/>
+          <w:b w:val="0"/>
+          <w:sz w:val="20"/>
+        </w:rPr>
+        <w:t xml:space="preserve">」：受益人由「写 8D 的人」换成「审 8D 的人」，AI 做什么整段替换为七维评审（D2 5W2H 规范性／D4 5Why 深度／D5-D6 措施-根因匹配度／措施可验证性／章节与附件完整性／百分制评分与 A-D 分级／历史案例入库），价值由「输出 2 天→4 小时」换成「单份评审 2-4 小时→10-20 分钟 ＋ 根因不合格检出率 ≥90%」。🔴 </w:t>
+      </w:r>
+      <w:r>
+        <w:rPr>
+          <w:rFonts w:ascii="Microsoft YaHei" w:hAnsi="Microsoft YaHei" w:eastAsia="Microsoft YaHei" w:cs="Microsoft YaHei"/>
+          <w:b/>
+          <w:sz w:val="20"/>
+        </w:rPr>
+        <w:t>一处净减少</w:t>
+      </w:r>
+      <w:r>
+        <w:rPr>
+          <w:rFonts w:ascii="Microsoft YaHei" w:hAnsi="Microsoft YaHei" w:eastAsia="Microsoft YaHei" w:cs="Microsoft YaHei"/>
+          <w:b w:val="0"/>
+          <w:sz w:val="20"/>
+        </w:rPr>
+        <w:t xml:space="preserve">：「帮工程师起草 8D」改写后无任何场景在做（旧版该能力至今零代码，无沉没成本）。 </w:t>
+      </w:r>
+      <w:r>
+        <w:rPr>
+          <w:rFonts w:ascii="Microsoft YaHei" w:hAnsi="Microsoft YaHei" w:eastAsia="Microsoft YaHei" w:cs="Microsoft YaHei"/>
+          <w:b/>
+          <w:sz w:val="20"/>
+        </w:rPr>
+        <w:t>② Q4 范围收敛</w:t>
+      </w:r>
+      <w:r>
+        <w:rPr>
+          <w:rFonts w:ascii="Microsoft YaHei" w:hAnsi="Microsoft YaHei" w:eastAsia="Microsoft YaHei" w:cs="Microsoft YaHei"/>
+          <w:b w:val="0"/>
+          <w:sz w:val="20"/>
+        </w:rPr>
+        <w:t>——18 项文件包 → 三文件一致性校验；</w:t>
+      </w:r>
+      <w:r>
+        <w:rPr>
+          <w:rFonts w:ascii="Microsoft YaHei" w:hAnsi="Microsoft YaHei" w:eastAsia="Microsoft YaHei" w:cs="Microsoft YaHei"/>
+          <w:b/>
+          <w:sz w:val="20"/>
+        </w:rPr>
+        <w:t>「对照各 OEM 要求清单」与「OEM 要求知识库」两条能力整体删除</w:t>
+      </w:r>
+      <w:r>
+        <w:rPr>
+          <w:rFonts w:ascii="Microsoft YaHei" w:hAnsi="Microsoft YaHei" w:eastAsia="Microsoft YaHei" w:cs="Microsoft YaHei"/>
+          <w:b w:val="0"/>
+          <w:sz w:val="20"/>
+        </w:rPr>
+        <w:t xml:space="preserve">，SPC/MSA 数值校验与 18 项完整性检查同批删掉，基准由「3-5 天/套」改「16 小时/套」。 </w:t>
+      </w:r>
+      <w:r>
+        <w:rPr>
+          <w:rFonts w:ascii="Microsoft YaHei" w:hAnsi="Microsoft YaHei" w:eastAsia="Microsoft YaHei" w:cs="Microsoft YaHei"/>
+          <w:b/>
+          <w:sz w:val="20"/>
+        </w:rPr>
+        <w:t>③ 连带</w:t>
+      </w:r>
+      <w:r>
+        <w:rPr>
+          <w:rFonts w:ascii="Microsoft YaHei" w:hAnsi="Microsoft YaHei" w:eastAsia="Microsoft YaHei" w:cs="Microsoft YaHei"/>
+          <w:b w:val="0"/>
+          <w:sz w:val="20"/>
+        </w:rPr>
+        <w:t>：§一 质量部表两行备注改写；§二 无月份变动；</w:t>
+      </w:r>
+      <w:r>
+        <w:rPr>
+          <w:rFonts w:ascii="Microsoft YaHei" w:hAnsi="Microsoft YaHei" w:eastAsia="Microsoft YaHei" w:cs="Microsoft YaHei"/>
+          <w:b/>
+          <w:sz w:val="20"/>
+        </w:rPr>
+        <w:t>QD-A 由「Q2 的实现」降格为「Q2 的前置抽取层」</w:t>
+      </w:r>
+      <w:r>
+        <w:rPr>
+          <w:rFonts w:ascii="Microsoft YaHei" w:hAnsi="Microsoft YaHei" w:eastAsia="Microsoft YaHei" w:cs="Microsoft YaHei"/>
+          <w:b w:val="0"/>
+          <w:sz w:val="20"/>
+        </w:rPr>
+        <w:t xml:space="preserve">；新增非技术资产《8D 报告 AI 判定规则库》入前置总表。 </w:t>
+      </w:r>
+      <w:r>
+        <w:rPr>
+          <w:rFonts w:ascii="Microsoft YaHei" w:hAnsi="Microsoft YaHei" w:eastAsia="Microsoft YaHei" w:cs="Microsoft YaHei"/>
+          <w:b/>
+          <w:sz w:val="20"/>
+        </w:rPr>
+        <w:t>④ 两处未闭合</w:t>
+      </w:r>
+      <w:r>
+        <w:rPr>
+          <w:rFonts w:ascii="Microsoft YaHei" w:hAnsi="Microsoft YaHei" w:eastAsia="Microsoft YaHei" w:cs="Microsoft YaHei"/>
+          <w:b w:val="0"/>
+          <w:sz w:val="20"/>
+        </w:rPr>
+        <w:t xml:space="preserve">：Q2「自动化等级」括号描述待 </w:t>
+      </w:r>
+      <w:r>
+        <w:rPr>
+          <w:rFonts w:ascii="Consolas" w:hAnsi="Consolas" w:eastAsia="Consolas" w:cs="Consolas"/>
+          <w:b w:val="0"/>
+          <w:sz w:val="20"/>
+        </w:rPr>
+        <w:t>质量部#9</w:t>
+      </w:r>
+      <w:r>
+        <w:rPr>
+          <w:rFonts w:ascii="Microsoft YaHei" w:hAnsi="Microsoft YaHei" w:eastAsia="Microsoft YaHei" w:cs="Microsoft YaHei"/>
+          <w:b w:val="0"/>
+          <w:sz w:val="20"/>
+        </w:rPr>
+        <w:t xml:space="preserve"> 回件确认（等级 L2 不变）；</w:t>
+      </w:r>
+      <w:r>
+        <w:rPr>
+          <w:rFonts w:ascii="Microsoft YaHei" w:hAnsi="Microsoft YaHei" w:eastAsia="Microsoft YaHei" w:cs="Microsoft YaHei"/>
+          <w:b/>
+          <w:sz w:val="20"/>
+        </w:rPr>
+        <w:t>OEM 隔离层 Chroma 归属须重判</w:t>
+      </w:r>
+      <w:r>
+        <w:rPr>
+          <w:rFonts w:ascii="Microsoft YaHei" w:hAnsi="Microsoft YaHei" w:eastAsia="Microsoft YaHei" w:cs="Microsoft YaHei"/>
+          <w:b w:val="0"/>
+          <w:sz w:val="20"/>
+        </w:rPr>
+        <w:t xml:space="preserve">（§一 #374，重判前 2027-01 硬截止不得放宽）。 </w:t>
+      </w:r>
+      <w:r>
+        <w:rPr>
+          <w:rFonts w:ascii="Microsoft YaHei" w:hAnsi="Microsoft YaHei" w:eastAsia="Microsoft YaHei" w:cs="Microsoft YaHei"/>
+          <w:b/>
+          <w:sz w:val="20"/>
+        </w:rPr>
+        <w:t>⑤ 一处我方加的合规把关</w:t>
+      </w:r>
+      <w:r>
+        <w:rPr>
+          <w:rFonts w:ascii="Microsoft YaHei" w:hAnsi="Microsoft YaHei" w:eastAsia="Microsoft YaHei" w:cs="Microsoft YaHei"/>
+          <w:b w:val="0"/>
+          <w:sz w:val="20"/>
+        </w:rPr>
+        <w:t>：「C 级以下退回」须走 L2 人工确认，AI 只出建议、退回决定由质量工程师签发。详见《全景规划》§0.2 2026-08-22 行。</w:t>
+      </w:r>
+      <w:r>
+        <w:br/>
+      </w:r>
       <w:r>
         <w:rPr>
           <w:rFonts w:ascii="Microsoft YaHei" w:hAnsi="Microsoft YaHei" w:eastAsia="Microsoft YaHei" w:cs="Microsoft YaHei"/>

--- a/1-转型规划/0-全景路线图/卓品智能AI转型实施计划（最新版）.docx
+++ b/1-转型规划/0-全景路线图/卓品智能AI转型实施计划（最新版）.docx
@@ -2,19 +2,6 @@
 <file path=word/document.xml><?xml version="1.0" encoding="utf-8"?>
 <w:document xmlns:wpc="http://schemas.microsoft.com/office/word/2010/wordprocessingCanvas" xmlns:mo="http://schemas.microsoft.com/office/mac/office/2008/main" xmlns:mc="http://schemas.openxmlformats.org/markup-compatibility/2006" xmlns:mv="urn:schemas-microsoft-com:mac:vml" xmlns:o="urn:schemas-microsoft-com:office:office" xmlns:r="http://schemas.openxmlformats.org/officeDocument/2006/relationships" xmlns:m="http://schemas.openxmlformats.org/officeDocument/2006/math" xmlns:v="urn:schemas-microsoft-com:vml" xmlns:wp14="http://schemas.microsoft.com/office/word/2010/wordprocessingDrawing" xmlns:wp="http://schemas.openxmlformats.org/drawingml/2006/wordprocessingDrawing" xmlns:w10="urn:schemas-microsoft-com:office:word" xmlns:w="http://schemas.openxmlformats.org/wordprocessingml/2006/main" xmlns:w14="http://schemas.microsoft.com/office/word/2010/wordml" xmlns:wpg="http://schemas.microsoft.com/office/word/2010/wordprocessingGroup" xmlns:wpi="http://schemas.microsoft.com/office/word/2010/wordprocessingInk" xmlns:wne="http://schemas.microsoft.com/office/word/2006/wordml" xmlns:wps="http://schemas.microsoft.com/office/word/2010/wordprocessingShape" mc:Ignorable="w14 wp14">
   <w:body>
-    <w:p>
-      <w:pPr>
-        <w:jc w:val="center"/>
-      </w:pPr>
-      <w:r>
-        <w:rPr>
-          <w:rFonts w:ascii="Microsoft YaHei" w:hAnsi="Microsoft YaHei" w:eastAsia="Microsoft YaHei" w:cs="Microsoft YaHei"/>
-          <w:b/>
-          <w:sz w:val="24"/>
-        </w:rPr>
-        <w:t>卓品智能科技</w:t>
-      </w:r>
-    </w:p>
     <w:p>
       <w:pPr>
         <w:jc w:val="center"/>
@@ -4574,7 +4561,7 @@
                 <w:b w:val="0"/>
                 <w:sz w:val="18"/>
               </w:rPr>
-              <w:t xml:space="preserve"> 数据依赖消失 ⇒ </w:t>
+              <w:t xml:space="preserve"> 数据依赖消失 ⇒ ~~</w:t>
             </w:r>
             <w:r>
               <w:rPr>
@@ -4583,6 +4570,94 @@
                 <w:sz w:val="18"/>
               </w:rPr>
               <w:t>Chroma 归属须重判（§一 #374），重判前 2027-01 硬截止不得放宽</w:t>
+            </w:r>
+            <w:r>
+              <w:rPr>
+                <w:rFonts w:ascii="Microsoft YaHei" w:hAnsi="Microsoft YaHei" w:eastAsia="Microsoft YaHei" w:cs="Microsoft YaHei"/>
+                <w:b w:val="0"/>
+                <w:sz w:val="18"/>
+              </w:rPr>
+              <w:t xml:space="preserve">~~ ✅ </w:t>
+            </w:r>
+            <w:r>
+              <w:rPr>
+                <w:rFonts w:ascii="Microsoft YaHei" w:hAnsi="Microsoft YaHei" w:eastAsia="Microsoft YaHei" w:cs="Microsoft YaHei"/>
+                <w:b/>
+                <w:sz w:val="18"/>
+              </w:rPr>
+              <w:t>2026-09-02 已重判</w:t>
+            </w:r>
+            <w:r>
+              <w:rPr>
+                <w:rFonts w:ascii="Microsoft YaHei" w:hAnsi="Microsoft YaHei" w:eastAsia="Microsoft YaHei" w:cs="Microsoft YaHei"/>
+                <w:b w:val="0"/>
+                <w:sz w:val="18"/>
+              </w:rPr>
+              <w:t>（</w:t>
+            </w:r>
+            <w:r>
+              <w:rPr>
+                <w:rFonts w:ascii="Consolas" w:hAnsi="Consolas" w:eastAsia="Consolas" w:cs="Consolas"/>
+                <w:b w:val="0"/>
+                <w:sz w:val="18"/>
+              </w:rPr>
+              <w:t>#374</w:t>
+            </w:r>
+            <w:r>
+              <w:rPr>
+                <w:rFonts w:ascii="Microsoft YaHei" w:hAnsi="Microsoft YaHei" w:eastAsia="Microsoft YaHei" w:cs="Microsoft YaHei"/>
+                <w:b w:val="0"/>
+                <w:sz w:val="18"/>
+              </w:rPr>
+              <w:t xml:space="preserve"> design 审，裁决人 Shao Peishen）：</w:t>
+            </w:r>
+            <w:r>
+              <w:rPr>
+                <w:rFonts w:ascii="Microsoft YaHei" w:hAnsi="Microsoft YaHei" w:eastAsia="Microsoft YaHei" w:cs="Microsoft YaHei"/>
+                <w:b/>
+                <w:sz w:val="18"/>
+              </w:rPr>
+              <w:t>本场景仅保留存储侧硬隔离身份，不再是 Chroma 到期日来源</w:t>
+            </w:r>
+            <w:r>
+              <w:rPr>
+                <w:rFonts w:ascii="Microsoft YaHei" w:hAnsi="Microsoft YaHei" w:eastAsia="Microsoft YaHei" w:cs="Microsoft YaHei"/>
+                <w:b w:val="0"/>
+                <w:sz w:val="18"/>
+              </w:rPr>
+              <w:t xml:space="preserve">；🔴 </w:t>
+            </w:r>
+            <w:r>
+              <w:rPr>
+                <w:rFonts w:ascii="Microsoft YaHei" w:hAnsi="Microsoft YaHei" w:eastAsia="Microsoft YaHei" w:cs="Microsoft YaHei"/>
+                <w:b/>
+                <w:sz w:val="18"/>
+              </w:rPr>
+              <w:t>`2027-01` 已作废</w:t>
+            </w:r>
+            <w:r>
+              <w:rPr>
+                <w:rFonts w:ascii="Microsoft YaHei" w:hAnsi="Microsoft YaHei" w:eastAsia="Microsoft YaHei" w:cs="Microsoft YaHei"/>
+                <w:b w:val="0"/>
+                <w:sz w:val="18"/>
+              </w:rPr>
+              <w:t xml:space="preserve">（其算法就是「留出本场景前置 2027-02 的余量」，输入随本次收敛失效），按 D3=(a) 重算 ⇒ </w:t>
+            </w:r>
+            <w:r>
+              <w:rPr>
+                <w:rFonts w:ascii="Microsoft YaHei" w:hAnsi="Microsoft YaHei" w:eastAsia="Microsoft YaHei" w:cs="Microsoft YaHei"/>
+                <w:b/>
+                <w:sz w:val="18"/>
+              </w:rPr>
+              <w:t>L2/L3 到期日 ＝ 2027-05</w:t>
+            </w:r>
+            <w:r>
+              <w:rPr>
+                <w:rFonts w:ascii="Microsoft YaHei" w:hAnsi="Microsoft YaHei" w:eastAsia="Microsoft YaHei" w:cs="Microsoft YaHei"/>
+                <w:b w:val="0"/>
+                <w:sz w:val="18"/>
+              </w:rPr>
+              <w:t>（消费方＝R1）。硬隔离要求不变。详见全景规划 §加速启动总览 Chroma 归属条</w:t>
             </w:r>
           </w:p>
         </w:tc>
@@ -7618,7 +7693,7 @@
           <w:rFonts w:ascii="NSimSun" w:hAnsi="NSimSun" w:eastAsia="NSimSun" w:cs="NSimSun"/>
           <w:sz w:val="17"/>
         </w:rPr>
-        <w:t xml:space="preserve">       [质量] Q4 PPAP 文档自动审核（OEM 隔离层 Chroma 就绪为前提，v6 硬截止 2027-01）</w:t>
+        <w:t xml:space="preserve">       [质量] Q4 PPAP 文档自动审核（OEM 隔离层就绪为前提；硬截止按 #374 重判后口径，见全景规划 §加速启动总览 Chroma 归属条——2027-01 已作废）</w:t>
       </w:r>
     </w:p>
     <w:p>
